--- a/reports/22073702_Adebayo_IPR.docx
+++ b/reports/22073702_Adebayo_IPR.docx
@@ -412,17 +412,15 @@
         <w:jc w:val="both"/>
         <w:rPr>
           <w:rFonts w:cstheme="minorHAnsi"/>
-          <w:sz w:val="22"/>
-          <w:szCs w:val="22"/>
-        </w:rPr>
-      </w:pPr>
-      <w:r>
-        <w:rPr>
-          <w:rFonts w:cstheme="minorHAnsi"/>
-          <w:sz w:val="22"/>
-          <w:szCs w:val="22"/>
-        </w:rPr>
-        <w:t xml:space="preserve">This report documents interim progress on the project titled </w:t>
+        </w:rPr>
+      </w:pPr>
+      <w:r>
+        <w:rPr>
+          <w:rFonts w:cstheme="minorHAnsi"/>
+          <w:sz w:val="22"/>
+          <w:szCs w:val="22"/>
+        </w:rPr>
+        <w:t xml:space="preserve">This report documents progress on the project titled </w:t>
       </w:r>
       <w:r>
         <w:rPr>
@@ -440,7 +438,77 @@
           <w:sz w:val="22"/>
           <w:szCs w:val="22"/>
         </w:rPr>
-        <w:t xml:space="preserve"> This project does not involve human subjects or primary data collection. As stated in the Extended Project Proposal (EPP), it relies exclusively on a publicly available and anonymised dataset; formal ethics approval is therefore not required.</w:t>
+        <w:t xml:space="preserve"> </w:t>
+      </w:r>
+      <w:r>
+        <w:rPr>
+          <w:rFonts w:cstheme="minorHAnsi"/>
+          <w:sz w:val="22"/>
+          <w:szCs w:val="22"/>
+        </w:rPr>
+        <w:t xml:space="preserve">The literature review of </w:t>
+      </w:r>
+      <w:r>
+        <w:rPr>
+          <w:rFonts w:cstheme="minorHAnsi"/>
+          <w:sz w:val="22"/>
+          <w:szCs w:val="22"/>
+        </w:rPr>
+        <w:t>eight</w:t>
+      </w:r>
+      <w:r>
+        <w:rPr>
+          <w:rFonts w:cstheme="minorHAnsi"/>
+          <w:sz w:val="22"/>
+          <w:szCs w:val="22"/>
+        </w:rPr>
+        <w:t xml:space="preserve"> peer-reviewed studies, scheduled for Weeks 1-4, has been completed and informs the model selection, imbalance-handling strategy, and evaluation metrics adopted below.</w:t>
+      </w:r>
+      <w:r>
+        <w:rPr>
+          <w:rFonts w:cstheme="minorHAnsi"/>
+          <w:sz w:val="22"/>
+          <w:szCs w:val="22"/>
+        </w:rPr>
+        <w:t xml:space="preserve"> </w:t>
+      </w:r>
+      <w:r>
+        <w:rPr>
+          <w:rFonts w:cstheme="minorHAnsi"/>
+          <w:sz w:val="22"/>
+          <w:szCs w:val="22"/>
+        </w:rPr>
+        <w:t xml:space="preserve">This </w:t>
+      </w:r>
+      <w:r>
+        <w:rPr>
+          <w:rFonts w:cstheme="minorHAnsi"/>
+          <w:sz w:val="22"/>
+          <w:szCs w:val="22"/>
+        </w:rPr>
+        <w:t>work</w:t>
+      </w:r>
+      <w:r>
+        <w:rPr>
+          <w:rFonts w:cstheme="minorHAnsi"/>
+          <w:sz w:val="22"/>
+          <w:szCs w:val="22"/>
+        </w:rPr>
+        <w:t xml:space="preserve"> does not involve human subjects or primary data collection</w:t>
+      </w:r>
+      <w:r>
+        <w:rPr>
+          <w:rFonts w:cstheme="minorHAnsi"/>
+          <w:sz w:val="22"/>
+          <w:szCs w:val="22"/>
+        </w:rPr>
+        <w:t xml:space="preserve"> </w:t>
+      </w:r>
+      <w:r>
+        <w:rPr>
+          <w:rFonts w:cstheme="minorHAnsi"/>
+        </w:rPr>
+        <w:t>and relies on a publicly available, anonymised dataset, so formal ethics approval is not required. All code is version-controlled in the project repository.</w:t>
       </w:r>
     </w:p>
     <w:p>
@@ -489,439 +557,242 @@
     </w:p>
     <w:p>
       <w:pPr>
+        <w:spacing w:line="276" w:lineRule="auto"/>
+        <w:jc w:val="both"/>
+        <w:rPr>
+          <w:rFonts w:cstheme="minorHAnsi"/>
+          <w:sz w:val="22"/>
+          <w:szCs w:val="22"/>
+        </w:rPr>
+      </w:pPr>
+      <w:r>
+        <w:rPr>
+          <w:rFonts w:cstheme="minorHAnsi"/>
+          <w:sz w:val="22"/>
+          <w:szCs w:val="22"/>
+        </w:rPr>
+        <w:t>The EPP identified the IEEE-CIS Fraud Detection Dataset as the primary source. During exploratory data analysis (EDA) in Visual Studio Code, this dataset was found to comprise card-based payment transactions rather than inter-account banking transfers, making it structurally unsuitable for the project scope. After evaluating alternatives (</w:t>
+      </w:r>
+      <w:proofErr w:type="spellStart"/>
+      <w:r>
+        <w:rPr>
+          <w:rFonts w:cstheme="minorHAnsi"/>
+          <w:sz w:val="22"/>
+          <w:szCs w:val="22"/>
+        </w:rPr>
+        <w:t>PaySim</w:t>
+      </w:r>
+      <w:proofErr w:type="spellEnd"/>
+      <w:r>
+        <w:rPr>
+          <w:rFonts w:cstheme="minorHAnsi"/>
+          <w:sz w:val="22"/>
+          <w:szCs w:val="22"/>
+        </w:rPr>
+        <w:t xml:space="preserve">, the Bank Transaction Dataset, and IBM </w:t>
+      </w:r>
+      <w:proofErr w:type="spellStart"/>
+      <w:r>
+        <w:rPr>
+          <w:rFonts w:cstheme="minorHAnsi"/>
+          <w:sz w:val="22"/>
+          <w:szCs w:val="22"/>
+        </w:rPr>
+        <w:t>AMLSim</w:t>
+      </w:r>
+      <w:proofErr w:type="spellEnd"/>
+      <w:r>
+        <w:rPr>
+          <w:rFonts w:cstheme="minorHAnsi"/>
+          <w:sz w:val="22"/>
+          <w:szCs w:val="22"/>
+        </w:rPr>
+        <w:t xml:space="preserve">), the IBM </w:t>
+      </w:r>
+      <w:proofErr w:type="spellStart"/>
+      <w:r>
+        <w:rPr>
+          <w:rFonts w:cstheme="minorHAnsi"/>
+          <w:sz w:val="22"/>
+          <w:szCs w:val="22"/>
+        </w:rPr>
+        <w:t>AMLSim</w:t>
+      </w:r>
+      <w:proofErr w:type="spellEnd"/>
+      <w:r>
+        <w:rPr>
+          <w:rFonts w:cstheme="minorHAnsi"/>
+          <w:sz w:val="22"/>
+          <w:szCs w:val="22"/>
+        </w:rPr>
+        <w:t xml:space="preserve"> Example Transactions Dataset was selected for its sender–receiver account structure and closer alignment with banking transfers. The change was approved by the supervisor. The dataset is loaded through a configurable ingestion module (</w:t>
+      </w:r>
+      <w:proofErr w:type="spellStart"/>
+      <w:r>
+        <w:rPr>
+          <w:rFonts w:cstheme="minorHAnsi"/>
+          <w:sz w:val="22"/>
+          <w:szCs w:val="22"/>
+        </w:rPr>
+        <w:t>src</w:t>
+      </w:r>
+      <w:proofErr w:type="spellEnd"/>
+      <w:r>
+        <w:rPr>
+          <w:rFonts w:cstheme="minorHAnsi"/>
+          <w:sz w:val="22"/>
+          <w:szCs w:val="22"/>
+        </w:rPr>
+        <w:t xml:space="preserve">/ingestion/loaders.py) supporting CSV and </w:t>
+      </w:r>
+      <w:r>
+        <w:rPr>
+          <w:rFonts w:cstheme="minorHAnsi"/>
+          <w:sz w:val="22"/>
+          <w:szCs w:val="22"/>
+        </w:rPr>
+        <w:t>Excel and</w:t>
+      </w:r>
+      <w:r>
+        <w:rPr>
+          <w:rFonts w:cstheme="minorHAnsi"/>
+          <w:sz w:val="22"/>
+          <w:szCs w:val="22"/>
+        </w:rPr>
+        <w:t xml:space="preserve"> contains </w:t>
+      </w:r>
+      <w:r>
+        <w:rPr>
+          <w:rFonts w:cstheme="minorHAnsi"/>
+          <w:b/>
+          <w:bCs/>
+          <w:sz w:val="22"/>
+          <w:szCs w:val="22"/>
+        </w:rPr>
+        <w:t>1,048,575</w:t>
+      </w:r>
+      <w:r>
+        <w:rPr>
+          <w:rFonts w:cstheme="minorHAnsi"/>
+          <w:sz w:val="22"/>
+          <w:szCs w:val="22"/>
+        </w:rPr>
+        <w:t xml:space="preserve"> records across eight columns with no missing values. EDA confirmed severe class imbalance: only </w:t>
+      </w:r>
+      <w:r>
+        <w:rPr>
+          <w:rFonts w:cstheme="minorHAnsi"/>
+          <w:b/>
+          <w:bCs/>
+          <w:sz w:val="22"/>
+          <w:szCs w:val="22"/>
+        </w:rPr>
+        <w:t>1,329</w:t>
+      </w:r>
+      <w:r>
+        <w:rPr>
+          <w:rFonts w:cstheme="minorHAnsi"/>
+          <w:sz w:val="22"/>
+          <w:szCs w:val="22"/>
+        </w:rPr>
+        <w:t xml:space="preserve"> transactions (</w:t>
+      </w:r>
+      <w:r>
+        <w:rPr>
+          <w:rFonts w:cstheme="minorHAnsi"/>
+          <w:b/>
+          <w:bCs/>
+          <w:sz w:val="22"/>
+          <w:szCs w:val="22"/>
+        </w:rPr>
+        <w:t>0.13%</w:t>
+      </w:r>
+      <w:r>
+        <w:rPr>
+          <w:rFonts w:cstheme="minorHAnsi"/>
+          <w:sz w:val="22"/>
+          <w:szCs w:val="22"/>
+        </w:rPr>
+        <w:t>) are fraudulent, motivating PR-AUC</w:t>
+      </w:r>
+      <w:r>
+        <w:rPr>
+          <w:rFonts w:cstheme="minorHAnsi"/>
+          <w:sz w:val="22"/>
+          <w:szCs w:val="22"/>
+        </w:rPr>
+        <w:t xml:space="preserve"> </w:t>
+      </w:r>
+      <w:r>
+        <w:rPr>
+          <w:rFonts w:cstheme="minorHAnsi"/>
+          <w:sz w:val="22"/>
+          <w:szCs w:val="22"/>
+        </w:rPr>
+        <w:t xml:space="preserve">(Davis and </w:t>
+      </w:r>
+      <w:proofErr w:type="spellStart"/>
+      <w:r>
+        <w:rPr>
+          <w:rFonts w:cstheme="minorHAnsi"/>
+          <w:sz w:val="22"/>
+          <w:szCs w:val="22"/>
+        </w:rPr>
+        <w:t>Goadrich</w:t>
+      </w:r>
+      <w:proofErr w:type="spellEnd"/>
+      <w:r>
+        <w:rPr>
+          <w:rFonts w:cstheme="minorHAnsi"/>
+          <w:sz w:val="22"/>
+          <w:szCs w:val="22"/>
+        </w:rPr>
+        <w:t>, 2006),</w:t>
+      </w:r>
+      <w:r>
+        <w:rPr>
+          <w:rFonts w:cstheme="minorHAnsi"/>
+          <w:sz w:val="22"/>
+          <w:szCs w:val="22"/>
+        </w:rPr>
+        <w:t xml:space="preserve"> as the primary metric and SMOTE during training.</w:t>
+      </w:r>
+    </w:p>
+    <w:p>
+      <w:pPr>
         <w:spacing w:before="80" w:after="120" w:line="276" w:lineRule="auto"/>
         <w:jc w:val="both"/>
         <w:rPr>
           <w:rFonts w:eastAsia="Arial" w:cstheme="minorHAnsi"/>
-          <w:sz w:val="22"/>
-          <w:szCs w:val="22"/>
-        </w:rPr>
-      </w:pPr>
-      <w:r>
+          <w:b/>
+          <w:bCs/>
+          <w:sz w:val="22"/>
+          <w:szCs w:val="22"/>
+        </w:rPr>
+      </w:pPr>
+    </w:p>
+    <w:p>
+      <w:pPr>
+        <w:spacing w:before="80" w:after="120" w:line="276" w:lineRule="auto"/>
+        <w:jc w:val="both"/>
         <w:rPr>
           <w:rFonts w:eastAsia="Arial" w:cstheme="minorHAnsi"/>
-          <w:sz w:val="22"/>
-          <w:szCs w:val="22"/>
-        </w:rPr>
-        <w:t xml:space="preserve">The EPP originally identified the IEEE-CIS Fraud Detection Dataset as the primary data source. This dataset was downloaded from Kaggle and loaded into the project </w:t>
-      </w:r>
+          <w:b/>
+          <w:bCs/>
+          <w:sz w:val="22"/>
+          <w:szCs w:val="22"/>
+        </w:rPr>
+      </w:pPr>
       <w:r>
         <w:rPr>
           <w:rFonts w:eastAsia="Arial" w:cstheme="minorHAnsi"/>
-          <w:sz w:val="22"/>
-          <w:szCs w:val="22"/>
-        </w:rPr>
-        <w:t xml:space="preserve">development </w:t>
-      </w:r>
-      <w:r>
-        <w:rPr>
-          <w:rFonts w:eastAsia="Arial" w:cstheme="minorHAnsi"/>
-          <w:sz w:val="22"/>
-          <w:szCs w:val="22"/>
-        </w:rPr>
-        <w:t>environment</w:t>
-      </w:r>
-      <w:r>
-        <w:rPr>
-          <w:rFonts w:eastAsia="Arial" w:cstheme="minorHAnsi"/>
-          <w:sz w:val="22"/>
-          <w:szCs w:val="22"/>
-        </w:rPr>
-        <w:t xml:space="preserve"> in Visual Studio Code</w:t>
-      </w:r>
-      <w:r>
-        <w:rPr>
-          <w:rFonts w:eastAsia="Arial" w:cstheme="minorHAnsi"/>
-          <w:sz w:val="22"/>
-          <w:szCs w:val="22"/>
-        </w:rPr>
-        <w:t xml:space="preserve"> for exploratory data analysis (EDA). However, EDA revealed a fundamental misalignment with the project scope: the IEEE-CIS dataset comprises card-based payment transactions rather than inter-account banking transfers. Since the project is explicitly focused on fraud detection in digital banking transfers, this dataset was deemed unsuitable.</w:t>
-      </w:r>
-    </w:p>
-    <w:p>
-      <w:pPr>
-        <w:spacing w:before="80" w:after="120" w:line="276" w:lineRule="auto"/>
-        <w:jc w:val="both"/>
-        <w:rPr>
-          <w:rFonts w:eastAsia="Arial" w:cstheme="minorHAnsi"/>
-          <w:sz w:val="22"/>
-          <w:szCs w:val="22"/>
-        </w:rPr>
-      </w:pPr>
-      <w:r>
-        <w:rPr>
-          <w:rFonts w:eastAsia="Arial" w:cstheme="minorHAnsi"/>
-          <w:sz w:val="22"/>
-          <w:szCs w:val="22"/>
-        </w:rPr>
-        <w:t xml:space="preserve">Following a comprehensive evaluation of alternative datasets, including the </w:t>
-      </w:r>
-      <w:proofErr w:type="spellStart"/>
-      <w:r>
-        <w:rPr>
-          <w:rFonts w:eastAsia="Arial" w:cstheme="minorHAnsi"/>
-          <w:sz w:val="22"/>
-          <w:szCs w:val="22"/>
-        </w:rPr>
-        <w:t>PaySim</w:t>
-      </w:r>
-      <w:proofErr w:type="spellEnd"/>
-      <w:r>
-        <w:rPr>
-          <w:rFonts w:eastAsia="Arial" w:cstheme="minorHAnsi"/>
-          <w:sz w:val="22"/>
-          <w:szCs w:val="22"/>
-        </w:rPr>
-        <w:t xml:space="preserve"> Synthetic Financial Dataset, the Bank Transaction Dataset for Fraud Detection, and the IBM </w:t>
-      </w:r>
-      <w:proofErr w:type="spellStart"/>
-      <w:r>
-        <w:rPr>
-          <w:rFonts w:eastAsia="Arial" w:cstheme="minorHAnsi"/>
-          <w:sz w:val="22"/>
-          <w:szCs w:val="22"/>
-        </w:rPr>
-        <w:t>AMLSim</w:t>
-      </w:r>
-      <w:proofErr w:type="spellEnd"/>
-      <w:r>
-        <w:rPr>
-          <w:rFonts w:eastAsia="Arial" w:cstheme="minorHAnsi"/>
-          <w:sz w:val="22"/>
-          <w:szCs w:val="22"/>
-        </w:rPr>
-        <w:t xml:space="preserve"> Example Transactions Dataset, the IEEE-CIS dataset was replaced with the IBM </w:t>
-      </w:r>
-      <w:proofErr w:type="spellStart"/>
-      <w:r>
-        <w:rPr>
-          <w:rFonts w:eastAsia="Arial" w:cstheme="minorHAnsi"/>
-          <w:sz w:val="22"/>
-          <w:szCs w:val="22"/>
-        </w:rPr>
-        <w:t>AMLSim</w:t>
-      </w:r>
-      <w:proofErr w:type="spellEnd"/>
-      <w:r>
-        <w:rPr>
-          <w:rFonts w:eastAsia="Arial" w:cstheme="minorHAnsi"/>
-          <w:sz w:val="22"/>
-          <w:szCs w:val="22"/>
-        </w:rPr>
-        <w:t xml:space="preserve"> Example Transactions Dataset obtained from Kaggle. This dataset was selected due to its closer alignment with the project's focus on fraud detection in digital banking transfers. The proposed change was communicated to and approved by the project supervisor.</w:t>
-      </w:r>
-    </w:p>
-    <w:p>
-      <w:pPr>
-        <w:spacing w:before="80" w:after="120" w:line="276" w:lineRule="auto"/>
-        <w:jc w:val="both"/>
-        <w:rPr>
-          <w:rFonts w:eastAsia="Arial" w:cstheme="minorHAnsi"/>
-          <w:sz w:val="22"/>
-          <w:szCs w:val="22"/>
-        </w:rPr>
-      </w:pPr>
-      <w:r>
-        <w:rPr>
-          <w:rFonts w:eastAsia="Arial" w:cstheme="minorHAnsi"/>
-          <w:sz w:val="22"/>
-          <w:szCs w:val="22"/>
-        </w:rPr>
-        <w:t>This synthetic banking transaction dataset contains sender</w:t>
-      </w:r>
-      <w:r>
-        <w:rPr>
-          <w:rFonts w:eastAsia="Arial" w:cstheme="minorHAnsi"/>
-          <w:sz w:val="22"/>
-          <w:szCs w:val="22"/>
-        </w:rPr>
-        <w:t>-</w:t>
-      </w:r>
-      <w:r>
-        <w:rPr>
-          <w:rFonts w:eastAsia="Arial" w:cstheme="minorHAnsi"/>
-          <w:sz w:val="22"/>
-          <w:szCs w:val="22"/>
-        </w:rPr>
-        <w:t xml:space="preserve">receiver account relationships, transaction types (including wire transfers, deposits, and credits), transaction amounts, timestamps, and labelled suspicious activity flags. </w:t>
-      </w:r>
-    </w:p>
-    <w:p>
-      <w:pPr>
-        <w:spacing w:before="80" w:after="120" w:line="276" w:lineRule="auto"/>
-        <w:jc w:val="both"/>
-        <w:rPr>
-          <w:rFonts w:eastAsia="Arial" w:cstheme="minorHAnsi"/>
-          <w:sz w:val="22"/>
-          <w:szCs w:val="22"/>
-        </w:rPr>
-      </w:pPr>
-      <w:r>
-        <w:rPr>
-          <w:rFonts w:eastAsia="Arial" w:cstheme="minorHAnsi"/>
-          <w:sz w:val="22"/>
-          <w:szCs w:val="22"/>
-        </w:rPr>
-        <w:t xml:space="preserve">The dataset was </w:t>
-      </w:r>
-      <w:r>
-        <w:rPr>
-          <w:rFonts w:eastAsia="Arial" w:cstheme="minorHAnsi"/>
-          <w:sz w:val="22"/>
-          <w:szCs w:val="22"/>
-        </w:rPr>
-        <w:t>loaded programmatically via a dedicated ingestion module (</w:t>
-      </w:r>
-      <w:proofErr w:type="spellStart"/>
-      <w:r>
-        <w:rPr>
-          <w:rFonts w:eastAsia="Arial" w:cstheme="minorHAnsi"/>
-          <w:b/>
-          <w:bCs/>
-          <w:sz w:val="22"/>
-          <w:szCs w:val="22"/>
-        </w:rPr>
-        <w:t>src</w:t>
-      </w:r>
-      <w:proofErr w:type="spellEnd"/>
-      <w:r>
-        <w:rPr>
-          <w:rFonts w:eastAsia="Arial" w:cstheme="minorHAnsi"/>
-          <w:b/>
-          <w:bCs/>
-          <w:sz w:val="22"/>
-          <w:szCs w:val="22"/>
-        </w:rPr>
-        <w:t>/ingestion/loaders.py</w:t>
-      </w:r>
-      <w:r>
-        <w:rPr>
-          <w:rFonts w:eastAsia="Arial" w:cstheme="minorHAnsi"/>
-          <w:sz w:val="22"/>
-          <w:szCs w:val="22"/>
-        </w:rPr>
-        <w:t>), which resolves the file path relative to the project root using python-</w:t>
-      </w:r>
-      <w:proofErr w:type="spellStart"/>
-      <w:r>
-        <w:rPr>
-          <w:rFonts w:eastAsia="Arial" w:cstheme="minorHAnsi"/>
-          <w:sz w:val="22"/>
-          <w:szCs w:val="22"/>
-        </w:rPr>
-        <w:t>dotenv</w:t>
-      </w:r>
-      <w:proofErr w:type="spellEnd"/>
-      <w:r>
-        <w:rPr>
-          <w:rFonts w:eastAsia="Arial" w:cstheme="minorHAnsi"/>
-          <w:sz w:val="22"/>
-          <w:szCs w:val="22"/>
-        </w:rPr>
-        <w:t xml:space="preserve"> for environment-variable-based configuration, supporting both CSV and Excel formats.</w:t>
-      </w:r>
-    </w:p>
-    <w:p>
-      <w:pPr>
-        <w:spacing w:before="80" w:after="120" w:line="276" w:lineRule="auto"/>
-        <w:jc w:val="both"/>
-        <w:rPr>
-          <w:rFonts w:eastAsia="Arial" w:cstheme="minorHAnsi"/>
-          <w:sz w:val="22"/>
-          <w:szCs w:val="22"/>
-        </w:rPr>
-      </w:pPr>
-      <w:r>
-        <w:rPr>
-          <w:rFonts w:eastAsia="Arial" w:cstheme="minorHAnsi"/>
-          <w:sz w:val="22"/>
-          <w:szCs w:val="22"/>
-        </w:rPr>
-        <w:t xml:space="preserve">The dataset comprises </w:t>
-      </w:r>
-      <w:r>
-        <w:rPr>
-          <w:rFonts w:eastAsia="Arial" w:cstheme="minorHAnsi"/>
-          <w:b/>
-          <w:bCs/>
-          <w:sz w:val="22"/>
-          <w:szCs w:val="22"/>
-        </w:rPr>
-        <w:t>1,048,575</w:t>
-      </w:r>
-      <w:r>
-        <w:rPr>
-          <w:rFonts w:eastAsia="Arial" w:cstheme="minorHAnsi"/>
-          <w:sz w:val="22"/>
-          <w:szCs w:val="22"/>
-        </w:rPr>
-        <w:t xml:space="preserve"> transaction records across eight columns: a transaction identifier (TX_ID), sender and receiver account identifiers, transaction type (TX_TYPE), transaction amount (TX_AMOUNT), a simulation time step (TIMESTAMP), a fraud label (IS_FRAUD), and an alert identifier (ALERT_ID). No missing values were present across any column.</w:t>
-      </w:r>
-    </w:p>
-    <w:p>
-      <w:pPr>
-        <w:spacing w:before="80" w:after="120" w:line="276" w:lineRule="auto"/>
-        <w:jc w:val="both"/>
-        <w:rPr>
-          <w:rFonts w:eastAsia="Arial" w:cstheme="minorHAnsi"/>
-          <w:sz w:val="22"/>
-          <w:szCs w:val="22"/>
-        </w:rPr>
-      </w:pPr>
-      <w:r>
-        <w:rPr>
-          <w:rFonts w:eastAsia="Arial" w:cstheme="minorHAnsi"/>
-          <w:sz w:val="22"/>
-          <w:szCs w:val="22"/>
-        </w:rPr>
-        <w:t>Initial exploration revealed a severe class imbalance: only 1,329 of 1,048,575 transactions are labelled as fraudulent, a fraud rate of approximately 0.13%. This makes standard accuracy an unreliable metric and motivates the use of SMOTE during training and PR-AUC as the primary evaluation criterion.</w:t>
-      </w:r>
-    </w:p>
-    <w:p>
-      <w:pPr>
-        <w:spacing w:before="80" w:after="120" w:line="276" w:lineRule="auto"/>
-        <w:jc w:val="both"/>
-        <w:rPr>
-          <w:rFonts w:eastAsia="Arial" w:cstheme="minorHAnsi"/>
-          <w:sz w:val="22"/>
-          <w:szCs w:val="22"/>
-        </w:rPr>
-      </w:pPr>
-    </w:p>
-    <w:p>
-      <w:pPr>
-        <w:spacing w:before="80" w:after="120" w:line="276" w:lineRule="auto"/>
-        <w:jc w:val="both"/>
-        <w:rPr>
-          <w:rFonts w:eastAsia="Arial" w:cstheme="minorHAnsi"/>
-          <w:sz w:val="22"/>
-          <w:szCs w:val="22"/>
-        </w:rPr>
-      </w:pPr>
-      <w:r>
-        <w:rPr>
-          <w:rFonts w:eastAsia="Arial" w:cstheme="minorHAnsi"/>
-          <w:sz w:val="22"/>
-          <w:szCs w:val="22"/>
-        </w:rPr>
-        <w:t>Several columns were identified as unsuitable for modelling. TX_ID is a unique row identifier carrying no predictive signal. ALERT_ID is a post-hoc flag derived from the fraud detection process itself, making its inclusion a source of data leakage; it was therefore removed. TX_TYPE contained a single constant value (TRANSFER) across all records, offering no discriminative information, and was also excluded.</w:t>
-      </w:r>
-    </w:p>
-    <w:p>
-      <w:pPr>
-        <w:spacing w:before="80" w:after="120" w:line="276" w:lineRule="auto"/>
-        <w:jc w:val="both"/>
-        <w:rPr>
-          <w:rFonts w:eastAsia="Arial" w:cstheme="minorHAnsi"/>
-          <w:sz w:val="22"/>
-          <w:szCs w:val="22"/>
-        </w:rPr>
-      </w:pPr>
-    </w:p>
-    <w:p>
-      <w:pPr>
-        <w:spacing w:before="80" w:after="120" w:line="276" w:lineRule="auto"/>
-        <w:jc w:val="both"/>
-        <w:rPr>
-          <w:rFonts w:eastAsia="Arial" w:cstheme="minorHAnsi"/>
-          <w:b/>
-          <w:bCs/>
-          <w:sz w:val="22"/>
-          <w:szCs w:val="22"/>
-        </w:rPr>
-      </w:pPr>
-    </w:p>
-    <w:p>
-      <w:pPr>
-        <w:spacing w:before="80" w:after="120" w:line="276" w:lineRule="auto"/>
-        <w:jc w:val="both"/>
-        <w:rPr>
-          <w:rFonts w:eastAsia="Arial" w:cstheme="minorHAnsi"/>
-          <w:b/>
-          <w:bCs/>
-          <w:sz w:val="22"/>
-          <w:szCs w:val="22"/>
-        </w:rPr>
-      </w:pPr>
-    </w:p>
-    <w:p>
-      <w:pPr>
-        <w:spacing w:before="80" w:after="120" w:line="276" w:lineRule="auto"/>
-        <w:jc w:val="both"/>
-        <w:rPr>
-          <w:rFonts w:eastAsia="Arial" w:cstheme="minorHAnsi"/>
-          <w:b/>
-          <w:bCs/>
-          <w:sz w:val="22"/>
-          <w:szCs w:val="22"/>
-        </w:rPr>
-      </w:pPr>
-      <w:r>
-        <w:rPr>
-          <w:rFonts w:eastAsia="Arial" w:cstheme="minorHAnsi"/>
-          <w:b/>
-          <w:bCs/>
-          <w:sz w:val="22"/>
-          <w:szCs w:val="22"/>
-        </w:rPr>
-        <w:t xml:space="preserve">Pairwise correlation analysis was conducted across all numeric features; where any pair exceeded a coefficient of 0.8, the feature with the lower absolute correlation to the target was dropped. A chi-squared test was further applied to determine whether outliers in each feature were disproportionately associated with fraud. Features where outliers were fraud-correlated were preserved intact, while the remaining features were </w:t>
-      </w:r>
-      <w:proofErr w:type="spellStart"/>
-      <w:r>
-        <w:rPr>
-          <w:rFonts w:eastAsia="Arial" w:cstheme="minorHAnsi"/>
-          <w:b/>
-          <w:bCs/>
-          <w:sz w:val="22"/>
-          <w:szCs w:val="22"/>
-        </w:rPr>
-        <w:t>winsorised</w:t>
-      </w:r>
-      <w:proofErr w:type="spellEnd"/>
-      <w:r>
-        <w:rPr>
-          <w:rFonts w:eastAsia="Arial" w:cstheme="minorHAnsi"/>
-          <w:b/>
-          <w:bCs/>
-          <w:sz w:val="22"/>
-          <w:szCs w:val="22"/>
-        </w:rPr>
-        <w:t xml:space="preserve"> at the 1st and 99th percentiles to suppress extreme values without discarding genuine fraud signals.</w:t>
-      </w:r>
-    </w:p>
-    <w:p>
-      <w:pPr>
-        <w:spacing w:before="80" w:after="120" w:line="276" w:lineRule="auto"/>
-        <w:jc w:val="both"/>
-        <w:rPr>
-          <w:rFonts w:eastAsia="Arial" w:cstheme="minorHAnsi"/>
-          <w:b/>
-          <w:bCs/>
-          <w:sz w:val="22"/>
-          <w:szCs w:val="22"/>
-        </w:rPr>
-      </w:pPr>
-    </w:p>
-    <w:p>
-      <w:pPr>
-        <w:spacing w:before="80" w:after="120" w:line="276" w:lineRule="auto"/>
-        <w:jc w:val="both"/>
-        <w:rPr>
-          <w:rFonts w:eastAsia="Arial" w:cstheme="minorHAnsi"/>
-          <w:b/>
-          <w:bCs/>
-          <w:sz w:val="22"/>
-          <w:szCs w:val="22"/>
-        </w:rPr>
-      </w:pPr>
-      <w:r>
-        <w:rPr>
-          <w:rFonts w:eastAsia="Arial" w:cstheme="minorHAnsi"/>
-          <w:b/>
-          <w:bCs/>
-          <w:sz w:val="22"/>
-          <w:szCs w:val="22"/>
-        </w:rPr>
+          <w:b/>
+          <w:bCs/>
+          <w:noProof/>
+          <w:sz w:val="22"/>
+          <w:szCs w:val="22"/>
+        </w:rPr>
+        <w:lastRenderedPageBreak/>
         <w:drawing>
           <wp:inline distT="0" distB="0" distL="0" distR="0" wp14:anchorId="0D81C196" wp14:editId="2AC75F8D">
             <wp:extent cx="5943600" cy="4368165"/>
@@ -964,23 +835,34 @@
         <w:spacing w:before="80" w:after="120" w:line="276" w:lineRule="auto"/>
         <w:jc w:val="both"/>
         <w:rPr>
-          <w:sz w:val="22"/>
-          <w:szCs w:val="22"/>
-        </w:rPr>
-      </w:pPr>
-      <w:r>
-        <w:rPr>
-          <w:sz w:val="22"/>
-          <w:szCs w:val="22"/>
-        </w:rPr>
-        <w:t>Figure 1.0: Dataset overview containing 1,048,575 total records.</w:t>
-      </w:r>
-      <w:r>
-        <w:rPr>
-          <w:sz w:val="22"/>
-          <w:szCs w:val="22"/>
-        </w:rPr>
-        <w:t xml:space="preserve"> </w:t>
+          <w:rFonts w:cstheme="minorHAnsi"/>
+          <w:sz w:val="22"/>
+          <w:szCs w:val="22"/>
+        </w:rPr>
+      </w:pPr>
+      <w:r>
+        <w:rPr>
+          <w:rFonts w:cstheme="minorHAnsi"/>
+          <w:sz w:val="22"/>
+          <w:szCs w:val="22"/>
+        </w:rPr>
+        <w:t>Figure 1.</w:t>
+      </w:r>
+      <w:r>
+        <w:rPr>
+          <w:rFonts w:cstheme="minorHAnsi"/>
+          <w:sz w:val="22"/>
+          <w:szCs w:val="22"/>
+        </w:rPr>
+        <w:t>1.1</w:t>
+      </w:r>
+      <w:r>
+        <w:rPr>
+          <w:rFonts w:cstheme="minorHAnsi"/>
+          <w:sz w:val="22"/>
+          <w:szCs w:val="22"/>
+        </w:rPr>
+        <w:t xml:space="preserve">: Dataset overview containing 1,048,575 total records. </w:t>
       </w:r>
     </w:p>
     <w:p>
@@ -988,6 +870,7 @@
         <w:spacing w:before="80" w:after="120" w:line="276" w:lineRule="auto"/>
         <w:jc w:val="both"/>
         <w:rPr>
+          <w:rFonts w:cstheme="minorHAnsi"/>
           <w:sz w:val="22"/>
           <w:szCs w:val="22"/>
         </w:rPr>
@@ -998,12 +881,15 @@
         <w:spacing w:before="80" w:after="120" w:line="276" w:lineRule="auto"/>
         <w:jc w:val="both"/>
         <w:rPr>
-          <w:sz w:val="22"/>
-          <w:szCs w:val="22"/>
-        </w:rPr>
-      </w:pPr>
-      <w:r>
-        <w:rPr>
+          <w:rFonts w:cstheme="minorHAnsi"/>
+          <w:sz w:val="22"/>
+          <w:szCs w:val="22"/>
+        </w:rPr>
+      </w:pPr>
+      <w:r>
+        <w:rPr>
+          <w:rFonts w:cstheme="minorHAnsi"/>
+          <w:noProof/>
           <w:sz w:val="22"/>
           <w:szCs w:val="22"/>
         </w:rPr>
@@ -1050,16 +936,34 @@
         <w:spacing w:before="80" w:after="120" w:line="276" w:lineRule="auto"/>
         <w:jc w:val="both"/>
         <w:rPr>
-          <w:sz w:val="22"/>
-          <w:szCs w:val="22"/>
-        </w:rPr>
-      </w:pPr>
-      <w:r>
-        <w:rPr>
-          <w:sz w:val="22"/>
-          <w:szCs w:val="22"/>
-        </w:rPr>
-        <w:t>Figure 1.1: Evaluation of unique values per feature in the dataset.</w:t>
+          <w:rFonts w:cstheme="minorHAnsi"/>
+          <w:sz w:val="22"/>
+          <w:szCs w:val="22"/>
+        </w:rPr>
+      </w:pPr>
+      <w:r>
+        <w:rPr>
+          <w:rFonts w:cstheme="minorHAnsi"/>
+          <w:sz w:val="22"/>
+          <w:szCs w:val="22"/>
+        </w:rPr>
+        <w:t>Figure 1.1</w:t>
+      </w:r>
+      <w:r>
+        <w:rPr>
+          <w:rFonts w:cstheme="minorHAnsi"/>
+          <w:sz w:val="22"/>
+          <w:szCs w:val="22"/>
+        </w:rPr>
+        <w:t>.2</w:t>
+      </w:r>
+      <w:r>
+        <w:rPr>
+          <w:rFonts w:cstheme="minorHAnsi"/>
+          <w:sz w:val="22"/>
+          <w:szCs w:val="22"/>
+        </w:rPr>
+        <w:t>: Evaluation of unique values per feature in the dataset.</w:t>
       </w:r>
     </w:p>
     <w:p>
@@ -1067,6 +971,7 @@
         <w:spacing w:before="80" w:after="120" w:line="276" w:lineRule="auto"/>
         <w:jc w:val="both"/>
         <w:rPr>
+          <w:rFonts w:cstheme="minorHAnsi"/>
           <w:sz w:val="22"/>
           <w:szCs w:val="22"/>
         </w:rPr>
@@ -1085,6 +990,7 @@
       <w:r>
         <w:rPr>
           <w:rFonts w:cstheme="minorHAnsi"/>
+          <w:noProof/>
           <w:sz w:val="22"/>
           <w:szCs w:val="22"/>
         </w:rPr>
@@ -1130,37 +1036,34 @@
         <w:spacing w:before="80" w:after="120" w:line="276" w:lineRule="auto"/>
         <w:jc w:val="both"/>
         <w:rPr>
-          <w:sz w:val="22"/>
-          <w:szCs w:val="22"/>
-        </w:rPr>
-      </w:pPr>
-      <w:r>
-        <w:rPr>
-          <w:sz w:val="22"/>
-          <w:szCs w:val="22"/>
-        </w:rPr>
-        <w:t>Figure 1.</w:t>
-      </w:r>
-      <w:r>
-        <w:rPr>
-          <w:sz w:val="22"/>
-          <w:szCs w:val="22"/>
-        </w:rPr>
-        <w:t>1</w:t>
-      </w:r>
-      <w:r>
-        <w:rPr>
-          <w:sz w:val="22"/>
-          <w:szCs w:val="22"/>
-        </w:rPr>
-        <w:t xml:space="preserve">: </w:t>
-      </w:r>
-      <w:r>
-        <w:rPr>
-          <w:sz w:val="22"/>
-          <w:szCs w:val="22"/>
-        </w:rPr>
-        <w:t>Deletion of dataset ID column</w:t>
+          <w:rFonts w:cstheme="minorHAnsi"/>
+          <w:sz w:val="22"/>
+          <w:szCs w:val="22"/>
+        </w:rPr>
+      </w:pPr>
+      <w:r>
+        <w:rPr>
+          <w:rFonts w:cstheme="minorHAnsi"/>
+          <w:sz w:val="22"/>
+          <w:szCs w:val="22"/>
+        </w:rPr>
+        <w:t>Figure 1</w:t>
+      </w:r>
+      <w:r>
+        <w:rPr>
+          <w:rFonts w:cstheme="minorHAnsi"/>
+          <w:sz w:val="22"/>
+          <w:szCs w:val="22"/>
+        </w:rPr>
+        <w:t>.1.3</w:t>
+      </w:r>
+      <w:r>
+        <w:rPr>
+          <w:rFonts w:cstheme="minorHAnsi"/>
+          <w:sz w:val="22"/>
+          <w:szCs w:val="22"/>
+        </w:rPr>
+        <w:t>: Deletion of dataset ID column</w:t>
       </w:r>
     </w:p>
     <w:p>
@@ -1168,6 +1071,7 @@
         <w:spacing w:before="80" w:after="120" w:line="276" w:lineRule="auto"/>
         <w:jc w:val="both"/>
         <w:rPr>
+          <w:rFonts w:cstheme="minorHAnsi"/>
           <w:sz w:val="22"/>
           <w:szCs w:val="22"/>
         </w:rPr>
@@ -1178,12 +1082,15 @@
         <w:spacing w:before="80" w:after="120" w:line="276" w:lineRule="auto"/>
         <w:jc w:val="both"/>
         <w:rPr>
-          <w:sz w:val="22"/>
-          <w:szCs w:val="22"/>
-        </w:rPr>
-      </w:pPr>
-      <w:r>
-        <w:rPr>
+          <w:rFonts w:cstheme="minorHAnsi"/>
+          <w:sz w:val="22"/>
+          <w:szCs w:val="22"/>
+        </w:rPr>
+      </w:pPr>
+      <w:r>
+        <w:rPr>
+          <w:rFonts w:cstheme="minorHAnsi"/>
+          <w:noProof/>
           <w:sz w:val="22"/>
           <w:szCs w:val="22"/>
         </w:rPr>
@@ -1229,12 +1136,14 @@
         <w:spacing w:before="80" w:after="120" w:line="276" w:lineRule="auto"/>
         <w:jc w:val="both"/>
         <w:rPr>
-          <w:sz w:val="22"/>
-          <w:szCs w:val="22"/>
-        </w:rPr>
-      </w:pPr>
-      <w:r>
-        <w:rPr>
+          <w:rFonts w:cstheme="minorHAnsi"/>
+          <w:sz w:val="22"/>
+          <w:szCs w:val="22"/>
+        </w:rPr>
+      </w:pPr>
+      <w:r>
+        <w:rPr>
+          <w:rFonts w:cstheme="minorHAnsi"/>
           <w:sz w:val="22"/>
           <w:szCs w:val="22"/>
         </w:rPr>
@@ -1242,31 +1151,19 @@
       </w:r>
       <w:r>
         <w:rPr>
-          <w:sz w:val="22"/>
-          <w:szCs w:val="22"/>
-        </w:rPr>
-        <w:t>1</w:t>
-      </w:r>
-      <w:r>
-        <w:rPr>
-          <w:sz w:val="22"/>
-          <w:szCs w:val="22"/>
-        </w:rPr>
-        <w:t xml:space="preserve">: </w:t>
-      </w:r>
-      <w:r>
-        <w:rPr>
-          <w:sz w:val="22"/>
-          <w:szCs w:val="22"/>
-        </w:rPr>
-        <w:t xml:space="preserve">Deletion of dataset </w:t>
-      </w:r>
-      <w:r>
-        <w:rPr>
-          <w:sz w:val="22"/>
-          <w:szCs w:val="22"/>
-        </w:rPr>
-        <w:t>leaky feature</w:t>
+          <w:rFonts w:cstheme="minorHAnsi"/>
+          <w:sz w:val="22"/>
+          <w:szCs w:val="22"/>
+        </w:rPr>
+        <w:t>1.4</w:t>
+      </w:r>
+      <w:r>
+        <w:rPr>
+          <w:rFonts w:cstheme="minorHAnsi"/>
+          <w:sz w:val="22"/>
+          <w:szCs w:val="22"/>
+        </w:rPr>
+        <w:t>: Deletion of dataset leaky feature</w:t>
       </w:r>
     </w:p>
     <w:p>
@@ -1293,6 +1190,7 @@
       <w:r>
         <w:rPr>
           <w:rFonts w:cstheme="minorHAnsi"/>
+          <w:noProof/>
           <w:sz w:val="22"/>
           <w:szCs w:val="22"/>
         </w:rPr>
@@ -1339,12 +1237,14 @@
         <w:spacing w:before="80" w:after="120" w:line="276" w:lineRule="auto"/>
         <w:jc w:val="both"/>
         <w:rPr>
-          <w:sz w:val="22"/>
-          <w:szCs w:val="22"/>
-        </w:rPr>
-      </w:pPr>
-      <w:r>
-        <w:rPr>
+          <w:rFonts w:cstheme="minorHAnsi"/>
+          <w:sz w:val="22"/>
+          <w:szCs w:val="22"/>
+        </w:rPr>
+      </w:pPr>
+      <w:r>
+        <w:rPr>
+          <w:rFonts w:cstheme="minorHAnsi"/>
           <w:sz w:val="22"/>
           <w:szCs w:val="22"/>
         </w:rPr>
@@ -1352,13 +1252,15 @@
       </w:r>
       <w:r>
         <w:rPr>
-          <w:sz w:val="22"/>
-          <w:szCs w:val="22"/>
-        </w:rPr>
-        <w:t>1</w:t>
-      </w:r>
-      <w:r>
-        <w:rPr>
+          <w:rFonts w:cstheme="minorHAnsi"/>
+          <w:sz w:val="22"/>
+          <w:szCs w:val="22"/>
+        </w:rPr>
+        <w:t>1.5</w:t>
+      </w:r>
+      <w:r>
+        <w:rPr>
+          <w:rFonts w:cstheme="minorHAnsi"/>
           <w:sz w:val="22"/>
           <w:szCs w:val="22"/>
         </w:rPr>
@@ -1366,10 +1268,19 @@
       </w:r>
       <w:r>
         <w:rPr>
-          <w:sz w:val="22"/>
-          <w:szCs w:val="22"/>
-        </w:rPr>
-        <w:t>Indicating weak or no correlations among the features.</w:t>
+          <w:rFonts w:cstheme="minorHAnsi"/>
+          <w:sz w:val="22"/>
+          <w:szCs w:val="22"/>
+        </w:rPr>
+        <w:t>Heatmap i</w:t>
+      </w:r>
+      <w:r>
+        <w:rPr>
+          <w:rFonts w:cstheme="minorHAnsi"/>
+          <w:sz w:val="22"/>
+          <w:szCs w:val="22"/>
+        </w:rPr>
+        <w:t>ndicating weak or no correlations among the features.</w:t>
       </w:r>
     </w:p>
     <w:p>
@@ -1396,6 +1307,7 @@
       <w:r>
         <w:rPr>
           <w:rFonts w:cstheme="minorHAnsi"/>
+          <w:noProof/>
           <w:sz w:val="22"/>
           <w:szCs w:val="22"/>
         </w:rPr>
@@ -1442,12 +1354,14 @@
         <w:spacing w:before="80" w:after="120" w:line="276" w:lineRule="auto"/>
         <w:jc w:val="both"/>
         <w:rPr>
-          <w:sz w:val="22"/>
-          <w:szCs w:val="22"/>
-        </w:rPr>
-      </w:pPr>
-      <w:r>
-        <w:rPr>
+          <w:rFonts w:cstheme="minorHAnsi"/>
+          <w:sz w:val="22"/>
+          <w:szCs w:val="22"/>
+        </w:rPr>
+      </w:pPr>
+      <w:r>
+        <w:rPr>
+          <w:rFonts w:cstheme="minorHAnsi"/>
           <w:sz w:val="22"/>
           <w:szCs w:val="22"/>
         </w:rPr>
@@ -1455,13 +1369,15 @@
       </w:r>
       <w:r>
         <w:rPr>
-          <w:sz w:val="22"/>
-          <w:szCs w:val="22"/>
-        </w:rPr>
-        <w:t>1</w:t>
-      </w:r>
-      <w:r>
-        <w:rPr>
+          <w:rFonts w:cstheme="minorHAnsi"/>
+          <w:sz w:val="22"/>
+          <w:szCs w:val="22"/>
+        </w:rPr>
+        <w:t>1.6</w:t>
+      </w:r>
+      <w:r>
+        <w:rPr>
+          <w:rFonts w:cstheme="minorHAnsi"/>
           <w:sz w:val="22"/>
           <w:szCs w:val="22"/>
         </w:rPr>
@@ -1469,17 +1385,19 @@
       </w:r>
       <w:r>
         <w:rPr>
-          <w:sz w:val="22"/>
-          <w:szCs w:val="22"/>
-        </w:rPr>
-        <w:t>Showing the d</w:t>
-      </w:r>
-      <w:r>
-        <w:rPr>
-          <w:sz w:val="22"/>
-          <w:szCs w:val="22"/>
-        </w:rPr>
-        <w:t>istribution of Transaction Amount by Fraud Status</w:t>
+          <w:rFonts w:cstheme="minorHAnsi"/>
+          <w:sz w:val="22"/>
+          <w:szCs w:val="22"/>
+        </w:rPr>
+        <w:t>Boxplot s</w:t>
+      </w:r>
+      <w:r>
+        <w:rPr>
+          <w:rFonts w:cstheme="minorHAnsi"/>
+          <w:sz w:val="22"/>
+          <w:szCs w:val="22"/>
+        </w:rPr>
+        <w:t>howing the distribution of Transaction Amount by Fraud Status</w:t>
       </w:r>
     </w:p>
     <w:p>
@@ -1564,7 +1482,61 @@
           <w:sz w:val="22"/>
           <w:szCs w:val="22"/>
         </w:rPr>
-        <w:t xml:space="preserve">Preprocessing was conducted using Python with Pandas, NumPy, and Scikit-learn. Identifier and leaky columns (TX_ID, ALERT_ID) were removed, along with TX_TYPE, which held a single constant value. </w:t>
+        <w:t xml:space="preserve">Three columns were removed: </w:t>
+      </w:r>
+      <w:r>
+        <w:rPr>
+          <w:rFonts w:cstheme="minorHAnsi"/>
+          <w:b/>
+          <w:bCs/>
+          <w:sz w:val="22"/>
+          <w:szCs w:val="22"/>
+        </w:rPr>
+        <w:t>TX_ID</w:t>
+      </w:r>
+      <w:r>
+        <w:rPr>
+          <w:rFonts w:cstheme="minorHAnsi"/>
+          <w:sz w:val="22"/>
+          <w:szCs w:val="22"/>
+        </w:rPr>
+        <w:t xml:space="preserve"> (identifier), </w:t>
+      </w:r>
+      <w:r>
+        <w:rPr>
+          <w:rFonts w:cstheme="minorHAnsi"/>
+          <w:b/>
+          <w:bCs/>
+          <w:sz w:val="22"/>
+          <w:szCs w:val="22"/>
+        </w:rPr>
+        <w:t>ALERT_ID</w:t>
+      </w:r>
+      <w:r>
+        <w:rPr>
+          <w:rFonts w:cstheme="minorHAnsi"/>
+          <w:sz w:val="22"/>
+          <w:szCs w:val="22"/>
+        </w:rPr>
+        <w:t xml:space="preserve"> (a post-hoc flag causing data leakage), and </w:t>
+      </w:r>
+      <w:r>
+        <w:rPr>
+          <w:rFonts w:cstheme="minorHAnsi"/>
+          <w:b/>
+          <w:bCs/>
+          <w:sz w:val="22"/>
+          <w:szCs w:val="22"/>
+        </w:rPr>
+        <w:t>TX_TYPE</w:t>
+      </w:r>
+      <w:r>
+        <w:rPr>
+          <w:rFonts w:cstheme="minorHAnsi"/>
+          <w:sz w:val="22"/>
+          <w:szCs w:val="22"/>
+        </w:rPr>
+        <w:t xml:space="preserve"> (a single constant value). Pairwise correlation analysis dropped any feature exceeding 0.8 with weaker correlation to the target. A chi-squared test guided outlier </w:t>
       </w:r>
       <w:proofErr w:type="gramStart"/>
       <w:r>
@@ -1573,7 +1545,7 @@
           <w:sz w:val="22"/>
           <w:szCs w:val="22"/>
         </w:rPr>
-        <w:t>Pairwise</w:t>
+        <w:t>treatment:</w:t>
       </w:r>
       <w:proofErr w:type="gramEnd"/>
       <w:r>
@@ -1582,7 +1554,97 @@
           <w:sz w:val="22"/>
           <w:szCs w:val="22"/>
         </w:rPr>
-        <w:t xml:space="preserve"> correlation analysis was applied across numeric features, dropping any feature exceeding a threshold of 0.8 with a weaker absolute correlation to the target.</w:t>
+        <w:t xml:space="preserve"> features whose outliers were significantly fraud-associated were preserved, while the rest were </w:t>
+      </w:r>
+      <w:proofErr w:type="spellStart"/>
+      <w:r>
+        <w:rPr>
+          <w:rFonts w:cstheme="minorHAnsi"/>
+          <w:sz w:val="22"/>
+          <w:szCs w:val="22"/>
+        </w:rPr>
+        <w:t>winsorised</w:t>
+      </w:r>
+      <w:proofErr w:type="spellEnd"/>
+      <w:r>
+        <w:rPr>
+          <w:rFonts w:cstheme="minorHAnsi"/>
+          <w:sz w:val="22"/>
+          <w:szCs w:val="22"/>
+        </w:rPr>
+        <w:t xml:space="preserve"> at the 1st and 99th percentiles. Features with absolute skewness above 1.0, including TX_AMOUNT (skew 23.0), were log1p-transformed. The data was split 80/20 with stratified sampling to preserve the fraud rate. Three behavioural velocity features were engineered: </w:t>
+      </w:r>
+      <w:r>
+        <w:rPr>
+          <w:rFonts w:cstheme="minorHAnsi"/>
+          <w:b/>
+          <w:bCs/>
+          <w:sz w:val="22"/>
+          <w:szCs w:val="22"/>
+        </w:rPr>
+        <w:t>SENDER_STEP_COUNT</w:t>
+      </w:r>
+      <w:r>
+        <w:rPr>
+          <w:rFonts w:cstheme="minorHAnsi"/>
+          <w:sz w:val="22"/>
+          <w:szCs w:val="22"/>
+        </w:rPr>
+        <w:t xml:space="preserve"> (transactions per sender per time step, where exactly two corresponded to a 6.0% fraud rate), </w:t>
+      </w:r>
+      <w:r>
+        <w:rPr>
+          <w:rFonts w:cstheme="minorHAnsi"/>
+          <w:b/>
+          <w:bCs/>
+          <w:sz w:val="22"/>
+          <w:szCs w:val="22"/>
+        </w:rPr>
+        <w:t>SENDER_RECEIVER_PAIR_COUNT</w:t>
+      </w:r>
+      <w:r>
+        <w:rPr>
+          <w:rFonts w:cstheme="minorHAnsi"/>
+          <w:sz w:val="22"/>
+          <w:szCs w:val="22"/>
+        </w:rPr>
+        <w:t xml:space="preserve"> (first-time pairs showed 8.2% fraud), and </w:t>
+      </w:r>
+      <w:r>
+        <w:rPr>
+          <w:rFonts w:cstheme="minorHAnsi"/>
+          <w:b/>
+          <w:bCs/>
+          <w:sz w:val="22"/>
+          <w:szCs w:val="22"/>
+        </w:rPr>
+        <w:t>SENDER_TOTAL_COUNT</w:t>
+      </w:r>
+      <w:r>
+        <w:rPr>
+          <w:rFonts w:cstheme="minorHAnsi"/>
+          <w:sz w:val="22"/>
+          <w:szCs w:val="22"/>
+        </w:rPr>
+        <w:t xml:space="preserve">. These raised </w:t>
+      </w:r>
+      <w:proofErr w:type="spellStart"/>
+      <w:r>
+        <w:rPr>
+          <w:rFonts w:cstheme="minorHAnsi"/>
+          <w:sz w:val="22"/>
+          <w:szCs w:val="22"/>
+        </w:rPr>
+        <w:t>XGBoost</w:t>
+      </w:r>
+      <w:proofErr w:type="spellEnd"/>
+      <w:r>
+        <w:rPr>
+          <w:rFonts w:cstheme="minorHAnsi"/>
+          <w:sz w:val="22"/>
+          <w:szCs w:val="22"/>
+        </w:rPr>
+        <w:t xml:space="preserve"> PR-AUC from 0.89 to 0.99.</w:t>
       </w:r>
     </w:p>
     <w:p>
@@ -1595,120 +1657,6 @@
           <w:szCs w:val="22"/>
         </w:rPr>
       </w:pPr>
-      <w:r>
-        <w:rPr>
-          <w:rFonts w:cstheme="minorHAnsi"/>
-          <w:sz w:val="22"/>
-          <w:szCs w:val="22"/>
-        </w:rPr>
-        <w:t xml:space="preserve">Outlier treatment was guided by a chi-squared </w:t>
-      </w:r>
-      <w:proofErr w:type="gramStart"/>
-      <w:r>
-        <w:rPr>
-          <w:rFonts w:cstheme="minorHAnsi"/>
-          <w:sz w:val="22"/>
-          <w:szCs w:val="22"/>
-        </w:rPr>
-        <w:t>test:</w:t>
-      </w:r>
-      <w:proofErr w:type="gramEnd"/>
-      <w:r>
-        <w:rPr>
-          <w:rFonts w:cstheme="minorHAnsi"/>
-          <w:sz w:val="22"/>
-          <w:szCs w:val="22"/>
-        </w:rPr>
-        <w:t xml:space="preserve"> features whose outliers were disproportionately associated with fraud were preserved, while the remainder were </w:t>
-      </w:r>
-      <w:proofErr w:type="spellStart"/>
-      <w:r>
-        <w:rPr>
-          <w:rFonts w:cstheme="minorHAnsi"/>
-          <w:sz w:val="22"/>
-          <w:szCs w:val="22"/>
-        </w:rPr>
-        <w:t>winsorised</w:t>
-      </w:r>
-      <w:proofErr w:type="spellEnd"/>
-      <w:r>
-        <w:rPr>
-          <w:rFonts w:cstheme="minorHAnsi"/>
-          <w:sz w:val="22"/>
-          <w:szCs w:val="22"/>
-        </w:rPr>
-        <w:t xml:space="preserve"> at the 1st and 99th percentiles. A log1p transformation was applied to features with absolute skewness exceeding 1.0,</w:t>
-      </w:r>
-      <w:r>
-        <w:rPr>
-          <w:rFonts w:cstheme="minorHAnsi"/>
-          <w:sz w:val="22"/>
-          <w:szCs w:val="22"/>
-        </w:rPr>
-        <w:t xml:space="preserve"> </w:t>
-      </w:r>
-      <w:r>
-        <w:rPr>
-          <w:rFonts w:cstheme="minorHAnsi"/>
-          <w:sz w:val="22"/>
-          <w:szCs w:val="22"/>
-        </w:rPr>
-        <w:t xml:space="preserve">including TX_AMOUNT which carried a skewness of 23.0. Categorical variables were one-hot encoded using </w:t>
-      </w:r>
-      <w:proofErr w:type="spellStart"/>
-      <w:r>
-        <w:rPr>
-          <w:rFonts w:cstheme="minorHAnsi"/>
-          <w:sz w:val="22"/>
-          <w:szCs w:val="22"/>
-        </w:rPr>
-        <w:t>pd.get_dummies</w:t>
-      </w:r>
-      <w:proofErr w:type="spellEnd"/>
-      <w:r>
-        <w:rPr>
-          <w:rFonts w:cstheme="minorHAnsi"/>
-          <w:sz w:val="22"/>
-          <w:szCs w:val="22"/>
-        </w:rPr>
-        <w:t xml:space="preserve"> with </w:t>
-      </w:r>
-      <w:proofErr w:type="spellStart"/>
-      <w:r>
-        <w:rPr>
-          <w:rFonts w:cstheme="minorHAnsi"/>
-          <w:sz w:val="22"/>
-          <w:szCs w:val="22"/>
-        </w:rPr>
-        <w:t>drop_first</w:t>
-      </w:r>
-      <w:proofErr w:type="spellEnd"/>
-      <w:r>
-        <w:rPr>
-          <w:rFonts w:cstheme="minorHAnsi"/>
-          <w:sz w:val="22"/>
-          <w:szCs w:val="22"/>
-        </w:rPr>
-        <w:t xml:space="preserve">=True, and the </w:t>
-      </w:r>
-      <w:proofErr w:type="spellStart"/>
-      <w:r>
-        <w:rPr>
-          <w:rFonts w:cstheme="minorHAnsi"/>
-          <w:sz w:val="22"/>
-          <w:szCs w:val="22"/>
-        </w:rPr>
-        <w:t>boolean</w:t>
-      </w:r>
-      <w:proofErr w:type="spellEnd"/>
-      <w:r>
-        <w:rPr>
-          <w:rFonts w:cstheme="minorHAnsi"/>
-          <w:sz w:val="22"/>
-          <w:szCs w:val="22"/>
-        </w:rPr>
-        <w:t xml:space="preserve"> IS_FRAUD target was cast to integer.</w:t>
-      </w:r>
     </w:p>
     <w:p>
       <w:pPr>
@@ -1720,32 +1668,6 @@
           <w:szCs w:val="22"/>
         </w:rPr>
       </w:pPr>
-      <w:r>
-        <w:rPr>
-          <w:rFonts w:cstheme="minorHAnsi"/>
-          <w:sz w:val="22"/>
-          <w:szCs w:val="22"/>
-        </w:rPr>
-        <w:t xml:space="preserve">The dataset was split 80/20 using stratified sampling to preserve the 0.13% fraud rate across both sets. SMOTE was applied exclusively within each supervised model's training pipeline to address class imbalance without contaminating the test set. </w:t>
-      </w:r>
-      <w:proofErr w:type="spellStart"/>
-      <w:r>
-        <w:rPr>
-          <w:rFonts w:cstheme="minorHAnsi"/>
-          <w:sz w:val="22"/>
-          <w:szCs w:val="22"/>
-        </w:rPr>
-        <w:t>StandardScaler</w:t>
-      </w:r>
-      <w:proofErr w:type="spellEnd"/>
-      <w:r>
-        <w:rPr>
-          <w:rFonts w:cstheme="minorHAnsi"/>
-          <w:sz w:val="22"/>
-          <w:szCs w:val="22"/>
-        </w:rPr>
-        <w:t xml:space="preserve"> was included only in the Logistic Regression pipeline, as tree-based models are scale-invariant.</w:t>
-      </w:r>
     </w:p>
     <w:p>
       <w:pPr>
@@ -1757,145 +1679,14 @@
           <w:szCs w:val="22"/>
         </w:rPr>
       </w:pPr>
-    </w:p>
-    <w:p>
-      <w:pPr>
-        <w:spacing w:before="80" w:after="120" w:line="276" w:lineRule="auto"/>
-        <w:jc w:val="both"/>
-        <w:rPr>
-          <w:rFonts w:eastAsia="Arial" w:cstheme="minorHAnsi"/>
-          <w:sz w:val="22"/>
-          <w:szCs w:val="22"/>
-        </w:rPr>
-      </w:pPr>
-      <w:r>
-        <w:rPr>
-          <w:rFonts w:eastAsia="Arial" w:cstheme="minorHAnsi"/>
-          <w:sz w:val="22"/>
-          <w:szCs w:val="22"/>
-        </w:rPr>
-        <w:t xml:space="preserve">Three behavioural features were engineered from sender, receiver, and timestamp data. </w:t>
-      </w:r>
-      <w:r>
-        <w:rPr>
-          <w:rFonts w:eastAsia="Arial" w:cstheme="minorHAnsi"/>
-          <w:b/>
-          <w:bCs/>
-          <w:sz w:val="22"/>
-          <w:szCs w:val="22"/>
-        </w:rPr>
-        <w:t>SENDER_STEP_COUNT</w:t>
-      </w:r>
-      <w:r>
-        <w:rPr>
-          <w:rFonts w:eastAsia="Arial" w:cstheme="minorHAnsi"/>
-          <w:sz w:val="22"/>
-          <w:szCs w:val="22"/>
-        </w:rPr>
-        <w:t xml:space="preserve"> captures the number of transactions a sender makes within a time step; exactly </w:t>
-      </w:r>
-      <w:r>
-        <w:rPr>
-          <w:rFonts w:eastAsia="Arial" w:cstheme="minorHAnsi"/>
+      <w:r>
+        <w:rPr>
+          <w:rFonts w:cstheme="minorHAnsi"/>
+          <w:noProof/>
           <w:sz w:val="22"/>
           <w:szCs w:val="22"/>
         </w:rPr>
         <w:lastRenderedPageBreak/>
-        <w:t xml:space="preserve">two transactions corresponded to a 6.0% fraud rate, 46 times the dataset baseline, indicating potential test-then-transfer behaviour. </w:t>
-      </w:r>
-      <w:r>
-        <w:rPr>
-          <w:rFonts w:eastAsia="Arial" w:cstheme="minorHAnsi"/>
-          <w:b/>
-          <w:bCs/>
-          <w:sz w:val="22"/>
-          <w:szCs w:val="22"/>
-        </w:rPr>
-        <w:t>SENDER_RECEIVER_PAIR_COUNT</w:t>
-      </w:r>
-      <w:r>
-        <w:rPr>
-          <w:rFonts w:eastAsia="Arial" w:cstheme="minorHAnsi"/>
-          <w:sz w:val="22"/>
-          <w:szCs w:val="22"/>
-        </w:rPr>
-        <w:t xml:space="preserve"> measures interactions between sender–receiver pairs; first-time transfers showed an 8.2% fraud rate (63 times the baseline), while repeat transfers were rarely fraudulent. </w:t>
-      </w:r>
-      <w:r>
-        <w:rPr>
-          <w:rFonts w:eastAsia="Arial" w:cstheme="minorHAnsi"/>
-          <w:b/>
-          <w:bCs/>
-          <w:sz w:val="22"/>
-          <w:szCs w:val="22"/>
-        </w:rPr>
-        <w:t>SENDER_TOTAL_COUNT</w:t>
-      </w:r>
-      <w:r>
-        <w:rPr>
-          <w:rFonts w:eastAsia="Arial" w:cstheme="minorHAnsi"/>
-          <w:sz w:val="22"/>
-          <w:szCs w:val="22"/>
-        </w:rPr>
-        <w:t xml:space="preserve"> reflects overall sender activity and showed a weak negative correlation with fraud. Added as integer count features after log transformation, they improved </w:t>
-      </w:r>
-      <w:proofErr w:type="spellStart"/>
-      <w:r>
-        <w:rPr>
-          <w:rFonts w:eastAsia="Arial" w:cstheme="minorHAnsi"/>
-          <w:sz w:val="22"/>
-          <w:szCs w:val="22"/>
-        </w:rPr>
-        <w:t>XGBoost</w:t>
-      </w:r>
-      <w:proofErr w:type="spellEnd"/>
-      <w:r>
-        <w:rPr>
-          <w:rFonts w:eastAsia="Arial" w:cstheme="minorHAnsi"/>
-          <w:sz w:val="22"/>
-          <w:szCs w:val="22"/>
-        </w:rPr>
-        <w:t xml:space="preserve"> performance, increasing PR-AUC from 0.89 to 0.99 and F1-score from 0.72 to 0.99.</w:t>
-      </w:r>
-    </w:p>
-    <w:p>
-      <w:pPr>
-        <w:spacing w:line="276" w:lineRule="auto"/>
-        <w:jc w:val="both"/>
-        <w:rPr>
-          <w:rFonts w:cstheme="minorHAnsi"/>
-          <w:sz w:val="22"/>
-          <w:szCs w:val="22"/>
-        </w:rPr>
-      </w:pPr>
-    </w:p>
-    <w:p>
-      <w:pPr>
-        <w:spacing w:line="276" w:lineRule="auto"/>
-        <w:jc w:val="both"/>
-        <w:rPr>
-          <w:rFonts w:cstheme="minorHAnsi"/>
-          <w:sz w:val="22"/>
-          <w:szCs w:val="22"/>
-        </w:rPr>
-      </w:pPr>
-    </w:p>
-    <w:p>
-      <w:pPr>
-        <w:spacing w:line="276" w:lineRule="auto"/>
-        <w:jc w:val="both"/>
-        <w:rPr>
-          <w:rFonts w:cstheme="minorHAnsi"/>
-          <w:sz w:val="22"/>
-          <w:szCs w:val="22"/>
-        </w:rPr>
-      </w:pPr>
-      <w:r>
-        <w:rPr>
-          <w:rFonts w:cstheme="minorHAnsi"/>
-          <w:sz w:val="22"/>
-          <w:szCs w:val="22"/>
-        </w:rPr>
         <w:drawing>
           <wp:inline distT="0" distB="0" distL="0" distR="0" wp14:anchorId="27654D65" wp14:editId="337B649A">
             <wp:extent cx="5943600" cy="1640840"/>
@@ -1938,12 +1729,14 @@
         <w:spacing w:before="80" w:after="120" w:line="276" w:lineRule="auto"/>
         <w:jc w:val="both"/>
         <w:rPr>
-          <w:sz w:val="22"/>
-          <w:szCs w:val="22"/>
-        </w:rPr>
-      </w:pPr>
-      <w:r>
-        <w:rPr>
+          <w:rFonts w:cstheme="minorHAnsi"/>
+          <w:sz w:val="22"/>
+          <w:szCs w:val="22"/>
+        </w:rPr>
+      </w:pPr>
+      <w:r>
+        <w:rPr>
+          <w:rFonts w:cstheme="minorHAnsi"/>
           <w:sz w:val="22"/>
           <w:szCs w:val="22"/>
         </w:rPr>
@@ -1951,24 +1744,19 @@
       </w:r>
       <w:r>
         <w:rPr>
-          <w:sz w:val="22"/>
-          <w:szCs w:val="22"/>
-        </w:rPr>
-        <w:t>1</w:t>
-      </w:r>
-      <w:r>
-        <w:rPr>
-          <w:sz w:val="22"/>
-          <w:szCs w:val="22"/>
-        </w:rPr>
-        <w:t xml:space="preserve">: </w:t>
-      </w:r>
-      <w:r>
-        <w:rPr>
-          <w:sz w:val="22"/>
-          <w:szCs w:val="22"/>
-        </w:rPr>
-        <w:t>Engineered velocity features</w:t>
+          <w:rFonts w:cstheme="minorHAnsi"/>
+          <w:sz w:val="22"/>
+          <w:szCs w:val="22"/>
+        </w:rPr>
+        <w:t>2.1</w:t>
+      </w:r>
+      <w:r>
+        <w:rPr>
+          <w:rFonts w:cstheme="minorHAnsi"/>
+          <w:sz w:val="22"/>
+          <w:szCs w:val="22"/>
+        </w:rPr>
+        <w:t>: Engineered velocity features</w:t>
       </w:r>
     </w:p>
     <w:p>
@@ -1999,7 +1787,7 @@
           <w:sz w:val="22"/>
           <w:szCs w:val="22"/>
         </w:rPr>
-        <w:t>1.</w:t>
+        <w:t>1.3</w:t>
       </w:r>
       <w:r>
         <w:rPr>
@@ -2010,7 +1798,7 @@
           <w:sz w:val="22"/>
           <w:szCs w:val="22"/>
         </w:rPr>
-        <w:t>3</w:t>
+        <w:tab/>
       </w:r>
       <w:r>
         <w:rPr>
@@ -2021,9 +1809,504 @@
           <w:sz w:val="22"/>
           <w:szCs w:val="22"/>
         </w:rPr>
-        <w:tab/>
-      </w:r>
-      <w:r>
+        <w:t>Model Development</w:t>
+      </w:r>
+    </w:p>
+    <w:p>
+      <w:pPr>
+        <w:spacing w:line="276" w:lineRule="auto"/>
+        <w:jc w:val="both"/>
+        <w:rPr>
+          <w:rFonts w:cstheme="minorHAnsi"/>
+          <w:sz w:val="22"/>
+          <w:szCs w:val="22"/>
+        </w:rPr>
+      </w:pPr>
+      <w:r>
+        <w:rPr>
+          <w:rFonts w:cstheme="minorHAnsi"/>
+          <w:sz w:val="22"/>
+          <w:szCs w:val="22"/>
+        </w:rPr>
+        <w:t xml:space="preserve">Four models were implemented: three supervised classifiers (Logistic Regression, Random Forest, </w:t>
+      </w:r>
+      <w:proofErr w:type="spellStart"/>
+      <w:r>
+        <w:rPr>
+          <w:rFonts w:cstheme="minorHAnsi"/>
+          <w:sz w:val="22"/>
+          <w:szCs w:val="22"/>
+        </w:rPr>
+        <w:t>XGBoost</w:t>
+      </w:r>
+      <w:proofErr w:type="spellEnd"/>
+      <w:r>
+        <w:rPr>
+          <w:rFonts w:cstheme="minorHAnsi"/>
+          <w:sz w:val="22"/>
+          <w:szCs w:val="22"/>
+        </w:rPr>
+        <w:t xml:space="preserve">) and one unsupervised anomaly detector (Isolation Forest). Each supervised model was encapsulated within an </w:t>
+      </w:r>
+      <w:proofErr w:type="spellStart"/>
+      <w:r>
+        <w:rPr>
+          <w:rFonts w:cstheme="minorHAnsi"/>
+          <w:sz w:val="22"/>
+          <w:szCs w:val="22"/>
+        </w:rPr>
+        <w:t>imblearn.pipeline.Pipeline</w:t>
+      </w:r>
+      <w:proofErr w:type="spellEnd"/>
+      <w:r>
+        <w:rPr>
+          <w:rFonts w:cstheme="minorHAnsi"/>
+          <w:sz w:val="22"/>
+          <w:szCs w:val="22"/>
+        </w:rPr>
+        <w:t xml:space="preserve">, so SMOTE is fitted only on training data within each fit call and never applied to the test set; this prevents synthetic samples from leaking into evaluation and inflating performance. A fixed </w:t>
+      </w:r>
+      <w:proofErr w:type="spellStart"/>
+      <w:r>
+        <w:rPr>
+          <w:rFonts w:cstheme="minorHAnsi"/>
+          <w:b/>
+          <w:bCs/>
+          <w:sz w:val="22"/>
+          <w:szCs w:val="22"/>
+        </w:rPr>
+        <w:t>random_state</w:t>
+      </w:r>
+      <w:proofErr w:type="spellEnd"/>
+      <w:r>
+        <w:rPr>
+          <w:rFonts w:cstheme="minorHAnsi"/>
+          <w:b/>
+          <w:bCs/>
+          <w:sz w:val="22"/>
+          <w:szCs w:val="22"/>
+        </w:rPr>
+        <w:t>=42</w:t>
+      </w:r>
+      <w:r>
+        <w:rPr>
+          <w:rFonts w:cstheme="minorHAnsi"/>
+          <w:sz w:val="22"/>
+          <w:szCs w:val="22"/>
+        </w:rPr>
+        <w:t xml:space="preserve"> ensures reproducibility throughout.</w:t>
+      </w:r>
+      <w:r>
+        <w:rPr>
+          <w:rFonts w:cstheme="minorHAnsi"/>
+          <w:sz w:val="22"/>
+          <w:szCs w:val="22"/>
+        </w:rPr>
+        <w:t xml:space="preserve"> </w:t>
+      </w:r>
+    </w:p>
+    <w:p>
+      <w:pPr>
+        <w:spacing w:line="276" w:lineRule="auto"/>
+        <w:jc w:val="both"/>
+        <w:rPr>
+          <w:rFonts w:cstheme="minorHAnsi"/>
+          <w:sz w:val="22"/>
+          <w:szCs w:val="22"/>
+        </w:rPr>
+      </w:pPr>
+      <w:r>
+        <w:rPr>
+          <w:rFonts w:cstheme="minorHAnsi"/>
+          <w:sz w:val="22"/>
+          <w:szCs w:val="22"/>
+        </w:rPr>
+        <w:t xml:space="preserve">Logistic Regression used 1,000 maximum iterations to ensure convergence on the high-dimensional encoded feature space, with a </w:t>
+      </w:r>
+      <w:proofErr w:type="spellStart"/>
+      <w:r>
+        <w:rPr>
+          <w:rFonts w:cstheme="minorHAnsi"/>
+          <w:sz w:val="22"/>
+          <w:szCs w:val="22"/>
+        </w:rPr>
+        <w:t>StandardScaler</w:t>
+      </w:r>
+      <w:proofErr w:type="spellEnd"/>
+      <w:r>
+        <w:rPr>
+          <w:rFonts w:cstheme="minorHAnsi"/>
+          <w:sz w:val="22"/>
+          <w:szCs w:val="22"/>
+        </w:rPr>
+        <w:t xml:space="preserve"> step before the classifier, as it is sensitive to feature magnitude. Random Forest (100 estimators) and </w:t>
+      </w:r>
+      <w:proofErr w:type="spellStart"/>
+      <w:r>
+        <w:rPr>
+          <w:rFonts w:cstheme="minorHAnsi"/>
+          <w:sz w:val="22"/>
+          <w:szCs w:val="22"/>
+        </w:rPr>
+        <w:t>XGBoost</w:t>
+      </w:r>
+      <w:proofErr w:type="spellEnd"/>
+      <w:r>
+        <w:rPr>
+          <w:rFonts w:cstheme="minorHAnsi"/>
+          <w:sz w:val="22"/>
+          <w:szCs w:val="22"/>
+        </w:rPr>
+        <w:t xml:space="preserve"> (</w:t>
+      </w:r>
+      <w:proofErr w:type="spellStart"/>
+      <w:r>
+        <w:rPr>
+          <w:rFonts w:cstheme="minorHAnsi"/>
+          <w:b/>
+          <w:bCs/>
+          <w:sz w:val="22"/>
+          <w:szCs w:val="22"/>
+        </w:rPr>
+        <w:t>eval_metric</w:t>
+      </w:r>
+      <w:proofErr w:type="spellEnd"/>
+      <w:r>
+        <w:rPr>
+          <w:rFonts w:cstheme="minorHAnsi"/>
+          <w:b/>
+          <w:bCs/>
+          <w:sz w:val="22"/>
+          <w:szCs w:val="22"/>
+        </w:rPr>
+        <w:t>="</w:t>
+      </w:r>
+      <w:proofErr w:type="spellStart"/>
+      <w:r>
+        <w:rPr>
+          <w:rFonts w:cstheme="minorHAnsi"/>
+          <w:b/>
+          <w:bCs/>
+          <w:sz w:val="22"/>
+          <w:szCs w:val="22"/>
+        </w:rPr>
+        <w:t>logloss</w:t>
+      </w:r>
+      <w:proofErr w:type="spellEnd"/>
+      <w:r>
+        <w:rPr>
+          <w:rFonts w:cstheme="minorHAnsi"/>
+          <w:b/>
+          <w:bCs/>
+          <w:sz w:val="22"/>
+          <w:szCs w:val="22"/>
+        </w:rPr>
+        <w:t>"</w:t>
+      </w:r>
+      <w:r>
+        <w:rPr>
+          <w:rFonts w:cstheme="minorHAnsi"/>
+          <w:sz w:val="22"/>
+          <w:szCs w:val="22"/>
+        </w:rPr>
+        <w:t xml:space="preserve">) were both </w:t>
+      </w:r>
+      <w:proofErr w:type="spellStart"/>
+      <w:r>
+        <w:rPr>
+          <w:rFonts w:cstheme="minorHAnsi"/>
+          <w:sz w:val="22"/>
+          <w:szCs w:val="22"/>
+        </w:rPr>
+        <w:t>parallelised</w:t>
+      </w:r>
+      <w:proofErr w:type="spellEnd"/>
+      <w:r>
+        <w:rPr>
+          <w:rFonts w:cstheme="minorHAnsi"/>
+          <w:sz w:val="22"/>
+          <w:szCs w:val="22"/>
+        </w:rPr>
+        <w:t xml:space="preserve"> with </w:t>
+      </w:r>
+      <w:proofErr w:type="spellStart"/>
+      <w:r>
+        <w:rPr>
+          <w:rFonts w:cstheme="minorHAnsi"/>
+          <w:b/>
+          <w:bCs/>
+          <w:sz w:val="22"/>
+          <w:szCs w:val="22"/>
+        </w:rPr>
+        <w:t>n_jobs</w:t>
+      </w:r>
+      <w:proofErr w:type="spellEnd"/>
+      <w:r>
+        <w:rPr>
+          <w:rFonts w:cstheme="minorHAnsi"/>
+          <w:b/>
+          <w:bCs/>
+          <w:sz w:val="22"/>
+          <w:szCs w:val="22"/>
+        </w:rPr>
+        <w:t>=-1</w:t>
+      </w:r>
+      <w:r>
+        <w:rPr>
+          <w:rFonts w:cstheme="minorHAnsi"/>
+          <w:sz w:val="22"/>
+          <w:szCs w:val="22"/>
+        </w:rPr>
+        <w:t>; neither includes scaling, being invariant to feature magnitude.</w:t>
+      </w:r>
+    </w:p>
+    <w:p>
+      <w:pPr>
+        <w:spacing w:line="276" w:lineRule="auto"/>
+        <w:jc w:val="both"/>
+        <w:rPr>
+          <w:rFonts w:cstheme="minorHAnsi"/>
+        </w:rPr>
+      </w:pPr>
+      <w:r>
+        <w:rPr>
+          <w:rFonts w:cstheme="minorHAnsi"/>
+          <w:sz w:val="22"/>
+          <w:szCs w:val="22"/>
+        </w:rPr>
+        <w:t xml:space="preserve">Isolation Forest was trained on </w:t>
+      </w:r>
+      <w:proofErr w:type="spellStart"/>
+      <w:r>
+        <w:rPr>
+          <w:rFonts w:cstheme="minorHAnsi"/>
+          <w:sz w:val="22"/>
+          <w:szCs w:val="22"/>
+        </w:rPr>
+        <w:t>X_train</w:t>
+      </w:r>
+      <w:proofErr w:type="spellEnd"/>
+      <w:r>
+        <w:rPr>
+          <w:rFonts w:cstheme="minorHAnsi"/>
+          <w:sz w:val="22"/>
+          <w:szCs w:val="22"/>
+        </w:rPr>
+        <w:t xml:space="preserve"> without labels, isolating anomalies through random partitioning and allowing detection of unseen fraud patterns</w:t>
+      </w:r>
+      <w:r>
+        <w:rPr>
+          <w:rFonts w:cstheme="minorHAnsi"/>
+          <w:sz w:val="22"/>
+          <w:szCs w:val="22"/>
+        </w:rPr>
+        <w:t xml:space="preserve"> </w:t>
+      </w:r>
+      <w:r>
+        <w:rPr>
+          <w:rFonts w:cstheme="minorHAnsi"/>
+          <w:sz w:val="22"/>
+          <w:szCs w:val="22"/>
+        </w:rPr>
+        <w:t>(Liu et al., 2008)</w:t>
+      </w:r>
+      <w:r>
+        <w:rPr>
+          <w:rFonts w:cstheme="minorHAnsi"/>
+          <w:sz w:val="22"/>
+          <w:szCs w:val="22"/>
+        </w:rPr>
+        <w:t xml:space="preserve">. Its contamination was set </w:t>
+      </w:r>
+      <w:r>
+        <w:rPr>
+          <w:rFonts w:cstheme="minorHAnsi"/>
+          <w:b/>
+          <w:bCs/>
+          <w:sz w:val="22"/>
+          <w:szCs w:val="22"/>
+        </w:rPr>
+        <w:t>to 0.0013</w:t>
+      </w:r>
+      <w:r>
+        <w:rPr>
+          <w:rFonts w:cstheme="minorHAnsi"/>
+          <w:sz w:val="22"/>
+          <w:szCs w:val="22"/>
+        </w:rPr>
+        <w:t xml:space="preserve"> to match the 0.13% fraud rate, rather than the default </w:t>
+      </w:r>
+      <w:r>
+        <w:rPr>
+          <w:rFonts w:cstheme="minorHAnsi"/>
+          <w:b/>
+          <w:bCs/>
+          <w:sz w:val="22"/>
+          <w:szCs w:val="22"/>
+        </w:rPr>
+        <w:t>0.1</w:t>
+      </w:r>
+      <w:r>
+        <w:rPr>
+          <w:rFonts w:cstheme="minorHAnsi"/>
+          <w:sz w:val="22"/>
+          <w:szCs w:val="22"/>
+        </w:rPr>
+        <w:t xml:space="preserve">, which would flag roughly </w:t>
+      </w:r>
+      <w:r>
+        <w:rPr>
+          <w:rFonts w:cstheme="minorHAnsi"/>
+          <w:b/>
+          <w:bCs/>
+          <w:sz w:val="22"/>
+          <w:szCs w:val="22"/>
+        </w:rPr>
+        <w:t xml:space="preserve">77 </w:t>
+      </w:r>
+      <w:r>
+        <w:rPr>
+          <w:rFonts w:cstheme="minorHAnsi"/>
+          <w:sz w:val="22"/>
+          <w:szCs w:val="22"/>
+        </w:rPr>
+        <w:t>times too many transactions and inflate the false positive rate. Its −1/+1 output was mapped to 1/0 and decision scores negated</w:t>
+      </w:r>
+      <w:r>
+        <w:rPr>
+          <w:rFonts w:cstheme="minorHAnsi"/>
+        </w:rPr>
+        <w:t xml:space="preserve">, </w:t>
+      </w:r>
+      <w:proofErr w:type="spellStart"/>
+      <w:r>
+        <w:rPr>
+          <w:rFonts w:cstheme="minorHAnsi"/>
+        </w:rPr>
+        <w:t>harmonising</w:t>
+      </w:r>
+      <w:proofErr w:type="spellEnd"/>
+      <w:r>
+        <w:rPr>
+          <w:rFonts w:cstheme="minorHAnsi"/>
+        </w:rPr>
+        <w:t xml:space="preserve"> it with the supervised models for consistent PR-AUC and ROC-AUC computation.</w:t>
+      </w:r>
+    </w:p>
+    <w:p>
+      <w:pPr>
+        <w:spacing w:line="276" w:lineRule="auto"/>
+        <w:jc w:val="both"/>
+        <w:rPr>
+          <w:rFonts w:cstheme="minorHAnsi"/>
+        </w:rPr>
+      </w:pPr>
+      <w:r>
+        <w:drawing>
+          <wp:inline distT="0" distB="0" distL="0" distR="0" wp14:anchorId="1CAFD430" wp14:editId="383E77E5">
+            <wp:extent cx="5943600" cy="1343025"/>
+            <wp:effectExtent l="0" t="0" r="0" b="9525"/>
+            <wp:docPr id="1835371437" name="Picture 1" descr="A black screen with white text&#10;&#10;AI-generated content may be incorrect."/>
+            <wp:cNvGraphicFramePr>
+              <a:graphicFrameLocks xmlns:a="http://schemas.openxmlformats.org/drawingml/2006/main" noChangeAspect="1"/>
+            </wp:cNvGraphicFramePr>
+            <a:graphic xmlns:a="http://schemas.openxmlformats.org/drawingml/2006/main">
+              <a:graphicData uri="http://schemas.openxmlformats.org/drawingml/2006/picture">
+                <pic:pic xmlns:pic="http://schemas.openxmlformats.org/drawingml/2006/picture">
+                  <pic:nvPicPr>
+                    <pic:cNvPr id="1835371437" name="Picture 1" descr="A black screen with white text&#10;&#10;AI-generated content may be incorrect."/>
+                    <pic:cNvPicPr/>
+                  </pic:nvPicPr>
+                  <pic:blipFill>
+                    <a:blip r:embed="rId13"/>
+                    <a:stretch>
+                      <a:fillRect/>
+                    </a:stretch>
+                  </pic:blipFill>
+                  <pic:spPr>
+                    <a:xfrm>
+                      <a:off x="0" y="0"/>
+                      <a:ext cx="5943600" cy="1343025"/>
+                    </a:xfrm>
+                    <a:prstGeom prst="rect">
+                      <a:avLst/>
+                    </a:prstGeom>
+                  </pic:spPr>
+                </pic:pic>
+              </a:graphicData>
+            </a:graphic>
+          </wp:inline>
+        </w:drawing>
+      </w:r>
+    </w:p>
+    <w:p>
+      <w:pPr>
+        <w:spacing w:before="80" w:after="120" w:line="276" w:lineRule="auto"/>
+        <w:jc w:val="both"/>
+        <w:rPr>
+          <w:rFonts w:cstheme="minorHAnsi"/>
+          <w:sz w:val="22"/>
+          <w:szCs w:val="22"/>
+        </w:rPr>
+      </w:pPr>
+      <w:r>
+        <w:rPr>
+          <w:rFonts w:cstheme="minorHAnsi"/>
+          <w:sz w:val="22"/>
+          <w:szCs w:val="22"/>
+        </w:rPr>
+        <w:t>Figure 1.</w:t>
+      </w:r>
+      <w:r>
+        <w:rPr>
+          <w:rFonts w:cstheme="minorHAnsi"/>
+          <w:sz w:val="22"/>
+          <w:szCs w:val="22"/>
+        </w:rPr>
+        <w:t>2.2</w:t>
+      </w:r>
+      <w:r>
+        <w:rPr>
+          <w:rFonts w:cstheme="minorHAnsi"/>
+          <w:sz w:val="22"/>
+          <w:szCs w:val="22"/>
+        </w:rPr>
+        <w:t xml:space="preserve">: </w:t>
+      </w:r>
+      <w:r>
+        <w:rPr>
+          <w:rFonts w:cstheme="minorHAnsi"/>
+          <w:sz w:val="22"/>
+          <w:szCs w:val="22"/>
+        </w:rPr>
+        <w:t>Model training</w:t>
+      </w:r>
+    </w:p>
+    <w:p>
+      <w:pPr>
+        <w:rPr>
+          <w:rFonts w:cstheme="minorHAnsi"/>
+        </w:rPr>
+      </w:pPr>
+      <w:r>
+        <w:rPr>
+          <w:rFonts w:cstheme="minorHAnsi"/>
+        </w:rPr>
+        <w:br w:type="page"/>
+      </w:r>
+    </w:p>
+    <w:p>
+      <w:pPr>
+        <w:spacing w:line="276" w:lineRule="auto"/>
+        <w:jc w:val="both"/>
+        <w:rPr>
+          <w:rFonts w:cstheme="minorHAnsi"/>
+        </w:rPr>
+      </w:pPr>
+    </w:p>
+    <w:p>
+      <w:pPr>
+        <w:pStyle w:val="Heading2"/>
         <w:rPr>
           <w:rStyle w:val="Heading1Char"/>
           <w:rFonts w:asciiTheme="minorHAnsi" w:hAnsiTheme="minorHAnsi" w:cstheme="minorHAnsi"/>
@@ -2032,223 +2315,8 @@
           <w:sz w:val="22"/>
           <w:szCs w:val="22"/>
         </w:rPr>
-        <w:t>Model Development</w:t>
-      </w:r>
-    </w:p>
-    <w:p>
-      <w:pPr>
-        <w:rPr>
-          <w:rFonts w:cstheme="minorHAnsi"/>
-          <w:sz w:val="22"/>
-          <w:szCs w:val="22"/>
-        </w:rPr>
-      </w:pPr>
-      <w:r>
-        <w:rPr>
-          <w:rFonts w:cstheme="minorHAnsi"/>
-          <w:sz w:val="22"/>
-          <w:szCs w:val="22"/>
-        </w:rPr>
-        <w:t xml:space="preserve">Four models were implemented for fraud detection: Logistic Regression, Random Forest, </w:t>
-      </w:r>
-      <w:proofErr w:type="spellStart"/>
-      <w:r>
-        <w:rPr>
-          <w:rFonts w:cstheme="minorHAnsi"/>
-          <w:sz w:val="22"/>
-          <w:szCs w:val="22"/>
-        </w:rPr>
-        <w:t>XGBoost</w:t>
-      </w:r>
-      <w:proofErr w:type="spellEnd"/>
-      <w:r>
-        <w:rPr>
-          <w:rFonts w:cstheme="minorHAnsi"/>
-          <w:sz w:val="22"/>
-          <w:szCs w:val="22"/>
-        </w:rPr>
-        <w:t xml:space="preserve">, and Isolation Forest. Each supervised model was encapsulated within an </w:t>
-      </w:r>
-      <w:proofErr w:type="spellStart"/>
-      <w:r>
-        <w:rPr>
-          <w:rFonts w:cstheme="minorHAnsi"/>
-          <w:sz w:val="22"/>
-          <w:szCs w:val="22"/>
-        </w:rPr>
-        <w:t>imblearn.pipeline.Pipeline</w:t>
-      </w:r>
-      <w:proofErr w:type="spellEnd"/>
-      <w:r>
-        <w:rPr>
-          <w:rFonts w:cstheme="minorHAnsi"/>
-          <w:sz w:val="22"/>
-          <w:szCs w:val="22"/>
-        </w:rPr>
-        <w:t>, ensuring that SMOTE oversampling is applied exclusively to training data during fitting and never applied to the test set, preventing synthetic samples from influencing evaluation.</w:t>
-      </w:r>
-    </w:p>
-    <w:p>
-      <w:pPr>
-        <w:rPr>
-          <w:rFonts w:cstheme="minorHAnsi"/>
-          <w:sz w:val="22"/>
-          <w:szCs w:val="22"/>
-        </w:rPr>
-      </w:pPr>
-      <w:r>
-        <w:rPr>
-          <w:rFonts w:cstheme="minorHAnsi"/>
-          <w:sz w:val="22"/>
-          <w:szCs w:val="22"/>
-        </w:rPr>
-        <w:t xml:space="preserve">Logistic Regression was configured with a maximum of 1,000 iterations to ensure convergence on the high-dimensional processed dataset. Its pipeline includes a </w:t>
-      </w:r>
-      <w:proofErr w:type="spellStart"/>
-      <w:r>
-        <w:rPr>
-          <w:rFonts w:cstheme="minorHAnsi"/>
-          <w:sz w:val="22"/>
-          <w:szCs w:val="22"/>
-        </w:rPr>
-        <w:t>StandardScaler</w:t>
-      </w:r>
-      <w:proofErr w:type="spellEnd"/>
-      <w:r>
-        <w:rPr>
-          <w:rFonts w:cstheme="minorHAnsi"/>
-          <w:sz w:val="22"/>
-          <w:szCs w:val="22"/>
-        </w:rPr>
-        <w:t xml:space="preserve"> step prior to the classifier, as Logistic Regression is sensitive to feature scale. Random Forest was trained with 100 estimators with </w:t>
-      </w:r>
-      <w:proofErr w:type="spellStart"/>
-      <w:r>
-        <w:rPr>
-          <w:rFonts w:cstheme="minorHAnsi"/>
-          <w:sz w:val="22"/>
-          <w:szCs w:val="22"/>
-        </w:rPr>
-        <w:t>parallelisation</w:t>
-      </w:r>
-      <w:proofErr w:type="spellEnd"/>
-      <w:r>
-        <w:rPr>
-          <w:rFonts w:cstheme="minorHAnsi"/>
-          <w:sz w:val="22"/>
-          <w:szCs w:val="22"/>
-        </w:rPr>
-        <w:t xml:space="preserve"> enabled (</w:t>
-      </w:r>
-      <w:proofErr w:type="spellStart"/>
-      <w:r>
-        <w:rPr>
-          <w:rFonts w:cstheme="minorHAnsi"/>
-          <w:sz w:val="22"/>
-          <w:szCs w:val="22"/>
-        </w:rPr>
-        <w:t>n_jobs</w:t>
-      </w:r>
-      <w:proofErr w:type="spellEnd"/>
-      <w:r>
-        <w:rPr>
-          <w:rFonts w:cstheme="minorHAnsi"/>
-          <w:sz w:val="22"/>
-          <w:szCs w:val="22"/>
-        </w:rPr>
-        <w:t xml:space="preserve">=-1). </w:t>
-      </w:r>
-      <w:proofErr w:type="spellStart"/>
-      <w:r>
-        <w:rPr>
-          <w:rFonts w:cstheme="minorHAnsi"/>
-          <w:sz w:val="22"/>
-          <w:szCs w:val="22"/>
-        </w:rPr>
-        <w:t>XGBoost</w:t>
-      </w:r>
-      <w:proofErr w:type="spellEnd"/>
-      <w:r>
-        <w:rPr>
-          <w:rFonts w:cstheme="minorHAnsi"/>
-          <w:sz w:val="22"/>
-          <w:szCs w:val="22"/>
-        </w:rPr>
-        <w:t xml:space="preserve"> was configured with </w:t>
-      </w:r>
-      <w:proofErr w:type="spellStart"/>
-      <w:r>
-        <w:rPr>
-          <w:rFonts w:cstheme="minorHAnsi"/>
-          <w:sz w:val="22"/>
-          <w:szCs w:val="22"/>
-        </w:rPr>
-        <w:t>eval_metric</w:t>
-      </w:r>
-      <w:proofErr w:type="spellEnd"/>
-      <w:r>
-        <w:rPr>
-          <w:rFonts w:cstheme="minorHAnsi"/>
-          <w:sz w:val="22"/>
-          <w:szCs w:val="22"/>
-        </w:rPr>
-        <w:t>="</w:t>
-      </w:r>
-      <w:proofErr w:type="spellStart"/>
-      <w:r>
-        <w:rPr>
-          <w:rFonts w:cstheme="minorHAnsi"/>
-          <w:sz w:val="22"/>
-          <w:szCs w:val="22"/>
-        </w:rPr>
-        <w:t>logloss</w:t>
-      </w:r>
-      <w:proofErr w:type="spellEnd"/>
-      <w:r>
-        <w:rPr>
-          <w:rFonts w:cstheme="minorHAnsi"/>
-          <w:sz w:val="22"/>
-          <w:szCs w:val="22"/>
-        </w:rPr>
-        <w:t>", appropriate for binary classification under class imbalance. Neither tree-based model includes a scaling step, as they are invariant to feature magnitude.</w:t>
-      </w:r>
-    </w:p>
-    <w:p>
-      <w:pPr>
-        <w:rPr>
-          <w:rFonts w:cstheme="minorHAnsi"/>
-        </w:rPr>
-      </w:pPr>
-      <w:r>
-        <w:rPr>
-          <w:rFonts w:cstheme="minorHAnsi"/>
-          <w:sz w:val="22"/>
-          <w:szCs w:val="22"/>
-        </w:rPr>
-        <w:t xml:space="preserve">Isolation Forest was implemented as an unsupervised anomaly detection model trained solely on </w:t>
-      </w:r>
-      <w:proofErr w:type="spellStart"/>
-      <w:r>
-        <w:rPr>
-          <w:rFonts w:cstheme="minorHAnsi"/>
-          <w:sz w:val="22"/>
-          <w:szCs w:val="22"/>
-        </w:rPr>
-        <w:t>X_train</w:t>
-      </w:r>
-      <w:proofErr w:type="spellEnd"/>
-      <w:r>
-        <w:rPr>
-          <w:rFonts w:cstheme="minorHAnsi"/>
-          <w:sz w:val="22"/>
-          <w:szCs w:val="22"/>
-        </w:rPr>
-        <w:t xml:space="preserve"> without access to labels, consistent with its role in detecting anomalous patterns rather than learning from labelled fraud examples. The contamination parameter was set to 0.0013, reflecting the empirically observed fraud rate of 0.13% in the dataset, rather than the Scikit-learn default of 0.1, ensuring the anomaly threshold aligns with the actual class distribution. During evaluation, the model's output of −1 (anomaly) and 1 (normal) was mapped to 1 and 0 respectively, and the decision function scores were negated so that higher values correspond to greater fraud likelihood.</w:t>
-      </w:r>
-    </w:p>
-    <w:p>
-      <w:pPr>
-        <w:pStyle w:val="Heading2"/>
+      </w:pPr>
+      <w:r>
         <w:rPr>
           <w:rStyle w:val="Heading1Char"/>
           <w:rFonts w:asciiTheme="minorHAnsi" w:hAnsiTheme="minorHAnsi" w:cstheme="minorHAnsi"/>
@@ -2257,7 +2325,8 @@
           <w:sz w:val="22"/>
           <w:szCs w:val="22"/>
         </w:rPr>
-      </w:pPr>
+        <w:t>1.</w:t>
+      </w:r>
       <w:r>
         <w:rPr>
           <w:rStyle w:val="Heading1Char"/>
@@ -2267,8 +2336,7 @@
           <w:sz w:val="22"/>
           <w:szCs w:val="22"/>
         </w:rPr>
-        <w:lastRenderedPageBreak/>
-        <w:t>1.</w:t>
+        <w:t>4</w:t>
       </w:r>
       <w:r>
         <w:rPr>
@@ -2279,9 +2347,95 @@
           <w:sz w:val="22"/>
           <w:szCs w:val="22"/>
         </w:rPr>
-        <w:t>4</w:t>
-      </w:r>
-      <w:r>
+        <w:tab/>
+        <w:t>Challenges Encountered</w:t>
+      </w:r>
+    </w:p>
+    <w:p>
+      <w:pPr>
+        <w:spacing w:line="276" w:lineRule="auto"/>
+        <w:jc w:val="both"/>
+        <w:rPr>
+          <w:rFonts w:cstheme="minorHAnsi"/>
+        </w:rPr>
+      </w:pPr>
+      <w:r>
+        <w:rPr>
+          <w:rFonts w:cstheme="minorHAnsi"/>
+        </w:rPr>
+        <w:t>The dataset unsuitability was the most significant problem</w:t>
+      </w:r>
+      <w:r>
+        <w:rPr>
+          <w:rFonts w:cstheme="minorHAnsi"/>
+        </w:rPr>
+        <w:t>.</w:t>
+      </w:r>
+      <w:r>
+        <w:rPr>
+          <w:rFonts w:cstheme="minorHAnsi"/>
+        </w:rPr>
+        <w:t xml:space="preserve"> </w:t>
+      </w:r>
+      <w:r>
+        <w:rPr>
+          <w:rFonts w:cstheme="minorHAnsi"/>
+        </w:rPr>
+        <w:t>I</w:t>
+      </w:r>
+      <w:r>
+        <w:rPr>
+          <w:rFonts w:cstheme="minorHAnsi"/>
+        </w:rPr>
+        <w:t xml:space="preserve">t required restarting data </w:t>
+      </w:r>
+      <w:r>
+        <w:rPr>
+          <w:rFonts w:cstheme="minorHAnsi"/>
+        </w:rPr>
+        <w:t>preparation but</w:t>
+      </w:r>
+      <w:r>
+        <w:rPr>
+          <w:rFonts w:cstheme="minorHAnsi"/>
+        </w:rPr>
+        <w:t xml:space="preserve"> ultimately strengthened the alignment between the data and the research questions. Class imbalance, which initially produced classifiers biased toward the majority class, was resolved through stratified splitting and training-only SMOTE</w:t>
+      </w:r>
+      <w:r>
+        <w:rPr>
+          <w:rFonts w:cstheme="minorHAnsi"/>
+        </w:rPr>
+        <w:t xml:space="preserve"> </w:t>
+      </w:r>
+      <w:r>
+        <w:rPr>
+          <w:rFonts w:cstheme="minorHAnsi"/>
+          <w:sz w:val="22"/>
+          <w:szCs w:val="22"/>
+        </w:rPr>
+        <w:t>(Chawla et al., 2002)</w:t>
+      </w:r>
+      <w:r>
+        <w:rPr>
+          <w:rFonts w:cstheme="minorHAnsi"/>
+        </w:rPr>
+        <w:t>, with class-weighting retained as a fallback. Data leakage from ALERT_ID was identified and removed during EDA, and the Isolation Forest contamination default of 0.1 was corrected to 0.0013 to avoid overestimating anomalies.</w:t>
+      </w:r>
+    </w:p>
+    <w:p>
+      <w:pPr>
+        <w:spacing w:before="80" w:after="120"/>
+        <w:jc w:val="both"/>
+        <w:rPr>
+          <w:rFonts w:eastAsia="Arial" w:cstheme="minorHAnsi"/>
+          <w:sz w:val="22"/>
+          <w:szCs w:val="22"/>
+        </w:rPr>
+      </w:pPr>
+    </w:p>
+    <w:p>
+      <w:pPr>
+        <w:pStyle w:val="Heading2"/>
         <w:rPr>
           <w:rStyle w:val="Heading1Char"/>
           <w:rFonts w:asciiTheme="minorHAnsi" w:hAnsiTheme="minorHAnsi" w:cstheme="minorHAnsi"/>
@@ -2290,8 +2444,7 @@
           <w:sz w:val="22"/>
           <w:szCs w:val="22"/>
         </w:rPr>
-        <w:tab/>
-      </w:r>
+      </w:pPr>
       <w:r>
         <w:rPr>
           <w:rStyle w:val="Heading1Char"/>
@@ -2301,149 +2454,9 @@
           <w:sz w:val="22"/>
           <w:szCs w:val="22"/>
         </w:rPr>
-        <w:t>Challenges Encountered</w:t>
-      </w:r>
-    </w:p>
-    <w:p>
-      <w:pPr>
-        <w:spacing w:before="80" w:after="120"/>
-        <w:jc w:val="both"/>
-        <w:rPr>
-          <w:rFonts w:cstheme="minorHAnsi"/>
-        </w:rPr>
-      </w:pPr>
-      <w:r>
-        <w:rPr>
-          <w:rFonts w:eastAsia="Arial" w:cstheme="minorHAnsi"/>
-          <w:b/>
-          <w:bCs/>
-          <w:sz w:val="22"/>
-          <w:szCs w:val="22"/>
-        </w:rPr>
-        <w:t xml:space="preserve">Dataset Unsuitability. </w:t>
-      </w:r>
-      <w:r>
-        <w:rPr>
-          <w:rFonts w:eastAsia="Arial" w:cstheme="minorHAnsi"/>
-          <w:sz w:val="22"/>
-          <w:szCs w:val="22"/>
-        </w:rPr>
-        <w:t xml:space="preserve">The most significant challenge was discovering, through EDA, that the IEEE-CIS dataset was structurally unsuitable for the project’s focus on banking transfers. This required evaluating alternative datasets, selecting the IBM </w:t>
-      </w:r>
-      <w:proofErr w:type="spellStart"/>
-      <w:r>
-        <w:rPr>
-          <w:rFonts w:eastAsia="Arial" w:cstheme="minorHAnsi"/>
-          <w:sz w:val="22"/>
-          <w:szCs w:val="22"/>
-        </w:rPr>
-        <w:t>AMLSim</w:t>
-      </w:r>
-      <w:proofErr w:type="spellEnd"/>
-      <w:r>
-        <w:rPr>
-          <w:rFonts w:eastAsia="Arial" w:cstheme="minorHAnsi"/>
-          <w:sz w:val="22"/>
-          <w:szCs w:val="22"/>
-        </w:rPr>
-        <w:t xml:space="preserve"> dataset, and restarting the data preparation pipeline. Whilst this introduced additional effort, it strengthened the methodological alignment between the dataset and the research questions.</w:t>
-      </w:r>
-    </w:p>
-    <w:p>
-      <w:pPr>
-        <w:spacing w:before="80" w:after="120"/>
-        <w:jc w:val="both"/>
-        <w:rPr>
-          <w:rFonts w:cstheme="minorHAnsi"/>
-        </w:rPr>
-      </w:pPr>
-      <w:r>
-        <w:rPr>
-          <w:rFonts w:eastAsia="Arial" w:cstheme="minorHAnsi"/>
-          <w:b/>
-          <w:bCs/>
-          <w:sz w:val="22"/>
-          <w:szCs w:val="22"/>
-        </w:rPr>
-        <w:t xml:space="preserve">Class Imbalance. </w:t>
-      </w:r>
-      <w:r>
-        <w:rPr>
-          <w:rFonts w:eastAsia="Arial" w:cstheme="minorHAnsi"/>
-          <w:sz w:val="22"/>
-          <w:szCs w:val="22"/>
-        </w:rPr>
-        <w:t xml:space="preserve">Suspicious transactions represent a small proportion of total records in the IBM </w:t>
-      </w:r>
-      <w:proofErr w:type="spellStart"/>
-      <w:r>
-        <w:rPr>
-          <w:rFonts w:eastAsia="Arial" w:cstheme="minorHAnsi"/>
-          <w:sz w:val="22"/>
-          <w:szCs w:val="22"/>
-        </w:rPr>
-        <w:t>AMLSim</w:t>
-      </w:r>
-      <w:proofErr w:type="spellEnd"/>
-      <w:r>
-        <w:rPr>
-          <w:rFonts w:eastAsia="Arial" w:cstheme="minorHAnsi"/>
-          <w:sz w:val="22"/>
-          <w:szCs w:val="22"/>
-        </w:rPr>
-        <w:t xml:space="preserve"> dataset. Naive model training produced biased classifiers </w:t>
-      </w:r>
-      <w:proofErr w:type="spellStart"/>
-      <w:r>
-        <w:rPr>
-          <w:rFonts w:eastAsia="Arial" w:cstheme="minorHAnsi"/>
-          <w:sz w:val="22"/>
-          <w:szCs w:val="22"/>
-        </w:rPr>
-        <w:t>favouring</w:t>
-      </w:r>
-      <w:proofErr w:type="spellEnd"/>
-      <w:r>
-        <w:rPr>
-          <w:rFonts w:eastAsia="Arial" w:cstheme="minorHAnsi"/>
-          <w:sz w:val="22"/>
-          <w:szCs w:val="22"/>
-        </w:rPr>
-        <w:t xml:space="preserve"> the majority class. This was addressed through stratified splitting and SMOTE applied exclusively to the training set. Alternative strategies (class-weight adjustment and random oversampling) are retained as fallbacks.</w:t>
-      </w:r>
-    </w:p>
-    <w:p>
-      <w:pPr>
-        <w:spacing w:before="80" w:after="120"/>
-        <w:jc w:val="both"/>
-        <w:rPr>
-          <w:rFonts w:eastAsia="Arial" w:cstheme="minorHAnsi"/>
-          <w:sz w:val="22"/>
-          <w:szCs w:val="22"/>
-        </w:rPr>
-      </w:pPr>
-      <w:r>
-        <w:rPr>
-          <w:rFonts w:eastAsia="Arial" w:cstheme="minorHAnsi"/>
-          <w:b/>
-          <w:bCs/>
-          <w:sz w:val="22"/>
-          <w:szCs w:val="22"/>
-        </w:rPr>
-        <w:t xml:space="preserve">Contamination Parameter Configuration. </w:t>
-      </w:r>
-      <w:r>
-        <w:rPr>
-          <w:rFonts w:eastAsia="Arial" w:cstheme="minorHAnsi"/>
-          <w:sz w:val="22"/>
-          <w:szCs w:val="22"/>
-        </w:rPr>
-        <w:t>The Scikit-learn default contamination of 0.1 would overestimate anomalies relative to the actual suspicious transaction rate. This was proactively corrected by setting the parameter to match the empirical class distribution.</w:t>
-      </w:r>
-    </w:p>
-    <w:p>
-      <w:pPr>
-        <w:pStyle w:val="Heading2"/>
+        <w:t>1.5</w:t>
+      </w:r>
+      <w:r>
         <w:rPr>
           <w:rStyle w:val="Heading1Char"/>
           <w:rFonts w:asciiTheme="minorHAnsi" w:hAnsiTheme="minorHAnsi" w:cstheme="minorHAnsi"/>
@@ -2452,32 +2465,1229 @@
           <w:sz w:val="22"/>
           <w:szCs w:val="22"/>
         </w:rPr>
-      </w:pPr>
-      <w:r>
-        <w:rPr>
-          <w:rStyle w:val="Heading1Char"/>
+        <w:tab/>
+        <w:t>Initial Evaluation</w:t>
+      </w:r>
+    </w:p>
+    <w:p>
+      <w:pPr>
+        <w:spacing w:line="276" w:lineRule="auto"/>
+        <w:jc w:val="both"/>
+        <w:rPr>
+          <w:rFonts w:cstheme="minorHAnsi"/>
+          <w:sz w:val="22"/>
+          <w:szCs w:val="22"/>
+        </w:rPr>
+      </w:pPr>
+      <w:r>
+        <w:rPr>
+          <w:rFonts w:cstheme="minorHAnsi"/>
+          <w:sz w:val="22"/>
+          <w:szCs w:val="22"/>
+        </w:rPr>
+        <w:t xml:space="preserve">Models were assessed on a held-out 20% test set (209,715 transactions) using Precision, Recall, F1-Score, ROC-AUC, PR-AUC, FPR, and FNR. A majority-class dummy baseline scored PR-AUC 0.0013 and FNR 1.0, confirming the minimum any model must exceed. PR-AUC was chosen as the primary metric and FNR treated as critical, since missed fraud carries greater operational risk than false alarms. Addressing the first research question, all three supervised models substantially outperformed the baseline despite the 0.13% fraud rate, demonstrating effective detection under severe imbalance. The best model is selected by summing PR-AUC and F1 ranks; Random Forest currently performs best (see Figure </w:t>
+      </w:r>
+      <w:r>
+        <w:rPr>
+          <w:rFonts w:cstheme="minorHAnsi"/>
+          <w:sz w:val="22"/>
+          <w:szCs w:val="22"/>
+        </w:rPr>
+        <w:t>1.</w:t>
+      </w:r>
+      <w:r>
+        <w:rPr>
+          <w:rFonts w:cstheme="minorHAnsi"/>
+          <w:sz w:val="22"/>
+          <w:szCs w:val="22"/>
+        </w:rPr>
+        <w:t>5.6</w:t>
+      </w:r>
+      <w:r>
+        <w:rPr>
+          <w:rFonts w:cstheme="minorHAnsi"/>
+          <w:sz w:val="22"/>
+          <w:szCs w:val="22"/>
+        </w:rPr>
+        <w:t>) and will anchor the hybrid stage.</w:t>
+      </w:r>
+    </w:p>
+    <w:p>
+      <w:pPr>
+        <w:spacing w:line="276" w:lineRule="auto"/>
+        <w:jc w:val="both"/>
+        <w:rPr>
+          <w:rFonts w:cstheme="minorHAnsi"/>
+        </w:rPr>
+      </w:pPr>
+      <w:r>
+        <w:drawing>
+          <wp:inline distT="0" distB="0" distL="0" distR="0" wp14:anchorId="3BEC6298" wp14:editId="768F3450">
+            <wp:extent cx="4838700" cy="1851660"/>
+            <wp:effectExtent l="0" t="0" r="0" b="0"/>
+            <wp:docPr id="901792103" name="Picture 1" descr="A computer screen shot of a black screen&#10;&#10;AI-generated content may be incorrect."/>
+            <wp:cNvGraphicFramePr>
+              <a:graphicFrameLocks xmlns:a="http://schemas.openxmlformats.org/drawingml/2006/main" noChangeAspect="1"/>
+            </wp:cNvGraphicFramePr>
+            <a:graphic xmlns:a="http://schemas.openxmlformats.org/drawingml/2006/main">
+              <a:graphicData uri="http://schemas.openxmlformats.org/drawingml/2006/picture">
+                <pic:pic xmlns:pic="http://schemas.openxmlformats.org/drawingml/2006/picture">
+                  <pic:nvPicPr>
+                    <pic:cNvPr id="901792103" name="Picture 1" descr="A computer screen shot of a black screen&#10;&#10;AI-generated content may be incorrect."/>
+                    <pic:cNvPicPr/>
+                  </pic:nvPicPr>
+                  <pic:blipFill>
+                    <a:blip r:embed="rId14"/>
+                    <a:stretch>
+                      <a:fillRect/>
+                    </a:stretch>
+                  </pic:blipFill>
+                  <pic:spPr>
+                    <a:xfrm>
+                      <a:off x="0" y="0"/>
+                      <a:ext cx="4839123" cy="1851822"/>
+                    </a:xfrm>
+                    <a:prstGeom prst="rect">
+                      <a:avLst/>
+                    </a:prstGeom>
+                  </pic:spPr>
+                </pic:pic>
+              </a:graphicData>
+            </a:graphic>
+          </wp:inline>
+        </w:drawing>
+      </w:r>
+    </w:p>
+    <w:p>
+      <w:pPr>
+        <w:spacing w:before="80" w:after="120" w:line="276" w:lineRule="auto"/>
+        <w:jc w:val="both"/>
+        <w:rPr>
+          <w:rFonts w:cstheme="minorHAnsi"/>
+          <w:sz w:val="22"/>
+          <w:szCs w:val="22"/>
+        </w:rPr>
+      </w:pPr>
+      <w:r>
+        <w:rPr>
+          <w:rFonts w:cstheme="minorHAnsi"/>
+          <w:sz w:val="22"/>
+          <w:szCs w:val="22"/>
+        </w:rPr>
+        <w:t>Figure 1.</w:t>
+      </w:r>
+      <w:r>
+        <w:rPr>
+          <w:rFonts w:cstheme="minorHAnsi"/>
+          <w:sz w:val="22"/>
+          <w:szCs w:val="22"/>
+        </w:rPr>
+        <w:t>5.1</w:t>
+      </w:r>
+      <w:r>
+        <w:rPr>
+          <w:rFonts w:cstheme="minorHAnsi"/>
+          <w:sz w:val="22"/>
+          <w:szCs w:val="22"/>
+        </w:rPr>
+        <w:t xml:space="preserve">: </w:t>
+      </w:r>
+      <w:r>
+        <w:rPr>
+          <w:rFonts w:cstheme="minorHAnsi"/>
+          <w:sz w:val="22"/>
+          <w:szCs w:val="22"/>
+        </w:rPr>
+        <w:t>Baseline</w:t>
+      </w:r>
+    </w:p>
+    <w:p>
+      <w:pPr>
+        <w:spacing w:before="80" w:after="120" w:line="276" w:lineRule="auto"/>
+        <w:jc w:val="both"/>
+        <w:rPr>
+          <w:rFonts w:cstheme="minorHAnsi"/>
+          <w:sz w:val="22"/>
+          <w:szCs w:val="22"/>
+        </w:rPr>
+      </w:pPr>
+    </w:p>
+    <w:p>
+      <w:pPr>
+        <w:spacing w:before="80" w:after="120" w:line="276" w:lineRule="auto"/>
+        <w:jc w:val="both"/>
+        <w:rPr>
+          <w:rFonts w:cstheme="minorHAnsi"/>
+          <w:sz w:val="22"/>
+          <w:szCs w:val="22"/>
+        </w:rPr>
+      </w:pPr>
+      <w:r>
+        <w:lastRenderedPageBreak/>
+        <w:drawing>
+          <wp:inline distT="0" distB="0" distL="0" distR="0" wp14:anchorId="6ED6CBC2" wp14:editId="4153C47E">
+            <wp:extent cx="4046571" cy="2156647"/>
+            <wp:effectExtent l="0" t="0" r="0" b="0"/>
+            <wp:docPr id="1120831624" name="Picture 1" descr="A screenshot of a computer program&#10;&#10;AI-generated content may be incorrect."/>
+            <wp:cNvGraphicFramePr>
+              <a:graphicFrameLocks xmlns:a="http://schemas.openxmlformats.org/drawingml/2006/main" noChangeAspect="1"/>
+            </wp:cNvGraphicFramePr>
+            <a:graphic xmlns:a="http://schemas.openxmlformats.org/drawingml/2006/main">
+              <a:graphicData uri="http://schemas.openxmlformats.org/drawingml/2006/picture">
+                <pic:pic xmlns:pic="http://schemas.openxmlformats.org/drawingml/2006/picture">
+                  <pic:nvPicPr>
+                    <pic:cNvPr id="1120831624" name="Picture 1" descr="A screenshot of a computer program&#10;&#10;AI-generated content may be incorrect."/>
+                    <pic:cNvPicPr/>
+                  </pic:nvPicPr>
+                  <pic:blipFill>
+                    <a:blip r:embed="rId15"/>
+                    <a:stretch>
+                      <a:fillRect/>
+                    </a:stretch>
+                  </pic:blipFill>
+                  <pic:spPr>
+                    <a:xfrm>
+                      <a:off x="0" y="0"/>
+                      <a:ext cx="4046571" cy="2156647"/>
+                    </a:xfrm>
+                    <a:prstGeom prst="rect">
+                      <a:avLst/>
+                    </a:prstGeom>
+                  </pic:spPr>
+                </pic:pic>
+              </a:graphicData>
+            </a:graphic>
+          </wp:inline>
+        </w:drawing>
+      </w:r>
+    </w:p>
+    <w:p>
+      <w:pPr>
+        <w:spacing w:before="80" w:after="120" w:line="276" w:lineRule="auto"/>
+        <w:jc w:val="both"/>
+        <w:rPr>
+          <w:rFonts w:cstheme="minorHAnsi"/>
+          <w:sz w:val="22"/>
+          <w:szCs w:val="22"/>
+        </w:rPr>
+      </w:pPr>
+      <w:r>
+        <w:rPr>
+          <w:rFonts w:cstheme="minorHAnsi"/>
+          <w:sz w:val="22"/>
+          <w:szCs w:val="22"/>
+        </w:rPr>
+        <w:t>Figure 1.</w:t>
+      </w:r>
+      <w:r>
+        <w:rPr>
+          <w:rFonts w:cstheme="minorHAnsi"/>
+          <w:sz w:val="22"/>
+          <w:szCs w:val="22"/>
+        </w:rPr>
+        <w:t>5.2</w:t>
+      </w:r>
+      <w:r>
+        <w:rPr>
+          <w:rFonts w:cstheme="minorHAnsi"/>
+          <w:sz w:val="22"/>
+          <w:szCs w:val="22"/>
+        </w:rPr>
+        <w:t xml:space="preserve">: </w:t>
+      </w:r>
+      <w:r>
+        <w:rPr>
+          <w:rFonts w:cstheme="minorHAnsi"/>
+          <w:sz w:val="22"/>
+          <w:szCs w:val="22"/>
+        </w:rPr>
+        <w:t xml:space="preserve">Logistics Regression </w:t>
+      </w:r>
+      <w:r>
+        <w:rPr>
+          <w:rFonts w:cstheme="minorHAnsi"/>
+          <w:sz w:val="22"/>
+          <w:szCs w:val="22"/>
+        </w:rPr>
+        <w:t>Metrics</w:t>
+      </w:r>
+    </w:p>
+    <w:p>
+      <w:pPr>
+        <w:spacing w:before="80" w:after="120" w:line="276" w:lineRule="auto"/>
+        <w:jc w:val="both"/>
+        <w:rPr>
+          <w:rFonts w:cstheme="minorHAnsi"/>
+          <w:sz w:val="22"/>
+          <w:szCs w:val="22"/>
+        </w:rPr>
+      </w:pPr>
+    </w:p>
+    <w:p>
+      <w:pPr>
+        <w:spacing w:before="80" w:after="120" w:line="276" w:lineRule="auto"/>
+        <w:jc w:val="both"/>
+        <w:rPr>
+          <w:rFonts w:cstheme="minorHAnsi"/>
+          <w:sz w:val="22"/>
+          <w:szCs w:val="22"/>
+        </w:rPr>
+      </w:pPr>
+      <w:r>
+        <w:drawing>
+          <wp:inline distT="0" distB="0" distL="0" distR="0" wp14:anchorId="7BA0797B" wp14:editId="77A7D361">
+            <wp:extent cx="4084320" cy="2148840"/>
+            <wp:effectExtent l="0" t="0" r="0" b="3810"/>
+            <wp:docPr id="167826566" name="Picture 1" descr="A computer screen shot of a number of numbers&#10;&#10;AI-generated content may be incorrect."/>
+            <wp:cNvGraphicFramePr>
+              <a:graphicFrameLocks xmlns:a="http://schemas.openxmlformats.org/drawingml/2006/main" noChangeAspect="1"/>
+            </wp:cNvGraphicFramePr>
+            <a:graphic xmlns:a="http://schemas.openxmlformats.org/drawingml/2006/main">
+              <a:graphicData uri="http://schemas.openxmlformats.org/drawingml/2006/picture">
+                <pic:pic xmlns:pic="http://schemas.openxmlformats.org/drawingml/2006/picture">
+                  <pic:nvPicPr>
+                    <pic:cNvPr id="167826566" name="Picture 1" descr="A computer screen shot of a number of numbers&#10;&#10;AI-generated content may be incorrect."/>
+                    <pic:cNvPicPr/>
+                  </pic:nvPicPr>
+                  <pic:blipFill>
+                    <a:blip r:embed="rId16"/>
+                    <a:stretch>
+                      <a:fillRect/>
+                    </a:stretch>
+                  </pic:blipFill>
+                  <pic:spPr>
+                    <a:xfrm>
+                      <a:off x="0" y="0"/>
+                      <a:ext cx="4084674" cy="2149026"/>
+                    </a:xfrm>
+                    <a:prstGeom prst="rect">
+                      <a:avLst/>
+                    </a:prstGeom>
+                  </pic:spPr>
+                </pic:pic>
+              </a:graphicData>
+            </a:graphic>
+          </wp:inline>
+        </w:drawing>
+      </w:r>
+    </w:p>
+    <w:p>
+      <w:pPr>
+        <w:spacing w:before="80" w:after="120" w:line="276" w:lineRule="auto"/>
+        <w:jc w:val="both"/>
+        <w:rPr>
+          <w:rFonts w:cstheme="minorHAnsi"/>
+          <w:sz w:val="22"/>
+          <w:szCs w:val="22"/>
+        </w:rPr>
+      </w:pPr>
+      <w:r>
+        <w:rPr>
+          <w:rFonts w:cstheme="minorHAnsi"/>
+          <w:sz w:val="22"/>
+          <w:szCs w:val="22"/>
+        </w:rPr>
+        <w:t>Figure 1.</w:t>
+      </w:r>
+      <w:r>
+        <w:rPr>
+          <w:rFonts w:cstheme="minorHAnsi"/>
+          <w:sz w:val="22"/>
+          <w:szCs w:val="22"/>
+        </w:rPr>
+        <w:t>5.</w:t>
+      </w:r>
+      <w:r>
+        <w:rPr>
+          <w:rFonts w:cstheme="minorHAnsi"/>
+          <w:sz w:val="22"/>
+          <w:szCs w:val="22"/>
+        </w:rPr>
+        <w:t>3</w:t>
+      </w:r>
+      <w:r>
+        <w:rPr>
+          <w:rFonts w:cstheme="minorHAnsi"/>
+          <w:sz w:val="22"/>
+          <w:szCs w:val="22"/>
+        </w:rPr>
+        <w:t xml:space="preserve">: </w:t>
+      </w:r>
+      <w:r>
+        <w:rPr>
+          <w:rFonts w:cstheme="minorHAnsi"/>
+          <w:sz w:val="22"/>
+          <w:szCs w:val="22"/>
+        </w:rPr>
+        <w:t>Random Forest</w:t>
+      </w:r>
+      <w:r>
+        <w:rPr>
+          <w:rFonts w:cstheme="minorHAnsi"/>
+          <w:sz w:val="22"/>
+          <w:szCs w:val="22"/>
+        </w:rPr>
+        <w:t xml:space="preserve"> Metrics</w:t>
+      </w:r>
+    </w:p>
+    <w:p>
+      <w:pPr>
+        <w:spacing w:line="276" w:lineRule="auto"/>
+        <w:jc w:val="both"/>
+        <w:rPr>
+          <w:rFonts w:cstheme="minorHAnsi"/>
+        </w:rPr>
+      </w:pPr>
+    </w:p>
+    <w:p>
+      <w:pPr>
+        <w:spacing w:line="276" w:lineRule="auto"/>
+        <w:jc w:val="both"/>
+        <w:rPr>
+          <w:rFonts w:cstheme="minorHAnsi"/>
+        </w:rPr>
+      </w:pPr>
+      <w:r>
+        <w:drawing>
+          <wp:inline distT="0" distB="0" distL="0" distR="0" wp14:anchorId="065E2742" wp14:editId="6514B2DE">
+            <wp:extent cx="4130398" cy="2209992"/>
+            <wp:effectExtent l="0" t="0" r="3810" b="0"/>
+            <wp:docPr id="1934073754" name="Picture 1" descr="A computer screen shot of a number of numbers&#10;&#10;AI-generated content may be incorrect."/>
+            <wp:cNvGraphicFramePr>
+              <a:graphicFrameLocks xmlns:a="http://schemas.openxmlformats.org/drawingml/2006/main" noChangeAspect="1"/>
+            </wp:cNvGraphicFramePr>
+            <a:graphic xmlns:a="http://schemas.openxmlformats.org/drawingml/2006/main">
+              <a:graphicData uri="http://schemas.openxmlformats.org/drawingml/2006/picture">
+                <pic:pic xmlns:pic="http://schemas.openxmlformats.org/drawingml/2006/picture">
+                  <pic:nvPicPr>
+                    <pic:cNvPr id="1934073754" name="Picture 1" descr="A computer screen shot of a number of numbers&#10;&#10;AI-generated content may be incorrect."/>
+                    <pic:cNvPicPr/>
+                  </pic:nvPicPr>
+                  <pic:blipFill>
+                    <a:blip r:embed="rId17"/>
+                    <a:stretch>
+                      <a:fillRect/>
+                    </a:stretch>
+                  </pic:blipFill>
+                  <pic:spPr>
+                    <a:xfrm>
+                      <a:off x="0" y="0"/>
+                      <a:ext cx="4130398" cy="2209992"/>
+                    </a:xfrm>
+                    <a:prstGeom prst="rect">
+                      <a:avLst/>
+                    </a:prstGeom>
+                  </pic:spPr>
+                </pic:pic>
+              </a:graphicData>
+            </a:graphic>
+          </wp:inline>
+        </w:drawing>
+      </w:r>
+    </w:p>
+    <w:p>
+      <w:pPr>
+        <w:spacing w:before="80" w:after="120" w:line="276" w:lineRule="auto"/>
+        <w:jc w:val="both"/>
+        <w:rPr>
+          <w:rFonts w:cstheme="minorHAnsi"/>
+          <w:sz w:val="22"/>
+          <w:szCs w:val="22"/>
+        </w:rPr>
+      </w:pPr>
+      <w:r>
+        <w:rPr>
+          <w:rFonts w:cstheme="minorHAnsi"/>
+          <w:sz w:val="22"/>
+          <w:szCs w:val="22"/>
+        </w:rPr>
+        <w:t>Figure 1.</w:t>
+      </w:r>
+      <w:r>
+        <w:rPr>
+          <w:rFonts w:cstheme="minorHAnsi"/>
+          <w:sz w:val="22"/>
+          <w:szCs w:val="22"/>
+        </w:rPr>
+        <w:t>5.</w:t>
+      </w:r>
+      <w:r>
+        <w:rPr>
+          <w:rFonts w:cstheme="minorHAnsi"/>
+          <w:sz w:val="22"/>
+          <w:szCs w:val="22"/>
+        </w:rPr>
+        <w:t>4</w:t>
+      </w:r>
+      <w:r>
+        <w:rPr>
+          <w:rFonts w:cstheme="minorHAnsi"/>
+          <w:sz w:val="22"/>
+          <w:szCs w:val="22"/>
+        </w:rPr>
+        <w:t xml:space="preserve">: </w:t>
+      </w:r>
+      <w:proofErr w:type="spellStart"/>
+      <w:r>
+        <w:rPr>
+          <w:rFonts w:cstheme="minorHAnsi"/>
+          <w:sz w:val="22"/>
+          <w:szCs w:val="22"/>
+        </w:rPr>
+        <w:t>XGBoost</w:t>
+      </w:r>
+      <w:proofErr w:type="spellEnd"/>
+      <w:r>
+        <w:rPr>
+          <w:rFonts w:cstheme="minorHAnsi"/>
+          <w:sz w:val="22"/>
+          <w:szCs w:val="22"/>
+        </w:rPr>
+        <w:t xml:space="preserve"> Metrics</w:t>
+      </w:r>
+    </w:p>
+    <w:p>
+      <w:pPr>
+        <w:spacing w:line="276" w:lineRule="auto"/>
+        <w:jc w:val="both"/>
+        <w:rPr>
+          <w:rFonts w:cstheme="minorHAnsi"/>
+        </w:rPr>
+      </w:pPr>
+      <w:r>
+        <w:lastRenderedPageBreak/>
+        <w:drawing>
+          <wp:inline distT="0" distB="0" distL="0" distR="0" wp14:anchorId="63FA3088" wp14:editId="3E80C0A4">
+            <wp:extent cx="5943600" cy="2095500"/>
+            <wp:effectExtent l="0" t="0" r="0" b="0"/>
+            <wp:docPr id="1431677974" name="Picture 1" descr="A screenshot of a computer&#10;&#10;AI-generated content may be incorrect."/>
+            <wp:cNvGraphicFramePr>
+              <a:graphicFrameLocks xmlns:a="http://schemas.openxmlformats.org/drawingml/2006/main" noChangeAspect="1"/>
+            </wp:cNvGraphicFramePr>
+            <a:graphic xmlns:a="http://schemas.openxmlformats.org/drawingml/2006/main">
+              <a:graphicData uri="http://schemas.openxmlformats.org/drawingml/2006/picture">
+                <pic:pic xmlns:pic="http://schemas.openxmlformats.org/drawingml/2006/picture">
+                  <pic:nvPicPr>
+                    <pic:cNvPr id="1431677974" name="Picture 1" descr="A screenshot of a computer&#10;&#10;AI-generated content may be incorrect."/>
+                    <pic:cNvPicPr/>
+                  </pic:nvPicPr>
+                  <pic:blipFill>
+                    <a:blip r:embed="rId18"/>
+                    <a:stretch>
+                      <a:fillRect/>
+                    </a:stretch>
+                  </pic:blipFill>
+                  <pic:spPr>
+                    <a:xfrm>
+                      <a:off x="0" y="0"/>
+                      <a:ext cx="5943600" cy="2095500"/>
+                    </a:xfrm>
+                    <a:prstGeom prst="rect">
+                      <a:avLst/>
+                    </a:prstGeom>
+                  </pic:spPr>
+                </pic:pic>
+              </a:graphicData>
+            </a:graphic>
+          </wp:inline>
+        </w:drawing>
+      </w:r>
+    </w:p>
+    <w:p>
+      <w:pPr>
+        <w:spacing w:before="80" w:after="120" w:line="276" w:lineRule="auto"/>
+        <w:jc w:val="both"/>
+        <w:rPr>
+          <w:rFonts w:cstheme="minorHAnsi"/>
+          <w:sz w:val="22"/>
+          <w:szCs w:val="22"/>
+        </w:rPr>
+      </w:pPr>
+      <w:r>
+        <w:rPr>
+          <w:rFonts w:cstheme="minorHAnsi"/>
+          <w:sz w:val="22"/>
+          <w:szCs w:val="22"/>
+        </w:rPr>
+        <w:t>Figure 1.</w:t>
+      </w:r>
+      <w:r>
+        <w:rPr>
+          <w:rFonts w:cstheme="minorHAnsi"/>
+          <w:sz w:val="22"/>
+          <w:szCs w:val="22"/>
+        </w:rPr>
+        <w:t>5.</w:t>
+      </w:r>
+      <w:r>
+        <w:rPr>
+          <w:rFonts w:cstheme="minorHAnsi"/>
+          <w:sz w:val="22"/>
+          <w:szCs w:val="22"/>
+        </w:rPr>
+        <w:t>5</w:t>
+      </w:r>
+      <w:r>
+        <w:rPr>
+          <w:rFonts w:cstheme="minorHAnsi"/>
+          <w:sz w:val="22"/>
+          <w:szCs w:val="22"/>
+        </w:rPr>
+        <w:t xml:space="preserve">: </w:t>
+      </w:r>
+      <w:r>
+        <w:rPr>
+          <w:rFonts w:cstheme="minorHAnsi"/>
+          <w:sz w:val="22"/>
+          <w:szCs w:val="22"/>
+        </w:rPr>
+        <w:t>Isolation Forest</w:t>
+      </w:r>
+      <w:r>
+        <w:rPr>
+          <w:rFonts w:cstheme="minorHAnsi"/>
+          <w:sz w:val="22"/>
+          <w:szCs w:val="22"/>
+        </w:rPr>
+        <w:t xml:space="preserve"> Metrics</w:t>
+      </w:r>
+    </w:p>
+    <w:p>
+      <w:pPr>
+        <w:spacing w:line="276" w:lineRule="auto"/>
+        <w:jc w:val="both"/>
+        <w:rPr>
+          <w:rFonts w:cstheme="minorHAnsi"/>
+        </w:rPr>
+      </w:pPr>
+    </w:p>
+    <w:p>
+      <w:pPr>
+        <w:spacing w:line="276" w:lineRule="auto"/>
+        <w:jc w:val="both"/>
+        <w:rPr>
+          <w:rFonts w:cstheme="minorHAnsi"/>
+        </w:rPr>
+      </w:pPr>
+      <w:r>
+        <w:drawing>
+          <wp:inline distT="0" distB="0" distL="0" distR="0" wp14:anchorId="2EA8FC6A" wp14:editId="4973FB1C">
+            <wp:extent cx="5943600" cy="1864360"/>
+            <wp:effectExtent l="0" t="0" r="0" b="2540"/>
+            <wp:docPr id="1127400751" name="Picture 1" descr="A screenshot of a computer screen&#10;&#10;AI-generated content may be incorrect."/>
+            <wp:cNvGraphicFramePr>
+              <a:graphicFrameLocks xmlns:a="http://schemas.openxmlformats.org/drawingml/2006/main" noChangeAspect="1"/>
+            </wp:cNvGraphicFramePr>
+            <a:graphic xmlns:a="http://schemas.openxmlformats.org/drawingml/2006/main">
+              <a:graphicData uri="http://schemas.openxmlformats.org/drawingml/2006/picture">
+                <pic:pic xmlns:pic="http://schemas.openxmlformats.org/drawingml/2006/picture">
+                  <pic:nvPicPr>
+                    <pic:cNvPr id="1127400751" name="Picture 1" descr="A screenshot of a computer screen&#10;&#10;AI-generated content may be incorrect."/>
+                    <pic:cNvPicPr/>
+                  </pic:nvPicPr>
+                  <pic:blipFill>
+                    <a:blip r:embed="rId19"/>
+                    <a:stretch>
+                      <a:fillRect/>
+                    </a:stretch>
+                  </pic:blipFill>
+                  <pic:spPr>
+                    <a:xfrm>
+                      <a:off x="0" y="0"/>
+                      <a:ext cx="5943600" cy="1864360"/>
+                    </a:xfrm>
+                    <a:prstGeom prst="rect">
+                      <a:avLst/>
+                    </a:prstGeom>
+                  </pic:spPr>
+                </pic:pic>
+              </a:graphicData>
+            </a:graphic>
+          </wp:inline>
+        </w:drawing>
+      </w:r>
+    </w:p>
+    <w:p>
+      <w:pPr>
+        <w:spacing w:before="80" w:after="120" w:line="276" w:lineRule="auto"/>
+        <w:jc w:val="both"/>
+        <w:rPr>
+          <w:rFonts w:cstheme="minorHAnsi"/>
+          <w:sz w:val="22"/>
+          <w:szCs w:val="22"/>
+        </w:rPr>
+      </w:pPr>
+      <w:r>
+        <w:rPr>
+          <w:rFonts w:cstheme="minorHAnsi"/>
+          <w:sz w:val="22"/>
+          <w:szCs w:val="22"/>
+        </w:rPr>
+        <w:t>Figure 1.</w:t>
+      </w:r>
+      <w:r>
+        <w:rPr>
+          <w:rFonts w:cstheme="minorHAnsi"/>
+          <w:sz w:val="22"/>
+          <w:szCs w:val="22"/>
+        </w:rPr>
+        <w:t>5.</w:t>
+      </w:r>
+      <w:r>
+        <w:rPr>
+          <w:rFonts w:cstheme="minorHAnsi"/>
+          <w:sz w:val="22"/>
+          <w:szCs w:val="22"/>
+        </w:rPr>
+        <w:t>6</w:t>
+      </w:r>
+      <w:r>
+        <w:rPr>
+          <w:rFonts w:cstheme="minorHAnsi"/>
+          <w:sz w:val="22"/>
+          <w:szCs w:val="22"/>
+        </w:rPr>
+        <w:t xml:space="preserve">: </w:t>
+      </w:r>
+      <w:r>
+        <w:rPr>
+          <w:rFonts w:cstheme="minorHAnsi"/>
+          <w:sz w:val="22"/>
+          <w:szCs w:val="22"/>
+        </w:rPr>
+        <w:t xml:space="preserve">Best Model </w:t>
+      </w:r>
+      <w:r>
+        <w:rPr>
+          <w:rFonts w:cstheme="minorHAnsi"/>
+          <w:sz w:val="22"/>
+          <w:szCs w:val="22"/>
+        </w:rPr>
+        <w:t>Evaluation</w:t>
+      </w:r>
+    </w:p>
+    <w:p>
+      <w:pPr>
+        <w:spacing w:line="276" w:lineRule="auto"/>
+        <w:jc w:val="both"/>
+        <w:rPr>
+          <w:rFonts w:cstheme="minorHAnsi"/>
+        </w:rPr>
+      </w:pPr>
+    </w:p>
+    <w:p>
+      <w:pPr>
+        <w:pStyle w:val="Heading1"/>
+        <w:rPr>
+          <w:rFonts w:asciiTheme="minorHAnsi" w:eastAsia="Arial" w:hAnsiTheme="minorHAnsi" w:cstheme="minorHAnsi"/>
+          <w:b/>
+          <w:bCs/>
+          <w:sz w:val="22"/>
+          <w:szCs w:val="22"/>
+        </w:rPr>
+      </w:pPr>
+      <w:r>
+        <w:rPr>
           <w:rFonts w:asciiTheme="minorHAnsi" w:hAnsiTheme="minorHAnsi" w:cstheme="minorHAnsi"/>
           <w:b/>
           <w:bCs/>
           <w:sz w:val="22"/>
           <w:szCs w:val="22"/>
         </w:rPr>
-        <w:t>1.</w:t>
-      </w:r>
-      <w:r>
-        <w:rPr>
-          <w:rStyle w:val="Heading1Char"/>
+        <w:t>2.0</w:t>
+      </w:r>
+      <w:r>
+        <w:rPr>
           <w:rFonts w:asciiTheme="minorHAnsi" w:hAnsiTheme="minorHAnsi" w:cstheme="minorHAnsi"/>
           <w:b/>
           <w:bCs/>
           <w:sz w:val="22"/>
           <w:szCs w:val="22"/>
         </w:rPr>
+        <w:tab/>
+      </w:r>
+      <w:r>
+        <w:rPr>
+          <w:rFonts w:asciiTheme="minorHAnsi" w:eastAsia="Arial" w:hAnsiTheme="minorHAnsi" w:cstheme="minorHAnsi"/>
+          <w:b/>
+          <w:bCs/>
+          <w:sz w:val="22"/>
+          <w:szCs w:val="22"/>
+        </w:rPr>
+        <w:t>Work to be Done</w:t>
+      </w:r>
+    </w:p>
+    <w:p>
+      <w:pPr>
+        <w:spacing w:line="276" w:lineRule="auto"/>
+        <w:jc w:val="both"/>
+        <w:rPr>
+          <w:rFonts w:cstheme="minorHAnsi"/>
+          <w:sz w:val="22"/>
+          <w:szCs w:val="22"/>
+        </w:rPr>
+      </w:pPr>
+      <w:r>
+        <w:rPr>
+          <w:rFonts w:cstheme="minorHAnsi"/>
+          <w:sz w:val="22"/>
+          <w:szCs w:val="22"/>
+        </w:rPr>
+        <w:t>The remaining work completes the hybrid model, final evaluation, and explainability before the Final Project Report, building directly on the preprocessing and baseline pipeline already implemented.</w:t>
+      </w:r>
+    </w:p>
+    <w:p>
+      <w:pPr>
+        <w:pStyle w:val="Heading2"/>
+        <w:rPr>
+          <w:rFonts w:asciiTheme="minorHAnsi" w:hAnsiTheme="minorHAnsi" w:cstheme="minorHAnsi"/>
+          <w:b/>
+          <w:bCs/>
+          <w:sz w:val="22"/>
+          <w:szCs w:val="22"/>
+        </w:rPr>
+      </w:pPr>
+      <w:r>
+        <w:rPr>
+          <w:rFonts w:asciiTheme="minorHAnsi" w:hAnsiTheme="minorHAnsi" w:cstheme="minorHAnsi"/>
+          <w:b/>
+          <w:bCs/>
+          <w:sz w:val="22"/>
+          <w:szCs w:val="22"/>
+        </w:rPr>
+        <w:t>2.</w:t>
+      </w:r>
+      <w:r>
+        <w:rPr>
+          <w:rFonts w:asciiTheme="minorHAnsi" w:hAnsiTheme="minorHAnsi" w:cstheme="minorHAnsi"/>
+          <w:b/>
+          <w:bCs/>
+          <w:sz w:val="22"/>
+          <w:szCs w:val="22"/>
+        </w:rPr>
+        <w:t>1</w:t>
+      </w:r>
+      <w:r>
+        <w:rPr>
+          <w:rFonts w:asciiTheme="minorHAnsi" w:hAnsiTheme="minorHAnsi" w:cstheme="minorHAnsi"/>
+          <w:b/>
+          <w:bCs/>
+          <w:sz w:val="22"/>
+          <w:szCs w:val="22"/>
+        </w:rPr>
+        <w:t xml:space="preserve"> </w:t>
+      </w:r>
+      <w:r>
+        <w:rPr>
+          <w:rFonts w:asciiTheme="minorHAnsi" w:hAnsiTheme="minorHAnsi" w:cstheme="minorHAnsi"/>
+          <w:b/>
+          <w:bCs/>
+          <w:sz w:val="22"/>
+          <w:szCs w:val="22"/>
+        </w:rPr>
+        <w:tab/>
+        <w:t>Hybrid Model Development</w:t>
+      </w:r>
+    </w:p>
+    <w:p>
+      <w:pPr>
+        <w:spacing w:line="276" w:lineRule="auto"/>
+        <w:jc w:val="both"/>
+        <w:rPr>
+          <w:rFonts w:cstheme="minorHAnsi"/>
+          <w:sz w:val="22"/>
+          <w:szCs w:val="22"/>
+        </w:rPr>
+      </w:pPr>
+      <w:r>
+        <w:rPr>
+          <w:rFonts w:cstheme="minorHAnsi"/>
+          <w:sz w:val="22"/>
+          <w:szCs w:val="22"/>
+        </w:rPr>
+        <w:t xml:space="preserve">A hybrid detector will combine the best supervised model (Random Forest) with Isolation Forest anomaly scores. The primary fusion strategy is weighted averaging of </w:t>
+      </w:r>
+      <w:proofErr w:type="spellStart"/>
+      <w:r>
+        <w:rPr>
+          <w:rFonts w:cstheme="minorHAnsi"/>
+          <w:sz w:val="22"/>
+          <w:szCs w:val="22"/>
+        </w:rPr>
+        <w:t>normalised</w:t>
+      </w:r>
+      <w:proofErr w:type="spellEnd"/>
+      <w:r>
+        <w:rPr>
+          <w:rFonts w:cstheme="minorHAnsi"/>
+          <w:sz w:val="22"/>
+          <w:szCs w:val="22"/>
+        </w:rPr>
+        <w:t xml:space="preserve"> probabilities and anomaly scores, with weights tuned on validation data. If this does not improve on the individual models, three fallbacks will be evaluated: threshold-based stacking, using the anomaly score as an additional supervised feature, and a voting ensemble. The hybrid will be compared directly against Random Forest and Isolation Forest to test whether fusion improves detection.</w:t>
+      </w:r>
+    </w:p>
+    <w:p>
+      <w:pPr>
+        <w:pStyle w:val="Heading2"/>
+        <w:rPr>
+          <w:rFonts w:asciiTheme="minorHAnsi" w:hAnsiTheme="minorHAnsi" w:cstheme="minorHAnsi"/>
+          <w:b/>
+          <w:bCs/>
+          <w:sz w:val="22"/>
+          <w:szCs w:val="22"/>
+        </w:rPr>
+      </w:pPr>
+      <w:r>
+        <w:rPr>
+          <w:rFonts w:asciiTheme="minorHAnsi" w:hAnsiTheme="minorHAnsi" w:cstheme="minorHAnsi"/>
+          <w:b/>
+          <w:bCs/>
+          <w:sz w:val="22"/>
+          <w:szCs w:val="22"/>
+        </w:rPr>
+        <w:lastRenderedPageBreak/>
+        <w:t>2.</w:t>
+      </w:r>
+      <w:r>
+        <w:rPr>
+          <w:rFonts w:asciiTheme="minorHAnsi" w:hAnsiTheme="minorHAnsi" w:cstheme="minorHAnsi"/>
+          <w:b/>
+          <w:bCs/>
+          <w:sz w:val="22"/>
+          <w:szCs w:val="22"/>
+        </w:rPr>
+        <w:t>2</w:t>
+      </w:r>
+      <w:r>
+        <w:rPr>
+          <w:rFonts w:asciiTheme="minorHAnsi" w:hAnsiTheme="minorHAnsi" w:cstheme="minorHAnsi"/>
+          <w:b/>
+          <w:bCs/>
+          <w:sz w:val="22"/>
+          <w:szCs w:val="22"/>
+        </w:rPr>
+        <w:tab/>
+      </w:r>
+      <w:r>
+        <w:rPr>
+          <w:rFonts w:asciiTheme="minorHAnsi" w:hAnsiTheme="minorHAnsi" w:cstheme="minorHAnsi"/>
+          <w:b/>
+          <w:bCs/>
+          <w:sz w:val="22"/>
+          <w:szCs w:val="22"/>
+        </w:rPr>
+        <w:t xml:space="preserve">Final </w:t>
+      </w:r>
+      <w:r>
+        <w:rPr>
+          <w:rFonts w:asciiTheme="minorHAnsi" w:hAnsiTheme="minorHAnsi" w:cstheme="minorHAnsi"/>
+          <w:b/>
+          <w:bCs/>
+          <w:sz w:val="22"/>
+          <w:szCs w:val="22"/>
+        </w:rPr>
+        <w:t>Evaluation</w:t>
+      </w:r>
+    </w:p>
+    <w:p>
+      <w:pPr>
+        <w:spacing w:line="276" w:lineRule="auto"/>
+        <w:jc w:val="both"/>
+        <w:rPr>
+          <w:rFonts w:cstheme="minorHAnsi"/>
+          <w:sz w:val="22"/>
+          <w:szCs w:val="22"/>
+        </w:rPr>
+      </w:pPr>
+      <w:r>
+        <w:rPr>
+          <w:rFonts w:cstheme="minorHAnsi"/>
+          <w:sz w:val="22"/>
+          <w:szCs w:val="22"/>
+        </w:rPr>
+        <w:t>The hybrid model will be evaluated on the held-out test set using the same seven metrics. Threshold analysis will examine performance across decision boundaries to identify the operating point that best balances fraud capture against false alarms, addressing the trade-off central to the second research question.</w:t>
+      </w:r>
+    </w:p>
+    <w:p>
+      <w:pPr>
+        <w:pStyle w:val="Heading2"/>
+        <w:rPr>
+          <w:rFonts w:asciiTheme="minorHAnsi" w:hAnsiTheme="minorHAnsi" w:cstheme="minorHAnsi"/>
+          <w:b/>
+          <w:bCs/>
+          <w:sz w:val="22"/>
+          <w:szCs w:val="22"/>
+        </w:rPr>
+      </w:pPr>
+      <w:r>
+        <w:rPr>
+          <w:rFonts w:asciiTheme="minorHAnsi" w:hAnsiTheme="minorHAnsi" w:cstheme="minorHAnsi"/>
+          <w:b/>
+          <w:bCs/>
+          <w:sz w:val="22"/>
+          <w:szCs w:val="22"/>
+        </w:rPr>
+        <w:t>2.</w:t>
+      </w:r>
+      <w:r>
+        <w:rPr>
+          <w:rFonts w:asciiTheme="minorHAnsi" w:hAnsiTheme="minorHAnsi" w:cstheme="minorHAnsi"/>
+          <w:b/>
+          <w:bCs/>
+          <w:sz w:val="22"/>
+          <w:szCs w:val="22"/>
+        </w:rPr>
+        <w:t>3</w:t>
+      </w:r>
+      <w:r>
+        <w:rPr>
+          <w:rFonts w:asciiTheme="minorHAnsi" w:hAnsiTheme="minorHAnsi" w:cstheme="minorHAnsi"/>
+          <w:b/>
+          <w:bCs/>
+          <w:sz w:val="22"/>
+          <w:szCs w:val="22"/>
+        </w:rPr>
+        <w:tab/>
+      </w:r>
+      <w:r>
+        <w:rPr>
+          <w:rFonts w:asciiTheme="minorHAnsi" w:hAnsiTheme="minorHAnsi" w:cstheme="minorHAnsi"/>
+          <w:b/>
+          <w:bCs/>
+          <w:sz w:val="22"/>
+          <w:szCs w:val="22"/>
+        </w:rPr>
+        <w:t xml:space="preserve">SHAP Explainability </w:t>
+      </w:r>
+    </w:p>
+    <w:p>
+      <w:pPr>
+        <w:spacing w:line="276" w:lineRule="auto"/>
+        <w:jc w:val="both"/>
+        <w:rPr>
+          <w:rFonts w:cstheme="minorHAnsi"/>
+          <w:sz w:val="22"/>
+          <w:szCs w:val="22"/>
+        </w:rPr>
+      </w:pPr>
+      <w:r>
+        <w:rPr>
+          <w:rFonts w:cstheme="minorHAnsi"/>
+          <w:sz w:val="22"/>
+          <w:szCs w:val="22"/>
+        </w:rPr>
+        <w:t xml:space="preserve">SHAP will interpret the best-performing model using </w:t>
+      </w:r>
+      <w:proofErr w:type="spellStart"/>
+      <w:r>
+        <w:rPr>
+          <w:rFonts w:cstheme="minorHAnsi"/>
+          <w:sz w:val="22"/>
+          <w:szCs w:val="22"/>
+        </w:rPr>
+        <w:t>TreeExplainer</w:t>
+      </w:r>
+      <w:proofErr w:type="spellEnd"/>
+      <w:r>
+        <w:rPr>
+          <w:rFonts w:cstheme="minorHAnsi"/>
+          <w:sz w:val="22"/>
+          <w:szCs w:val="22"/>
+        </w:rPr>
+        <w:t>, which is efficient for tree-based models at scale. Global summary plots will rank aggregate feature influence, while waterfall and force plots will explain individual predictions. To control compute, analysis will run on a stratified sample of roughly 5,000 test records. If the hybrid model wins, SHAP</w:t>
+      </w:r>
+      <w:r>
+        <w:rPr>
+          <w:rFonts w:cstheme="minorHAnsi"/>
+          <w:sz w:val="22"/>
+          <w:szCs w:val="22"/>
+        </w:rPr>
+        <w:t xml:space="preserve"> </w:t>
+      </w:r>
+      <w:r>
+        <w:rPr>
+          <w:rFonts w:cstheme="minorHAnsi"/>
+          <w:sz w:val="22"/>
+          <w:szCs w:val="22"/>
+        </w:rPr>
+        <w:t>(Lundberg and Lee</w:t>
+      </w:r>
+      <w:r>
+        <w:rPr>
+          <w:rFonts w:cstheme="minorHAnsi"/>
+          <w:sz w:val="22"/>
+          <w:szCs w:val="22"/>
+        </w:rPr>
+        <w:t>,</w:t>
+      </w:r>
+      <w:r>
+        <w:rPr>
+          <w:rFonts w:cstheme="minorHAnsi"/>
+          <w:sz w:val="22"/>
+          <w:szCs w:val="22"/>
+        </w:rPr>
+        <w:t xml:space="preserve"> 2017)</w:t>
+      </w:r>
+      <w:r>
+        <w:rPr>
+          <w:rFonts w:cstheme="minorHAnsi"/>
+          <w:sz w:val="22"/>
+          <w:szCs w:val="22"/>
+        </w:rPr>
+        <w:t xml:space="preserve"> will be applied to its supervised component with the anomaly score treated as an explanatory feature, strengthening the interpretability narrative around the third research question.</w:t>
+      </w:r>
+    </w:p>
+    <w:p>
+      <w:pPr>
+        <w:spacing w:line="276" w:lineRule="auto"/>
+        <w:jc w:val="both"/>
+        <w:rPr>
+          <w:rFonts w:cstheme="minorHAnsi"/>
+          <w:sz w:val="22"/>
+          <w:szCs w:val="22"/>
+        </w:rPr>
+      </w:pPr>
+    </w:p>
+    <w:p>
+      <w:pPr>
+        <w:pStyle w:val="Heading2"/>
+        <w:rPr>
+          <w:rFonts w:asciiTheme="minorHAnsi" w:hAnsiTheme="minorHAnsi" w:cstheme="minorHAnsi"/>
+          <w:b/>
+          <w:bCs/>
+          <w:sz w:val="22"/>
+          <w:szCs w:val="22"/>
+        </w:rPr>
+      </w:pPr>
+      <w:r>
+        <w:rPr>
+          <w:rFonts w:asciiTheme="minorHAnsi" w:hAnsiTheme="minorHAnsi" w:cstheme="minorHAnsi"/>
+          <w:b/>
+          <w:bCs/>
+          <w:sz w:val="22"/>
+          <w:szCs w:val="22"/>
+        </w:rPr>
+        <w:t>2.</w:t>
+      </w:r>
+      <w:r>
+        <w:rPr>
+          <w:rFonts w:asciiTheme="minorHAnsi" w:hAnsiTheme="minorHAnsi" w:cstheme="minorHAnsi"/>
+          <w:b/>
+          <w:bCs/>
+          <w:sz w:val="22"/>
+          <w:szCs w:val="22"/>
+        </w:rPr>
+        <w:t>4</w:t>
+      </w:r>
+      <w:r>
+        <w:rPr>
+          <w:rFonts w:asciiTheme="minorHAnsi" w:hAnsiTheme="minorHAnsi" w:cstheme="minorHAnsi"/>
+          <w:b/>
+          <w:bCs/>
+          <w:sz w:val="22"/>
+          <w:szCs w:val="22"/>
+        </w:rPr>
+        <w:tab/>
+      </w:r>
+      <w:r>
+        <w:rPr>
+          <w:rFonts w:asciiTheme="minorHAnsi" w:hAnsiTheme="minorHAnsi" w:cstheme="minorHAnsi"/>
+          <w:b/>
+          <w:bCs/>
+          <w:sz w:val="22"/>
+          <w:szCs w:val="22"/>
+        </w:rPr>
+        <w:t>Outstanding Challenges</w:t>
+      </w:r>
+    </w:p>
+    <w:p>
+      <w:pPr>
+        <w:spacing w:line="276" w:lineRule="auto"/>
+        <w:jc w:val="both"/>
+        <w:rPr>
+          <w:rFonts w:cstheme="minorHAnsi"/>
+          <w:sz w:val="22"/>
+          <w:szCs w:val="22"/>
+        </w:rPr>
+      </w:pPr>
+      <w:r>
+        <w:rPr>
+          <w:rFonts w:cstheme="minorHAnsi"/>
+          <w:sz w:val="22"/>
+          <w:szCs w:val="22"/>
+        </w:rPr>
+        <w:t xml:space="preserve">Two challenges remain. First, fusing an unsupervised anomaly score with calibrated supervised probabilities requires careful </w:t>
+      </w:r>
+      <w:proofErr w:type="spellStart"/>
+      <w:r>
+        <w:rPr>
+          <w:rFonts w:cstheme="minorHAnsi"/>
+          <w:sz w:val="22"/>
+          <w:szCs w:val="22"/>
+        </w:rPr>
+        <w:t>normalisation</w:t>
+      </w:r>
+      <w:proofErr w:type="spellEnd"/>
+      <w:r>
+        <w:rPr>
+          <w:rFonts w:cstheme="minorHAnsi"/>
+          <w:sz w:val="22"/>
+          <w:szCs w:val="22"/>
+        </w:rPr>
+        <w:t xml:space="preserve">, as the two outputs lie on different scales; weighted averaging with validation-tuned weights and the documented fallbacks mitigate this. Second, SHAP on a one-million-row dataset is computationally costly; sampling and </w:t>
+      </w:r>
+      <w:proofErr w:type="spellStart"/>
+      <w:r>
+        <w:rPr>
+          <w:rFonts w:cstheme="minorHAnsi"/>
+          <w:sz w:val="22"/>
+          <w:szCs w:val="22"/>
+        </w:rPr>
+        <w:t>TreeExplainer</w:t>
+      </w:r>
+      <w:proofErr w:type="spellEnd"/>
+      <w:r>
+        <w:rPr>
+          <w:rFonts w:cstheme="minorHAnsi"/>
+          <w:sz w:val="22"/>
+          <w:szCs w:val="22"/>
+        </w:rPr>
+        <w:t xml:space="preserve"> address this, with global feature importance retained as a minimum deliverable should full local analysis prove prohibitive.</w:t>
+      </w:r>
+    </w:p>
+    <w:p>
+      <w:pPr>
+        <w:pStyle w:val="Heading2"/>
+        <w:rPr>
+          <w:rFonts w:asciiTheme="minorHAnsi" w:hAnsiTheme="minorHAnsi" w:cstheme="minorHAnsi"/>
+          <w:b/>
+          <w:bCs/>
+          <w:sz w:val="22"/>
+          <w:szCs w:val="22"/>
+        </w:rPr>
+      </w:pPr>
+      <w:r>
+        <w:rPr>
+          <w:rFonts w:asciiTheme="minorHAnsi" w:hAnsiTheme="minorHAnsi" w:cstheme="minorHAnsi"/>
+          <w:b/>
+          <w:bCs/>
+          <w:sz w:val="22"/>
+          <w:szCs w:val="22"/>
+        </w:rPr>
+        <w:t>2.</w:t>
+      </w:r>
+      <w:r>
+        <w:rPr>
+          <w:rFonts w:asciiTheme="minorHAnsi" w:hAnsiTheme="minorHAnsi" w:cstheme="minorHAnsi"/>
+          <w:b/>
+          <w:bCs/>
+          <w:sz w:val="22"/>
+          <w:szCs w:val="22"/>
+        </w:rPr>
         <w:t>5</w:t>
       </w:r>
       <w:r>
         <w:rPr>
-          <w:rStyle w:val="Heading1Char"/>
           <w:rFonts w:asciiTheme="minorHAnsi" w:hAnsiTheme="minorHAnsi" w:cstheme="minorHAnsi"/>
           <w:b/>
           <w:bCs/>
@@ -2488,14 +3698,68 @@
       </w:r>
       <w:r>
         <w:rPr>
-          <w:rStyle w:val="Heading1Char"/>
           <w:rFonts w:asciiTheme="minorHAnsi" w:hAnsiTheme="minorHAnsi" w:cstheme="minorHAnsi"/>
           <w:b/>
           <w:bCs/>
           <w:sz w:val="22"/>
           <w:szCs w:val="22"/>
         </w:rPr>
-        <w:t>Initial Evaluation</w:t>
+        <w:t>Write-up and Submission</w:t>
+      </w:r>
+    </w:p>
+    <w:p>
+      <w:pPr>
+        <w:spacing w:line="276" w:lineRule="auto"/>
+        <w:jc w:val="both"/>
+        <w:rPr>
+          <w:rFonts w:cstheme="minorHAnsi"/>
+          <w:sz w:val="22"/>
+          <w:szCs w:val="22"/>
+        </w:rPr>
+      </w:pPr>
+      <w:r>
+        <w:rPr>
+          <w:rFonts w:cstheme="minorHAnsi"/>
+          <w:sz w:val="22"/>
+          <w:szCs w:val="22"/>
+        </w:rPr>
+        <w:t xml:space="preserve">The Final Project Report will document the complete pipeline, results, SHAP analysis, and a critical evaluation against the three research questions in the EPP. A demonstration video will present the working models and key findings, and the repository will be </w:t>
+      </w:r>
+      <w:proofErr w:type="spellStart"/>
+      <w:r>
+        <w:rPr>
+          <w:rFonts w:cstheme="minorHAnsi"/>
+          <w:sz w:val="22"/>
+          <w:szCs w:val="22"/>
+        </w:rPr>
+        <w:t>finalised</w:t>
+      </w:r>
+      <w:proofErr w:type="spellEnd"/>
+      <w:r>
+        <w:rPr>
+          <w:rFonts w:cstheme="minorHAnsi"/>
+          <w:sz w:val="22"/>
+          <w:szCs w:val="22"/>
+        </w:rPr>
+        <w:t xml:space="preserve"> with a README, requirements file, and inline documentation. The work builds on completed preprocessing and baseline implementation, with all tools (Scikit-learn, </w:t>
+      </w:r>
+      <w:proofErr w:type="spellStart"/>
+      <w:r>
+        <w:rPr>
+          <w:rFonts w:cstheme="minorHAnsi"/>
+          <w:sz w:val="22"/>
+          <w:szCs w:val="22"/>
+        </w:rPr>
+        <w:t>XGBoost</w:t>
+      </w:r>
+      <w:proofErr w:type="spellEnd"/>
+      <w:r>
+        <w:rPr>
+          <w:rFonts w:cstheme="minorHAnsi"/>
+          <w:sz w:val="22"/>
+          <w:szCs w:val="22"/>
+        </w:rPr>
+        <w:t>, SHAP) already integrated. The 18-week timeline retains capacity for the hybrid and explainability stages, and clearly defined fallbacks exist for both should constraints arise.</w:t>
       </w:r>
     </w:p>
     <w:p>
@@ -2514,7 +3778,25 @@
           <w:sz w:val="22"/>
           <w:szCs w:val="22"/>
         </w:rPr>
-        <w:t>Model evaluation was performed on a held-out test set comprising 20% of the dataset (209,715 transactions). Stratified sampling was applied during the train-test split to preserve the original fraud prevalence of 0.13% across both subsets.</w:t>
+        <w:t xml:space="preserve">The planned work is feasible within the remaining timeline. The hybrid, evaluation, and explainability stages all extend the preprocessing and four-model baseline pipeline already implemented and version-controlled, rather than requiring new infrastructure, and the full toolchain (Scikit-learn, </w:t>
+      </w:r>
+      <w:proofErr w:type="spellStart"/>
+      <w:r>
+        <w:rPr>
+          <w:rFonts w:eastAsia="Arial" w:cstheme="minorHAnsi"/>
+          <w:sz w:val="22"/>
+          <w:szCs w:val="22"/>
+        </w:rPr>
+        <w:t>XGBoost</w:t>
+      </w:r>
+      <w:proofErr w:type="spellEnd"/>
+      <w:r>
+        <w:rPr>
+          <w:rFonts w:eastAsia="Arial" w:cstheme="minorHAnsi"/>
+          <w:sz w:val="22"/>
+          <w:szCs w:val="22"/>
+        </w:rPr>
+        <w:t>, and SHAP) is already integrated into the project environment. The 18-week schedule retains capacity for the outstanding stages. The fallback positions documented above, namely the three hybrid fusion strategies and global-only SHAP importance, provide defined contingencies should the weighted-averaging fusion or full local explanation prove computationally prohibitive.</w:t>
       </w:r>
     </w:p>
     <w:p>
@@ -2527,213 +3809,130 @@
           <w:szCs w:val="22"/>
         </w:rPr>
       </w:pPr>
-      <w:r>
-        <w:rPr>
-          <w:rFonts w:eastAsia="Arial" w:cstheme="minorHAnsi"/>
-          <w:sz w:val="22"/>
-          <w:szCs w:val="22"/>
-        </w:rPr>
-        <w:t>To establish a performance benchmark, a dummy baseline classifier was first evaluated. This classifier predicts every transaction as legitimate, irrespective of its attributes. Consequently, it achieved Precision, Recall, and F1-Score values of 0.0, a ROC-AUC of 0.5, a PR-AUC of 0.0013, a False Positive Rate (FPR) of 0.0, and a False Negative Rate (FNR) of 1.0. These results confirm that the baseline model fails to identify any fraudulent transactions and provide a minimum threshold that all candidate models must exceed to demonstrate meaningful predictive capability.</w:t>
-      </w:r>
-    </w:p>
-    <w:p>
-      <w:pPr>
-        <w:spacing w:before="80" w:after="120"/>
-        <w:jc w:val="both"/>
-        <w:rPr>
-          <w:rFonts w:eastAsia="Arial" w:cstheme="minorHAnsi"/>
-          <w:sz w:val="22"/>
-          <w:szCs w:val="22"/>
-        </w:rPr>
-      </w:pPr>
-      <w:r>
-        <w:rPr>
-          <w:rFonts w:eastAsia="Arial" w:cstheme="minorHAnsi"/>
-          <w:sz w:val="22"/>
-          <w:szCs w:val="22"/>
-        </w:rPr>
-        <w:t xml:space="preserve">The supervised models—Logistic Regression, Random Forest, and </w:t>
+    </w:p>
+    <w:p>
+      <w:pPr>
+        <w:pStyle w:val="Heading1"/>
+        <w:rPr>
+          <w:rFonts w:asciiTheme="minorHAnsi" w:hAnsiTheme="minorHAnsi" w:cstheme="minorHAnsi"/>
+          <w:b/>
+          <w:bCs/>
+          <w:sz w:val="22"/>
+          <w:szCs w:val="22"/>
+        </w:rPr>
+      </w:pPr>
+      <w:r>
+        <w:rPr>
+          <w:rFonts w:asciiTheme="minorHAnsi" w:hAnsiTheme="minorHAnsi" w:cstheme="minorHAnsi"/>
+          <w:b/>
+          <w:bCs/>
+          <w:sz w:val="22"/>
+          <w:szCs w:val="22"/>
+        </w:rPr>
+        <w:lastRenderedPageBreak/>
+        <w:t>3.0</w:t>
+      </w:r>
+      <w:r>
+        <w:rPr>
+          <w:rFonts w:asciiTheme="minorHAnsi" w:hAnsiTheme="minorHAnsi" w:cstheme="minorHAnsi"/>
+          <w:b/>
+          <w:bCs/>
+          <w:sz w:val="22"/>
+          <w:szCs w:val="22"/>
+        </w:rPr>
+        <w:tab/>
+      </w:r>
+      <w:r>
+        <w:rPr>
+          <w:rFonts w:asciiTheme="minorHAnsi" w:hAnsiTheme="minorHAnsi" w:cstheme="minorHAnsi"/>
+          <w:b/>
+          <w:bCs/>
+          <w:sz w:val="22"/>
+          <w:szCs w:val="22"/>
+        </w:rPr>
+        <w:t>List of References</w:t>
+      </w:r>
+    </w:p>
+    <w:p>
+      <w:pPr>
+        <w:pStyle w:val="ListParagraph"/>
+        <w:numPr>
+          <w:ilvl w:val="0"/>
+          <w:numId w:val="2"/>
+        </w:numPr>
+        <w:spacing w:line="276" w:lineRule="auto"/>
+        <w:jc w:val="both"/>
+        <w:rPr>
+          <w:rFonts w:cstheme="minorHAnsi"/>
+          <w:sz w:val="22"/>
+          <w:szCs w:val="22"/>
+        </w:rPr>
+      </w:pPr>
+      <w:r>
+        <w:rPr>
+          <w:rFonts w:cstheme="minorHAnsi"/>
+          <w:sz w:val="22"/>
+          <w:szCs w:val="22"/>
+        </w:rPr>
+        <w:t xml:space="preserve">Chawla, N. V., Bowyer, K. W., Hall, L. O. and </w:t>
       </w:r>
       <w:proofErr w:type="spellStart"/>
       <w:r>
         <w:rPr>
-          <w:rFonts w:eastAsia="Arial" w:cstheme="minorHAnsi"/>
-          <w:sz w:val="22"/>
-          <w:szCs w:val="22"/>
-        </w:rPr>
-        <w:t>XGBoost</w:t>
+          <w:rFonts w:cstheme="minorHAnsi"/>
+          <w:sz w:val="22"/>
+          <w:szCs w:val="22"/>
+        </w:rPr>
+        <w:t>Kegelmeyer</w:t>
       </w:r>
       <w:proofErr w:type="spellEnd"/>
       <w:r>
         <w:rPr>
-          <w:rFonts w:eastAsia="Arial" w:cstheme="minorHAnsi"/>
-          <w:sz w:val="22"/>
-          <w:szCs w:val="22"/>
-        </w:rPr>
-        <w:t>—were evaluated using predicted fraud probabilities obtained through</w:t>
-      </w:r>
-      <w:r>
-        <w:rPr>
-          <w:rFonts w:eastAsia="Arial" w:cstheme="minorHAnsi"/>
-          <w:sz w:val="22"/>
-          <w:szCs w:val="22"/>
-        </w:rPr>
-        <w:t xml:space="preserve"> “</w:t>
+          <w:rFonts w:cstheme="minorHAnsi"/>
+          <w:sz w:val="22"/>
+          <w:szCs w:val="22"/>
+        </w:rPr>
+        <w:t xml:space="preserve">, W. P. (2002) 'SMOTE: Synthetic minority over-sampling technique', </w:t>
+      </w:r>
+      <w:r>
+        <w:rPr>
+          <w:rFonts w:cstheme="minorHAnsi"/>
+          <w:i/>
+          <w:iCs/>
+          <w:sz w:val="22"/>
+          <w:szCs w:val="22"/>
+        </w:rPr>
+        <w:t>Journal of Artificial Intelligence Research</w:t>
+      </w:r>
+      <w:r>
+        <w:rPr>
+          <w:rFonts w:cstheme="minorHAnsi"/>
+          <w:sz w:val="22"/>
+          <w:szCs w:val="22"/>
+        </w:rPr>
+        <w:t xml:space="preserve">, 16, pp. 321-357. </w:t>
       </w:r>
       <w:proofErr w:type="spellStart"/>
       <w:r>
         <w:rPr>
-          <w:rFonts w:eastAsia="Arial" w:cstheme="minorHAnsi"/>
-          <w:sz w:val="22"/>
-          <w:szCs w:val="22"/>
-        </w:rPr>
-        <w:t>predict_proba</w:t>
+          <w:rFonts w:cstheme="minorHAnsi"/>
+          <w:sz w:val="22"/>
+          <w:szCs w:val="22"/>
+        </w:rPr>
+        <w:t>doi</w:t>
       </w:r>
       <w:proofErr w:type="spellEnd"/>
       <w:r>
         <w:rPr>
-          <w:rFonts w:eastAsia="Arial" w:cstheme="minorHAnsi"/>
-          <w:sz w:val="22"/>
-          <w:szCs w:val="22"/>
-        </w:rPr>
-        <w:t>”</w:t>
-      </w:r>
-      <w:r>
-        <w:rPr>
-          <w:rFonts w:eastAsia="Arial" w:cstheme="minorHAnsi"/>
-          <w:sz w:val="22"/>
-          <w:szCs w:val="22"/>
-        </w:rPr>
-        <w:t>, enabling the computation of threshold-independent metrics such as ROC-AUC and PR-AUC. As an unsupervised anomaly detection approach, Isolation Forest generates anomaly labels of −1 and +1, which were mapped to fraud (1) and legitimate (0) respectively. Its decision function scores were inverted so that higher values indicate a greater likelihood of fraud, ensuring consistency in metric calculation across all models.</w:t>
-      </w:r>
-    </w:p>
-    <w:p>
-      <w:pPr>
-        <w:spacing w:before="80" w:after="120"/>
-        <w:jc w:val="both"/>
-        <w:rPr>
-          <w:rFonts w:eastAsia="Arial" w:cstheme="minorHAnsi"/>
-          <w:sz w:val="22"/>
-          <w:szCs w:val="22"/>
-        </w:rPr>
-      </w:pPr>
-      <w:r>
-        <w:rPr>
-          <w:rFonts w:eastAsia="Arial" w:cstheme="minorHAnsi"/>
-          <w:sz w:val="22"/>
-          <w:szCs w:val="22"/>
-        </w:rPr>
-        <w:t>Model performance was assessed using seven evaluation metrics: Precision, Recall, F1-Score, ROC-AUC, PR-AUC, False Positive Rate, and False Negative Rate. Due to the severe class imbalance, PR-AUC was selected as the primary evaluation metric because it focuses on performance for the minority fraud class and is less influenced by the large volume of legitimate transactions. False Negative Rate was also considered particularly important, as failing to detect fraudulent transactions carries a greater operational risk than generating false alarms.</w:t>
-      </w:r>
-    </w:p>
-    <w:p>
-      <w:pPr>
-        <w:spacing w:before="80" w:after="120"/>
-        <w:jc w:val="both"/>
-        <w:rPr>
-          <w:rFonts w:eastAsia="Arial" w:cstheme="minorHAnsi"/>
-          <w:sz w:val="22"/>
-          <w:szCs w:val="22"/>
-        </w:rPr>
-      </w:pPr>
-      <w:r>
-        <w:rPr>
-          <w:rFonts w:eastAsia="Arial" w:cstheme="minorHAnsi"/>
-          <w:sz w:val="22"/>
-          <w:szCs w:val="22"/>
-        </w:rPr>
-        <w:t xml:space="preserve">The final model was selected using a combined ranking based on PR-AUC and F1-Score. Models were ranked separately on each metric, and the rankings were summed to produce an overall score. The model </w:t>
-      </w:r>
-      <w:r>
-        <w:rPr>
-          <w:rFonts w:eastAsia="Arial" w:cstheme="minorHAnsi"/>
-          <w:sz w:val="22"/>
-          <w:szCs w:val="22"/>
-        </w:rPr>
-        <w:lastRenderedPageBreak/>
-        <w:t>with the lowest combined rank was identified as the best-performing model, ensuring that both precision-recall performance and overall classification effectiveness were considered during model selection.</w:t>
-      </w:r>
-    </w:p>
-    <w:p>
-      <w:pPr>
-        <w:spacing w:before="80" w:after="120"/>
-        <w:jc w:val="both"/>
-        <w:rPr>
-          <w:rFonts w:cstheme="minorHAnsi"/>
-        </w:rPr>
-      </w:pPr>
-    </w:p>
-    <w:p>
-      <w:pPr>
-        <w:rPr>
-          <w:rFonts w:cstheme="minorHAnsi"/>
-        </w:rPr>
-      </w:pPr>
-    </w:p>
-    <w:p>
-      <w:pPr>
-        <w:pStyle w:val="Heading1"/>
-        <w:rPr>
-          <w:rFonts w:asciiTheme="minorHAnsi" w:hAnsiTheme="minorHAnsi" w:cstheme="minorHAnsi"/>
-          <w:b/>
-          <w:bCs/>
-          <w:sz w:val="22"/>
-          <w:szCs w:val="22"/>
-        </w:rPr>
-      </w:pPr>
-      <w:r>
-        <w:rPr>
-          <w:rFonts w:asciiTheme="minorHAnsi" w:hAnsiTheme="minorHAnsi" w:cstheme="minorHAnsi"/>
-          <w:b/>
-          <w:bCs/>
-          <w:sz w:val="22"/>
-          <w:szCs w:val="22"/>
-        </w:rPr>
-        <w:t>2.0</w:t>
-      </w:r>
-      <w:r>
-        <w:rPr>
-          <w:rFonts w:asciiTheme="minorHAnsi" w:hAnsiTheme="minorHAnsi" w:cstheme="minorHAnsi"/>
-          <w:b/>
-          <w:bCs/>
-          <w:sz w:val="22"/>
-          <w:szCs w:val="22"/>
-        </w:rPr>
-        <w:tab/>
-      </w:r>
-      <w:r>
-        <w:rPr>
-          <w:rFonts w:asciiTheme="minorHAnsi" w:eastAsia="Arial" w:hAnsiTheme="minorHAnsi" w:cstheme="minorHAnsi"/>
-          <w:b/>
-          <w:bCs/>
-          <w:sz w:val="22"/>
-          <w:szCs w:val="22"/>
-        </w:rPr>
-        <w:t>Work to be Done</w:t>
-      </w:r>
-    </w:p>
-    <w:p>
-      <w:pPr>
-        <w:pStyle w:val="Heading2"/>
-        <w:rPr>
-          <w:rFonts w:asciiTheme="minorHAnsi" w:hAnsiTheme="minorHAnsi" w:cstheme="minorHAnsi"/>
-          <w:sz w:val="22"/>
-          <w:szCs w:val="22"/>
-        </w:rPr>
-      </w:pPr>
-      <w:r>
-        <w:rPr>
-          <w:rFonts w:asciiTheme="minorHAnsi" w:hAnsiTheme="minorHAnsi" w:cstheme="minorHAnsi"/>
-          <w:b/>
-          <w:bCs/>
-          <w:sz w:val="22"/>
-          <w:szCs w:val="22"/>
-        </w:rPr>
-        <w:t>2.1</w:t>
-      </w:r>
-      <w:r>
-        <w:rPr>
-          <w:rFonts w:asciiTheme="minorHAnsi" w:hAnsiTheme="minorHAnsi" w:cstheme="minorHAnsi"/>
+          <w:rFonts w:cstheme="minorHAnsi"/>
+          <w:sz w:val="22"/>
+          <w:szCs w:val="22"/>
+        </w:rPr>
+        <w:t>:</w:t>
+      </w:r>
+      <w:r>
+        <w:rPr>
+          <w:rFonts w:cstheme="minorHAnsi"/>
           <w:sz w:val="22"/>
           <w:szCs w:val="22"/>
         </w:rPr>
@@ -2741,562 +3940,190 @@
       </w:r>
       <w:r>
         <w:rPr>
-          <w:rFonts w:asciiTheme="minorHAnsi" w:hAnsiTheme="minorHAnsi" w:cstheme="minorHAnsi"/>
-          <w:sz w:val="22"/>
-          <w:szCs w:val="22"/>
-        </w:rPr>
-        <w:tab/>
-      </w:r>
-      <w:r>
-        <w:rPr>
-          <w:rFonts w:asciiTheme="minorHAnsi" w:hAnsiTheme="minorHAnsi" w:cstheme="minorHAnsi"/>
-          <w:b/>
-          <w:bCs/>
-          <w:sz w:val="22"/>
-          <w:szCs w:val="22"/>
-        </w:rPr>
-        <w:t>Model Training and Hyperparameter Tuning (Weeks 11-13)</w:t>
-      </w:r>
-    </w:p>
-    <w:p>
-      <w:pPr>
-        <w:spacing w:before="80" w:after="120"/>
-        <w:jc w:val="both"/>
-      </w:pPr>
-      <w:r>
-        <w:rPr>
-          <w:rFonts w:ascii="Arial" w:eastAsia="Arial" w:hAnsi="Arial" w:cs="Arial"/>
-          <w:sz w:val="22"/>
-          <w:szCs w:val="22"/>
-        </w:rPr>
-        <w:t xml:space="preserve">Random Forest and </w:t>
+          <w:rFonts w:cstheme="minorHAnsi"/>
+          <w:sz w:val="22"/>
+          <w:szCs w:val="22"/>
+        </w:rPr>
+        <w:t>10.1613/jair.953.</w:t>
+      </w:r>
+    </w:p>
+    <w:p>
+      <w:pPr>
+        <w:pStyle w:val="ListParagraph"/>
+        <w:numPr>
+          <w:ilvl w:val="0"/>
+          <w:numId w:val="2"/>
+        </w:numPr>
+        <w:spacing w:line="276" w:lineRule="auto"/>
+        <w:jc w:val="both"/>
+        <w:rPr>
+          <w:rFonts w:cstheme="minorHAnsi"/>
+          <w:sz w:val="22"/>
+          <w:szCs w:val="22"/>
+        </w:rPr>
+      </w:pPr>
+      <w:r>
+        <w:rPr>
+          <w:rFonts w:cstheme="minorHAnsi"/>
+          <w:sz w:val="22"/>
+          <w:szCs w:val="22"/>
+        </w:rPr>
+        <w:t xml:space="preserve">Davis, J. and </w:t>
       </w:r>
       <w:proofErr w:type="spellStart"/>
       <w:r>
         <w:rPr>
-          <w:rFonts w:ascii="Arial" w:eastAsia="Arial" w:hAnsi="Arial" w:cs="Arial"/>
-          <w:sz w:val="22"/>
-          <w:szCs w:val="22"/>
-        </w:rPr>
-        <w:t>XGBoost</w:t>
+          <w:rFonts w:cstheme="minorHAnsi"/>
+          <w:sz w:val="22"/>
+          <w:szCs w:val="22"/>
+        </w:rPr>
+        <w:t>Goadrich</w:t>
       </w:r>
       <w:proofErr w:type="spellEnd"/>
       <w:r>
         <w:rPr>
-          <w:rFonts w:ascii="Arial" w:eastAsia="Arial" w:hAnsi="Arial" w:cs="Arial"/>
-          <w:sz w:val="22"/>
-          <w:szCs w:val="22"/>
-        </w:rPr>
-        <w:t xml:space="preserve"> will be fully trained on the preprocessed, SMOTE-balanced training set. </w:t>
+          <w:rFonts w:cstheme="minorHAnsi"/>
+          <w:sz w:val="22"/>
+          <w:szCs w:val="22"/>
+        </w:rPr>
+        <w:t xml:space="preserve">, M. (2006) 'The relationship between precision-recall and ROC curves', </w:t>
+      </w:r>
+      <w:r>
+        <w:rPr>
+          <w:rFonts w:cstheme="minorHAnsi"/>
+          <w:i/>
+          <w:iCs/>
+          <w:sz w:val="22"/>
+          <w:szCs w:val="22"/>
+        </w:rPr>
+        <w:t>Proceedings of the 23rd International Conference on Machine Learning</w:t>
+      </w:r>
+      <w:r>
+        <w:rPr>
+          <w:rFonts w:cstheme="minorHAnsi"/>
+          <w:sz w:val="22"/>
+          <w:szCs w:val="22"/>
+        </w:rPr>
+        <w:t xml:space="preserve">, pp. 233-240. </w:t>
       </w:r>
       <w:proofErr w:type="spellStart"/>
       <w:r>
         <w:rPr>
-          <w:rFonts w:ascii="Arial" w:eastAsia="Arial" w:hAnsi="Arial" w:cs="Arial"/>
-          <w:sz w:val="22"/>
-          <w:szCs w:val="22"/>
-        </w:rPr>
-        <w:t>Randomised</w:t>
+          <w:rFonts w:cstheme="minorHAnsi"/>
+          <w:sz w:val="22"/>
+          <w:szCs w:val="22"/>
+        </w:rPr>
+        <w:t>doi</w:t>
       </w:r>
       <w:proofErr w:type="spellEnd"/>
       <w:r>
         <w:rPr>
-          <w:rFonts w:ascii="Arial" w:eastAsia="Arial" w:hAnsi="Arial" w:cs="Arial"/>
-          <w:sz w:val="22"/>
-          <w:szCs w:val="22"/>
-        </w:rPr>
-        <w:t xml:space="preserve"> search cross-validation will be used for hyperparameter tuning, </w:t>
+          <w:rFonts w:cstheme="minorHAnsi"/>
+          <w:sz w:val="22"/>
+          <w:szCs w:val="22"/>
+        </w:rPr>
+        <w:t>: 10.1145/1143844.1143874.</w:t>
+      </w:r>
+    </w:p>
+    <w:p>
+      <w:pPr>
+        <w:pStyle w:val="ListParagraph"/>
+        <w:numPr>
+          <w:ilvl w:val="0"/>
+          <w:numId w:val="2"/>
+        </w:numPr>
+        <w:spacing w:line="276" w:lineRule="auto"/>
+        <w:jc w:val="both"/>
+        <w:rPr>
+          <w:rFonts w:cstheme="minorHAnsi"/>
+          <w:sz w:val="22"/>
+          <w:szCs w:val="22"/>
+        </w:rPr>
+      </w:pPr>
+      <w:r>
+        <w:rPr>
+          <w:rFonts w:cstheme="minorHAnsi"/>
+          <w:sz w:val="22"/>
+          <w:szCs w:val="22"/>
+        </w:rPr>
+        <w:t xml:space="preserve">Liu, F. T., Ting, K. M. and Zhou, Z. H. (2008) 'Isolation Forest', </w:t>
+      </w:r>
+      <w:r>
+        <w:rPr>
+          <w:rFonts w:cstheme="minorHAnsi"/>
+          <w:i/>
+          <w:iCs/>
+          <w:sz w:val="22"/>
+          <w:szCs w:val="22"/>
+        </w:rPr>
+        <w:t>Proceedings of the 8th IEEE International Conference on Data Mining (ICDM 2008)</w:t>
+      </w:r>
+      <w:r>
+        <w:rPr>
+          <w:rFonts w:cstheme="minorHAnsi"/>
+          <w:sz w:val="22"/>
+          <w:szCs w:val="22"/>
+        </w:rPr>
+        <w:t xml:space="preserve">. </w:t>
       </w:r>
       <w:proofErr w:type="spellStart"/>
       <w:r>
         <w:rPr>
-          <w:rFonts w:ascii="Arial" w:eastAsia="Arial" w:hAnsi="Arial" w:cs="Arial"/>
-          <w:sz w:val="22"/>
-          <w:szCs w:val="22"/>
-        </w:rPr>
-        <w:t>prioritising</w:t>
+          <w:rFonts w:cstheme="minorHAnsi"/>
+          <w:sz w:val="22"/>
+          <w:szCs w:val="22"/>
+        </w:rPr>
+        <w:t>doi</w:t>
       </w:r>
       <w:proofErr w:type="spellEnd"/>
       <w:r>
         <w:rPr>
-          <w:rFonts w:ascii="Arial" w:eastAsia="Arial" w:hAnsi="Arial" w:cs="Arial"/>
-          <w:sz w:val="22"/>
-          <w:szCs w:val="22"/>
-        </w:rPr>
-        <w:t xml:space="preserve"> parameters with the greatest empirical impact on F1-score and PR-AUC: the number of estimators, maximum tree depth, learning rate (</w:t>
-      </w:r>
-      <w:proofErr w:type="spellStart"/>
-      <w:r>
-        <w:rPr>
-          <w:rFonts w:ascii="Arial" w:eastAsia="Arial" w:hAnsi="Arial" w:cs="Arial"/>
-          <w:sz w:val="22"/>
-          <w:szCs w:val="22"/>
-        </w:rPr>
-        <w:t>XGBoost</w:t>
-      </w:r>
-      <w:proofErr w:type="spellEnd"/>
-      <w:r>
-        <w:rPr>
-          <w:rFonts w:ascii="Arial" w:eastAsia="Arial" w:hAnsi="Arial" w:cs="Arial"/>
-          <w:sz w:val="22"/>
-          <w:szCs w:val="22"/>
-        </w:rPr>
-        <w:t>), and class weight settings. A consistent evaluation pipeline will be applied across all models to ensure fair comparison.</w:t>
-      </w:r>
-    </w:p>
-    <w:p>
-      <w:pPr>
-        <w:pStyle w:val="Heading2"/>
-        <w:rPr>
-          <w:rFonts w:asciiTheme="minorHAnsi" w:hAnsiTheme="minorHAnsi" w:cstheme="minorHAnsi"/>
-          <w:b/>
-          <w:bCs/>
-          <w:sz w:val="22"/>
-          <w:szCs w:val="22"/>
-        </w:rPr>
-      </w:pPr>
-      <w:r>
-        <w:rPr>
-          <w:rFonts w:asciiTheme="minorHAnsi" w:hAnsiTheme="minorHAnsi" w:cstheme="minorHAnsi"/>
-          <w:b/>
-          <w:bCs/>
-          <w:sz w:val="22"/>
-          <w:szCs w:val="22"/>
-        </w:rPr>
-        <w:t xml:space="preserve">2.2 </w:t>
-      </w:r>
-      <w:r>
-        <w:rPr>
-          <w:rFonts w:asciiTheme="minorHAnsi" w:hAnsiTheme="minorHAnsi" w:cstheme="minorHAnsi"/>
-          <w:b/>
-          <w:bCs/>
-          <w:sz w:val="22"/>
-          <w:szCs w:val="22"/>
-        </w:rPr>
-        <w:tab/>
-        <w:t>Hybrid Model Development (Weeks 11</w:t>
-      </w:r>
-      <w:r>
-        <w:rPr>
-          <w:rFonts w:asciiTheme="minorHAnsi" w:hAnsiTheme="minorHAnsi" w:cstheme="minorHAnsi"/>
-          <w:b/>
-          <w:bCs/>
-          <w:sz w:val="22"/>
-          <w:szCs w:val="22"/>
-        </w:rPr>
-        <w:t>-</w:t>
-      </w:r>
-      <w:r>
-        <w:rPr>
-          <w:rFonts w:asciiTheme="minorHAnsi" w:hAnsiTheme="minorHAnsi" w:cstheme="minorHAnsi"/>
-          <w:b/>
-          <w:bCs/>
-          <w:sz w:val="22"/>
-          <w:szCs w:val="22"/>
-        </w:rPr>
-        <w:t>13)</w:t>
-      </w:r>
-    </w:p>
-    <w:p>
-      <w:pPr>
-        <w:spacing w:before="80" w:after="120"/>
-        <w:jc w:val="both"/>
-      </w:pPr>
-      <w:r>
-        <w:rPr>
-          <w:rFonts w:ascii="Arial" w:eastAsia="Arial" w:hAnsi="Arial" w:cs="Arial"/>
-          <w:sz w:val="22"/>
-          <w:szCs w:val="22"/>
-        </w:rPr>
-        <w:t xml:space="preserve">A hybrid model will be developed by combining the probability outputs of the best-performing supervised model with the anomaly scores produced by Isolation Forest. The primary fusion strategy is a weighted average, where the supervised probability and </w:t>
-      </w:r>
-      <w:proofErr w:type="spellStart"/>
-      <w:r>
-        <w:rPr>
-          <w:rFonts w:ascii="Arial" w:eastAsia="Arial" w:hAnsi="Arial" w:cs="Arial"/>
-          <w:sz w:val="22"/>
-          <w:szCs w:val="22"/>
-        </w:rPr>
-        <w:t>normalised</w:t>
-      </w:r>
-      <w:proofErr w:type="spellEnd"/>
-      <w:r>
-        <w:rPr>
-          <w:rFonts w:ascii="Arial" w:eastAsia="Arial" w:hAnsi="Arial" w:cs="Arial"/>
-          <w:sz w:val="22"/>
-          <w:szCs w:val="22"/>
-        </w:rPr>
-        <w:t xml:space="preserve"> anomaly score are blended using empirically determined weights validated on a held-out development set. If this approach underperforms individual models, two alternatives will be evaluated: threshold-based stacking (classifying as fraud if either model exceeds its respective threshold) and score-as-feature concatenation (appending the Isolation Forest score as an additional input feature to the supervised model). The hybrid model’s performance will be compared directly against individual models using the same evaluation metrics.</w:t>
-      </w:r>
-    </w:p>
-    <w:p>
-      <w:pPr>
-        <w:pStyle w:val="Heading2"/>
-        <w:rPr>
-          <w:rFonts w:asciiTheme="minorHAnsi" w:hAnsiTheme="minorHAnsi" w:cstheme="minorHAnsi"/>
-          <w:b/>
-          <w:bCs/>
-          <w:sz w:val="22"/>
-          <w:szCs w:val="22"/>
-        </w:rPr>
-      </w:pPr>
-      <w:r>
-        <w:rPr>
-          <w:rFonts w:asciiTheme="minorHAnsi" w:hAnsiTheme="minorHAnsi" w:cstheme="minorHAnsi"/>
-          <w:b/>
-          <w:bCs/>
-          <w:sz w:val="22"/>
-          <w:szCs w:val="22"/>
-        </w:rPr>
-        <w:t>2.3</w:t>
-      </w:r>
-      <w:r>
-        <w:rPr>
-          <w:rFonts w:asciiTheme="minorHAnsi" w:hAnsiTheme="minorHAnsi" w:cstheme="minorHAnsi"/>
-          <w:b/>
-          <w:bCs/>
-          <w:sz w:val="22"/>
-          <w:szCs w:val="22"/>
-        </w:rPr>
-        <w:tab/>
-        <w:t>Evaluation (Weeks 14</w:t>
-      </w:r>
-      <w:r>
-        <w:rPr>
-          <w:rFonts w:asciiTheme="minorHAnsi" w:hAnsiTheme="minorHAnsi" w:cstheme="minorHAnsi"/>
-          <w:b/>
-          <w:bCs/>
-          <w:sz w:val="22"/>
-          <w:szCs w:val="22"/>
-        </w:rPr>
-        <w:t>-</w:t>
-      </w:r>
-      <w:r>
-        <w:rPr>
-          <w:rFonts w:asciiTheme="minorHAnsi" w:hAnsiTheme="minorHAnsi" w:cstheme="minorHAnsi"/>
-          <w:b/>
-          <w:bCs/>
-          <w:sz w:val="22"/>
-          <w:szCs w:val="22"/>
-        </w:rPr>
-        <w:t>16)</w:t>
-      </w:r>
-    </w:p>
-    <w:p>
-      <w:pPr>
-        <w:spacing w:before="80" w:after="120"/>
-        <w:jc w:val="both"/>
-      </w:pPr>
-      <w:r>
-        <w:rPr>
-          <w:rFonts w:ascii="Arial" w:eastAsia="Arial" w:hAnsi="Arial" w:cs="Arial"/>
-          <w:sz w:val="22"/>
-          <w:szCs w:val="22"/>
-        </w:rPr>
-        <w:t xml:space="preserve">Logistic Regression, Random Forest, </w:t>
-      </w:r>
-      <w:proofErr w:type="spellStart"/>
-      <w:r>
-        <w:rPr>
-          <w:rFonts w:ascii="Arial" w:eastAsia="Arial" w:hAnsi="Arial" w:cs="Arial"/>
-          <w:sz w:val="22"/>
-          <w:szCs w:val="22"/>
-        </w:rPr>
-        <w:t>XGBoost</w:t>
-      </w:r>
-      <w:proofErr w:type="spellEnd"/>
-      <w:r>
-        <w:rPr>
-          <w:rFonts w:ascii="Arial" w:eastAsia="Arial" w:hAnsi="Arial" w:cs="Arial"/>
-          <w:sz w:val="22"/>
-          <w:szCs w:val="22"/>
-        </w:rPr>
-        <w:t xml:space="preserve">, Isolation Forest, and the hybrid </w:t>
-      </w:r>
-      <w:r>
-        <w:rPr>
-          <w:rFonts w:ascii="Arial" w:eastAsia="Arial" w:hAnsi="Arial" w:cs="Arial"/>
-          <w:sz w:val="22"/>
-          <w:szCs w:val="22"/>
-        </w:rPr>
-        <w:t>model</w:t>
-      </w:r>
-      <w:r>
-        <w:rPr>
-          <w:rFonts w:ascii="Arial" w:eastAsia="Arial" w:hAnsi="Arial" w:cs="Arial"/>
-          <w:sz w:val="22"/>
-          <w:szCs w:val="22"/>
-        </w:rPr>
-        <w:t xml:space="preserve"> will be evaluated on the held-out test set using Precision, Recall, F1-score, PR-AUC, ROC-AUC, False Positive Rate, and False Negative Rate. These metrics are appropriate for imbalanced classification tasks where accuracy alone is insufficient. Threshold analysis will also be conducted to examine the precision-recall trade-off across decision boundaries, which is particularly relevant in a fraud detection context where the relative cost of false negatives (missed fraud) versus false positives (wrongly blocked transactions) is asymmetric.</w:t>
-      </w:r>
-    </w:p>
-    <w:p>
-      <w:pPr>
-        <w:pStyle w:val="Heading2"/>
-        <w:rPr>
-          <w:rFonts w:asciiTheme="minorHAnsi" w:hAnsiTheme="minorHAnsi" w:cstheme="minorHAnsi"/>
-          <w:b/>
-          <w:bCs/>
-          <w:sz w:val="22"/>
-          <w:szCs w:val="22"/>
-        </w:rPr>
-      </w:pPr>
-      <w:r>
-        <w:rPr>
-          <w:rFonts w:asciiTheme="minorHAnsi" w:hAnsiTheme="minorHAnsi" w:cstheme="minorHAnsi"/>
-          <w:b/>
-          <w:bCs/>
-          <w:sz w:val="22"/>
-          <w:szCs w:val="22"/>
-        </w:rPr>
-        <w:t>2.4</w:t>
-      </w:r>
-      <w:r>
-        <w:rPr>
-          <w:rFonts w:asciiTheme="minorHAnsi" w:hAnsiTheme="minorHAnsi" w:cstheme="minorHAnsi"/>
-          <w:b/>
-          <w:bCs/>
-          <w:sz w:val="22"/>
-          <w:szCs w:val="22"/>
-        </w:rPr>
-        <w:tab/>
-      </w:r>
-      <w:r>
-        <w:rPr>
-          <w:rFonts w:asciiTheme="minorHAnsi" w:hAnsiTheme="minorHAnsi" w:cstheme="minorHAnsi"/>
-          <w:b/>
-          <w:bCs/>
-          <w:sz w:val="22"/>
-          <w:szCs w:val="22"/>
-        </w:rPr>
-        <w:t>SHAP Explainability (Weeks 14</w:t>
-      </w:r>
-      <w:r>
-        <w:rPr>
-          <w:rFonts w:asciiTheme="minorHAnsi" w:hAnsiTheme="minorHAnsi" w:cstheme="minorHAnsi"/>
-          <w:b/>
-          <w:bCs/>
-          <w:sz w:val="22"/>
-          <w:szCs w:val="22"/>
-        </w:rPr>
-        <w:t>-</w:t>
-      </w:r>
-      <w:r>
-        <w:rPr>
-          <w:rFonts w:asciiTheme="minorHAnsi" w:hAnsiTheme="minorHAnsi" w:cstheme="minorHAnsi"/>
-          <w:b/>
-          <w:bCs/>
-          <w:sz w:val="22"/>
-          <w:szCs w:val="22"/>
-        </w:rPr>
-        <w:t>16)</w:t>
-      </w:r>
-    </w:p>
-    <w:p>
-      <w:pPr>
-        <w:spacing w:before="80" w:after="120"/>
-        <w:jc w:val="both"/>
-      </w:pPr>
-      <w:r>
-        <w:rPr>
-          <w:rFonts w:ascii="Arial" w:eastAsia="Arial" w:hAnsi="Arial" w:cs="Arial"/>
-          <w:sz w:val="22"/>
-          <w:szCs w:val="22"/>
-        </w:rPr>
-        <w:t xml:space="preserve">SHAP will be applied to the best-performing model using the </w:t>
-      </w:r>
-      <w:proofErr w:type="spellStart"/>
-      <w:r>
-        <w:rPr>
-          <w:rFonts w:ascii="Arial" w:eastAsia="Arial" w:hAnsi="Arial" w:cs="Arial"/>
-          <w:sz w:val="22"/>
-          <w:szCs w:val="22"/>
-        </w:rPr>
-        <w:t>TreeExplainer</w:t>
-      </w:r>
-      <w:proofErr w:type="spellEnd"/>
-      <w:r>
-        <w:rPr>
-          <w:rFonts w:ascii="Arial" w:eastAsia="Arial" w:hAnsi="Arial" w:cs="Arial"/>
-          <w:sz w:val="22"/>
-          <w:szCs w:val="22"/>
-        </w:rPr>
-        <w:t xml:space="preserve"> for tree-based models, which is computationally efficient at scale. Both global and local interpretability will be produced: SHAP summary plots will identify the features with the greatest aggregate influence on fraud predictions across the test set, whilst waterfall and force plots will explain individual transaction predictions. To manage </w:t>
-      </w:r>
-      <w:proofErr w:type="gramStart"/>
-      <w:r>
-        <w:rPr>
-          <w:rFonts w:ascii="Arial" w:eastAsia="Arial" w:hAnsi="Arial" w:cs="Arial"/>
-          <w:sz w:val="22"/>
-          <w:szCs w:val="22"/>
-        </w:rPr>
-        <w:t>compute</w:t>
-      </w:r>
-      <w:proofErr w:type="gramEnd"/>
-      <w:r>
-        <w:rPr>
-          <w:rFonts w:ascii="Arial" w:eastAsia="Arial" w:hAnsi="Arial" w:cs="Arial"/>
-          <w:sz w:val="22"/>
-          <w:szCs w:val="22"/>
-        </w:rPr>
-        <w:t xml:space="preserve"> time, SHAP analysis will be conducted on a stratified sample of approximately 5,000 test records. If the hybrid model is the best performer, SHAP will be applied to its supervised component, with the Isolation Forest anomaly score treated as an additional explanatory feature.</w:t>
-      </w:r>
-    </w:p>
-    <w:p>
-      <w:pPr>
-        <w:pStyle w:val="Heading2"/>
-        <w:rPr>
-          <w:rFonts w:asciiTheme="minorHAnsi" w:hAnsiTheme="minorHAnsi" w:cstheme="minorHAnsi"/>
-          <w:b/>
-          <w:bCs/>
-          <w:sz w:val="22"/>
-          <w:szCs w:val="22"/>
-        </w:rPr>
-      </w:pPr>
-      <w:r>
-        <w:rPr>
-          <w:rFonts w:asciiTheme="minorHAnsi" w:hAnsiTheme="minorHAnsi" w:cstheme="minorHAnsi"/>
-          <w:b/>
-          <w:bCs/>
-          <w:sz w:val="22"/>
-          <w:szCs w:val="22"/>
-        </w:rPr>
-        <w:lastRenderedPageBreak/>
-        <w:t>2.5</w:t>
-      </w:r>
-      <w:r>
-        <w:rPr>
-          <w:rFonts w:asciiTheme="minorHAnsi" w:hAnsiTheme="minorHAnsi" w:cstheme="minorHAnsi"/>
-          <w:b/>
-          <w:bCs/>
-          <w:sz w:val="22"/>
-          <w:szCs w:val="22"/>
-        </w:rPr>
-        <w:tab/>
-      </w:r>
-      <w:r>
-        <w:rPr>
-          <w:rFonts w:asciiTheme="minorHAnsi" w:hAnsiTheme="minorHAnsi" w:cstheme="minorHAnsi"/>
-          <w:b/>
-          <w:bCs/>
-          <w:sz w:val="22"/>
-          <w:szCs w:val="22"/>
-        </w:rPr>
-        <w:t>Write-up and Submission (Weeks 17</w:t>
-      </w:r>
-      <w:r>
-        <w:rPr>
-          <w:rFonts w:asciiTheme="minorHAnsi" w:hAnsiTheme="minorHAnsi" w:cstheme="minorHAnsi"/>
-          <w:b/>
-          <w:bCs/>
-          <w:sz w:val="22"/>
-          <w:szCs w:val="22"/>
-        </w:rPr>
-        <w:t>-</w:t>
-      </w:r>
-      <w:r>
-        <w:rPr>
-          <w:rFonts w:asciiTheme="minorHAnsi" w:hAnsiTheme="minorHAnsi" w:cstheme="minorHAnsi"/>
-          <w:b/>
-          <w:bCs/>
-          <w:sz w:val="22"/>
-          <w:szCs w:val="22"/>
-        </w:rPr>
-        <w:t>18)</w:t>
-      </w:r>
-    </w:p>
-    <w:p>
-      <w:pPr>
-        <w:spacing w:before="80" w:after="120"/>
-        <w:jc w:val="both"/>
-      </w:pPr>
-      <w:r>
-        <w:rPr>
-          <w:rFonts w:ascii="Arial" w:eastAsia="Arial" w:hAnsi="Arial" w:cs="Arial"/>
-          <w:sz w:val="22"/>
-          <w:szCs w:val="22"/>
-        </w:rPr>
-        <w:t xml:space="preserve">The Final Project Report will document the full experimental pipeline, results, SHAP analysis, and critical evaluation of the framework against the three research questions stated in the EPP. The Final Demonstration Video will present the working system and key results. The code repository will be </w:t>
-      </w:r>
-      <w:r>
-        <w:rPr>
-          <w:rFonts w:ascii="Arial" w:eastAsia="Arial" w:hAnsi="Arial" w:cs="Arial"/>
-          <w:sz w:val="22"/>
-          <w:szCs w:val="22"/>
-        </w:rPr>
-        <w:t>finalized</w:t>
-      </w:r>
-      <w:r>
-        <w:rPr>
-          <w:rFonts w:ascii="Arial" w:eastAsia="Arial" w:hAnsi="Arial" w:cs="Arial"/>
-          <w:sz w:val="22"/>
-          <w:szCs w:val="22"/>
-        </w:rPr>
-        <w:t xml:space="preserve"> with a comprehensive README, requirements file, and inline documentation.</w:t>
-      </w:r>
-    </w:p>
-    <w:p>
-      <w:pPr>
-        <w:spacing w:before="80" w:after="120"/>
-        <w:jc w:val="both"/>
-      </w:pPr>
-      <w:r>
-        <w:rPr>
-          <w:rFonts w:ascii="Arial" w:eastAsia="Arial" w:hAnsi="Arial" w:cs="Arial"/>
-          <w:b/>
-          <w:bCs/>
-          <w:sz w:val="22"/>
-          <w:szCs w:val="22"/>
-        </w:rPr>
-        <w:t xml:space="preserve">Feasibility </w:t>
-      </w:r>
-      <w:proofErr w:type="gramStart"/>
-      <w:r>
-        <w:rPr>
-          <w:rFonts w:ascii="Arial" w:eastAsia="Arial" w:hAnsi="Arial" w:cs="Arial"/>
-          <w:b/>
-          <w:bCs/>
-          <w:sz w:val="22"/>
-          <w:szCs w:val="22"/>
-        </w:rPr>
-        <w:t>note</w:t>
-      </w:r>
-      <w:proofErr w:type="gramEnd"/>
-      <w:r>
-        <w:rPr>
-          <w:rFonts w:ascii="Arial" w:eastAsia="Arial" w:hAnsi="Arial" w:cs="Arial"/>
-          <w:b/>
-          <w:bCs/>
-          <w:sz w:val="22"/>
-          <w:szCs w:val="22"/>
-        </w:rPr>
-        <w:t xml:space="preserve">: </w:t>
-      </w:r>
-      <w:r>
-        <w:rPr>
-          <w:rFonts w:ascii="Arial" w:eastAsia="Arial" w:hAnsi="Arial" w:cs="Arial"/>
-          <w:sz w:val="22"/>
-          <w:szCs w:val="22"/>
-        </w:rPr>
-        <w:t xml:space="preserve">The remaining work builds directly on the completed preprocessing and baseline implementation. All tools (Scikit-learn, </w:t>
-      </w:r>
-      <w:proofErr w:type="spellStart"/>
-      <w:r>
-        <w:rPr>
-          <w:rFonts w:ascii="Arial" w:eastAsia="Arial" w:hAnsi="Arial" w:cs="Arial"/>
-          <w:sz w:val="22"/>
-          <w:szCs w:val="22"/>
-        </w:rPr>
-        <w:t>XGBoost</w:t>
-      </w:r>
-      <w:proofErr w:type="spellEnd"/>
-      <w:r>
-        <w:rPr>
-          <w:rFonts w:ascii="Arial" w:eastAsia="Arial" w:hAnsi="Arial" w:cs="Arial"/>
-          <w:sz w:val="22"/>
-          <w:szCs w:val="22"/>
-        </w:rPr>
-        <w:t>, SHAP) are already integrated into the project environment. The 18-week timeline has sufficient capacity to accommodate the planned work, and clearly defined fallback positions exist for the hybrid model and SHAP integration should computational constraints arise.</w:t>
+          <w:rFonts w:cstheme="minorHAnsi"/>
+          <w:sz w:val="22"/>
+          <w:szCs w:val="22"/>
+        </w:rPr>
+        <w:t>: 10.1109/ICDM.2008.17.</w:t>
+      </w:r>
+    </w:p>
+    <w:p>
+      <w:pPr>
+        <w:pStyle w:val="ListParagraph"/>
+        <w:numPr>
+          <w:ilvl w:val="0"/>
+          <w:numId w:val="2"/>
+        </w:numPr>
+        <w:spacing w:line="276" w:lineRule="auto"/>
+        <w:rPr>
+          <w:rFonts w:cstheme="minorHAnsi"/>
+          <w:sz w:val="22"/>
+          <w:szCs w:val="22"/>
+        </w:rPr>
+      </w:pPr>
+      <w:r>
+        <w:rPr>
+          <w:rFonts w:cstheme="minorHAnsi"/>
+          <w:sz w:val="22"/>
+          <w:szCs w:val="22"/>
+        </w:rPr>
+        <w:t xml:space="preserve">Lundberg, S. M. and Lee, S. I. (2017) 'A unified approach to interpreting model predictions', </w:t>
+      </w:r>
+      <w:r>
+        <w:rPr>
+          <w:rFonts w:cstheme="minorHAnsi"/>
+          <w:i/>
+          <w:iCs/>
+          <w:sz w:val="22"/>
+          <w:szCs w:val="22"/>
+        </w:rPr>
+        <w:t>Advances in Neural Information Processing Systems</w:t>
+      </w:r>
+      <w:r>
+        <w:rPr>
+          <w:rFonts w:cstheme="minorHAnsi"/>
+          <w:sz w:val="22"/>
+          <w:szCs w:val="22"/>
+        </w:rPr>
+        <w:t>, 30. Available at: https://arxiv.org/abs/1705.07874 (Accessed: 24 April 2026).</w:t>
       </w:r>
     </w:p>
     <w:sectPr>
@@ -3312,6 +4139,119 @@
 <file path=word/numbering.xml><?xml version="1.0" encoding="utf-8"?>
 <w:numbering xmlns:wpc="http://schemas.microsoft.com/office/word/2010/wordprocessingCanvas" xmlns:cx="http://schemas.microsoft.com/office/drawing/2014/chartex" xmlns:cx1="http://schemas.microsoft.com/office/drawing/2015/9/8/chartex" xmlns:cx2="http://schemas.microsoft.com/office/drawing/2015/10/21/chartex" xmlns:cx3="http://schemas.microsoft.com/office/drawing/2016/5/9/chartex" xmlns:cx4="http://schemas.microsoft.com/office/drawing/2016/5/10/chartex" xmlns:cx5="http://schemas.microsoft.com/office/drawing/2016/5/11/chartex" xmlns:cx6="http://schemas.microsoft.com/office/drawing/2016/5/12/chartex" xmlns:cx7="http://schemas.microsoft.com/office/drawing/2016/5/13/chartex" xmlns:cx8="http://schemas.microsoft.com/office/drawing/2016/5/14/chartex" xmlns:mc="http://schemas.openxmlformats.org/markup-compatibility/2006" xmlns:aink="http://schemas.microsoft.com/office/drawing/2016/ink" xmlns:am3d="http://schemas.microsoft.com/office/drawing/2017/model3d" xmlns:o="urn:schemas-microsoft-com:office:office" xmlns:oel="http://schemas.microsoft.com/office/2019/extlst" xmlns:r="http://schemas.openxmlformats.org/officeDocument/2006/relationships" xmlns:m="http://schemas.openxmlformats.org/officeDocument/2006/math" xmlns:v="urn:schemas-microsoft-com:vml" xmlns:wp14="http://schemas.microsoft.com/office/word/2010/wordprocessingDrawing" xmlns:wp="http://schemas.openxmlformats.org/drawingml/2006/wordprocessingDrawing" xmlns:w10="urn:schemas-microsoft-com:office:word" xmlns:w="http://schemas.openxmlformats.org/wordprocessingml/2006/main" xmlns:w14="http://schemas.microsoft.com/office/word/2010/wordml" xmlns:w15="http://schemas.microsoft.com/office/word/2012/wordml" xmlns:w16cex="http://schemas.microsoft.com/office/word/2018/wordml/cex" xmlns:w16cid="http://schemas.microsoft.com/office/word/2016/wordml/cid" xmlns:w16="http://schemas.microsoft.com/office/word/2018/wordml" xmlns:w16du="http://schemas.microsoft.com/office/word/2023/wordml/word16du" xmlns:w16sdtdh="http://schemas.microsoft.com/office/word/2020/wordml/sdtdatahash" xmlns:w16sdtfl="http://schemas.microsoft.com/office/word/2024/wordml/sdtformatlock" xmlns:w16se="http://schemas.microsoft.com/office/word/2015/wordml/symex" xmlns:wpg="http://schemas.microsoft.com/office/word/2010/wordprocessingGroup" xmlns:wpi="http://schemas.microsoft.com/office/word/2010/wordprocessingInk" xmlns:wne="http://schemas.microsoft.com/office/word/2006/wordml" xmlns:wps="http://schemas.microsoft.com/office/word/2010/wordprocessingShape" mc:Ignorable="w14 w15 w16se w16cid w16 w16cex w16sdtdh w16sdtfl w16du wp14">
   <w:abstractNum w:abstractNumId="0" w15:restartNumberingAfterBreak="0">
+    <w:nsid w:val="25EA4A1E"/>
+    <w:multiLevelType w:val="hybridMultilevel"/>
+    <w:tmpl w:val="27E0300C"/>
+    <w:lvl w:ilvl="0" w:tplc="04090001">
+      <w:start w:val="1"/>
+      <w:numFmt w:val="bullet"/>
+      <w:lvlText w:val=""/>
+      <w:lvlJc w:val="left"/>
+      <w:pPr>
+        <w:ind w:left="720" w:hanging="360"/>
+      </w:pPr>
+      <w:rPr>
+        <w:rFonts w:ascii="Symbol" w:hAnsi="Symbol" w:hint="default"/>
+      </w:rPr>
+    </w:lvl>
+    <w:lvl w:ilvl="1" w:tplc="04090003" w:tentative="1">
+      <w:start w:val="1"/>
+      <w:numFmt w:val="bullet"/>
+      <w:lvlText w:val="o"/>
+      <w:lvlJc w:val="left"/>
+      <w:pPr>
+        <w:ind w:left="1440" w:hanging="360"/>
+      </w:pPr>
+      <w:rPr>
+        <w:rFonts w:ascii="Courier New" w:hAnsi="Courier New" w:cs="Courier New" w:hint="default"/>
+      </w:rPr>
+    </w:lvl>
+    <w:lvl w:ilvl="2" w:tplc="04090005" w:tentative="1">
+      <w:start w:val="1"/>
+      <w:numFmt w:val="bullet"/>
+      <w:lvlText w:val=""/>
+      <w:lvlJc w:val="left"/>
+      <w:pPr>
+        <w:ind w:left="2160" w:hanging="360"/>
+      </w:pPr>
+      <w:rPr>
+        <w:rFonts w:ascii="Wingdings" w:hAnsi="Wingdings" w:hint="default"/>
+      </w:rPr>
+    </w:lvl>
+    <w:lvl w:ilvl="3" w:tplc="04090001" w:tentative="1">
+      <w:start w:val="1"/>
+      <w:numFmt w:val="bullet"/>
+      <w:lvlText w:val=""/>
+      <w:lvlJc w:val="left"/>
+      <w:pPr>
+        <w:ind w:left="2880" w:hanging="360"/>
+      </w:pPr>
+      <w:rPr>
+        <w:rFonts w:ascii="Symbol" w:hAnsi="Symbol" w:hint="default"/>
+      </w:rPr>
+    </w:lvl>
+    <w:lvl w:ilvl="4" w:tplc="04090003" w:tentative="1">
+      <w:start w:val="1"/>
+      <w:numFmt w:val="bullet"/>
+      <w:lvlText w:val="o"/>
+      <w:lvlJc w:val="left"/>
+      <w:pPr>
+        <w:ind w:left="3600" w:hanging="360"/>
+      </w:pPr>
+      <w:rPr>
+        <w:rFonts w:ascii="Courier New" w:hAnsi="Courier New" w:cs="Courier New" w:hint="default"/>
+      </w:rPr>
+    </w:lvl>
+    <w:lvl w:ilvl="5" w:tplc="04090005" w:tentative="1">
+      <w:start w:val="1"/>
+      <w:numFmt w:val="bullet"/>
+      <w:lvlText w:val=""/>
+      <w:lvlJc w:val="left"/>
+      <w:pPr>
+        <w:ind w:left="4320" w:hanging="360"/>
+      </w:pPr>
+      <w:rPr>
+        <w:rFonts w:ascii="Wingdings" w:hAnsi="Wingdings" w:hint="default"/>
+      </w:rPr>
+    </w:lvl>
+    <w:lvl w:ilvl="6" w:tplc="04090001" w:tentative="1">
+      <w:start w:val="1"/>
+      <w:numFmt w:val="bullet"/>
+      <w:lvlText w:val=""/>
+      <w:lvlJc w:val="left"/>
+      <w:pPr>
+        <w:ind w:left="5040" w:hanging="360"/>
+      </w:pPr>
+      <w:rPr>
+        <w:rFonts w:ascii="Symbol" w:hAnsi="Symbol" w:hint="default"/>
+      </w:rPr>
+    </w:lvl>
+    <w:lvl w:ilvl="7" w:tplc="04090003" w:tentative="1">
+      <w:start w:val="1"/>
+      <w:numFmt w:val="bullet"/>
+      <w:lvlText w:val="o"/>
+      <w:lvlJc w:val="left"/>
+      <w:pPr>
+        <w:ind w:left="5760" w:hanging="360"/>
+      </w:pPr>
+      <w:rPr>
+        <w:rFonts w:ascii="Courier New" w:hAnsi="Courier New" w:cs="Courier New" w:hint="default"/>
+      </w:rPr>
+    </w:lvl>
+    <w:lvl w:ilvl="8" w:tplc="04090005" w:tentative="1">
+      <w:start w:val="1"/>
+      <w:numFmt w:val="bullet"/>
+      <w:lvlText w:val=""/>
+      <w:lvlJc w:val="left"/>
+      <w:pPr>
+        <w:ind w:left="6480" w:hanging="360"/>
+      </w:pPr>
+      <w:rPr>
+        <w:rFonts w:ascii="Wingdings" w:hAnsi="Wingdings" w:hint="default"/>
+      </w:rPr>
+    </w:lvl>
+  </w:abstractNum>
+  <w:abstractNum w:abstractNumId="1" w15:restartNumberingAfterBreak="0">
     <w:nsid w:val="4B6B06A5"/>
     <w:multiLevelType w:val="multilevel"/>
     <w:tmpl w:val="1F02F1C2"/>
@@ -3434,6 +4374,9 @@
     </w:lvl>
   </w:abstractNum>
   <w:num w:numId="1" w16cid:durableId="697318238">
+    <w:abstractNumId w:val="1"/>
+  </w:num>
+  <w:num w:numId="2" w16cid:durableId="1913807448">
     <w:abstractNumId w:val="0"/>
   </w:num>
 </w:numbering>
@@ -3839,7 +4782,7 @@
   <w:style w:type="paragraph" w:default="1" w:styleId="Normal">
     <w:name w:val="Normal"/>
     <w:qFormat/>
-    <w:rsid w:val="00F07B9A"/>
+    <w:rsid w:val="001E2A5E"/>
   </w:style>
   <w:style w:type="paragraph" w:styleId="Heading1">
     <w:name w:val="heading 1"/>
@@ -4042,7 +4985,6 @@
   <w:style w:type="character" w:default="1" w:styleId="DefaultParagraphFont">
     <w:name w:val="Default Paragraph Font"/>
     <w:uiPriority w:val="1"/>
-    <w:semiHidden/>
     <w:unhideWhenUsed/>
   </w:style>
   <w:style w:type="table" w:default="1" w:styleId="TableNormal">

--- a/reports/22073702_Adebayo_IPR.docx
+++ b/reports/22073702_Adebayo_IPR.docx
@@ -240,7 +240,7 @@
         </w:rPr>
         <w:t xml:space="preserve"> </w:t>
       </w:r>
-      <w:hyperlink r:id="rId5" w:history="1">
+      <w:hyperlink r:id="rId6" w:history="1">
         <w:r>
           <w:rPr>
             <w:rStyle w:val="Hyperlink"/>
@@ -411,7 +411,8 @@
         <w:spacing w:line="276" w:lineRule="auto"/>
         <w:jc w:val="both"/>
         <w:rPr>
-          <w:rFonts w:cstheme="minorHAnsi"/>
+          <w:sz w:val="22"/>
+          <w:szCs w:val="22"/>
         </w:rPr>
       </w:pPr>
       <w:r>
@@ -462,54 +463,32 @@
           <w:sz w:val="22"/>
           <w:szCs w:val="22"/>
         </w:rPr>
-        <w:t xml:space="preserve"> peer-reviewed studies, scheduled for Weeks 1-4, has been completed and informs the model selection, imbalance-handling strategy, and evaluation metrics adopted below.</w:t>
-      </w:r>
-      <w:r>
-        <w:rPr>
-          <w:rFonts w:cstheme="minorHAnsi"/>
-          <w:sz w:val="22"/>
-          <w:szCs w:val="22"/>
-        </w:rPr>
-        <w:t xml:space="preserve"> </w:t>
-      </w:r>
-      <w:r>
-        <w:rPr>
-          <w:rFonts w:cstheme="minorHAnsi"/>
-          <w:sz w:val="22"/>
-          <w:szCs w:val="22"/>
-        </w:rPr>
-        <w:t xml:space="preserve">This </w:t>
-      </w:r>
-      <w:r>
-        <w:rPr>
-          <w:rFonts w:cstheme="minorHAnsi"/>
-          <w:sz w:val="22"/>
-          <w:szCs w:val="22"/>
-        </w:rPr>
-        <w:t>work</w:t>
-      </w:r>
-      <w:r>
-        <w:rPr>
-          <w:rFonts w:cstheme="minorHAnsi"/>
-          <w:sz w:val="22"/>
-          <w:szCs w:val="22"/>
-        </w:rPr>
-        <w:t xml:space="preserve"> does not involve human subjects or primary data collection</w:t>
-      </w:r>
-      <w:r>
-        <w:rPr>
-          <w:rFonts w:cstheme="minorHAnsi"/>
-          <w:sz w:val="22"/>
-          <w:szCs w:val="22"/>
-        </w:rPr>
-        <w:t xml:space="preserve"> </w:t>
-      </w:r>
-      <w:r>
-        <w:rPr>
-          <w:rFonts w:cstheme="minorHAnsi"/>
-        </w:rPr>
-        <w:t>and relies on a publicly available, anonymised dataset, so formal ethics approval is not required. All code is version-controlled in the project repository.</w:t>
-      </w:r>
+        <w:t xml:space="preserve"> peer-reviewed studies, scheduled for Weeks 1-4, has been completed</w:t>
+      </w:r>
+      <w:r>
+        <w:rPr>
+          <w:rFonts w:cstheme="minorHAnsi"/>
+          <w:sz w:val="22"/>
+          <w:szCs w:val="22"/>
+        </w:rPr>
+        <w:t xml:space="preserve">. </w:t>
+      </w:r>
+      <w:r>
+        <w:rPr>
+          <w:sz w:val="22"/>
+          <w:szCs w:val="22"/>
+        </w:rPr>
+        <w:t>The project uses a publicly available, anonymised dataset and involves no human subjects or primary data collection, so formal ethics approval is not required. All code is version-controlled in the project repository.</w:t>
+      </w:r>
+    </w:p>
+    <w:p>
+      <w:pPr>
+        <w:spacing w:line="276" w:lineRule="auto"/>
+        <w:jc w:val="both"/>
+        <w:rPr>
+          <w:rFonts w:cstheme="minorHAnsi"/>
+        </w:rPr>
+      </w:pPr>
     </w:p>
     <w:p>
       <w:pPr>
@@ -571,113 +550,76 @@
           <w:sz w:val="22"/>
           <w:szCs w:val="22"/>
         </w:rPr>
-        <w:t>The EPP identified the IEEE-CIS Fraud Detection Dataset as the primary source. During exploratory data analysis (EDA) in Visual Studio Code, this dataset was found to comprise card-based payment transactions rather than inter-account banking transfers, making it structurally unsuitable for the project scope. After evaluating alternatives (</w:t>
-      </w:r>
-      <w:proofErr w:type="spellStart"/>
-      <w:r>
-        <w:rPr>
-          <w:rFonts w:cstheme="minorHAnsi"/>
-          <w:sz w:val="22"/>
-          <w:szCs w:val="22"/>
-        </w:rPr>
-        <w:t>PaySim</w:t>
-      </w:r>
-      <w:proofErr w:type="spellEnd"/>
-      <w:r>
-        <w:rPr>
-          <w:rFonts w:cstheme="minorHAnsi"/>
-          <w:sz w:val="22"/>
-          <w:szCs w:val="22"/>
-        </w:rPr>
-        <w:t xml:space="preserve">, the Bank Transaction Dataset, and IBM </w:t>
-      </w:r>
-      <w:proofErr w:type="spellStart"/>
-      <w:r>
-        <w:rPr>
-          <w:rFonts w:cstheme="minorHAnsi"/>
-          <w:sz w:val="22"/>
-          <w:szCs w:val="22"/>
-        </w:rPr>
-        <w:t>AMLSim</w:t>
-      </w:r>
-      <w:proofErr w:type="spellEnd"/>
-      <w:r>
-        <w:rPr>
-          <w:rFonts w:cstheme="minorHAnsi"/>
-          <w:sz w:val="22"/>
-          <w:szCs w:val="22"/>
-        </w:rPr>
-        <w:t xml:space="preserve">), the IBM </w:t>
-      </w:r>
-      <w:proofErr w:type="spellStart"/>
-      <w:r>
-        <w:rPr>
-          <w:rFonts w:cstheme="minorHAnsi"/>
-          <w:sz w:val="22"/>
-          <w:szCs w:val="22"/>
-        </w:rPr>
-        <w:t>AMLSim</w:t>
-      </w:r>
-      <w:proofErr w:type="spellEnd"/>
-      <w:r>
-        <w:rPr>
-          <w:rFonts w:cstheme="minorHAnsi"/>
-          <w:sz w:val="22"/>
-          <w:szCs w:val="22"/>
-        </w:rPr>
-        <w:t xml:space="preserve"> Example Transactions Dataset was selected for its sender–receiver account structure and closer alignment with banking transfers. The change was approved by the supervisor. The dataset is loaded through a configurable ingestion module (</w:t>
-      </w:r>
-      <w:proofErr w:type="spellStart"/>
-      <w:r>
-        <w:rPr>
-          <w:rFonts w:cstheme="minorHAnsi"/>
-          <w:sz w:val="22"/>
-          <w:szCs w:val="22"/>
-        </w:rPr>
-        <w:t>src</w:t>
-      </w:r>
-      <w:proofErr w:type="spellEnd"/>
-      <w:r>
-        <w:rPr>
-          <w:rFonts w:cstheme="minorHAnsi"/>
-          <w:sz w:val="22"/>
-          <w:szCs w:val="22"/>
-        </w:rPr>
-        <w:t xml:space="preserve">/ingestion/loaders.py) supporting CSV and </w:t>
-      </w:r>
-      <w:r>
-        <w:rPr>
-          <w:rFonts w:cstheme="minorHAnsi"/>
-          <w:sz w:val="22"/>
-          <w:szCs w:val="22"/>
-        </w:rPr>
-        <w:t>Excel and</w:t>
-      </w:r>
-      <w:r>
-        <w:rPr>
-          <w:rFonts w:cstheme="minorHAnsi"/>
-          <w:sz w:val="22"/>
-          <w:szCs w:val="22"/>
-        </w:rPr>
-        <w:t xml:space="preserve"> contains </w:t>
-      </w:r>
-      <w:r>
-        <w:rPr>
-          <w:rFonts w:cstheme="minorHAnsi"/>
-          <w:b/>
-          <w:bCs/>
-          <w:sz w:val="22"/>
-          <w:szCs w:val="22"/>
-        </w:rPr>
-        <w:t>1,048,575</w:t>
-      </w:r>
-      <w:r>
-        <w:rPr>
-          <w:rFonts w:cstheme="minorHAnsi"/>
-          <w:sz w:val="22"/>
-          <w:szCs w:val="22"/>
-        </w:rPr>
-        <w:t xml:space="preserve"> records across eight columns with no missing values. EDA confirmed severe class imbalance: only </w:t>
+        <w:t>The EPP identified the IEEE-CIS Fraud Detection Dataset as the primary source. During exploratory data analysis (EDA), this dataset was found to comprise card-based payment transactions rather than inter-account banking transfers</w:t>
+      </w:r>
+      <w:r>
+        <w:rPr>
+          <w:rFonts w:cstheme="minorHAnsi"/>
+          <w:sz w:val="22"/>
+          <w:szCs w:val="22"/>
+        </w:rPr>
+        <w:t>. It was therefore</w:t>
+      </w:r>
+      <w:r>
+        <w:rPr>
+          <w:rFonts w:cstheme="minorHAnsi"/>
+          <w:sz w:val="22"/>
+          <w:szCs w:val="22"/>
+        </w:rPr>
+        <w:t xml:space="preserve"> structurally unsuitable for the project scope. Alternative datasets were therefore researched. </w:t>
+      </w:r>
+      <w:r>
+        <w:rPr>
+          <w:rFonts w:cstheme="minorHAnsi"/>
+          <w:sz w:val="22"/>
+          <w:szCs w:val="22"/>
+        </w:rPr>
+        <w:t>The IBM AMLSim Example Dataset was selected over PaySim, whose simulated mobile-money structure offers limited counterparty detail, because it preserves sender–receiver relationships and suspicious-activity flags, enabling the relational feature engineering and supervised–anomaly comparison this project requires. This relational structure aligns the dataset with the money-laundering detection setting (Irshad et al., 2024; Ketenci et al., 2021). The trade-off is that synthetic data does not capture production noise, so results demonstrate framework viability rather than deployment-ready performance.</w:t>
+      </w:r>
+    </w:p>
+    <w:p>
+      <w:pPr>
+        <w:spacing w:line="276" w:lineRule="auto"/>
+        <w:jc w:val="both"/>
+        <w:rPr>
+          <w:rFonts w:cstheme="minorHAnsi"/>
+          <w:sz w:val="22"/>
+          <w:szCs w:val="22"/>
+        </w:rPr>
+      </w:pPr>
+      <w:r>
+        <w:rPr>
+          <w:rFonts w:cstheme="minorHAnsi"/>
+          <w:sz w:val="22"/>
+          <w:szCs w:val="22"/>
+        </w:rPr>
+        <w:t>Of the dataset's files, only the transactions file (</w:t>
+      </w:r>
+      <w:r>
+        <w:rPr>
+          <w:rFonts w:cstheme="minorHAnsi"/>
+          <w:b/>
+          <w:bCs/>
+          <w:sz w:val="22"/>
+          <w:szCs w:val="22"/>
+        </w:rPr>
+        <w:t>transactions.csv</w:t>
+      </w:r>
+      <w:r>
+        <w:rPr>
+          <w:rFonts w:cstheme="minorHAnsi"/>
+          <w:sz w:val="22"/>
+          <w:szCs w:val="22"/>
+        </w:rPr>
+        <w:t>) is used for modelling; it is loaded through a configurable ingestion module (src/ingestion/loaders.py) and contains 1,048,575 records across eight columns with no missing values</w:t>
+      </w:r>
+      <w:r>
+        <w:rPr>
+          <w:rFonts w:cstheme="minorHAnsi"/>
+          <w:sz w:val="22"/>
+          <w:szCs w:val="22"/>
+        </w:rPr>
+        <w:t xml:space="preserve"> with no missing values. EDA confirmed severe class imbalance: only </w:t>
       </w:r>
       <w:r>
         <w:rPr>
@@ -721,33 +663,7 @@
           <w:sz w:val="22"/>
           <w:szCs w:val="22"/>
         </w:rPr>
-        <w:t xml:space="preserve"> </w:t>
-      </w:r>
-      <w:r>
-        <w:rPr>
-          <w:rFonts w:cstheme="minorHAnsi"/>
-          <w:sz w:val="22"/>
-          <w:szCs w:val="22"/>
-        </w:rPr>
-        <w:t xml:space="preserve">(Davis and </w:t>
-      </w:r>
-      <w:proofErr w:type="spellStart"/>
-      <w:r>
-        <w:rPr>
-          <w:rFonts w:cstheme="minorHAnsi"/>
-          <w:sz w:val="22"/>
-          <w:szCs w:val="22"/>
-        </w:rPr>
-        <w:t>Goadrich</w:t>
-      </w:r>
-      <w:proofErr w:type="spellEnd"/>
-      <w:r>
-        <w:rPr>
-          <w:rFonts w:cstheme="minorHAnsi"/>
-          <w:sz w:val="22"/>
-          <w:szCs w:val="22"/>
-        </w:rPr>
-        <w:t>, 2006),</w:t>
+        <w:t xml:space="preserve"> (Davis and Goadrich, 2006),</w:t>
       </w:r>
       <w:r>
         <w:rPr>
@@ -770,33 +686,19 @@
           <w:szCs w:val="22"/>
         </w:rPr>
       </w:pPr>
-    </w:p>
-    <w:p>
-      <w:pPr>
-        <w:spacing w:before="80" w:after="120" w:line="276" w:lineRule="auto"/>
-        <w:jc w:val="both"/>
+      <w:r>
         <w:rPr>
           <w:rFonts w:eastAsia="Arial" w:cstheme="minorHAnsi"/>
           <w:b/>
           <w:bCs/>
-          <w:sz w:val="22"/>
-          <w:szCs w:val="22"/>
-        </w:rPr>
-      </w:pPr>
-      <w:r>
-        <w:rPr>
-          <w:rFonts w:eastAsia="Arial" w:cstheme="minorHAnsi"/>
-          <w:b/>
-          <w:bCs/>
           <w:noProof/>
           <w:sz w:val="22"/>
           <w:szCs w:val="22"/>
         </w:rPr>
-        <w:lastRenderedPageBreak/>
         <w:drawing>
-          <wp:inline distT="0" distB="0" distL="0" distR="0" wp14:anchorId="0D81C196" wp14:editId="2AC75F8D">
-            <wp:extent cx="5943600" cy="4368165"/>
-            <wp:effectExtent l="0" t="0" r="0" b="0"/>
+          <wp:inline distT="0" distB="0" distL="0" distR="0" wp14:anchorId="0D81C196" wp14:editId="11C0BA7A">
+            <wp:extent cx="4297680" cy="2566035"/>
+            <wp:effectExtent l="0" t="0" r="7620" b="5715"/>
             <wp:docPr id="1638157257" name="Picture 1" descr="A screenshot of a computer&#10;&#10;AI-generated content may be incorrect."/>
             <wp:cNvGraphicFramePr>
               <a:graphicFrameLocks xmlns:a="http://schemas.openxmlformats.org/drawingml/2006/main" noChangeAspect="1"/>
@@ -809,7 +711,7 @@
                     <pic:cNvPicPr/>
                   </pic:nvPicPr>
                   <pic:blipFill>
-                    <a:blip r:embed="rId6"/>
+                    <a:blip r:embed="rId7"/>
                     <a:stretch>
                       <a:fillRect/>
                     </a:stretch>
@@ -817,7 +719,7 @@
                   <pic:spPr>
                     <a:xfrm>
                       <a:off x="0" y="0"/>
-                      <a:ext cx="5943600" cy="4368165"/>
+                      <a:ext cx="4328349" cy="2584347"/>
                     </a:xfrm>
                     <a:prstGeom prst="rect">
                       <a:avLst/>
@@ -875,17 +777,6 @@
           <w:szCs w:val="22"/>
         </w:rPr>
       </w:pPr>
-    </w:p>
-    <w:p>
-      <w:pPr>
-        <w:spacing w:before="80" w:after="120" w:line="276" w:lineRule="auto"/>
-        <w:jc w:val="both"/>
-        <w:rPr>
-          <w:rFonts w:cstheme="minorHAnsi"/>
-          <w:sz w:val="22"/>
-          <w:szCs w:val="22"/>
-        </w:rPr>
-      </w:pPr>
       <w:r>
         <w:rPr>
           <w:rFonts w:cstheme="minorHAnsi"/>
@@ -895,8 +786,8 @@
         </w:rPr>
         <w:lastRenderedPageBreak/>
         <w:drawing>
-          <wp:inline distT="0" distB="0" distL="0" distR="0" wp14:anchorId="0B0FA39A" wp14:editId="5C7F1605">
-            <wp:extent cx="5943600" cy="3421380"/>
+          <wp:inline distT="0" distB="0" distL="0" distR="0" wp14:anchorId="0B0FA39A" wp14:editId="69B16658">
+            <wp:extent cx="5943600" cy="3230880"/>
             <wp:effectExtent l="0" t="0" r="0" b="7620"/>
             <wp:docPr id="685023267" name="Picture 1" descr="A screenshot of a computer&#10;&#10;AI-generated content may be incorrect."/>
             <wp:cNvGraphicFramePr>
@@ -910,7 +801,7 @@
                     <pic:cNvPicPr/>
                   </pic:nvPicPr>
                   <pic:blipFill>
-                    <a:blip r:embed="rId7"/>
+                    <a:blip r:embed="rId8"/>
                     <a:stretch>
                       <a:fillRect/>
                     </a:stretch>
@@ -918,7 +809,7 @@
                   <pic:spPr>
                     <a:xfrm>
                       <a:off x="0" y="0"/>
-                      <a:ext cx="5943600" cy="3421380"/>
+                      <a:ext cx="5943600" cy="3230880"/>
                     </a:xfrm>
                     <a:prstGeom prst="rect">
                       <a:avLst/>
@@ -1010,7 +901,7 @@
                     <pic:cNvPicPr/>
                   </pic:nvPicPr>
                   <pic:blipFill>
-                    <a:blip r:embed="rId8"/>
+                    <a:blip r:embed="rId9"/>
                     <a:stretch>
                       <a:fillRect/>
                     </a:stretch>
@@ -1110,7 +1001,7 @@
                     <pic:cNvPicPr/>
                   </pic:nvPicPr>
                   <pic:blipFill>
-                    <a:blip r:embed="rId9"/>
+                    <a:blip r:embed="rId10"/>
                     <a:stretch>
                       <a:fillRect/>
                     </a:stretch>
@@ -1196,9 +1087,9 @@
         </w:rPr>
         <w:lastRenderedPageBreak/>
         <w:drawing>
-          <wp:inline distT="0" distB="0" distL="0" distR="0" wp14:anchorId="5EB8015A" wp14:editId="5418C717">
-            <wp:extent cx="5227773" cy="4549534"/>
-            <wp:effectExtent l="0" t="0" r="0" b="3810"/>
+          <wp:inline distT="0" distB="0" distL="0" distR="0" wp14:anchorId="5EB8015A" wp14:editId="51FD7C65">
+            <wp:extent cx="4366260" cy="3799792"/>
+            <wp:effectExtent l="0" t="0" r="0" b="0"/>
             <wp:docPr id="939814159" name="Picture 1"/>
             <wp:cNvGraphicFramePr>
               <a:graphicFrameLocks xmlns:a="http://schemas.openxmlformats.org/drawingml/2006/main" noChangeAspect="1"/>
@@ -1211,7 +1102,7 @@
                     <pic:cNvPicPr/>
                   </pic:nvPicPr>
                   <pic:blipFill>
-                    <a:blip r:embed="rId10"/>
+                    <a:blip r:embed="rId11"/>
                     <a:stretch>
                       <a:fillRect/>
                     </a:stretch>
@@ -1219,7 +1110,7 @@
                   <pic:spPr>
                     <a:xfrm>
                       <a:off x="0" y="0"/>
-                      <a:ext cx="5227773" cy="4549534"/>
+                      <a:ext cx="4373568" cy="3806152"/>
                     </a:xfrm>
                     <a:prstGeom prst="rect">
                       <a:avLst/>
@@ -1311,11 +1202,10 @@
           <w:sz w:val="22"/>
           <w:szCs w:val="22"/>
         </w:rPr>
-        <w:lastRenderedPageBreak/>
         <w:drawing>
-          <wp:inline distT="0" distB="0" distL="0" distR="0" wp14:anchorId="7D3C6F1A" wp14:editId="405490D6">
-            <wp:extent cx="4572396" cy="3627434"/>
-            <wp:effectExtent l="0" t="0" r="0" b="0"/>
+          <wp:inline distT="0" distB="0" distL="0" distR="0" wp14:anchorId="7D3C6F1A" wp14:editId="36FBCDEA">
+            <wp:extent cx="4320540" cy="3427628"/>
+            <wp:effectExtent l="0" t="0" r="3810" b="1905"/>
             <wp:docPr id="2001048470" name="Picture 1" descr="A diagram of a diagram&#10;&#10;AI-generated content may be incorrect."/>
             <wp:cNvGraphicFramePr>
               <a:graphicFrameLocks xmlns:a="http://schemas.openxmlformats.org/drawingml/2006/main" noChangeAspect="1"/>
@@ -1328,7 +1218,7 @@
                     <pic:cNvPicPr/>
                   </pic:nvPicPr>
                   <pic:blipFill>
-                    <a:blip r:embed="rId11"/>
+                    <a:blip r:embed="rId12"/>
                     <a:stretch>
                       <a:fillRect/>
                     </a:stretch>
@@ -1336,7 +1226,7 @@
                   <pic:spPr>
                     <a:xfrm>
                       <a:off x="0" y="0"/>
-                      <a:ext cx="4572396" cy="3627434"/>
+                      <a:ext cx="4324096" cy="3430449"/>
                     </a:xfrm>
                     <a:prstGeom prst="rect">
                       <a:avLst/>
@@ -1402,17 +1292,6 @@
     </w:p>
     <w:p>
       <w:pPr>
-        <w:spacing w:before="80" w:after="120" w:line="276" w:lineRule="auto"/>
-        <w:jc w:val="both"/>
-        <w:rPr>
-          <w:rFonts w:cstheme="minorHAnsi"/>
-          <w:sz w:val="22"/>
-          <w:szCs w:val="22"/>
-        </w:rPr>
-      </w:pPr>
-    </w:p>
-    <w:p>
-      <w:pPr>
         <w:pStyle w:val="Heading2"/>
         <w:rPr>
           <w:rFonts w:asciiTheme="minorHAnsi" w:hAnsiTheme="minorHAnsi" w:cstheme="minorHAnsi"/>
@@ -1431,6 +1310,7 @@
           <w:sz w:val="22"/>
           <w:szCs w:val="22"/>
         </w:rPr>
+        <w:lastRenderedPageBreak/>
         <w:t>1.2</w:t>
       </w:r>
       <w:r>
@@ -1536,115 +1416,7 @@
           <w:sz w:val="22"/>
           <w:szCs w:val="22"/>
         </w:rPr>
-        <w:t xml:space="preserve"> (a single constant value). Pairwise correlation analysis dropped any feature exceeding 0.8 with weaker correlation to the target. A chi-squared test guided outlier </w:t>
-      </w:r>
-      <w:proofErr w:type="gramStart"/>
-      <w:r>
-        <w:rPr>
-          <w:rFonts w:cstheme="minorHAnsi"/>
-          <w:sz w:val="22"/>
-          <w:szCs w:val="22"/>
-        </w:rPr>
-        <w:t>treatment:</w:t>
-      </w:r>
-      <w:proofErr w:type="gramEnd"/>
-      <w:r>
-        <w:rPr>
-          <w:rFonts w:cstheme="minorHAnsi"/>
-          <w:sz w:val="22"/>
-          <w:szCs w:val="22"/>
-        </w:rPr>
-        <w:t xml:space="preserve"> features whose outliers were significantly fraud-associated were preserved, while the rest were </w:t>
-      </w:r>
-      <w:proofErr w:type="spellStart"/>
-      <w:r>
-        <w:rPr>
-          <w:rFonts w:cstheme="minorHAnsi"/>
-          <w:sz w:val="22"/>
-          <w:szCs w:val="22"/>
-        </w:rPr>
-        <w:t>winsorised</w:t>
-      </w:r>
-      <w:proofErr w:type="spellEnd"/>
-      <w:r>
-        <w:rPr>
-          <w:rFonts w:cstheme="minorHAnsi"/>
-          <w:sz w:val="22"/>
-          <w:szCs w:val="22"/>
-        </w:rPr>
-        <w:t xml:space="preserve"> at the 1st and 99th percentiles. Features with absolute skewness above 1.0, including TX_AMOUNT (skew 23.0), were log1p-transformed. The data was split 80/20 with stratified sampling to preserve the fraud rate. Three behavioural velocity features were engineered: </w:t>
-      </w:r>
-      <w:r>
-        <w:rPr>
-          <w:rFonts w:cstheme="minorHAnsi"/>
-          <w:b/>
-          <w:bCs/>
-          <w:sz w:val="22"/>
-          <w:szCs w:val="22"/>
-        </w:rPr>
-        <w:t>SENDER_STEP_COUNT</w:t>
-      </w:r>
-      <w:r>
-        <w:rPr>
-          <w:rFonts w:cstheme="minorHAnsi"/>
-          <w:sz w:val="22"/>
-          <w:szCs w:val="22"/>
-        </w:rPr>
-        <w:t xml:space="preserve"> (transactions per sender per time step, where exactly two corresponded to a 6.0% fraud rate), </w:t>
-      </w:r>
-      <w:r>
-        <w:rPr>
-          <w:rFonts w:cstheme="minorHAnsi"/>
-          <w:b/>
-          <w:bCs/>
-          <w:sz w:val="22"/>
-          <w:szCs w:val="22"/>
-        </w:rPr>
-        <w:t>SENDER_RECEIVER_PAIR_COUNT</w:t>
-      </w:r>
-      <w:r>
-        <w:rPr>
-          <w:rFonts w:cstheme="minorHAnsi"/>
-          <w:sz w:val="22"/>
-          <w:szCs w:val="22"/>
-        </w:rPr>
-        <w:t xml:space="preserve"> (first-time pairs showed 8.2% fraud), and </w:t>
-      </w:r>
-      <w:r>
-        <w:rPr>
-          <w:rFonts w:cstheme="minorHAnsi"/>
-          <w:b/>
-          <w:bCs/>
-          <w:sz w:val="22"/>
-          <w:szCs w:val="22"/>
-        </w:rPr>
-        <w:t>SENDER_TOTAL_COUNT</w:t>
-      </w:r>
-      <w:r>
-        <w:rPr>
-          <w:rFonts w:cstheme="minorHAnsi"/>
-          <w:sz w:val="22"/>
-          <w:szCs w:val="22"/>
-        </w:rPr>
-        <w:t xml:space="preserve">. These raised </w:t>
-      </w:r>
-      <w:proofErr w:type="spellStart"/>
-      <w:r>
-        <w:rPr>
-          <w:rFonts w:cstheme="minorHAnsi"/>
-          <w:sz w:val="22"/>
-          <w:szCs w:val="22"/>
-        </w:rPr>
-        <w:t>XGBoost</w:t>
-      </w:r>
-      <w:proofErr w:type="spellEnd"/>
-      <w:r>
-        <w:rPr>
-          <w:rFonts w:cstheme="minorHAnsi"/>
-          <w:sz w:val="22"/>
-          <w:szCs w:val="22"/>
-        </w:rPr>
-        <w:t xml:space="preserve"> PR-AUC from 0.89 to 0.99.</w:t>
+        <w:t xml:space="preserve"> (a single constant value). Pairwise correlation analysis dropped any feature exceeding 0.8 with weaker correlation to the target. A chi-squared test guided outlier treatment: features whose outliers were significantly fraud-associated were preserved, while the rest were winsorised at the 1st and 99th percentiles. Features with absolute skewness above 1.0, including TX_AMOUNT (skew 23.0), were log1p-transformed.</w:t>
       </w:r>
     </w:p>
     <w:p>
@@ -1657,6 +1429,108 @@
           <w:szCs w:val="22"/>
         </w:rPr>
       </w:pPr>
+      <w:r>
+        <w:rPr>
+          <w:rFonts w:cstheme="minorHAnsi"/>
+          <w:sz w:val="22"/>
+          <w:szCs w:val="22"/>
+        </w:rPr>
+        <w:t>These choices reflect a deliberate priority: on severely imbalanced domains, careful data preparation governs detection quality more than accuracy-driven tuning (Branco et al., 2016).</w:t>
+      </w:r>
+      <w:r>
+        <w:rPr>
+          <w:rFonts w:cstheme="minorHAnsi"/>
+          <w:sz w:val="22"/>
+          <w:szCs w:val="22"/>
+        </w:rPr>
+        <w:t xml:space="preserve"> </w:t>
+      </w:r>
+      <w:r>
+        <w:rPr>
+          <w:rFonts w:cstheme="minorHAnsi"/>
+          <w:sz w:val="22"/>
+          <w:szCs w:val="22"/>
+        </w:rPr>
+        <w:t>Raw features correlated only weakly with fraud, so</w:t>
+      </w:r>
+      <w:r>
+        <w:rPr>
+          <w:rFonts w:cstheme="minorHAnsi"/>
+          <w:sz w:val="22"/>
+          <w:szCs w:val="22"/>
+        </w:rPr>
+        <w:t>, t</w:t>
+      </w:r>
+      <w:r>
+        <w:rPr>
+          <w:rFonts w:cstheme="minorHAnsi"/>
+          <w:sz w:val="22"/>
+          <w:szCs w:val="22"/>
+        </w:rPr>
+        <w:t xml:space="preserve">hree behavioural velocity features were engineered: </w:t>
+      </w:r>
+      <w:r>
+        <w:rPr>
+          <w:rFonts w:cstheme="minorHAnsi"/>
+          <w:b/>
+          <w:bCs/>
+          <w:sz w:val="22"/>
+          <w:szCs w:val="22"/>
+        </w:rPr>
+        <w:t>SENDER_STEP_COUNT</w:t>
+      </w:r>
+      <w:r>
+        <w:rPr>
+          <w:rFonts w:cstheme="minorHAnsi"/>
+          <w:sz w:val="22"/>
+          <w:szCs w:val="22"/>
+        </w:rPr>
+        <w:t xml:space="preserve"> (transactions per sender per time step, where exactly two corresponded to a 6.0% fraud rate), </w:t>
+      </w:r>
+      <w:r>
+        <w:rPr>
+          <w:rFonts w:cstheme="minorHAnsi"/>
+          <w:b/>
+          <w:bCs/>
+          <w:sz w:val="22"/>
+          <w:szCs w:val="22"/>
+        </w:rPr>
+        <w:t>SENDER_RECEIVER_PAIR_COUNT</w:t>
+      </w:r>
+      <w:r>
+        <w:rPr>
+          <w:rFonts w:cstheme="minorHAnsi"/>
+          <w:sz w:val="22"/>
+          <w:szCs w:val="22"/>
+        </w:rPr>
+        <w:t xml:space="preserve"> (first-time pairs showed 8.2% fraud), and </w:t>
+      </w:r>
+      <w:r>
+        <w:rPr>
+          <w:rFonts w:cstheme="minorHAnsi"/>
+          <w:b/>
+          <w:bCs/>
+          <w:sz w:val="22"/>
+          <w:szCs w:val="22"/>
+        </w:rPr>
+        <w:t>SENDER_TOTAL_COUNT</w:t>
+      </w:r>
+      <w:r>
+        <w:rPr>
+          <w:rFonts w:cstheme="minorHAnsi"/>
+          <w:sz w:val="22"/>
+          <w:szCs w:val="22"/>
+        </w:rPr>
+        <w:t>. These raised XGBoost PR-AUC from 0.89 to 0.99</w:t>
+      </w:r>
+      <w:r>
+        <w:rPr>
+          <w:rFonts w:cstheme="minorHAnsi"/>
+          <w:sz w:val="22"/>
+          <w:szCs w:val="22"/>
+        </w:rPr>
+        <w:t>.</w:t>
+      </w:r>
     </w:p>
     <w:p>
       <w:pPr>
@@ -1668,17 +1542,6 @@
           <w:szCs w:val="22"/>
         </w:rPr>
       </w:pPr>
-    </w:p>
-    <w:p>
-      <w:pPr>
-        <w:spacing w:line="276" w:lineRule="auto"/>
-        <w:jc w:val="both"/>
-        <w:rPr>
-          <w:rFonts w:cstheme="minorHAnsi"/>
-          <w:sz w:val="22"/>
-          <w:szCs w:val="22"/>
-        </w:rPr>
-      </w:pPr>
       <w:r>
         <w:rPr>
           <w:rFonts w:cstheme="minorHAnsi"/>
@@ -1686,10 +1549,9 @@
           <w:sz w:val="22"/>
           <w:szCs w:val="22"/>
         </w:rPr>
-        <w:lastRenderedPageBreak/>
         <w:drawing>
-          <wp:inline distT="0" distB="0" distL="0" distR="0" wp14:anchorId="27654D65" wp14:editId="337B649A">
-            <wp:extent cx="5943600" cy="1640840"/>
+          <wp:inline distT="0" distB="0" distL="0" distR="0" wp14:anchorId="27654D65" wp14:editId="3954DEF2">
+            <wp:extent cx="5943600" cy="1432560"/>
             <wp:effectExtent l="0" t="0" r="0" b="0"/>
             <wp:docPr id="1775431093" name="Picture 1" descr="A screenshot of a computer program&#10;&#10;AI-generated content may be incorrect."/>
             <wp:cNvGraphicFramePr>
@@ -1703,7 +1565,7 @@
                     <pic:cNvPicPr/>
                   </pic:nvPicPr>
                   <pic:blipFill>
-                    <a:blip r:embed="rId12"/>
+                    <a:blip r:embed="rId13"/>
                     <a:stretch>
                       <a:fillRect/>
                     </a:stretch>
@@ -1711,7 +1573,7 @@
                   <pic:spPr>
                     <a:xfrm>
                       <a:off x="0" y="0"/>
-                      <a:ext cx="5943600" cy="1640840"/>
+                      <a:ext cx="5943600" cy="1432560"/>
                     </a:xfrm>
                     <a:prstGeom prst="rect">
                       <a:avLst/>
@@ -1761,13 +1623,6 @@
     </w:p>
     <w:p>
       <w:pPr>
-        <w:rPr>
-          <w:rFonts w:cstheme="minorHAnsi"/>
-        </w:rPr>
-      </w:pPr>
-    </w:p>
-    <w:p>
-      <w:pPr>
         <w:pStyle w:val="Heading2"/>
         <w:rPr>
           <w:rStyle w:val="Heading1Char"/>
@@ -1828,73 +1683,23 @@
           <w:sz w:val="22"/>
           <w:szCs w:val="22"/>
         </w:rPr>
-        <w:t xml:space="preserve">Four models were implemented: three supervised classifiers (Logistic Regression, Random Forest, </w:t>
-      </w:r>
-      <w:proofErr w:type="spellStart"/>
-      <w:r>
-        <w:rPr>
-          <w:rFonts w:cstheme="minorHAnsi"/>
-          <w:sz w:val="22"/>
-          <w:szCs w:val="22"/>
-        </w:rPr>
-        <w:t>XGBoost</w:t>
-      </w:r>
-      <w:proofErr w:type="spellEnd"/>
-      <w:r>
-        <w:rPr>
-          <w:rFonts w:cstheme="minorHAnsi"/>
-          <w:sz w:val="22"/>
-          <w:szCs w:val="22"/>
-        </w:rPr>
-        <w:t xml:space="preserve">) and one unsupervised anomaly detector (Isolation Forest). Each supervised model was encapsulated within an </w:t>
-      </w:r>
-      <w:proofErr w:type="spellStart"/>
-      <w:r>
-        <w:rPr>
-          <w:rFonts w:cstheme="minorHAnsi"/>
-          <w:sz w:val="22"/>
-          <w:szCs w:val="22"/>
-        </w:rPr>
-        <w:t>imblearn.pipeline.Pipeline</w:t>
-      </w:r>
-      <w:proofErr w:type="spellEnd"/>
-      <w:r>
-        <w:rPr>
-          <w:rFonts w:cstheme="minorHAnsi"/>
-          <w:sz w:val="22"/>
-          <w:szCs w:val="22"/>
-        </w:rPr>
-        <w:t xml:space="preserve">, so SMOTE is fitted only on training data within each fit call and never applied to the test set; this prevents synthetic samples from leaking into evaluation and inflating performance. A fixed </w:t>
-      </w:r>
-      <w:proofErr w:type="spellStart"/>
-      <w:r>
-        <w:rPr>
-          <w:rFonts w:cstheme="minorHAnsi"/>
-          <w:b/>
-          <w:bCs/>
-          <w:sz w:val="22"/>
-          <w:szCs w:val="22"/>
-        </w:rPr>
-        <w:t>random_state</w:t>
-      </w:r>
-      <w:proofErr w:type="spellEnd"/>
-      <w:r>
-        <w:rPr>
-          <w:rFonts w:cstheme="minorHAnsi"/>
-          <w:b/>
-          <w:bCs/>
-          <w:sz w:val="22"/>
-          <w:szCs w:val="22"/>
-        </w:rPr>
-        <w:t>=42</w:t>
-      </w:r>
-      <w:r>
-        <w:rPr>
-          <w:rFonts w:cstheme="minorHAnsi"/>
-          <w:sz w:val="22"/>
-          <w:szCs w:val="22"/>
-        </w:rPr>
-        <w:t xml:space="preserve"> ensures reproducibility throughout.</w:t>
+        <w:t>Four models were implemented</w:t>
+      </w:r>
+      <w:r>
+        <w:rPr>
+          <w:rFonts w:cstheme="minorHAnsi"/>
+          <w:sz w:val="22"/>
+          <w:szCs w:val="22"/>
+        </w:rPr>
+        <w:t xml:space="preserve">. </w:t>
+      </w:r>
+      <w:r>
+        <w:rPr>
+          <w:rFonts w:cstheme="minorHAnsi"/>
+          <w:sz w:val="22"/>
+          <w:szCs w:val="22"/>
+        </w:rPr>
+        <w:t>Each supervised model was encapsulated within an imblearn.pipeline.Pipeline, so SMOTE</w:t>
       </w:r>
       <w:r>
         <w:rPr>
@@ -1903,6 +1708,78 @@
           <w:szCs w:val="22"/>
         </w:rPr>
         <w:t xml:space="preserve"> </w:t>
+      </w:r>
+      <w:r>
+        <w:rPr>
+          <w:rFonts w:eastAsia="Arial" w:cstheme="minorHAnsi"/>
+          <w:sz w:val="22"/>
+          <w:szCs w:val="22"/>
+        </w:rPr>
+        <w:t>(Chawla et al., 2002)</w:t>
+      </w:r>
+      <w:r>
+        <w:rPr>
+          <w:rFonts w:cstheme="minorHAnsi"/>
+          <w:sz w:val="22"/>
+          <w:szCs w:val="22"/>
+        </w:rPr>
+        <w:t xml:space="preserve"> is fitted only on training data within each fit call and never applied to the test set</w:t>
+      </w:r>
+      <w:r>
+        <w:rPr>
+          <w:rFonts w:cstheme="minorHAnsi"/>
+          <w:sz w:val="22"/>
+          <w:szCs w:val="22"/>
+        </w:rPr>
+        <w:t>.</w:t>
+      </w:r>
+      <w:r>
+        <w:rPr>
+          <w:rFonts w:cstheme="minorHAnsi"/>
+          <w:sz w:val="22"/>
+          <w:szCs w:val="22"/>
+        </w:rPr>
+        <w:t xml:space="preserve"> </w:t>
+      </w:r>
+      <w:r>
+        <w:rPr>
+          <w:rFonts w:cstheme="minorHAnsi"/>
+          <w:sz w:val="22"/>
+          <w:szCs w:val="22"/>
+        </w:rPr>
+        <w:t>T</w:t>
+      </w:r>
+      <w:r>
+        <w:rPr>
+          <w:rFonts w:cstheme="minorHAnsi"/>
+          <w:sz w:val="22"/>
+          <w:szCs w:val="22"/>
+        </w:rPr>
+        <w:t>his prevents synthetic samples from leaking into evaluation and inflating performance.</w:t>
+      </w:r>
+      <w:r>
+        <w:rPr>
+          <w:rFonts w:cstheme="minorHAnsi"/>
+          <w:sz w:val="22"/>
+          <w:szCs w:val="22"/>
+        </w:rPr>
+        <w:t xml:space="preserve"> SMOTE was preferred over class weighting, which does not increase fraud-example diversity (the binding constraint at 0.13%), and over undersampling, which would discard most legitimate records. </w:t>
+      </w:r>
+      <w:r>
+        <w:rPr>
+          <w:rFonts w:cstheme="minorHAnsi"/>
+          <w:sz w:val="22"/>
+          <w:szCs w:val="22"/>
+        </w:rPr>
+        <w:t>SMOTE</w:t>
+      </w:r>
+      <w:r>
+        <w:rPr>
+          <w:rFonts w:cstheme="minorHAnsi"/>
+          <w:sz w:val="22"/>
+          <w:szCs w:val="22"/>
+        </w:rPr>
+        <w:t xml:space="preserve"> known risk of noise near class overlaps is mitigated by confining it to each training fold, with class weighting retained as a fallback.</w:t>
       </w:r>
     </w:p>
     <w:p>
@@ -1918,39 +1795,49 @@
       <w:r>
         <w:rPr>
           <w:rFonts w:cstheme="minorHAnsi"/>
-          <w:sz w:val="22"/>
-          <w:szCs w:val="22"/>
-        </w:rPr>
-        <w:t xml:space="preserve">Logistic Regression used 1,000 maximum iterations to ensure convergence on the high-dimensional encoded feature space, with a </w:t>
-      </w:r>
-      <w:proofErr w:type="spellStart"/>
-      <w:r>
-        <w:rPr>
-          <w:rFonts w:cstheme="minorHAnsi"/>
-          <w:sz w:val="22"/>
-          <w:szCs w:val="22"/>
-        </w:rPr>
-        <w:t>StandardScaler</w:t>
-      </w:r>
-      <w:proofErr w:type="spellEnd"/>
-      <w:r>
-        <w:rPr>
-          <w:rFonts w:cstheme="minorHAnsi"/>
-          <w:sz w:val="22"/>
-          <w:szCs w:val="22"/>
-        </w:rPr>
-        <w:t xml:space="preserve"> step before the classifier, as it is sensitive to feature magnitude. Random Forest (100 estimators) and </w:t>
-      </w:r>
-      <w:proofErr w:type="spellStart"/>
-      <w:r>
-        <w:rPr>
-          <w:rFonts w:cstheme="minorHAnsi"/>
+          <w:b/>
+          <w:bCs/>
+          <w:sz w:val="22"/>
+          <w:szCs w:val="22"/>
+        </w:rPr>
+        <w:t>Logistic Regression</w:t>
+      </w:r>
+      <w:r>
+        <w:rPr>
+          <w:rFonts w:cstheme="minorHAnsi"/>
+          <w:sz w:val="22"/>
+          <w:szCs w:val="22"/>
+        </w:rPr>
+        <w:t xml:space="preserve"> used 1,000 maximum iterations to ensure convergence on the high-dimensional encoded feature space, with a StandardScaler step before the classifier, as it is sensitive to feature magnitude. </w:t>
+      </w:r>
+      <w:r>
+        <w:rPr>
+          <w:rFonts w:cstheme="minorHAnsi"/>
+          <w:b/>
+          <w:bCs/>
+          <w:sz w:val="22"/>
+          <w:szCs w:val="22"/>
+        </w:rPr>
+        <w:t>Random Forest</w:t>
+      </w:r>
+      <w:r>
+        <w:rPr>
+          <w:rFonts w:cstheme="minorHAnsi"/>
+          <w:sz w:val="22"/>
+          <w:szCs w:val="22"/>
+        </w:rPr>
+        <w:t xml:space="preserve"> and </w:t>
+      </w:r>
+      <w:r>
+        <w:rPr>
+          <w:rFonts w:cstheme="minorHAnsi"/>
+          <w:b/>
+          <w:bCs/>
           <w:sz w:val="22"/>
           <w:szCs w:val="22"/>
         </w:rPr>
         <w:t>XGBoost</w:t>
       </w:r>
-      <w:proofErr w:type="spellEnd"/>
       <w:r>
         <w:rPr>
           <w:rFonts w:cstheme="minorHAnsi"/>
@@ -1959,49 +1846,13 @@
         </w:rPr>
         <w:t xml:space="preserve"> (</w:t>
       </w:r>
-      <w:proofErr w:type="spellStart"/>
-      <w:r>
-        <w:rPr>
-          <w:rFonts w:cstheme="minorHAnsi"/>
-          <w:b/>
-          <w:bCs/>
-          <w:sz w:val="22"/>
-          <w:szCs w:val="22"/>
-        </w:rPr>
-        <w:t>eval_metric</w:t>
-      </w:r>
-      <w:proofErr w:type="spellEnd"/>
-      <w:r>
-        <w:rPr>
-          <w:rFonts w:cstheme="minorHAnsi"/>
-          <w:b/>
-          <w:bCs/>
-          <w:sz w:val="22"/>
-          <w:szCs w:val="22"/>
-        </w:rPr>
-        <w:t>="</w:t>
-      </w:r>
-      <w:proofErr w:type="spellStart"/>
-      <w:r>
-        <w:rPr>
-          <w:rFonts w:cstheme="minorHAnsi"/>
-          <w:b/>
-          <w:bCs/>
-          <w:sz w:val="22"/>
-          <w:szCs w:val="22"/>
-        </w:rPr>
-        <w:t>logloss</w:t>
-      </w:r>
-      <w:proofErr w:type="spellEnd"/>
-      <w:r>
-        <w:rPr>
-          <w:rFonts w:cstheme="minorHAnsi"/>
-          <w:b/>
-          <w:bCs/>
-          <w:sz w:val="22"/>
-          <w:szCs w:val="22"/>
-        </w:rPr>
-        <w:t>"</w:t>
+      <w:r>
+        <w:rPr>
+          <w:rFonts w:cstheme="minorHAnsi"/>
+          <w:sz w:val="22"/>
+          <w:szCs w:val="22"/>
+        </w:rPr>
+        <w:t>Chen and Guestrin, 2016</w:t>
       </w:r>
       <w:r>
         <w:rPr>
@@ -2011,53 +1862,13 @@
         </w:rPr>
         <w:t xml:space="preserve">) were both </w:t>
       </w:r>
-      <w:proofErr w:type="spellStart"/>
-      <w:r>
-        <w:rPr>
-          <w:rFonts w:cstheme="minorHAnsi"/>
-          <w:sz w:val="22"/>
-          <w:szCs w:val="22"/>
-        </w:rPr>
-        <w:t>parallelised</w:t>
-      </w:r>
-      <w:proofErr w:type="spellEnd"/>
-      <w:r>
-        <w:rPr>
-          <w:rFonts w:cstheme="minorHAnsi"/>
-          <w:sz w:val="22"/>
-          <w:szCs w:val="22"/>
-        </w:rPr>
-        <w:t xml:space="preserve"> with </w:t>
-      </w:r>
-      <w:proofErr w:type="spellStart"/>
-      <w:r>
-        <w:rPr>
-          <w:rFonts w:cstheme="minorHAnsi"/>
-          <w:b/>
-          <w:bCs/>
-          <w:sz w:val="22"/>
-          <w:szCs w:val="22"/>
-        </w:rPr>
-        <w:t>n_jobs</w:t>
-      </w:r>
-      <w:proofErr w:type="spellEnd"/>
-      <w:r>
-        <w:rPr>
-          <w:rFonts w:cstheme="minorHAnsi"/>
-          <w:b/>
-          <w:bCs/>
-          <w:sz w:val="22"/>
-          <w:szCs w:val="22"/>
-        </w:rPr>
-        <w:t>=-1</w:t>
-      </w:r>
-      <w:r>
-        <w:rPr>
-          <w:rFonts w:cstheme="minorHAnsi"/>
-          <w:sz w:val="22"/>
-          <w:szCs w:val="22"/>
-        </w:rPr>
-        <w:t>; neither includes scaling, being invariant to feature magnitude.</w:t>
+      <w:r>
+        <w:rPr>
+          <w:rFonts w:cstheme="minorHAnsi"/>
+          <w:sz w:val="22"/>
+          <w:szCs w:val="22"/>
+        </w:rPr>
+        <w:t>parallelized.</w:t>
       </w:r>
     </w:p>
     <w:p>
@@ -2071,44 +1882,28 @@
       <w:r>
         <w:rPr>
           <w:rFonts w:cstheme="minorHAnsi"/>
-          <w:sz w:val="22"/>
-          <w:szCs w:val="22"/>
-        </w:rPr>
-        <w:t xml:space="preserve">Isolation Forest was trained on </w:t>
-      </w:r>
-      <w:proofErr w:type="spellStart"/>
-      <w:r>
-        <w:rPr>
-          <w:rFonts w:cstheme="minorHAnsi"/>
-          <w:sz w:val="22"/>
-          <w:szCs w:val="22"/>
-        </w:rPr>
-        <w:t>X_train</w:t>
-      </w:r>
-      <w:proofErr w:type="spellEnd"/>
-      <w:r>
-        <w:rPr>
-          <w:rFonts w:cstheme="minorHAnsi"/>
-          <w:sz w:val="22"/>
-          <w:szCs w:val="22"/>
-        </w:rPr>
-        <w:t xml:space="preserve"> without labels, isolating anomalies through random partitioning and allowing detection of unseen fraud patterns</w:t>
-      </w:r>
-      <w:r>
-        <w:rPr>
-          <w:rFonts w:cstheme="minorHAnsi"/>
-          <w:sz w:val="22"/>
-          <w:szCs w:val="22"/>
-        </w:rPr>
-        <w:t xml:space="preserve"> </w:t>
-      </w:r>
-      <w:r>
-        <w:rPr>
-          <w:rFonts w:cstheme="minorHAnsi"/>
-          <w:sz w:val="22"/>
-          <w:szCs w:val="22"/>
-        </w:rPr>
-        <w:t>(Liu et al., 2008)</w:t>
+          <w:b/>
+          <w:bCs/>
+          <w:sz w:val="22"/>
+          <w:szCs w:val="22"/>
+        </w:rPr>
+        <w:t>Isolation Forest</w:t>
+      </w:r>
+      <w:r>
+        <w:rPr>
+          <w:rFonts w:cstheme="minorHAnsi"/>
+          <w:sz w:val="22"/>
+          <w:szCs w:val="22"/>
+        </w:rPr>
+        <w:t xml:space="preserve"> was trained on X_train without labels, isolating anomalies through random partitioning and allowing detection of unseen fraud patterns</w:t>
+      </w:r>
+      <w:r>
+        <w:rPr>
+          <w:rFonts w:cstheme="minorHAnsi"/>
+          <w:sz w:val="22"/>
+          <w:szCs w:val="22"/>
+        </w:rPr>
+        <w:t xml:space="preserve"> (Liu et al., 2008)</w:t>
       </w:r>
       <w:r>
         <w:rPr>
@@ -2134,7 +1929,25 @@
           <w:sz w:val="22"/>
           <w:szCs w:val="22"/>
         </w:rPr>
-        <w:t xml:space="preserve"> to match the 0.13% fraud rate, rather than the default </w:t>
+        <w:t xml:space="preserve"> to match the </w:t>
+      </w:r>
+      <w:r>
+        <w:rPr>
+          <w:rFonts w:cstheme="minorHAnsi"/>
+          <w:b/>
+          <w:bCs/>
+          <w:sz w:val="22"/>
+          <w:szCs w:val="22"/>
+        </w:rPr>
+        <w:t>0.13%</w:t>
+      </w:r>
+      <w:r>
+        <w:rPr>
+          <w:rFonts w:cstheme="minorHAnsi"/>
+          <w:sz w:val="22"/>
+          <w:szCs w:val="22"/>
+        </w:rPr>
+        <w:t xml:space="preserve"> fraud rate, rather than the default </w:t>
       </w:r>
       <w:r>
         <w:rPr>
@@ -2170,27 +1983,23 @@
           <w:sz w:val="22"/>
           <w:szCs w:val="22"/>
         </w:rPr>
-        <w:t>times too many transactions and inflate the false positive rate. Its −1/+1 output was mapped to 1/0 and decision scores negated</w:t>
-      </w:r>
-      <w:r>
-        <w:rPr>
-          <w:rFonts w:cstheme="minorHAnsi"/>
-        </w:rPr>
-        <w:t xml:space="preserve">, </w:t>
-      </w:r>
-      <w:proofErr w:type="spellStart"/>
-      <w:r>
-        <w:rPr>
-          <w:rFonts w:cstheme="minorHAnsi"/>
-        </w:rPr>
-        <w:t>harmonising</w:t>
-      </w:r>
-      <w:proofErr w:type="spellEnd"/>
-      <w:r>
-        <w:rPr>
-          <w:rFonts w:cstheme="minorHAnsi"/>
-        </w:rPr>
-        <w:t xml:space="preserve"> it with the supervised models for consistent PR-AUC and ROC-AUC computation.</w:t>
+        <w:t>times too many transactions and inflate the false positive rate</w:t>
+      </w:r>
+      <w:r>
+        <w:rPr>
+          <w:rFonts w:cstheme="minorHAnsi"/>
+          <w:sz w:val="22"/>
+          <w:szCs w:val="22"/>
+        </w:rPr>
+        <w:t xml:space="preserve"> (FPR)</w:t>
+      </w:r>
+      <w:r>
+        <w:rPr>
+          <w:rFonts w:cstheme="minorHAnsi"/>
+          <w:sz w:val="22"/>
+          <w:szCs w:val="22"/>
+        </w:rPr>
+        <w:t>.</w:t>
       </w:r>
     </w:p>
     <w:p>
@@ -2202,10 +2011,15 @@
         </w:rPr>
       </w:pPr>
       <w:r>
+        <w:rPr>
+          <w:rFonts w:cstheme="minorHAnsi"/>
+          <w:noProof/>
+        </w:rPr>
+        <w:lastRenderedPageBreak/>
         <w:drawing>
-          <wp:inline distT="0" distB="0" distL="0" distR="0" wp14:anchorId="1CAFD430" wp14:editId="383E77E5">
-            <wp:extent cx="5943600" cy="1343025"/>
-            <wp:effectExtent l="0" t="0" r="0" b="9525"/>
+          <wp:inline distT="0" distB="0" distL="0" distR="0" wp14:anchorId="1CAFD430" wp14:editId="74429B75">
+            <wp:extent cx="5943600" cy="1097280"/>
+            <wp:effectExtent l="0" t="0" r="0" b="7620"/>
             <wp:docPr id="1835371437" name="Picture 1" descr="A black screen with white text&#10;&#10;AI-generated content may be incorrect."/>
             <wp:cNvGraphicFramePr>
               <a:graphicFrameLocks xmlns:a="http://schemas.openxmlformats.org/drawingml/2006/main" noChangeAspect="1"/>
@@ -2218,7 +2032,7 @@
                     <pic:cNvPicPr/>
                   </pic:nvPicPr>
                   <pic:blipFill>
-                    <a:blip r:embed="rId13"/>
+                    <a:blip r:embed="rId14"/>
                     <a:stretch>
                       <a:fillRect/>
                     </a:stretch>
@@ -2226,7 +2040,7 @@
                   <pic:spPr>
                     <a:xfrm>
                       <a:off x="0" y="0"/>
-                      <a:ext cx="5943600" cy="1343025"/>
+                      <a:ext cx="5943600" cy="1097280"/>
                     </a:xfrm>
                     <a:prstGeom prst="rect">
                       <a:avLst/>
@@ -2271,28 +2085,117 @@
           <w:sz w:val="22"/>
           <w:szCs w:val="22"/>
         </w:rPr>
-        <w:t xml:space="preserve">: </w:t>
-      </w:r>
-      <w:r>
-        <w:rPr>
-          <w:rFonts w:cstheme="minorHAnsi"/>
-          <w:sz w:val="22"/>
-          <w:szCs w:val="22"/>
-        </w:rPr>
-        <w:t>Model training</w:t>
-      </w:r>
-    </w:p>
-    <w:p>
-      <w:pPr>
-        <w:rPr>
-          <w:rFonts w:cstheme="minorHAnsi"/>
-        </w:rPr>
-      </w:pPr>
-      <w:r>
-        <w:rPr>
-          <w:rFonts w:cstheme="minorHAnsi"/>
-        </w:rPr>
-        <w:br w:type="page"/>
+        <w:t>: Model training</w:t>
+      </w:r>
+    </w:p>
+    <w:p>
+      <w:pPr>
+        <w:pStyle w:val="Heading2"/>
+        <w:rPr>
+          <w:rStyle w:val="Heading1Char"/>
+          <w:rFonts w:asciiTheme="minorHAnsi" w:hAnsiTheme="minorHAnsi" w:cstheme="minorHAnsi"/>
+          <w:b/>
+          <w:bCs/>
+          <w:sz w:val="22"/>
+          <w:szCs w:val="22"/>
+        </w:rPr>
+      </w:pPr>
+      <w:r>
+        <w:rPr>
+          <w:rStyle w:val="Heading1Char"/>
+          <w:rFonts w:asciiTheme="minorHAnsi" w:hAnsiTheme="minorHAnsi" w:cstheme="minorHAnsi"/>
+          <w:b/>
+          <w:bCs/>
+          <w:sz w:val="22"/>
+          <w:szCs w:val="22"/>
+        </w:rPr>
+        <w:t>1.</w:t>
+      </w:r>
+      <w:r>
+        <w:rPr>
+          <w:rStyle w:val="Heading1Char"/>
+          <w:rFonts w:asciiTheme="minorHAnsi" w:hAnsiTheme="minorHAnsi" w:cstheme="minorHAnsi"/>
+          <w:b/>
+          <w:bCs/>
+          <w:sz w:val="22"/>
+          <w:szCs w:val="22"/>
+        </w:rPr>
+        <w:t>4</w:t>
+      </w:r>
+      <w:r>
+        <w:rPr>
+          <w:rStyle w:val="Heading1Char"/>
+          <w:rFonts w:asciiTheme="minorHAnsi" w:hAnsiTheme="minorHAnsi" w:cstheme="minorHAnsi"/>
+          <w:b/>
+          <w:bCs/>
+          <w:sz w:val="22"/>
+          <w:szCs w:val="22"/>
+        </w:rPr>
+        <w:tab/>
+        <w:t>Challenges Encountered</w:t>
+      </w:r>
+    </w:p>
+    <w:p>
+      <w:pPr>
+        <w:spacing w:before="80" w:after="120"/>
+        <w:jc w:val="both"/>
+        <w:rPr>
+          <w:rFonts w:eastAsia="Arial" w:cstheme="minorHAnsi"/>
+          <w:sz w:val="22"/>
+          <w:szCs w:val="22"/>
+        </w:rPr>
+      </w:pPr>
+      <w:r>
+        <w:rPr>
+          <w:rFonts w:eastAsia="Arial" w:cstheme="minorHAnsi"/>
+          <w:sz w:val="22"/>
+          <w:szCs w:val="22"/>
+        </w:rPr>
+        <w:t>The initial dataset unsuitability was the most significant problem. It required restarting data preparation but ultimately strengthened the alignment between the data and the research questions. Class imbalance, which initially produced classifiers biased toward the majority class, was resolved through stratified splitting and training-only SMOTE (Chawla et al., 2002), with class-weighting retained as a fallback. Data leakage from ALERT_ID was identified and removed during EDA, and the Isolation Forest contamination default of 0.1 was corrected to 0.0013 to avoid overestimating anomalies. Further challenges included weak raw-feature correlations, which required engineering behavioural velocity features to expose fraud signal</w:t>
+      </w:r>
+      <w:r>
+        <w:rPr>
+          <w:rFonts w:eastAsia="Arial" w:cstheme="minorHAnsi"/>
+          <w:sz w:val="22"/>
+          <w:szCs w:val="22"/>
+        </w:rPr>
+        <w:t>.</w:t>
+      </w:r>
+    </w:p>
+    <w:p>
+      <w:pPr>
+        <w:pStyle w:val="Heading2"/>
+        <w:rPr>
+          <w:rStyle w:val="Heading1Char"/>
+          <w:rFonts w:asciiTheme="minorHAnsi" w:hAnsiTheme="minorHAnsi" w:cstheme="minorHAnsi"/>
+          <w:b/>
+          <w:bCs/>
+          <w:sz w:val="22"/>
+          <w:szCs w:val="22"/>
+        </w:rPr>
+      </w:pPr>
+      <w:r>
+        <w:rPr>
+          <w:rStyle w:val="Heading1Char"/>
+          <w:rFonts w:asciiTheme="minorHAnsi" w:hAnsiTheme="minorHAnsi" w:cstheme="minorHAnsi"/>
+          <w:b/>
+          <w:bCs/>
+          <w:sz w:val="22"/>
+          <w:szCs w:val="22"/>
+        </w:rPr>
+        <w:t>1.5</w:t>
+      </w:r>
+      <w:r>
+        <w:rPr>
+          <w:rStyle w:val="Heading1Char"/>
+          <w:rFonts w:asciiTheme="minorHAnsi" w:hAnsiTheme="minorHAnsi" w:cstheme="minorHAnsi"/>
+          <w:b/>
+          <w:bCs/>
+          <w:sz w:val="22"/>
+          <w:szCs w:val="22"/>
+        </w:rPr>
+        <w:tab/>
+        <w:t>Initial Evaluation</w:t>
       </w:r>
     </w:p>
     <w:p>
@@ -2301,56 +2204,1409 @@
         <w:jc w:val="both"/>
         <w:rPr>
           <w:rFonts w:cstheme="minorHAnsi"/>
-        </w:rPr>
-      </w:pPr>
-    </w:p>
-    <w:p>
-      <w:pPr>
-        <w:pStyle w:val="Heading2"/>
-        <w:rPr>
-          <w:rStyle w:val="Heading1Char"/>
-          <w:rFonts w:asciiTheme="minorHAnsi" w:hAnsiTheme="minorHAnsi" w:cstheme="minorHAnsi"/>
-          <w:b/>
-          <w:bCs/>
-          <w:sz w:val="22"/>
-          <w:szCs w:val="22"/>
-        </w:rPr>
-      </w:pPr>
-      <w:r>
-        <w:rPr>
-          <w:rStyle w:val="Heading1Char"/>
-          <w:rFonts w:asciiTheme="minorHAnsi" w:hAnsiTheme="minorHAnsi" w:cstheme="minorHAnsi"/>
-          <w:b/>
-          <w:bCs/>
-          <w:sz w:val="22"/>
-          <w:szCs w:val="22"/>
-        </w:rPr>
-        <w:t>1.</w:t>
-      </w:r>
-      <w:r>
-        <w:rPr>
-          <w:rStyle w:val="Heading1Char"/>
-          <w:rFonts w:asciiTheme="minorHAnsi" w:hAnsiTheme="minorHAnsi" w:cstheme="minorHAnsi"/>
-          <w:b/>
-          <w:bCs/>
-          <w:sz w:val="22"/>
-          <w:szCs w:val="22"/>
-        </w:rPr>
-        <w:t>4</w:t>
-      </w:r>
-      <w:r>
-        <w:rPr>
-          <w:rStyle w:val="Heading1Char"/>
-          <w:rFonts w:asciiTheme="minorHAnsi" w:hAnsiTheme="minorHAnsi" w:cstheme="minorHAnsi"/>
-          <w:b/>
-          <w:bCs/>
-          <w:sz w:val="22"/>
-          <w:szCs w:val="22"/>
-        </w:rPr>
-        <w:tab/>
-        <w:t>Challenges Encountered</w:t>
-      </w:r>
-    </w:p>
+          <w:sz w:val="22"/>
+          <w:szCs w:val="22"/>
+        </w:rPr>
+      </w:pPr>
+      <w:r>
+        <w:rPr>
+          <w:rFonts w:cstheme="minorHAnsi"/>
+          <w:sz w:val="22"/>
+          <w:szCs w:val="22"/>
+        </w:rPr>
+        <w:t xml:space="preserve">Models were assessed on a held-out 20% test set (209,715 transactions) using Precision, Recall, F1-Score, ROC-AUC, PR-AUC, FPR, and FNR. </w:t>
+      </w:r>
+    </w:p>
+    <w:p>
+      <w:pPr>
+        <w:spacing w:before="80" w:after="120" w:line="276" w:lineRule="auto"/>
+        <w:jc w:val="both"/>
+        <w:rPr>
+          <w:rFonts w:cstheme="minorHAnsi"/>
+          <w:sz w:val="22"/>
+          <w:szCs w:val="22"/>
+        </w:rPr>
+      </w:pPr>
+      <w:r>
+        <w:rPr>
+          <w:rFonts w:cstheme="minorHAnsi"/>
+          <w:b/>
+          <w:bCs/>
+          <w:sz w:val="22"/>
+          <w:szCs w:val="22"/>
+        </w:rPr>
+        <w:t>Table 1.5.1:</w:t>
+      </w:r>
+      <w:r>
+        <w:rPr>
+          <w:rFonts w:cstheme="minorHAnsi"/>
+          <w:sz w:val="22"/>
+          <w:szCs w:val="22"/>
+        </w:rPr>
+        <w:t xml:space="preserve"> Model performance on the held-out test set (209,715 transactions). Best values for the two-priority metrics, PR-AUC and FNR, are shown in bold.</w:t>
+      </w:r>
+    </w:p>
+    <w:tbl>
+      <w:tblPr>
+        <w:tblStyle w:val="TableGrid"/>
+        <w:tblW w:w="0" w:type="auto"/>
+        <w:tblLook w:val="04A0" w:firstRow="1" w:lastRow="0" w:firstColumn="1" w:lastColumn="0" w:noHBand="0" w:noVBand="1"/>
+      </w:tblPr>
+      <w:tblGrid>
+        <w:gridCol w:w="1515"/>
+        <w:gridCol w:w="969"/>
+        <w:gridCol w:w="882"/>
+        <w:gridCol w:w="1082"/>
+        <w:gridCol w:w="1507"/>
+        <w:gridCol w:w="1132"/>
+        <w:gridCol w:w="1131"/>
+        <w:gridCol w:w="1132"/>
+      </w:tblGrid>
+      <w:tr>
+        <w:tc>
+          <w:tcPr>
+            <w:tcW w:w="1515" w:type="dxa"/>
+          </w:tcPr>
+          <w:p>
+            <w:pPr>
+              <w:spacing w:line="276" w:lineRule="auto"/>
+              <w:jc w:val="both"/>
+              <w:rPr>
+                <w:rFonts w:cstheme="minorHAnsi"/>
+                <w:sz w:val="18"/>
+                <w:szCs w:val="18"/>
+              </w:rPr>
+            </w:pPr>
+            <w:bookmarkStart w:id="0" w:name="_Hlk232685896"/>
+          </w:p>
+        </w:tc>
+        <w:tc>
+          <w:tcPr>
+            <w:tcW w:w="969" w:type="dxa"/>
+          </w:tcPr>
+          <w:p>
+            <w:pPr>
+              <w:spacing w:line="276" w:lineRule="auto"/>
+              <w:jc w:val="both"/>
+              <w:rPr>
+                <w:rFonts w:cstheme="minorHAnsi"/>
+                <w:b/>
+                <w:bCs/>
+                <w:sz w:val="18"/>
+                <w:szCs w:val="18"/>
+              </w:rPr>
+            </w:pPr>
+            <w:r>
+              <w:rPr>
+                <w:rFonts w:cstheme="minorHAnsi"/>
+                <w:b/>
+                <w:bCs/>
+                <w:sz w:val="18"/>
+                <w:szCs w:val="18"/>
+              </w:rPr>
+              <w:t>Precision</w:t>
+            </w:r>
+          </w:p>
+        </w:tc>
+        <w:tc>
+          <w:tcPr>
+            <w:tcW w:w="882" w:type="dxa"/>
+          </w:tcPr>
+          <w:p>
+            <w:pPr>
+              <w:spacing w:line="276" w:lineRule="auto"/>
+              <w:jc w:val="both"/>
+              <w:rPr>
+                <w:rFonts w:cstheme="minorHAnsi"/>
+                <w:b/>
+                <w:bCs/>
+                <w:sz w:val="18"/>
+                <w:szCs w:val="18"/>
+              </w:rPr>
+            </w:pPr>
+            <w:r>
+              <w:rPr>
+                <w:rFonts w:cstheme="minorHAnsi"/>
+                <w:b/>
+                <w:bCs/>
+                <w:sz w:val="18"/>
+                <w:szCs w:val="18"/>
+              </w:rPr>
+              <w:t>Recall</w:t>
+            </w:r>
+          </w:p>
+        </w:tc>
+        <w:tc>
+          <w:tcPr>
+            <w:tcW w:w="1082" w:type="dxa"/>
+          </w:tcPr>
+          <w:p>
+            <w:pPr>
+              <w:spacing w:line="276" w:lineRule="auto"/>
+              <w:jc w:val="both"/>
+              <w:rPr>
+                <w:rFonts w:cstheme="minorHAnsi"/>
+                <w:b/>
+                <w:bCs/>
+                <w:sz w:val="18"/>
+                <w:szCs w:val="18"/>
+              </w:rPr>
+            </w:pPr>
+            <w:r>
+              <w:rPr>
+                <w:rFonts w:cstheme="minorHAnsi"/>
+                <w:b/>
+                <w:bCs/>
+                <w:sz w:val="18"/>
+                <w:szCs w:val="18"/>
+              </w:rPr>
+              <w:t>F1 Score</w:t>
+            </w:r>
+          </w:p>
+        </w:tc>
+        <w:tc>
+          <w:tcPr>
+            <w:tcW w:w="1507" w:type="dxa"/>
+          </w:tcPr>
+          <w:p>
+            <w:pPr>
+              <w:spacing w:line="276" w:lineRule="auto"/>
+              <w:jc w:val="both"/>
+              <w:rPr>
+                <w:rFonts w:cstheme="minorHAnsi"/>
+                <w:b/>
+                <w:bCs/>
+                <w:sz w:val="18"/>
+                <w:szCs w:val="18"/>
+              </w:rPr>
+            </w:pPr>
+            <w:r>
+              <w:rPr>
+                <w:rFonts w:cstheme="minorHAnsi"/>
+                <w:b/>
+                <w:bCs/>
+                <w:sz w:val="18"/>
+                <w:szCs w:val="18"/>
+              </w:rPr>
+              <w:t>FPR</w:t>
+            </w:r>
+          </w:p>
+        </w:tc>
+        <w:tc>
+          <w:tcPr>
+            <w:tcW w:w="1132" w:type="dxa"/>
+          </w:tcPr>
+          <w:p>
+            <w:pPr>
+              <w:spacing w:line="276" w:lineRule="auto"/>
+              <w:jc w:val="both"/>
+              <w:rPr>
+                <w:rFonts w:cstheme="minorHAnsi"/>
+                <w:b/>
+                <w:bCs/>
+                <w:sz w:val="18"/>
+                <w:szCs w:val="18"/>
+              </w:rPr>
+            </w:pPr>
+            <w:r>
+              <w:rPr>
+                <w:rFonts w:cstheme="minorHAnsi"/>
+                <w:b/>
+                <w:bCs/>
+                <w:sz w:val="18"/>
+                <w:szCs w:val="18"/>
+              </w:rPr>
+              <w:t>FNR</w:t>
+            </w:r>
+          </w:p>
+        </w:tc>
+        <w:tc>
+          <w:tcPr>
+            <w:tcW w:w="1131" w:type="dxa"/>
+          </w:tcPr>
+          <w:p>
+            <w:pPr>
+              <w:spacing w:line="276" w:lineRule="auto"/>
+              <w:jc w:val="both"/>
+              <w:rPr>
+                <w:rFonts w:cstheme="minorHAnsi"/>
+                <w:b/>
+                <w:bCs/>
+                <w:sz w:val="18"/>
+                <w:szCs w:val="18"/>
+              </w:rPr>
+            </w:pPr>
+            <w:r>
+              <w:rPr>
+                <w:rFonts w:cstheme="minorHAnsi"/>
+                <w:b/>
+                <w:bCs/>
+                <w:sz w:val="18"/>
+                <w:szCs w:val="18"/>
+              </w:rPr>
+              <w:t>ROC-AUC</w:t>
+            </w:r>
+          </w:p>
+        </w:tc>
+        <w:tc>
+          <w:tcPr>
+            <w:tcW w:w="1132" w:type="dxa"/>
+          </w:tcPr>
+          <w:p>
+            <w:pPr>
+              <w:spacing w:line="276" w:lineRule="auto"/>
+              <w:jc w:val="both"/>
+              <w:rPr>
+                <w:rFonts w:cstheme="minorHAnsi"/>
+                <w:b/>
+                <w:bCs/>
+                <w:sz w:val="18"/>
+                <w:szCs w:val="18"/>
+              </w:rPr>
+            </w:pPr>
+            <w:r>
+              <w:rPr>
+                <w:rFonts w:cstheme="minorHAnsi"/>
+                <w:b/>
+                <w:bCs/>
+                <w:sz w:val="18"/>
+                <w:szCs w:val="18"/>
+              </w:rPr>
+              <w:t>PR-AUC</w:t>
+            </w:r>
+          </w:p>
+        </w:tc>
+      </w:tr>
+      <w:tr>
+        <w:tc>
+          <w:tcPr>
+            <w:tcW w:w="1515" w:type="dxa"/>
+          </w:tcPr>
+          <w:p>
+            <w:pPr>
+              <w:spacing w:line="276" w:lineRule="auto"/>
+              <w:jc w:val="both"/>
+              <w:rPr>
+                <w:rFonts w:cstheme="minorHAnsi"/>
+                <w:sz w:val="18"/>
+                <w:szCs w:val="18"/>
+              </w:rPr>
+            </w:pPr>
+            <w:r>
+              <w:rPr>
+                <w:rFonts w:cstheme="minorHAnsi"/>
+                <w:sz w:val="18"/>
+                <w:szCs w:val="18"/>
+              </w:rPr>
+              <w:t>Model</w:t>
+            </w:r>
+          </w:p>
+        </w:tc>
+        <w:tc>
+          <w:tcPr>
+            <w:tcW w:w="969" w:type="dxa"/>
+          </w:tcPr>
+          <w:p>
+            <w:pPr>
+              <w:spacing w:line="276" w:lineRule="auto"/>
+              <w:jc w:val="both"/>
+              <w:rPr>
+                <w:rFonts w:cstheme="minorHAnsi"/>
+                <w:sz w:val="18"/>
+                <w:szCs w:val="18"/>
+              </w:rPr>
+            </w:pPr>
+          </w:p>
+        </w:tc>
+        <w:tc>
+          <w:tcPr>
+            <w:tcW w:w="882" w:type="dxa"/>
+          </w:tcPr>
+          <w:p>
+            <w:pPr>
+              <w:spacing w:line="276" w:lineRule="auto"/>
+              <w:jc w:val="both"/>
+              <w:rPr>
+                <w:rFonts w:cstheme="minorHAnsi"/>
+                <w:sz w:val="18"/>
+                <w:szCs w:val="18"/>
+              </w:rPr>
+            </w:pPr>
+          </w:p>
+        </w:tc>
+        <w:tc>
+          <w:tcPr>
+            <w:tcW w:w="1082" w:type="dxa"/>
+          </w:tcPr>
+          <w:p>
+            <w:pPr>
+              <w:spacing w:line="276" w:lineRule="auto"/>
+              <w:jc w:val="both"/>
+              <w:rPr>
+                <w:rFonts w:cstheme="minorHAnsi"/>
+                <w:sz w:val="18"/>
+                <w:szCs w:val="18"/>
+              </w:rPr>
+            </w:pPr>
+          </w:p>
+        </w:tc>
+        <w:tc>
+          <w:tcPr>
+            <w:tcW w:w="1507" w:type="dxa"/>
+          </w:tcPr>
+          <w:p>
+            <w:pPr>
+              <w:spacing w:line="276" w:lineRule="auto"/>
+              <w:jc w:val="both"/>
+              <w:rPr>
+                <w:rFonts w:cstheme="minorHAnsi"/>
+                <w:sz w:val="18"/>
+                <w:szCs w:val="18"/>
+              </w:rPr>
+            </w:pPr>
+          </w:p>
+        </w:tc>
+        <w:tc>
+          <w:tcPr>
+            <w:tcW w:w="1132" w:type="dxa"/>
+          </w:tcPr>
+          <w:p>
+            <w:pPr>
+              <w:spacing w:line="276" w:lineRule="auto"/>
+              <w:jc w:val="both"/>
+              <w:rPr>
+                <w:rFonts w:cstheme="minorHAnsi"/>
+                <w:sz w:val="18"/>
+                <w:szCs w:val="18"/>
+              </w:rPr>
+            </w:pPr>
+          </w:p>
+        </w:tc>
+        <w:tc>
+          <w:tcPr>
+            <w:tcW w:w="1131" w:type="dxa"/>
+          </w:tcPr>
+          <w:p>
+            <w:pPr>
+              <w:spacing w:line="276" w:lineRule="auto"/>
+              <w:jc w:val="both"/>
+              <w:rPr>
+                <w:rFonts w:cstheme="minorHAnsi"/>
+                <w:sz w:val="18"/>
+                <w:szCs w:val="18"/>
+              </w:rPr>
+            </w:pPr>
+          </w:p>
+        </w:tc>
+        <w:tc>
+          <w:tcPr>
+            <w:tcW w:w="1132" w:type="dxa"/>
+          </w:tcPr>
+          <w:p>
+            <w:pPr>
+              <w:spacing w:line="276" w:lineRule="auto"/>
+              <w:jc w:val="both"/>
+              <w:rPr>
+                <w:rFonts w:cstheme="minorHAnsi"/>
+                <w:sz w:val="18"/>
+                <w:szCs w:val="18"/>
+              </w:rPr>
+            </w:pPr>
+          </w:p>
+        </w:tc>
+      </w:tr>
+      <w:tr>
+        <w:tc>
+          <w:tcPr>
+            <w:tcW w:w="1515" w:type="dxa"/>
+          </w:tcPr>
+          <w:p>
+            <w:pPr>
+              <w:spacing w:line="276" w:lineRule="auto"/>
+              <w:jc w:val="both"/>
+              <w:rPr>
+                <w:rFonts w:cstheme="minorHAnsi"/>
+                <w:sz w:val="18"/>
+                <w:szCs w:val="18"/>
+              </w:rPr>
+            </w:pPr>
+            <w:r>
+              <w:rPr>
+                <w:rFonts w:cstheme="minorHAnsi"/>
+                <w:sz w:val="18"/>
+                <w:szCs w:val="18"/>
+              </w:rPr>
+              <w:t>Dummy (Baseline)</w:t>
+            </w:r>
+          </w:p>
+        </w:tc>
+        <w:tc>
+          <w:tcPr>
+            <w:tcW w:w="969" w:type="dxa"/>
+          </w:tcPr>
+          <w:p>
+            <w:pPr>
+              <w:spacing w:line="276" w:lineRule="auto"/>
+              <w:jc w:val="both"/>
+              <w:rPr>
+                <w:rFonts w:cstheme="minorHAnsi"/>
+                <w:sz w:val="18"/>
+                <w:szCs w:val="18"/>
+              </w:rPr>
+            </w:pPr>
+            <w:r>
+              <w:rPr>
+                <w:rFonts w:cstheme="minorHAnsi"/>
+                <w:sz w:val="18"/>
+                <w:szCs w:val="18"/>
+              </w:rPr>
+              <w:t>0</w:t>
+            </w:r>
+            <w:r>
+              <w:rPr>
+                <w:rFonts w:cstheme="minorHAnsi"/>
+                <w:sz w:val="18"/>
+                <w:szCs w:val="18"/>
+              </w:rPr>
+              <w:t>.0000</w:t>
+            </w:r>
+          </w:p>
+        </w:tc>
+        <w:tc>
+          <w:tcPr>
+            <w:tcW w:w="882" w:type="dxa"/>
+          </w:tcPr>
+          <w:p>
+            <w:pPr>
+              <w:spacing w:line="276" w:lineRule="auto"/>
+              <w:jc w:val="both"/>
+              <w:rPr>
+                <w:rFonts w:cstheme="minorHAnsi"/>
+                <w:sz w:val="18"/>
+                <w:szCs w:val="18"/>
+              </w:rPr>
+            </w:pPr>
+            <w:r>
+              <w:rPr>
+                <w:rFonts w:cstheme="minorHAnsi"/>
+                <w:sz w:val="18"/>
+                <w:szCs w:val="18"/>
+              </w:rPr>
+              <w:t>0.0000</w:t>
+            </w:r>
+          </w:p>
+        </w:tc>
+        <w:tc>
+          <w:tcPr>
+            <w:tcW w:w="1082" w:type="dxa"/>
+          </w:tcPr>
+          <w:p>
+            <w:pPr>
+              <w:spacing w:line="276" w:lineRule="auto"/>
+              <w:jc w:val="both"/>
+              <w:rPr>
+                <w:rFonts w:cstheme="minorHAnsi"/>
+                <w:sz w:val="18"/>
+                <w:szCs w:val="18"/>
+              </w:rPr>
+            </w:pPr>
+            <w:r>
+              <w:rPr>
+                <w:rFonts w:cstheme="minorHAnsi"/>
+                <w:sz w:val="18"/>
+                <w:szCs w:val="18"/>
+              </w:rPr>
+              <w:t>0.0000</w:t>
+            </w:r>
+          </w:p>
+        </w:tc>
+        <w:tc>
+          <w:tcPr>
+            <w:tcW w:w="1507" w:type="dxa"/>
+          </w:tcPr>
+          <w:p>
+            <w:pPr>
+              <w:spacing w:line="276" w:lineRule="auto"/>
+              <w:jc w:val="both"/>
+              <w:rPr>
+                <w:rFonts w:cstheme="minorHAnsi"/>
+                <w:sz w:val="18"/>
+                <w:szCs w:val="18"/>
+              </w:rPr>
+            </w:pPr>
+            <w:r>
+              <w:rPr>
+                <w:rFonts w:cstheme="minorHAnsi"/>
+                <w:sz w:val="18"/>
+                <w:szCs w:val="18"/>
+              </w:rPr>
+              <w:t>0.0000</w:t>
+            </w:r>
+          </w:p>
+        </w:tc>
+        <w:tc>
+          <w:tcPr>
+            <w:tcW w:w="1132" w:type="dxa"/>
+          </w:tcPr>
+          <w:p>
+            <w:pPr>
+              <w:spacing w:line="276" w:lineRule="auto"/>
+              <w:jc w:val="both"/>
+              <w:rPr>
+                <w:rFonts w:cstheme="minorHAnsi"/>
+                <w:sz w:val="18"/>
+                <w:szCs w:val="18"/>
+              </w:rPr>
+            </w:pPr>
+            <w:r>
+              <w:rPr>
+                <w:rFonts w:cstheme="minorHAnsi"/>
+                <w:sz w:val="18"/>
+                <w:szCs w:val="18"/>
+              </w:rPr>
+              <w:t>1.0000</w:t>
+            </w:r>
+          </w:p>
+        </w:tc>
+        <w:tc>
+          <w:tcPr>
+            <w:tcW w:w="1131" w:type="dxa"/>
+          </w:tcPr>
+          <w:p>
+            <w:pPr>
+              <w:spacing w:line="276" w:lineRule="auto"/>
+              <w:jc w:val="both"/>
+              <w:rPr>
+                <w:rFonts w:cstheme="minorHAnsi"/>
+                <w:sz w:val="18"/>
+                <w:szCs w:val="18"/>
+              </w:rPr>
+            </w:pPr>
+            <w:r>
+              <w:rPr>
+                <w:rFonts w:cstheme="minorHAnsi"/>
+                <w:sz w:val="18"/>
+                <w:szCs w:val="18"/>
+              </w:rPr>
+              <w:t>0.5000</w:t>
+            </w:r>
+          </w:p>
+        </w:tc>
+        <w:tc>
+          <w:tcPr>
+            <w:tcW w:w="1132" w:type="dxa"/>
+          </w:tcPr>
+          <w:p>
+            <w:pPr>
+              <w:spacing w:line="276" w:lineRule="auto"/>
+              <w:jc w:val="both"/>
+              <w:rPr>
+                <w:rFonts w:cstheme="minorHAnsi"/>
+                <w:sz w:val="18"/>
+                <w:szCs w:val="18"/>
+              </w:rPr>
+            </w:pPr>
+            <w:r>
+              <w:rPr>
+                <w:rFonts w:cstheme="minorHAnsi"/>
+                <w:sz w:val="18"/>
+                <w:szCs w:val="18"/>
+              </w:rPr>
+              <w:t>0.0013</w:t>
+            </w:r>
+          </w:p>
+        </w:tc>
+      </w:tr>
+      <w:tr>
+        <w:tc>
+          <w:tcPr>
+            <w:tcW w:w="1515" w:type="dxa"/>
+          </w:tcPr>
+          <w:p>
+            <w:pPr>
+              <w:spacing w:line="276" w:lineRule="auto"/>
+              <w:jc w:val="both"/>
+              <w:rPr>
+                <w:rFonts w:cstheme="minorHAnsi"/>
+                <w:sz w:val="18"/>
+                <w:szCs w:val="18"/>
+              </w:rPr>
+            </w:pPr>
+            <w:r>
+              <w:rPr>
+                <w:rFonts w:cstheme="minorHAnsi"/>
+                <w:sz w:val="18"/>
+                <w:szCs w:val="18"/>
+              </w:rPr>
+              <w:t>Logistic Regression</w:t>
+            </w:r>
+          </w:p>
+        </w:tc>
+        <w:tc>
+          <w:tcPr>
+            <w:tcW w:w="969" w:type="dxa"/>
+          </w:tcPr>
+          <w:p>
+            <w:pPr>
+              <w:spacing w:line="276" w:lineRule="auto"/>
+              <w:jc w:val="both"/>
+              <w:rPr>
+                <w:rFonts w:cstheme="minorHAnsi"/>
+                <w:sz w:val="18"/>
+                <w:szCs w:val="18"/>
+              </w:rPr>
+            </w:pPr>
+            <w:r>
+              <w:rPr>
+                <w:rFonts w:cstheme="minorHAnsi"/>
+                <w:sz w:val="18"/>
+                <w:szCs w:val="18"/>
+              </w:rPr>
+              <w:t>0.0769</w:t>
+            </w:r>
+          </w:p>
+        </w:tc>
+        <w:tc>
+          <w:tcPr>
+            <w:tcW w:w="882" w:type="dxa"/>
+          </w:tcPr>
+          <w:p>
+            <w:pPr>
+              <w:spacing w:line="276" w:lineRule="auto"/>
+              <w:jc w:val="both"/>
+              <w:rPr>
+                <w:rFonts w:cstheme="minorHAnsi"/>
+                <w:sz w:val="18"/>
+                <w:szCs w:val="18"/>
+              </w:rPr>
+            </w:pPr>
+            <w:r>
+              <w:rPr>
+                <w:rFonts w:cstheme="minorHAnsi"/>
+                <w:sz w:val="18"/>
+                <w:szCs w:val="18"/>
+              </w:rPr>
+              <w:t>0.9323</w:t>
+            </w:r>
+          </w:p>
+        </w:tc>
+        <w:tc>
+          <w:tcPr>
+            <w:tcW w:w="1082" w:type="dxa"/>
+          </w:tcPr>
+          <w:p>
+            <w:pPr>
+              <w:spacing w:line="276" w:lineRule="auto"/>
+              <w:jc w:val="both"/>
+              <w:rPr>
+                <w:rFonts w:cstheme="minorHAnsi"/>
+                <w:sz w:val="18"/>
+                <w:szCs w:val="18"/>
+              </w:rPr>
+            </w:pPr>
+            <w:r>
+              <w:rPr>
+                <w:rFonts w:cstheme="minorHAnsi"/>
+                <w:sz w:val="18"/>
+                <w:szCs w:val="18"/>
+              </w:rPr>
+              <w:t>0.1420</w:t>
+            </w:r>
+          </w:p>
+        </w:tc>
+        <w:tc>
+          <w:tcPr>
+            <w:tcW w:w="1507" w:type="dxa"/>
+          </w:tcPr>
+          <w:p>
+            <w:pPr>
+              <w:spacing w:line="276" w:lineRule="auto"/>
+              <w:jc w:val="both"/>
+              <w:rPr>
+                <w:rFonts w:cstheme="minorHAnsi"/>
+                <w:sz w:val="18"/>
+                <w:szCs w:val="18"/>
+              </w:rPr>
+            </w:pPr>
+            <w:r>
+              <w:rPr>
+                <w:rFonts w:cstheme="minorHAnsi"/>
+                <w:sz w:val="18"/>
+                <w:szCs w:val="18"/>
+              </w:rPr>
+              <w:t>0.0142</w:t>
+            </w:r>
+          </w:p>
+        </w:tc>
+        <w:tc>
+          <w:tcPr>
+            <w:tcW w:w="1132" w:type="dxa"/>
+          </w:tcPr>
+          <w:p>
+            <w:pPr>
+              <w:spacing w:line="276" w:lineRule="auto"/>
+              <w:jc w:val="both"/>
+              <w:rPr>
+                <w:rFonts w:cstheme="minorHAnsi"/>
+                <w:sz w:val="18"/>
+                <w:szCs w:val="18"/>
+              </w:rPr>
+            </w:pPr>
+            <w:r>
+              <w:rPr>
+                <w:rFonts w:cstheme="minorHAnsi"/>
+                <w:sz w:val="18"/>
+                <w:szCs w:val="18"/>
+              </w:rPr>
+              <w:t>0.0677</w:t>
+            </w:r>
+          </w:p>
+        </w:tc>
+        <w:tc>
+          <w:tcPr>
+            <w:tcW w:w="1131" w:type="dxa"/>
+          </w:tcPr>
+          <w:p>
+            <w:pPr>
+              <w:spacing w:line="276" w:lineRule="auto"/>
+              <w:jc w:val="both"/>
+              <w:rPr>
+                <w:rFonts w:cstheme="minorHAnsi"/>
+                <w:sz w:val="18"/>
+                <w:szCs w:val="18"/>
+              </w:rPr>
+            </w:pPr>
+            <w:r>
+              <w:rPr>
+                <w:rFonts w:cstheme="minorHAnsi"/>
+                <w:sz w:val="18"/>
+                <w:szCs w:val="18"/>
+              </w:rPr>
+              <w:t>0.9859</w:t>
+            </w:r>
+          </w:p>
+        </w:tc>
+        <w:tc>
+          <w:tcPr>
+            <w:tcW w:w="1132" w:type="dxa"/>
+          </w:tcPr>
+          <w:p>
+            <w:pPr>
+              <w:spacing w:line="276" w:lineRule="auto"/>
+              <w:jc w:val="both"/>
+              <w:rPr>
+                <w:rFonts w:cstheme="minorHAnsi"/>
+                <w:sz w:val="18"/>
+                <w:szCs w:val="18"/>
+              </w:rPr>
+            </w:pPr>
+            <w:r>
+              <w:rPr>
+                <w:rFonts w:cstheme="minorHAnsi"/>
+                <w:sz w:val="18"/>
+                <w:szCs w:val="18"/>
+              </w:rPr>
+              <w:t>0.2163</w:t>
+            </w:r>
+          </w:p>
+        </w:tc>
+      </w:tr>
+      <w:tr>
+        <w:tc>
+          <w:tcPr>
+            <w:tcW w:w="1515" w:type="dxa"/>
+          </w:tcPr>
+          <w:p>
+            <w:pPr>
+              <w:spacing w:line="276" w:lineRule="auto"/>
+              <w:jc w:val="both"/>
+              <w:rPr>
+                <w:rFonts w:cstheme="minorHAnsi"/>
+                <w:sz w:val="18"/>
+                <w:szCs w:val="18"/>
+              </w:rPr>
+            </w:pPr>
+            <w:r>
+              <w:rPr>
+                <w:rFonts w:cstheme="minorHAnsi"/>
+                <w:sz w:val="18"/>
+                <w:szCs w:val="18"/>
+              </w:rPr>
+              <w:t>Random Forest</w:t>
+            </w:r>
+          </w:p>
+        </w:tc>
+        <w:tc>
+          <w:tcPr>
+            <w:tcW w:w="969" w:type="dxa"/>
+          </w:tcPr>
+          <w:p>
+            <w:pPr>
+              <w:spacing w:line="276" w:lineRule="auto"/>
+              <w:jc w:val="both"/>
+              <w:rPr>
+                <w:rFonts w:cstheme="minorHAnsi"/>
+                <w:sz w:val="18"/>
+                <w:szCs w:val="18"/>
+              </w:rPr>
+            </w:pPr>
+            <w:r>
+              <w:rPr>
+                <w:rFonts w:cstheme="minorHAnsi"/>
+                <w:sz w:val="18"/>
+                <w:szCs w:val="18"/>
+              </w:rPr>
+              <w:t>0.9924</w:t>
+            </w:r>
+          </w:p>
+        </w:tc>
+        <w:tc>
+          <w:tcPr>
+            <w:tcW w:w="882" w:type="dxa"/>
+          </w:tcPr>
+          <w:p>
+            <w:pPr>
+              <w:spacing w:line="276" w:lineRule="auto"/>
+              <w:jc w:val="both"/>
+              <w:rPr>
+                <w:rFonts w:cstheme="minorHAnsi"/>
+                <w:sz w:val="18"/>
+                <w:szCs w:val="18"/>
+              </w:rPr>
+            </w:pPr>
+            <w:r>
+              <w:rPr>
+                <w:rFonts w:cstheme="minorHAnsi"/>
+                <w:sz w:val="18"/>
+                <w:szCs w:val="18"/>
+              </w:rPr>
+              <w:t>0.9774</w:t>
+            </w:r>
+          </w:p>
+        </w:tc>
+        <w:tc>
+          <w:tcPr>
+            <w:tcW w:w="1082" w:type="dxa"/>
+          </w:tcPr>
+          <w:p>
+            <w:pPr>
+              <w:spacing w:line="276" w:lineRule="auto"/>
+              <w:jc w:val="both"/>
+              <w:rPr>
+                <w:rFonts w:cstheme="minorHAnsi"/>
+                <w:b/>
+                <w:bCs/>
+                <w:sz w:val="18"/>
+                <w:szCs w:val="18"/>
+              </w:rPr>
+            </w:pPr>
+            <w:r>
+              <w:rPr>
+                <w:rFonts w:cstheme="minorHAnsi"/>
+                <w:b/>
+                <w:bCs/>
+                <w:sz w:val="18"/>
+                <w:szCs w:val="18"/>
+              </w:rPr>
+              <w:t>0.9848</w:t>
+            </w:r>
+          </w:p>
+        </w:tc>
+        <w:tc>
+          <w:tcPr>
+            <w:tcW w:w="1507" w:type="dxa"/>
+          </w:tcPr>
+          <w:p>
+            <w:pPr>
+              <w:spacing w:line="276" w:lineRule="auto"/>
+              <w:jc w:val="both"/>
+              <w:rPr>
+                <w:rFonts w:cstheme="minorHAnsi"/>
+                <w:sz w:val="18"/>
+                <w:szCs w:val="18"/>
+              </w:rPr>
+            </w:pPr>
+            <w:r>
+              <w:rPr>
+                <w:rFonts w:cstheme="minorHAnsi"/>
+                <w:sz w:val="18"/>
+                <w:szCs w:val="18"/>
+              </w:rPr>
+              <w:t>0.0000</w:t>
+            </w:r>
+          </w:p>
+        </w:tc>
+        <w:tc>
+          <w:tcPr>
+            <w:tcW w:w="1132" w:type="dxa"/>
+          </w:tcPr>
+          <w:p>
+            <w:pPr>
+              <w:spacing w:line="276" w:lineRule="auto"/>
+              <w:jc w:val="both"/>
+              <w:rPr>
+                <w:rFonts w:cstheme="minorHAnsi"/>
+                <w:sz w:val="18"/>
+                <w:szCs w:val="18"/>
+              </w:rPr>
+            </w:pPr>
+            <w:r>
+              <w:rPr>
+                <w:rFonts w:cstheme="minorHAnsi"/>
+                <w:sz w:val="18"/>
+                <w:szCs w:val="18"/>
+              </w:rPr>
+              <w:t>0.0226</w:t>
+            </w:r>
+          </w:p>
+        </w:tc>
+        <w:tc>
+          <w:tcPr>
+            <w:tcW w:w="1131" w:type="dxa"/>
+          </w:tcPr>
+          <w:p>
+            <w:pPr>
+              <w:spacing w:line="276" w:lineRule="auto"/>
+              <w:jc w:val="both"/>
+              <w:rPr>
+                <w:rFonts w:cstheme="minorHAnsi"/>
+                <w:sz w:val="18"/>
+                <w:szCs w:val="18"/>
+              </w:rPr>
+            </w:pPr>
+            <w:r>
+              <w:rPr>
+                <w:rFonts w:cstheme="minorHAnsi"/>
+                <w:sz w:val="18"/>
+                <w:szCs w:val="18"/>
+              </w:rPr>
+              <w:t>0.9962</w:t>
+            </w:r>
+          </w:p>
+        </w:tc>
+        <w:tc>
+          <w:tcPr>
+            <w:tcW w:w="1132" w:type="dxa"/>
+          </w:tcPr>
+          <w:p>
+            <w:pPr>
+              <w:spacing w:line="276" w:lineRule="auto"/>
+              <w:jc w:val="both"/>
+              <w:rPr>
+                <w:rFonts w:cstheme="minorHAnsi"/>
+                <w:b/>
+                <w:bCs/>
+                <w:sz w:val="18"/>
+                <w:szCs w:val="18"/>
+              </w:rPr>
+            </w:pPr>
+            <w:r>
+              <w:rPr>
+                <w:rFonts w:cstheme="minorHAnsi"/>
+                <w:b/>
+                <w:bCs/>
+                <w:sz w:val="18"/>
+                <w:szCs w:val="18"/>
+              </w:rPr>
+              <w:t>0.9921</w:t>
+            </w:r>
+          </w:p>
+        </w:tc>
+      </w:tr>
+      <w:tr>
+        <w:tc>
+          <w:tcPr>
+            <w:tcW w:w="1515" w:type="dxa"/>
+          </w:tcPr>
+          <w:p>
+            <w:pPr>
+              <w:spacing w:line="276" w:lineRule="auto"/>
+              <w:jc w:val="both"/>
+              <w:rPr>
+                <w:rFonts w:cstheme="minorHAnsi"/>
+                <w:sz w:val="18"/>
+                <w:szCs w:val="18"/>
+              </w:rPr>
+            </w:pPr>
+            <w:r>
+              <w:rPr>
+                <w:rFonts w:cstheme="minorHAnsi"/>
+                <w:sz w:val="18"/>
+                <w:szCs w:val="18"/>
+              </w:rPr>
+              <w:t>XGBoost</w:t>
+            </w:r>
+          </w:p>
+        </w:tc>
+        <w:tc>
+          <w:tcPr>
+            <w:tcW w:w="969" w:type="dxa"/>
+          </w:tcPr>
+          <w:p>
+            <w:pPr>
+              <w:spacing w:line="276" w:lineRule="auto"/>
+              <w:jc w:val="both"/>
+              <w:rPr>
+                <w:rFonts w:cstheme="minorHAnsi"/>
+                <w:sz w:val="18"/>
+                <w:szCs w:val="18"/>
+              </w:rPr>
+            </w:pPr>
+            <w:r>
+              <w:rPr>
+                <w:rFonts w:cstheme="minorHAnsi"/>
+                <w:sz w:val="18"/>
+                <w:szCs w:val="18"/>
+              </w:rPr>
+              <w:t>0.9776</w:t>
+            </w:r>
+          </w:p>
+        </w:tc>
+        <w:tc>
+          <w:tcPr>
+            <w:tcW w:w="882" w:type="dxa"/>
+          </w:tcPr>
+          <w:p>
+            <w:pPr>
+              <w:spacing w:line="276" w:lineRule="auto"/>
+              <w:jc w:val="both"/>
+              <w:rPr>
+                <w:rFonts w:cstheme="minorHAnsi"/>
+                <w:sz w:val="18"/>
+                <w:szCs w:val="18"/>
+              </w:rPr>
+            </w:pPr>
+            <w:r>
+              <w:rPr>
+                <w:rFonts w:cstheme="minorHAnsi"/>
+                <w:sz w:val="18"/>
+                <w:szCs w:val="18"/>
+              </w:rPr>
+              <w:t>0.9850</w:t>
+            </w:r>
+          </w:p>
+        </w:tc>
+        <w:tc>
+          <w:tcPr>
+            <w:tcW w:w="1082" w:type="dxa"/>
+          </w:tcPr>
+          <w:p>
+            <w:pPr>
+              <w:spacing w:line="276" w:lineRule="auto"/>
+              <w:jc w:val="both"/>
+              <w:rPr>
+                <w:rFonts w:cstheme="minorHAnsi"/>
+                <w:sz w:val="18"/>
+                <w:szCs w:val="18"/>
+              </w:rPr>
+            </w:pPr>
+            <w:r>
+              <w:rPr>
+                <w:rFonts w:cstheme="minorHAnsi"/>
+                <w:sz w:val="18"/>
+                <w:szCs w:val="18"/>
+              </w:rPr>
+              <w:t>0.9813</w:t>
+            </w:r>
+          </w:p>
+        </w:tc>
+        <w:tc>
+          <w:tcPr>
+            <w:tcW w:w="1507" w:type="dxa"/>
+          </w:tcPr>
+          <w:p>
+            <w:pPr>
+              <w:spacing w:line="276" w:lineRule="auto"/>
+              <w:jc w:val="both"/>
+              <w:rPr>
+                <w:rFonts w:cstheme="minorHAnsi"/>
+                <w:sz w:val="18"/>
+                <w:szCs w:val="18"/>
+              </w:rPr>
+            </w:pPr>
+            <w:r>
+              <w:rPr>
+                <w:rFonts w:cstheme="minorHAnsi"/>
+                <w:sz w:val="18"/>
+                <w:szCs w:val="18"/>
+              </w:rPr>
+              <w:t>0.0000</w:t>
+            </w:r>
+          </w:p>
+        </w:tc>
+        <w:tc>
+          <w:tcPr>
+            <w:tcW w:w="1132" w:type="dxa"/>
+          </w:tcPr>
+          <w:p>
+            <w:pPr>
+              <w:spacing w:line="276" w:lineRule="auto"/>
+              <w:jc w:val="both"/>
+              <w:rPr>
+                <w:rFonts w:cstheme="minorHAnsi"/>
+                <w:b/>
+                <w:bCs/>
+                <w:sz w:val="18"/>
+                <w:szCs w:val="18"/>
+              </w:rPr>
+            </w:pPr>
+            <w:r>
+              <w:rPr>
+                <w:rFonts w:cstheme="minorHAnsi"/>
+                <w:b/>
+                <w:bCs/>
+                <w:sz w:val="18"/>
+                <w:szCs w:val="18"/>
+              </w:rPr>
+              <w:t>0.0150</w:t>
+            </w:r>
+          </w:p>
+        </w:tc>
+        <w:tc>
+          <w:tcPr>
+            <w:tcW w:w="1131" w:type="dxa"/>
+          </w:tcPr>
+          <w:p>
+            <w:pPr>
+              <w:spacing w:line="276" w:lineRule="auto"/>
+              <w:jc w:val="both"/>
+              <w:rPr>
+                <w:rFonts w:cstheme="minorHAnsi"/>
+                <w:sz w:val="18"/>
+                <w:szCs w:val="18"/>
+              </w:rPr>
+            </w:pPr>
+            <w:r>
+              <w:rPr>
+                <w:rFonts w:cstheme="minorHAnsi"/>
+                <w:sz w:val="18"/>
+                <w:szCs w:val="18"/>
+              </w:rPr>
+              <w:t>0.9991</w:t>
+            </w:r>
+          </w:p>
+        </w:tc>
+        <w:tc>
+          <w:tcPr>
+            <w:tcW w:w="1132" w:type="dxa"/>
+          </w:tcPr>
+          <w:p>
+            <w:pPr>
+              <w:spacing w:line="276" w:lineRule="auto"/>
+              <w:jc w:val="both"/>
+              <w:rPr>
+                <w:rFonts w:cstheme="minorHAnsi"/>
+                <w:sz w:val="18"/>
+                <w:szCs w:val="18"/>
+              </w:rPr>
+            </w:pPr>
+            <w:r>
+              <w:rPr>
+                <w:rFonts w:cstheme="minorHAnsi"/>
+                <w:sz w:val="18"/>
+                <w:szCs w:val="18"/>
+              </w:rPr>
+              <w:t>0.9857</w:t>
+            </w:r>
+          </w:p>
+        </w:tc>
+      </w:tr>
+      <w:tr>
+        <w:tc>
+          <w:tcPr>
+            <w:tcW w:w="1515" w:type="dxa"/>
+          </w:tcPr>
+          <w:p>
+            <w:pPr>
+              <w:spacing w:line="276" w:lineRule="auto"/>
+              <w:jc w:val="both"/>
+              <w:rPr>
+                <w:rFonts w:cstheme="minorHAnsi"/>
+                <w:sz w:val="18"/>
+                <w:szCs w:val="18"/>
+              </w:rPr>
+            </w:pPr>
+            <w:r>
+              <w:rPr>
+                <w:rFonts w:cstheme="minorHAnsi"/>
+                <w:sz w:val="18"/>
+                <w:szCs w:val="18"/>
+              </w:rPr>
+              <w:t xml:space="preserve">Isolation Forest </w:t>
+            </w:r>
+          </w:p>
+        </w:tc>
+        <w:tc>
+          <w:tcPr>
+            <w:tcW w:w="969" w:type="dxa"/>
+          </w:tcPr>
+          <w:p>
+            <w:pPr>
+              <w:spacing w:line="276" w:lineRule="auto"/>
+              <w:jc w:val="both"/>
+              <w:rPr>
+                <w:rFonts w:cstheme="minorHAnsi"/>
+                <w:sz w:val="18"/>
+                <w:szCs w:val="18"/>
+              </w:rPr>
+            </w:pPr>
+            <w:r>
+              <w:rPr>
+                <w:rFonts w:cstheme="minorHAnsi"/>
+                <w:sz w:val="18"/>
+                <w:szCs w:val="18"/>
+              </w:rPr>
+              <w:t>0.0264</w:t>
+            </w:r>
+          </w:p>
+        </w:tc>
+        <w:tc>
+          <w:tcPr>
+            <w:tcW w:w="882" w:type="dxa"/>
+          </w:tcPr>
+          <w:p>
+            <w:pPr>
+              <w:spacing w:line="276" w:lineRule="auto"/>
+              <w:jc w:val="both"/>
+              <w:rPr>
+                <w:rFonts w:cstheme="minorHAnsi"/>
+                <w:sz w:val="18"/>
+                <w:szCs w:val="18"/>
+              </w:rPr>
+            </w:pPr>
+            <w:r>
+              <w:rPr>
+                <w:rFonts w:cstheme="minorHAnsi"/>
+                <w:sz w:val="18"/>
+                <w:szCs w:val="18"/>
+              </w:rPr>
+              <w:t>0.0263</w:t>
+            </w:r>
+          </w:p>
+        </w:tc>
+        <w:tc>
+          <w:tcPr>
+            <w:tcW w:w="1082" w:type="dxa"/>
+          </w:tcPr>
+          <w:p>
+            <w:pPr>
+              <w:spacing w:line="276" w:lineRule="auto"/>
+              <w:jc w:val="both"/>
+              <w:rPr>
+                <w:rFonts w:cstheme="minorHAnsi"/>
+                <w:sz w:val="18"/>
+                <w:szCs w:val="18"/>
+              </w:rPr>
+            </w:pPr>
+            <w:r>
+              <w:rPr>
+                <w:rFonts w:cstheme="minorHAnsi"/>
+                <w:sz w:val="18"/>
+                <w:szCs w:val="18"/>
+              </w:rPr>
+              <w:t>0.0264</w:t>
+            </w:r>
+          </w:p>
+        </w:tc>
+        <w:tc>
+          <w:tcPr>
+            <w:tcW w:w="1507" w:type="dxa"/>
+          </w:tcPr>
+          <w:p>
+            <w:pPr>
+              <w:spacing w:line="276" w:lineRule="auto"/>
+              <w:jc w:val="both"/>
+              <w:rPr>
+                <w:rFonts w:cstheme="minorHAnsi"/>
+                <w:sz w:val="18"/>
+                <w:szCs w:val="18"/>
+              </w:rPr>
+            </w:pPr>
+            <w:r>
+              <w:rPr>
+                <w:rFonts w:cstheme="minorHAnsi"/>
+                <w:sz w:val="18"/>
+                <w:szCs w:val="18"/>
+              </w:rPr>
+              <w:t>0.0012</w:t>
+            </w:r>
+          </w:p>
+        </w:tc>
+        <w:tc>
+          <w:tcPr>
+            <w:tcW w:w="1132" w:type="dxa"/>
+          </w:tcPr>
+          <w:p>
+            <w:pPr>
+              <w:spacing w:line="276" w:lineRule="auto"/>
+              <w:jc w:val="both"/>
+              <w:rPr>
+                <w:rFonts w:cstheme="minorHAnsi"/>
+                <w:sz w:val="18"/>
+                <w:szCs w:val="18"/>
+              </w:rPr>
+            </w:pPr>
+            <w:r>
+              <w:rPr>
+                <w:rFonts w:cstheme="minorHAnsi"/>
+                <w:sz w:val="18"/>
+                <w:szCs w:val="18"/>
+              </w:rPr>
+              <w:t>0.9737</w:t>
+            </w:r>
+          </w:p>
+        </w:tc>
+        <w:tc>
+          <w:tcPr>
+            <w:tcW w:w="1131" w:type="dxa"/>
+          </w:tcPr>
+          <w:p>
+            <w:pPr>
+              <w:spacing w:line="276" w:lineRule="auto"/>
+              <w:jc w:val="both"/>
+              <w:rPr>
+                <w:rFonts w:cstheme="minorHAnsi"/>
+                <w:sz w:val="18"/>
+                <w:szCs w:val="18"/>
+              </w:rPr>
+            </w:pPr>
+            <w:r>
+              <w:rPr>
+                <w:rFonts w:cstheme="minorHAnsi"/>
+                <w:sz w:val="18"/>
+                <w:szCs w:val="18"/>
+              </w:rPr>
+              <w:t>0.8708</w:t>
+            </w:r>
+          </w:p>
+        </w:tc>
+        <w:tc>
+          <w:tcPr>
+            <w:tcW w:w="1132" w:type="dxa"/>
+          </w:tcPr>
+          <w:p>
+            <w:pPr>
+              <w:spacing w:line="276" w:lineRule="auto"/>
+              <w:jc w:val="both"/>
+              <w:rPr>
+                <w:rFonts w:cstheme="minorHAnsi"/>
+                <w:sz w:val="18"/>
+                <w:szCs w:val="18"/>
+              </w:rPr>
+            </w:pPr>
+            <w:r>
+              <w:rPr>
+                <w:rFonts w:cstheme="minorHAnsi"/>
+                <w:sz w:val="18"/>
+                <w:szCs w:val="18"/>
+              </w:rPr>
+              <w:t>0.0074</w:t>
+            </w:r>
+          </w:p>
+        </w:tc>
+      </w:tr>
+      <w:bookmarkEnd w:id="0"/>
+    </w:tbl>
     <w:p>
       <w:pPr>
         <w:spacing w:line="276" w:lineRule="auto"/>
@@ -2359,115 +3615,6 @@
           <w:rFonts w:cstheme="minorHAnsi"/>
         </w:rPr>
       </w:pPr>
-      <w:r>
-        <w:rPr>
-          <w:rFonts w:cstheme="minorHAnsi"/>
-        </w:rPr>
-        <w:t>The dataset unsuitability was the most significant problem</w:t>
-      </w:r>
-      <w:r>
-        <w:rPr>
-          <w:rFonts w:cstheme="minorHAnsi"/>
-        </w:rPr>
-        <w:t>.</w:t>
-      </w:r>
-      <w:r>
-        <w:rPr>
-          <w:rFonts w:cstheme="minorHAnsi"/>
-        </w:rPr>
-        <w:t xml:space="preserve"> </w:t>
-      </w:r>
-      <w:r>
-        <w:rPr>
-          <w:rFonts w:cstheme="minorHAnsi"/>
-        </w:rPr>
-        <w:t>I</w:t>
-      </w:r>
-      <w:r>
-        <w:rPr>
-          <w:rFonts w:cstheme="minorHAnsi"/>
-        </w:rPr>
-        <w:t xml:space="preserve">t required restarting data </w:t>
-      </w:r>
-      <w:r>
-        <w:rPr>
-          <w:rFonts w:cstheme="minorHAnsi"/>
-        </w:rPr>
-        <w:t>preparation but</w:t>
-      </w:r>
-      <w:r>
-        <w:rPr>
-          <w:rFonts w:cstheme="minorHAnsi"/>
-        </w:rPr>
-        <w:t xml:space="preserve"> ultimately strengthened the alignment between the data and the research questions. Class imbalance, which initially produced classifiers biased toward the majority class, was resolved through stratified splitting and training-only SMOTE</w:t>
-      </w:r>
-      <w:r>
-        <w:rPr>
-          <w:rFonts w:cstheme="minorHAnsi"/>
-        </w:rPr>
-        <w:t xml:space="preserve"> </w:t>
-      </w:r>
-      <w:r>
-        <w:rPr>
-          <w:rFonts w:cstheme="minorHAnsi"/>
-          <w:sz w:val="22"/>
-          <w:szCs w:val="22"/>
-        </w:rPr>
-        <w:t>(Chawla et al., 2002)</w:t>
-      </w:r>
-      <w:r>
-        <w:rPr>
-          <w:rFonts w:cstheme="minorHAnsi"/>
-        </w:rPr>
-        <w:t>, with class-weighting retained as a fallback. Data leakage from ALERT_ID was identified and removed during EDA, and the Isolation Forest contamination default of 0.1 was corrected to 0.0013 to avoid overestimating anomalies.</w:t>
-      </w:r>
-    </w:p>
-    <w:p>
-      <w:pPr>
-        <w:spacing w:before="80" w:after="120"/>
-        <w:jc w:val="both"/>
-        <w:rPr>
-          <w:rFonts w:eastAsia="Arial" w:cstheme="minorHAnsi"/>
-          <w:sz w:val="22"/>
-          <w:szCs w:val="22"/>
-        </w:rPr>
-      </w:pPr>
-    </w:p>
-    <w:p>
-      <w:pPr>
-        <w:pStyle w:val="Heading2"/>
-        <w:rPr>
-          <w:rStyle w:val="Heading1Char"/>
-          <w:rFonts w:asciiTheme="minorHAnsi" w:hAnsiTheme="minorHAnsi" w:cstheme="minorHAnsi"/>
-          <w:b/>
-          <w:bCs/>
-          <w:sz w:val="22"/>
-          <w:szCs w:val="22"/>
-        </w:rPr>
-      </w:pPr>
-      <w:r>
-        <w:rPr>
-          <w:rStyle w:val="Heading1Char"/>
-          <w:rFonts w:asciiTheme="minorHAnsi" w:hAnsiTheme="minorHAnsi" w:cstheme="minorHAnsi"/>
-          <w:b/>
-          <w:bCs/>
-          <w:sz w:val="22"/>
-          <w:szCs w:val="22"/>
-        </w:rPr>
-        <w:t>1.5</w:t>
-      </w:r>
-      <w:r>
-        <w:rPr>
-          <w:rStyle w:val="Heading1Char"/>
-          <w:rFonts w:asciiTheme="minorHAnsi" w:hAnsiTheme="minorHAnsi" w:cstheme="minorHAnsi"/>
-          <w:b/>
-          <w:bCs/>
-          <w:sz w:val="22"/>
-          <w:szCs w:val="22"/>
-        </w:rPr>
-        <w:tab/>
-        <w:t>Initial Evaluation</w:t>
-      </w:r>
     </w:p>
     <w:p>
       <w:pPr>
@@ -2475,605 +3622,17 @@
         <w:jc w:val="both"/>
         <w:rPr>
           <w:rFonts w:cstheme="minorHAnsi"/>
-          <w:sz w:val="22"/>
-          <w:szCs w:val="22"/>
-        </w:rPr>
-      </w:pPr>
-      <w:r>
-        <w:rPr>
-          <w:rFonts w:cstheme="minorHAnsi"/>
-          <w:sz w:val="22"/>
-          <w:szCs w:val="22"/>
-        </w:rPr>
-        <w:t xml:space="preserve">Models were assessed on a held-out 20% test set (209,715 transactions) using Precision, Recall, F1-Score, ROC-AUC, PR-AUC, FPR, and FNR. A majority-class dummy baseline scored PR-AUC 0.0013 and FNR 1.0, confirming the minimum any model must exceed. PR-AUC was chosen as the primary metric and FNR treated as critical, since missed fraud carries greater operational risk than false alarms. Addressing the first research question, all three supervised models substantially outperformed the baseline despite the 0.13% fraud rate, demonstrating effective detection under severe imbalance. The best model is selected by summing PR-AUC and F1 ranks; Random Forest currently performs best (see Figure </w:t>
-      </w:r>
-      <w:r>
-        <w:rPr>
-          <w:rFonts w:cstheme="minorHAnsi"/>
-          <w:sz w:val="22"/>
-          <w:szCs w:val="22"/>
-        </w:rPr>
-        <w:t>1.</w:t>
-      </w:r>
-      <w:r>
-        <w:rPr>
-          <w:rFonts w:cstheme="minorHAnsi"/>
-          <w:sz w:val="22"/>
-          <w:szCs w:val="22"/>
-        </w:rPr>
-        <w:t>5.6</w:t>
-      </w:r>
-      <w:r>
-        <w:rPr>
-          <w:rFonts w:cstheme="minorHAnsi"/>
-          <w:sz w:val="22"/>
-          <w:szCs w:val="22"/>
-        </w:rPr>
-        <w:t>) and will anchor the hybrid stage.</w:t>
-      </w:r>
-    </w:p>
-    <w:p>
-      <w:pPr>
-        <w:spacing w:line="276" w:lineRule="auto"/>
-        <w:jc w:val="both"/>
-        <w:rPr>
-          <w:rFonts w:cstheme="minorHAnsi"/>
-        </w:rPr>
-      </w:pPr>
-      <w:r>
+        </w:rPr>
+      </w:pPr>
+      <w:r>
+        <w:rPr>
+          <w:rFonts w:cstheme="minorHAnsi"/>
+          <w:noProof/>
+        </w:rPr>
         <w:drawing>
-          <wp:inline distT="0" distB="0" distL="0" distR="0" wp14:anchorId="3BEC6298" wp14:editId="768F3450">
-            <wp:extent cx="4838700" cy="1851660"/>
-            <wp:effectExtent l="0" t="0" r="0" b="0"/>
-            <wp:docPr id="901792103" name="Picture 1" descr="A computer screen shot of a black screen&#10;&#10;AI-generated content may be incorrect."/>
-            <wp:cNvGraphicFramePr>
-              <a:graphicFrameLocks xmlns:a="http://schemas.openxmlformats.org/drawingml/2006/main" noChangeAspect="1"/>
-            </wp:cNvGraphicFramePr>
-            <a:graphic xmlns:a="http://schemas.openxmlformats.org/drawingml/2006/main">
-              <a:graphicData uri="http://schemas.openxmlformats.org/drawingml/2006/picture">
-                <pic:pic xmlns:pic="http://schemas.openxmlformats.org/drawingml/2006/picture">
-                  <pic:nvPicPr>
-                    <pic:cNvPr id="901792103" name="Picture 1" descr="A computer screen shot of a black screen&#10;&#10;AI-generated content may be incorrect."/>
-                    <pic:cNvPicPr/>
-                  </pic:nvPicPr>
-                  <pic:blipFill>
-                    <a:blip r:embed="rId14"/>
-                    <a:stretch>
-                      <a:fillRect/>
-                    </a:stretch>
-                  </pic:blipFill>
-                  <pic:spPr>
-                    <a:xfrm>
-                      <a:off x="0" y="0"/>
-                      <a:ext cx="4839123" cy="1851822"/>
-                    </a:xfrm>
-                    <a:prstGeom prst="rect">
-                      <a:avLst/>
-                    </a:prstGeom>
-                  </pic:spPr>
-                </pic:pic>
-              </a:graphicData>
-            </a:graphic>
-          </wp:inline>
-        </w:drawing>
-      </w:r>
-    </w:p>
-    <w:p>
-      <w:pPr>
-        <w:spacing w:before="80" w:after="120" w:line="276" w:lineRule="auto"/>
-        <w:jc w:val="both"/>
-        <w:rPr>
-          <w:rFonts w:cstheme="minorHAnsi"/>
-          <w:sz w:val="22"/>
-          <w:szCs w:val="22"/>
-        </w:rPr>
-      </w:pPr>
-      <w:r>
-        <w:rPr>
-          <w:rFonts w:cstheme="minorHAnsi"/>
-          <w:sz w:val="22"/>
-          <w:szCs w:val="22"/>
-        </w:rPr>
-        <w:t>Figure 1.</w:t>
-      </w:r>
-      <w:r>
-        <w:rPr>
-          <w:rFonts w:cstheme="minorHAnsi"/>
-          <w:sz w:val="22"/>
-          <w:szCs w:val="22"/>
-        </w:rPr>
-        <w:t>5.1</w:t>
-      </w:r>
-      <w:r>
-        <w:rPr>
-          <w:rFonts w:cstheme="minorHAnsi"/>
-          <w:sz w:val="22"/>
-          <w:szCs w:val="22"/>
-        </w:rPr>
-        <w:t xml:space="preserve">: </w:t>
-      </w:r>
-      <w:r>
-        <w:rPr>
-          <w:rFonts w:cstheme="minorHAnsi"/>
-          <w:sz w:val="22"/>
-          <w:szCs w:val="22"/>
-        </w:rPr>
-        <w:t>Baseline</w:t>
-      </w:r>
-    </w:p>
-    <w:p>
-      <w:pPr>
-        <w:spacing w:before="80" w:after="120" w:line="276" w:lineRule="auto"/>
-        <w:jc w:val="both"/>
-        <w:rPr>
-          <w:rFonts w:cstheme="minorHAnsi"/>
-          <w:sz w:val="22"/>
-          <w:szCs w:val="22"/>
-        </w:rPr>
-      </w:pPr>
-    </w:p>
-    <w:p>
-      <w:pPr>
-        <w:spacing w:before="80" w:after="120" w:line="276" w:lineRule="auto"/>
-        <w:jc w:val="both"/>
-        <w:rPr>
-          <w:rFonts w:cstheme="minorHAnsi"/>
-          <w:sz w:val="22"/>
-          <w:szCs w:val="22"/>
-        </w:rPr>
-      </w:pPr>
-      <w:r>
-        <w:lastRenderedPageBreak/>
-        <w:drawing>
-          <wp:inline distT="0" distB="0" distL="0" distR="0" wp14:anchorId="6ED6CBC2" wp14:editId="4153C47E">
-            <wp:extent cx="4046571" cy="2156647"/>
-            <wp:effectExtent l="0" t="0" r="0" b="0"/>
-            <wp:docPr id="1120831624" name="Picture 1" descr="A screenshot of a computer program&#10;&#10;AI-generated content may be incorrect."/>
-            <wp:cNvGraphicFramePr>
-              <a:graphicFrameLocks xmlns:a="http://schemas.openxmlformats.org/drawingml/2006/main" noChangeAspect="1"/>
-            </wp:cNvGraphicFramePr>
-            <a:graphic xmlns:a="http://schemas.openxmlformats.org/drawingml/2006/main">
-              <a:graphicData uri="http://schemas.openxmlformats.org/drawingml/2006/picture">
-                <pic:pic xmlns:pic="http://schemas.openxmlformats.org/drawingml/2006/picture">
-                  <pic:nvPicPr>
-                    <pic:cNvPr id="1120831624" name="Picture 1" descr="A screenshot of a computer program&#10;&#10;AI-generated content may be incorrect."/>
-                    <pic:cNvPicPr/>
-                  </pic:nvPicPr>
-                  <pic:blipFill>
-                    <a:blip r:embed="rId15"/>
-                    <a:stretch>
-                      <a:fillRect/>
-                    </a:stretch>
-                  </pic:blipFill>
-                  <pic:spPr>
-                    <a:xfrm>
-                      <a:off x="0" y="0"/>
-                      <a:ext cx="4046571" cy="2156647"/>
-                    </a:xfrm>
-                    <a:prstGeom prst="rect">
-                      <a:avLst/>
-                    </a:prstGeom>
-                  </pic:spPr>
-                </pic:pic>
-              </a:graphicData>
-            </a:graphic>
-          </wp:inline>
-        </w:drawing>
-      </w:r>
-    </w:p>
-    <w:p>
-      <w:pPr>
-        <w:spacing w:before="80" w:after="120" w:line="276" w:lineRule="auto"/>
-        <w:jc w:val="both"/>
-        <w:rPr>
-          <w:rFonts w:cstheme="minorHAnsi"/>
-          <w:sz w:val="22"/>
-          <w:szCs w:val="22"/>
-        </w:rPr>
-      </w:pPr>
-      <w:r>
-        <w:rPr>
-          <w:rFonts w:cstheme="minorHAnsi"/>
-          <w:sz w:val="22"/>
-          <w:szCs w:val="22"/>
-        </w:rPr>
-        <w:t>Figure 1.</w:t>
-      </w:r>
-      <w:r>
-        <w:rPr>
-          <w:rFonts w:cstheme="minorHAnsi"/>
-          <w:sz w:val="22"/>
-          <w:szCs w:val="22"/>
-        </w:rPr>
-        <w:t>5.2</w:t>
-      </w:r>
-      <w:r>
-        <w:rPr>
-          <w:rFonts w:cstheme="minorHAnsi"/>
-          <w:sz w:val="22"/>
-          <w:szCs w:val="22"/>
-        </w:rPr>
-        <w:t xml:space="preserve">: </w:t>
-      </w:r>
-      <w:r>
-        <w:rPr>
-          <w:rFonts w:cstheme="minorHAnsi"/>
-          <w:sz w:val="22"/>
-          <w:szCs w:val="22"/>
-        </w:rPr>
-        <w:t xml:space="preserve">Logistics Regression </w:t>
-      </w:r>
-      <w:r>
-        <w:rPr>
-          <w:rFonts w:cstheme="minorHAnsi"/>
-          <w:sz w:val="22"/>
-          <w:szCs w:val="22"/>
-        </w:rPr>
-        <w:t>Metrics</w:t>
-      </w:r>
-    </w:p>
-    <w:p>
-      <w:pPr>
-        <w:spacing w:before="80" w:after="120" w:line="276" w:lineRule="auto"/>
-        <w:jc w:val="both"/>
-        <w:rPr>
-          <w:rFonts w:cstheme="minorHAnsi"/>
-          <w:sz w:val="22"/>
-          <w:szCs w:val="22"/>
-        </w:rPr>
-      </w:pPr>
-    </w:p>
-    <w:p>
-      <w:pPr>
-        <w:spacing w:before="80" w:after="120" w:line="276" w:lineRule="auto"/>
-        <w:jc w:val="both"/>
-        <w:rPr>
-          <w:rFonts w:cstheme="minorHAnsi"/>
-          <w:sz w:val="22"/>
-          <w:szCs w:val="22"/>
-        </w:rPr>
-      </w:pPr>
-      <w:r>
-        <w:drawing>
-          <wp:inline distT="0" distB="0" distL="0" distR="0" wp14:anchorId="7BA0797B" wp14:editId="77A7D361">
-            <wp:extent cx="4084320" cy="2148840"/>
-            <wp:effectExtent l="0" t="0" r="0" b="3810"/>
-            <wp:docPr id="167826566" name="Picture 1" descr="A computer screen shot of a number of numbers&#10;&#10;AI-generated content may be incorrect."/>
-            <wp:cNvGraphicFramePr>
-              <a:graphicFrameLocks xmlns:a="http://schemas.openxmlformats.org/drawingml/2006/main" noChangeAspect="1"/>
-            </wp:cNvGraphicFramePr>
-            <a:graphic xmlns:a="http://schemas.openxmlformats.org/drawingml/2006/main">
-              <a:graphicData uri="http://schemas.openxmlformats.org/drawingml/2006/picture">
-                <pic:pic xmlns:pic="http://schemas.openxmlformats.org/drawingml/2006/picture">
-                  <pic:nvPicPr>
-                    <pic:cNvPr id="167826566" name="Picture 1" descr="A computer screen shot of a number of numbers&#10;&#10;AI-generated content may be incorrect."/>
-                    <pic:cNvPicPr/>
-                  </pic:nvPicPr>
-                  <pic:blipFill>
-                    <a:blip r:embed="rId16"/>
-                    <a:stretch>
-                      <a:fillRect/>
-                    </a:stretch>
-                  </pic:blipFill>
-                  <pic:spPr>
-                    <a:xfrm>
-                      <a:off x="0" y="0"/>
-                      <a:ext cx="4084674" cy="2149026"/>
-                    </a:xfrm>
-                    <a:prstGeom prst="rect">
-                      <a:avLst/>
-                    </a:prstGeom>
-                  </pic:spPr>
-                </pic:pic>
-              </a:graphicData>
-            </a:graphic>
-          </wp:inline>
-        </w:drawing>
-      </w:r>
-    </w:p>
-    <w:p>
-      <w:pPr>
-        <w:spacing w:before="80" w:after="120" w:line="276" w:lineRule="auto"/>
-        <w:jc w:val="both"/>
-        <w:rPr>
-          <w:rFonts w:cstheme="minorHAnsi"/>
-          <w:sz w:val="22"/>
-          <w:szCs w:val="22"/>
-        </w:rPr>
-      </w:pPr>
-      <w:r>
-        <w:rPr>
-          <w:rFonts w:cstheme="minorHAnsi"/>
-          <w:sz w:val="22"/>
-          <w:szCs w:val="22"/>
-        </w:rPr>
-        <w:t>Figure 1.</w:t>
-      </w:r>
-      <w:r>
-        <w:rPr>
-          <w:rFonts w:cstheme="minorHAnsi"/>
-          <w:sz w:val="22"/>
-          <w:szCs w:val="22"/>
-        </w:rPr>
-        <w:t>5.</w:t>
-      </w:r>
-      <w:r>
-        <w:rPr>
-          <w:rFonts w:cstheme="minorHAnsi"/>
-          <w:sz w:val="22"/>
-          <w:szCs w:val="22"/>
-        </w:rPr>
-        <w:t>3</w:t>
-      </w:r>
-      <w:r>
-        <w:rPr>
-          <w:rFonts w:cstheme="minorHAnsi"/>
-          <w:sz w:val="22"/>
-          <w:szCs w:val="22"/>
-        </w:rPr>
-        <w:t xml:space="preserve">: </w:t>
-      </w:r>
-      <w:r>
-        <w:rPr>
-          <w:rFonts w:cstheme="minorHAnsi"/>
-          <w:sz w:val="22"/>
-          <w:szCs w:val="22"/>
-        </w:rPr>
-        <w:t>Random Forest</w:t>
-      </w:r>
-      <w:r>
-        <w:rPr>
-          <w:rFonts w:cstheme="minorHAnsi"/>
-          <w:sz w:val="22"/>
-          <w:szCs w:val="22"/>
-        </w:rPr>
-        <w:t xml:space="preserve"> Metrics</w:t>
-      </w:r>
-    </w:p>
-    <w:p>
-      <w:pPr>
-        <w:spacing w:line="276" w:lineRule="auto"/>
-        <w:jc w:val="both"/>
-        <w:rPr>
-          <w:rFonts w:cstheme="minorHAnsi"/>
-        </w:rPr>
-      </w:pPr>
-    </w:p>
-    <w:p>
-      <w:pPr>
-        <w:spacing w:line="276" w:lineRule="auto"/>
-        <w:jc w:val="both"/>
-        <w:rPr>
-          <w:rFonts w:cstheme="minorHAnsi"/>
-        </w:rPr>
-      </w:pPr>
-      <w:r>
-        <w:drawing>
-          <wp:inline distT="0" distB="0" distL="0" distR="0" wp14:anchorId="065E2742" wp14:editId="6514B2DE">
-            <wp:extent cx="4130398" cy="2209992"/>
-            <wp:effectExtent l="0" t="0" r="3810" b="0"/>
-            <wp:docPr id="1934073754" name="Picture 1" descr="A computer screen shot of a number of numbers&#10;&#10;AI-generated content may be incorrect."/>
-            <wp:cNvGraphicFramePr>
-              <a:graphicFrameLocks xmlns:a="http://schemas.openxmlformats.org/drawingml/2006/main" noChangeAspect="1"/>
-            </wp:cNvGraphicFramePr>
-            <a:graphic xmlns:a="http://schemas.openxmlformats.org/drawingml/2006/main">
-              <a:graphicData uri="http://schemas.openxmlformats.org/drawingml/2006/picture">
-                <pic:pic xmlns:pic="http://schemas.openxmlformats.org/drawingml/2006/picture">
-                  <pic:nvPicPr>
-                    <pic:cNvPr id="1934073754" name="Picture 1" descr="A computer screen shot of a number of numbers&#10;&#10;AI-generated content may be incorrect."/>
-                    <pic:cNvPicPr/>
-                  </pic:nvPicPr>
-                  <pic:blipFill>
-                    <a:blip r:embed="rId17"/>
-                    <a:stretch>
-                      <a:fillRect/>
-                    </a:stretch>
-                  </pic:blipFill>
-                  <pic:spPr>
-                    <a:xfrm>
-                      <a:off x="0" y="0"/>
-                      <a:ext cx="4130398" cy="2209992"/>
-                    </a:xfrm>
-                    <a:prstGeom prst="rect">
-                      <a:avLst/>
-                    </a:prstGeom>
-                  </pic:spPr>
-                </pic:pic>
-              </a:graphicData>
-            </a:graphic>
-          </wp:inline>
-        </w:drawing>
-      </w:r>
-    </w:p>
-    <w:p>
-      <w:pPr>
-        <w:spacing w:before="80" w:after="120" w:line="276" w:lineRule="auto"/>
-        <w:jc w:val="both"/>
-        <w:rPr>
-          <w:rFonts w:cstheme="minorHAnsi"/>
-          <w:sz w:val="22"/>
-          <w:szCs w:val="22"/>
-        </w:rPr>
-      </w:pPr>
-      <w:r>
-        <w:rPr>
-          <w:rFonts w:cstheme="minorHAnsi"/>
-          <w:sz w:val="22"/>
-          <w:szCs w:val="22"/>
-        </w:rPr>
-        <w:t>Figure 1.</w:t>
-      </w:r>
-      <w:r>
-        <w:rPr>
-          <w:rFonts w:cstheme="minorHAnsi"/>
-          <w:sz w:val="22"/>
-          <w:szCs w:val="22"/>
-        </w:rPr>
-        <w:t>5.</w:t>
-      </w:r>
-      <w:r>
-        <w:rPr>
-          <w:rFonts w:cstheme="minorHAnsi"/>
-          <w:sz w:val="22"/>
-          <w:szCs w:val="22"/>
-        </w:rPr>
-        <w:t>4</w:t>
-      </w:r>
-      <w:r>
-        <w:rPr>
-          <w:rFonts w:cstheme="minorHAnsi"/>
-          <w:sz w:val="22"/>
-          <w:szCs w:val="22"/>
-        </w:rPr>
-        <w:t xml:space="preserve">: </w:t>
-      </w:r>
-      <w:proofErr w:type="spellStart"/>
-      <w:r>
-        <w:rPr>
-          <w:rFonts w:cstheme="minorHAnsi"/>
-          <w:sz w:val="22"/>
-          <w:szCs w:val="22"/>
-        </w:rPr>
-        <w:t>XGBoost</w:t>
-      </w:r>
-      <w:proofErr w:type="spellEnd"/>
-      <w:r>
-        <w:rPr>
-          <w:rFonts w:cstheme="minorHAnsi"/>
-          <w:sz w:val="22"/>
-          <w:szCs w:val="22"/>
-        </w:rPr>
-        <w:t xml:space="preserve"> Metrics</w:t>
-      </w:r>
-    </w:p>
-    <w:p>
-      <w:pPr>
-        <w:spacing w:line="276" w:lineRule="auto"/>
-        <w:jc w:val="both"/>
-        <w:rPr>
-          <w:rFonts w:cstheme="minorHAnsi"/>
-        </w:rPr>
-      </w:pPr>
-      <w:r>
-        <w:lastRenderedPageBreak/>
-        <w:drawing>
-          <wp:inline distT="0" distB="0" distL="0" distR="0" wp14:anchorId="63FA3088" wp14:editId="3E80C0A4">
-            <wp:extent cx="5943600" cy="2095500"/>
-            <wp:effectExtent l="0" t="0" r="0" b="0"/>
-            <wp:docPr id="1431677974" name="Picture 1" descr="A screenshot of a computer&#10;&#10;AI-generated content may be incorrect."/>
-            <wp:cNvGraphicFramePr>
-              <a:graphicFrameLocks xmlns:a="http://schemas.openxmlformats.org/drawingml/2006/main" noChangeAspect="1"/>
-            </wp:cNvGraphicFramePr>
-            <a:graphic xmlns:a="http://schemas.openxmlformats.org/drawingml/2006/main">
-              <a:graphicData uri="http://schemas.openxmlformats.org/drawingml/2006/picture">
-                <pic:pic xmlns:pic="http://schemas.openxmlformats.org/drawingml/2006/picture">
-                  <pic:nvPicPr>
-                    <pic:cNvPr id="1431677974" name="Picture 1" descr="A screenshot of a computer&#10;&#10;AI-generated content may be incorrect."/>
-                    <pic:cNvPicPr/>
-                  </pic:nvPicPr>
-                  <pic:blipFill>
-                    <a:blip r:embed="rId18"/>
-                    <a:stretch>
-                      <a:fillRect/>
-                    </a:stretch>
-                  </pic:blipFill>
-                  <pic:spPr>
-                    <a:xfrm>
-                      <a:off x="0" y="0"/>
-                      <a:ext cx="5943600" cy="2095500"/>
-                    </a:xfrm>
-                    <a:prstGeom prst="rect">
-                      <a:avLst/>
-                    </a:prstGeom>
-                  </pic:spPr>
-                </pic:pic>
-              </a:graphicData>
-            </a:graphic>
-          </wp:inline>
-        </w:drawing>
-      </w:r>
-    </w:p>
-    <w:p>
-      <w:pPr>
-        <w:spacing w:before="80" w:after="120" w:line="276" w:lineRule="auto"/>
-        <w:jc w:val="both"/>
-        <w:rPr>
-          <w:rFonts w:cstheme="minorHAnsi"/>
-          <w:sz w:val="22"/>
-          <w:szCs w:val="22"/>
-        </w:rPr>
-      </w:pPr>
-      <w:r>
-        <w:rPr>
-          <w:rFonts w:cstheme="minorHAnsi"/>
-          <w:sz w:val="22"/>
-          <w:szCs w:val="22"/>
-        </w:rPr>
-        <w:t>Figure 1.</w:t>
-      </w:r>
-      <w:r>
-        <w:rPr>
-          <w:rFonts w:cstheme="minorHAnsi"/>
-          <w:sz w:val="22"/>
-          <w:szCs w:val="22"/>
-        </w:rPr>
-        <w:t>5.</w:t>
-      </w:r>
-      <w:r>
-        <w:rPr>
-          <w:rFonts w:cstheme="minorHAnsi"/>
-          <w:sz w:val="22"/>
-          <w:szCs w:val="22"/>
-        </w:rPr>
-        <w:t>5</w:t>
-      </w:r>
-      <w:r>
-        <w:rPr>
-          <w:rFonts w:cstheme="minorHAnsi"/>
-          <w:sz w:val="22"/>
-          <w:szCs w:val="22"/>
-        </w:rPr>
-        <w:t xml:space="preserve">: </w:t>
-      </w:r>
-      <w:r>
-        <w:rPr>
-          <w:rFonts w:cstheme="minorHAnsi"/>
-          <w:sz w:val="22"/>
-          <w:szCs w:val="22"/>
-        </w:rPr>
-        <w:t>Isolation Forest</w:t>
-      </w:r>
-      <w:r>
-        <w:rPr>
-          <w:rFonts w:cstheme="minorHAnsi"/>
-          <w:sz w:val="22"/>
-          <w:szCs w:val="22"/>
-        </w:rPr>
-        <w:t xml:space="preserve"> Metrics</w:t>
-      </w:r>
-    </w:p>
-    <w:p>
-      <w:pPr>
-        <w:spacing w:line="276" w:lineRule="auto"/>
-        <w:jc w:val="both"/>
-        <w:rPr>
-          <w:rFonts w:cstheme="minorHAnsi"/>
-        </w:rPr>
-      </w:pPr>
-    </w:p>
-    <w:p>
-      <w:pPr>
-        <w:spacing w:line="276" w:lineRule="auto"/>
-        <w:jc w:val="both"/>
-        <w:rPr>
-          <w:rFonts w:cstheme="minorHAnsi"/>
-        </w:rPr>
-      </w:pPr>
-      <w:r>
-        <w:drawing>
-          <wp:inline distT="0" distB="0" distL="0" distR="0" wp14:anchorId="2EA8FC6A" wp14:editId="4973FB1C">
-            <wp:extent cx="5943600" cy="1864360"/>
-            <wp:effectExtent l="0" t="0" r="0" b="2540"/>
+          <wp:inline distT="0" distB="0" distL="0" distR="0" wp14:anchorId="2EA8FC6A" wp14:editId="3EC65131">
+            <wp:extent cx="6156960" cy="1363980"/>
+            <wp:effectExtent l="0" t="0" r="0" b="7620"/>
             <wp:docPr id="1127400751" name="Picture 1" descr="A screenshot of a computer screen&#10;&#10;AI-generated content may be incorrect."/>
             <wp:cNvGraphicFramePr>
               <a:graphicFrameLocks xmlns:a="http://schemas.openxmlformats.org/drawingml/2006/main" noChangeAspect="1"/>
@@ -3086,7 +3645,7 @@
                     <pic:cNvPicPr/>
                   </pic:nvPicPr>
                   <pic:blipFill>
-                    <a:blip r:embed="rId19"/>
+                    <a:blip r:embed="rId15"/>
                     <a:stretch>
                       <a:fillRect/>
                     </a:stretch>
@@ -3094,7 +3653,7 @@
                   <pic:spPr>
                     <a:xfrm>
                       <a:off x="0" y="0"/>
-                      <a:ext cx="5943600" cy="1864360"/>
+                      <a:ext cx="6175111" cy="1368001"/>
                     </a:xfrm>
                     <a:prstGeom prst="rect">
                       <a:avLst/>
@@ -3120,50 +3679,48 @@
       <w:r>
         <w:rPr>
           <w:rFonts w:cstheme="minorHAnsi"/>
-          <w:sz w:val="22"/>
-          <w:szCs w:val="22"/>
-        </w:rPr>
-        <w:t>Figure 1.</w:t>
-      </w:r>
-      <w:r>
-        <w:rPr>
-          <w:rFonts w:cstheme="minorHAnsi"/>
-          <w:sz w:val="22"/>
-          <w:szCs w:val="22"/>
-        </w:rPr>
-        <w:t>5.</w:t>
-      </w:r>
-      <w:r>
-        <w:rPr>
-          <w:rFonts w:cstheme="minorHAnsi"/>
-          <w:sz w:val="22"/>
-          <w:szCs w:val="22"/>
-        </w:rPr>
-        <w:t>6</w:t>
-      </w:r>
-      <w:r>
-        <w:rPr>
-          <w:rFonts w:cstheme="minorHAnsi"/>
-          <w:sz w:val="22"/>
-          <w:szCs w:val="22"/>
-        </w:rPr>
-        <w:t xml:space="preserve">: </w:t>
-      </w:r>
-      <w:r>
-        <w:rPr>
-          <w:rFonts w:cstheme="minorHAnsi"/>
-          <w:sz w:val="22"/>
-          <w:szCs w:val="22"/>
-        </w:rPr>
-        <w:t xml:space="preserve">Best Model </w:t>
-      </w:r>
-      <w:r>
-        <w:rPr>
-          <w:rFonts w:cstheme="minorHAnsi"/>
-          <w:sz w:val="22"/>
-          <w:szCs w:val="22"/>
-        </w:rPr>
-        <w:t>Evaluation</w:t>
+          <w:b/>
+          <w:bCs/>
+          <w:sz w:val="22"/>
+          <w:szCs w:val="22"/>
+        </w:rPr>
+        <w:t>Figure 1.5.</w:t>
+      </w:r>
+      <w:r>
+        <w:rPr>
+          <w:rFonts w:cstheme="minorHAnsi"/>
+          <w:b/>
+          <w:bCs/>
+          <w:sz w:val="22"/>
+          <w:szCs w:val="22"/>
+        </w:rPr>
+        <w:t>1</w:t>
+      </w:r>
+      <w:r>
+        <w:rPr>
+          <w:rFonts w:cstheme="minorHAnsi"/>
+          <w:b/>
+          <w:bCs/>
+          <w:sz w:val="22"/>
+          <w:szCs w:val="22"/>
+        </w:rPr>
+        <w:t>:</w:t>
+      </w:r>
+      <w:r>
+        <w:rPr>
+          <w:rFonts w:cstheme="minorHAnsi"/>
+          <w:sz w:val="22"/>
+          <w:szCs w:val="22"/>
+        </w:rPr>
+        <w:t xml:space="preserve"> </w:t>
+      </w:r>
+      <w:r>
+        <w:rPr>
+          <w:rFonts w:cstheme="minorHAnsi"/>
+          <w:sz w:val="22"/>
+          <w:szCs w:val="22"/>
+        </w:rPr>
+        <w:t>Evaluation pipeline output, confirming results were generated from the implemented code.</w:t>
       </w:r>
     </w:p>
     <w:p>
@@ -3172,49 +3729,152 @@
         <w:jc w:val="both"/>
         <w:rPr>
           <w:rFonts w:cstheme="minorHAnsi"/>
-        </w:rPr>
-      </w:pPr>
-    </w:p>
-    <w:p>
-      <w:pPr>
-        <w:pStyle w:val="Heading1"/>
-        <w:rPr>
-          <w:rFonts w:asciiTheme="minorHAnsi" w:eastAsia="Arial" w:hAnsiTheme="minorHAnsi" w:cstheme="minorHAnsi"/>
-          <w:b/>
-          <w:bCs/>
-          <w:sz w:val="22"/>
-          <w:szCs w:val="22"/>
-        </w:rPr>
-      </w:pPr>
-      <w:r>
-        <w:rPr>
-          <w:rFonts w:asciiTheme="minorHAnsi" w:hAnsiTheme="minorHAnsi" w:cstheme="minorHAnsi"/>
-          <w:b/>
-          <w:bCs/>
-          <w:sz w:val="22"/>
-          <w:szCs w:val="22"/>
-        </w:rPr>
-        <w:t>2.0</w:t>
-      </w:r>
-      <w:r>
-        <w:rPr>
-          <w:rFonts w:asciiTheme="minorHAnsi" w:hAnsiTheme="minorHAnsi" w:cstheme="minorHAnsi"/>
-          <w:b/>
-          <w:bCs/>
-          <w:sz w:val="22"/>
-          <w:szCs w:val="22"/>
-        </w:rPr>
-        <w:tab/>
-      </w:r>
-      <w:r>
-        <w:rPr>
-          <w:rFonts w:asciiTheme="minorHAnsi" w:eastAsia="Arial" w:hAnsiTheme="minorHAnsi" w:cstheme="minorHAnsi"/>
-          <w:b/>
-          <w:bCs/>
-          <w:sz w:val="22"/>
-          <w:szCs w:val="22"/>
-        </w:rPr>
-        <w:t>Work to be Done</w:t>
+          <w:sz w:val="22"/>
+          <w:szCs w:val="22"/>
+        </w:rPr>
+      </w:pPr>
+      <w:r>
+        <w:rPr>
+          <w:rFonts w:cstheme="minorHAnsi"/>
+          <w:sz w:val="22"/>
+          <w:szCs w:val="22"/>
+        </w:rPr>
+        <w:lastRenderedPageBreak/>
+        <w:t xml:space="preserve">Table 1.5.1 shows all three supervised models exceeding the baseline PR-AUC of </w:t>
+      </w:r>
+      <w:r>
+        <w:rPr>
+          <w:rFonts w:cstheme="minorHAnsi"/>
+          <w:b/>
+          <w:bCs/>
+          <w:sz w:val="22"/>
+          <w:szCs w:val="22"/>
+        </w:rPr>
+        <w:t>0.0013</w:t>
+      </w:r>
+      <w:r>
+        <w:rPr>
+          <w:rFonts w:cstheme="minorHAnsi"/>
+          <w:sz w:val="22"/>
+          <w:szCs w:val="22"/>
+        </w:rPr>
+        <w:t xml:space="preserve"> by a substantial margin, confirming effective fraud detection under severe class imbalance and addressing the first research question. Random Forest achieved the highest PR-AUC (</w:t>
+      </w:r>
+      <w:r>
+        <w:rPr>
+          <w:rFonts w:cstheme="minorHAnsi"/>
+          <w:b/>
+          <w:bCs/>
+          <w:sz w:val="22"/>
+          <w:szCs w:val="22"/>
+        </w:rPr>
+        <w:t>0.9921</w:t>
+      </w:r>
+      <w:r>
+        <w:rPr>
+          <w:rFonts w:cstheme="minorHAnsi"/>
+          <w:sz w:val="22"/>
+          <w:szCs w:val="22"/>
+        </w:rPr>
+        <w:t>) and the strongest combined PR-AUC and F1 rank, making it the overall best performer and the anchor for the hybrid stage. XGBoost was marginally behind on PR-AUC (</w:t>
+      </w:r>
+      <w:r>
+        <w:rPr>
+          <w:rFonts w:cstheme="minorHAnsi"/>
+          <w:b/>
+          <w:bCs/>
+          <w:sz w:val="22"/>
+          <w:szCs w:val="22"/>
+        </w:rPr>
+        <w:t>0.9857</w:t>
+      </w:r>
+      <w:r>
+        <w:rPr>
+          <w:rFonts w:cstheme="minorHAnsi"/>
+          <w:sz w:val="22"/>
+          <w:szCs w:val="22"/>
+        </w:rPr>
+        <w:t>) but recorded the lowest FNR (</w:t>
+      </w:r>
+      <w:r>
+        <w:rPr>
+          <w:rFonts w:cstheme="minorHAnsi"/>
+          <w:b/>
+          <w:bCs/>
+          <w:sz w:val="22"/>
+          <w:szCs w:val="22"/>
+        </w:rPr>
+        <w:t>0.0150</w:t>
+      </w:r>
+      <w:r>
+        <w:rPr>
+          <w:rFonts w:cstheme="minorHAnsi"/>
+          <w:sz w:val="22"/>
+          <w:szCs w:val="22"/>
+        </w:rPr>
+        <w:t>), missing the fewest fraudulent transactions; this narrow margin is why it is retained as a direct substitute should later threshold analysis favour minimising missed fraud. Logistic Regression achieved high recall (</w:t>
+      </w:r>
+      <w:r>
+        <w:rPr>
+          <w:rFonts w:cstheme="minorHAnsi"/>
+          <w:b/>
+          <w:bCs/>
+          <w:sz w:val="22"/>
+          <w:szCs w:val="22"/>
+        </w:rPr>
+        <w:t>0.9323</w:t>
+      </w:r>
+      <w:r>
+        <w:rPr>
+          <w:rFonts w:cstheme="minorHAnsi"/>
+          <w:sz w:val="22"/>
+          <w:szCs w:val="22"/>
+        </w:rPr>
+        <w:t>) but very low precision (</w:t>
+      </w:r>
+      <w:r>
+        <w:rPr>
+          <w:rFonts w:cstheme="minorHAnsi"/>
+          <w:b/>
+          <w:bCs/>
+          <w:sz w:val="22"/>
+          <w:szCs w:val="22"/>
+        </w:rPr>
+        <w:t>0.0769</w:t>
+      </w:r>
+      <w:r>
+        <w:rPr>
+          <w:rFonts w:cstheme="minorHAnsi"/>
+          <w:sz w:val="22"/>
+          <w:szCs w:val="22"/>
+        </w:rPr>
+        <w:t>), flagging many legitimate transactions as fraudulent and confirming its unsuitability as a standalone detector under this imbalance. Isolation Forest, operating without labels, returned low precision and a high FNR (</w:t>
+      </w:r>
+      <w:r>
+        <w:rPr>
+          <w:rFonts w:cstheme="minorHAnsi"/>
+          <w:b/>
+          <w:bCs/>
+          <w:sz w:val="22"/>
+          <w:szCs w:val="22"/>
+        </w:rPr>
+        <w:t>0.9737</w:t>
+      </w:r>
+      <w:r>
+        <w:rPr>
+          <w:rFonts w:cstheme="minorHAnsi"/>
+          <w:sz w:val="22"/>
+          <w:szCs w:val="22"/>
+        </w:rPr>
+        <w:t>) as expected for unsupervised detection, supporting its intended role as a complementary anomaly signal within the hybrid model rather than a standalone classifier.</w:t>
+      </w:r>
+      <w:r>
+        <w:rPr>
+          <w:rFonts w:cstheme="minorHAnsi"/>
+          <w:sz w:val="22"/>
+          <w:szCs w:val="22"/>
+        </w:rPr>
+        <w:t xml:space="preserve"> </w:t>
       </w:r>
     </w:p>
     <w:p>
@@ -3230,10 +3890,103 @@
       <w:r>
         <w:rPr>
           <w:rFonts w:cstheme="minorHAnsi"/>
-          <w:sz w:val="22"/>
-          <w:szCs w:val="22"/>
-        </w:rPr>
-        <w:t>The remaining work completes the hybrid model, final evaluation, and explainability before the Final Project Report, building directly on the preprocessing and baseline pipeline already implemented.</w:t>
+          <w:b/>
+          <w:bCs/>
+          <w:sz w:val="22"/>
+          <w:szCs w:val="22"/>
+        </w:rPr>
+        <w:t xml:space="preserve">[Section </w:t>
+      </w:r>
+      <w:r>
+        <w:rPr>
+          <w:rFonts w:cstheme="minorHAnsi"/>
+          <w:b/>
+          <w:bCs/>
+          <w:sz w:val="22"/>
+          <w:szCs w:val="22"/>
+        </w:rPr>
+        <w:t>1</w:t>
+      </w:r>
+      <w:r>
+        <w:rPr>
+          <w:rFonts w:cstheme="minorHAnsi"/>
+          <w:b/>
+          <w:bCs/>
+          <w:sz w:val="22"/>
+          <w:szCs w:val="22"/>
+        </w:rPr>
+        <w:t xml:space="preserve"> Word Count: </w:t>
+      </w:r>
+      <w:r>
+        <w:rPr>
+          <w:rFonts w:cstheme="minorHAnsi"/>
+          <w:b/>
+          <w:bCs/>
+          <w:sz w:val="22"/>
+          <w:szCs w:val="22"/>
+        </w:rPr>
+        <w:t>914</w:t>
+      </w:r>
+      <w:r>
+        <w:rPr>
+          <w:rFonts w:cstheme="minorHAnsi"/>
+          <w:b/>
+          <w:bCs/>
+          <w:sz w:val="22"/>
+          <w:szCs w:val="22"/>
+        </w:rPr>
+        <w:t xml:space="preserve"> words]</w:t>
+      </w:r>
+    </w:p>
+    <w:p>
+      <w:pPr>
+        <w:pStyle w:val="Heading1"/>
+        <w:rPr>
+          <w:rFonts w:asciiTheme="minorHAnsi" w:eastAsia="Arial" w:hAnsiTheme="minorHAnsi" w:cstheme="minorHAnsi"/>
+          <w:b/>
+          <w:bCs/>
+          <w:sz w:val="22"/>
+          <w:szCs w:val="22"/>
+        </w:rPr>
+      </w:pPr>
+      <w:r>
+        <w:rPr>
+          <w:rFonts w:asciiTheme="minorHAnsi" w:hAnsiTheme="minorHAnsi" w:cstheme="minorHAnsi"/>
+          <w:b/>
+          <w:bCs/>
+          <w:sz w:val="22"/>
+          <w:szCs w:val="22"/>
+        </w:rPr>
+        <w:t>2.0</w:t>
+      </w:r>
+      <w:r>
+        <w:rPr>
+          <w:rFonts w:asciiTheme="minorHAnsi" w:hAnsiTheme="minorHAnsi" w:cstheme="minorHAnsi"/>
+          <w:b/>
+          <w:bCs/>
+          <w:sz w:val="22"/>
+          <w:szCs w:val="22"/>
+        </w:rPr>
+        <w:tab/>
+      </w:r>
+      <w:r>
+        <w:rPr>
+          <w:rFonts w:asciiTheme="minorHAnsi" w:eastAsia="Arial" w:hAnsiTheme="minorHAnsi" w:cstheme="minorHAnsi"/>
+          <w:b/>
+          <w:bCs/>
+          <w:sz w:val="22"/>
+          <w:szCs w:val="22"/>
+        </w:rPr>
+        <w:t>Work to be Done</w:t>
+      </w:r>
+    </w:p>
+    <w:p>
+      <w:pPr>
+        <w:spacing w:after="120"/>
+        <w:jc w:val="both"/>
+      </w:pPr>
+      <w:r>
+        <w:t>The remaining work completes the hybrid model, final evaluation, and explainability, building directly on the pipeline already implemented.</w:t>
       </w:r>
     </w:p>
     <w:p>
@@ -3291,6 +4044,77 @@
     </w:p>
     <w:p>
       <w:pPr>
+        <w:spacing w:after="120"/>
+        <w:jc w:val="both"/>
+      </w:pPr>
+      <w:r>
+        <w:t>A hybrid detector will combine Random Forest with Isolation Forest anomaly scores via weighted averaging of normalised probabilities and anomaly scores, with weights tuned on validation data. If this does not improve on the individual models, three fallbacks will be evaluated: threshold-based stacking, the anomaly score as a supervised feature, and a voting ensemble. The hybrid will be compared directly against its components, addressing the second research question.</w:t>
+      </w:r>
+    </w:p>
+    <w:p>
+      <w:pPr>
+        <w:pStyle w:val="Heading2"/>
+        <w:rPr>
+          <w:rFonts w:asciiTheme="minorHAnsi" w:hAnsiTheme="minorHAnsi" w:cstheme="minorHAnsi"/>
+          <w:b/>
+          <w:bCs/>
+          <w:sz w:val="22"/>
+          <w:szCs w:val="22"/>
+        </w:rPr>
+      </w:pPr>
+      <w:r>
+        <w:rPr>
+          <w:rFonts w:asciiTheme="minorHAnsi" w:hAnsiTheme="minorHAnsi" w:cstheme="minorHAnsi"/>
+          <w:b/>
+          <w:bCs/>
+          <w:sz w:val="22"/>
+          <w:szCs w:val="22"/>
+        </w:rPr>
+        <w:t>2.</w:t>
+      </w:r>
+      <w:r>
+        <w:rPr>
+          <w:rFonts w:asciiTheme="minorHAnsi" w:hAnsiTheme="minorHAnsi" w:cstheme="minorHAnsi"/>
+          <w:b/>
+          <w:bCs/>
+          <w:sz w:val="22"/>
+          <w:szCs w:val="22"/>
+        </w:rPr>
+        <w:t>2</w:t>
+      </w:r>
+      <w:r>
+        <w:rPr>
+          <w:rFonts w:asciiTheme="minorHAnsi" w:hAnsiTheme="minorHAnsi" w:cstheme="minorHAnsi"/>
+          <w:b/>
+          <w:bCs/>
+          <w:sz w:val="22"/>
+          <w:szCs w:val="22"/>
+        </w:rPr>
+        <w:tab/>
+      </w:r>
+      <w:r>
+        <w:rPr>
+          <w:rFonts w:asciiTheme="minorHAnsi" w:hAnsiTheme="minorHAnsi" w:cstheme="minorHAnsi"/>
+          <w:b/>
+          <w:bCs/>
+          <w:sz w:val="22"/>
+          <w:szCs w:val="22"/>
+        </w:rPr>
+        <w:t xml:space="preserve">Final </w:t>
+      </w:r>
+      <w:r>
+        <w:rPr>
+          <w:rFonts w:asciiTheme="minorHAnsi" w:hAnsiTheme="minorHAnsi" w:cstheme="minorHAnsi"/>
+          <w:b/>
+          <w:bCs/>
+          <w:sz w:val="22"/>
+          <w:szCs w:val="22"/>
+        </w:rPr>
+        <w:t>Evaluation</w:t>
+      </w:r>
+    </w:p>
+    <w:p>
+      <w:pPr>
         <w:spacing w:line="276" w:lineRule="auto"/>
         <w:jc w:val="both"/>
         <w:rPr>
@@ -3300,30 +4124,7 @@
         </w:rPr>
       </w:pPr>
       <w:r>
-        <w:rPr>
-          <w:rFonts w:cstheme="minorHAnsi"/>
-          <w:sz w:val="22"/>
-          <w:szCs w:val="22"/>
-        </w:rPr>
-        <w:t xml:space="preserve">A hybrid detector will combine the best supervised model (Random Forest) with Isolation Forest anomaly scores. The primary fusion strategy is weighted averaging of </w:t>
-      </w:r>
-      <w:proofErr w:type="spellStart"/>
-      <w:r>
-        <w:rPr>
-          <w:rFonts w:cstheme="minorHAnsi"/>
-          <w:sz w:val="22"/>
-          <w:szCs w:val="22"/>
-        </w:rPr>
-        <w:t>normalised</w:t>
-      </w:r>
-      <w:proofErr w:type="spellEnd"/>
-      <w:r>
-        <w:rPr>
-          <w:rFonts w:cstheme="minorHAnsi"/>
-          <w:sz w:val="22"/>
-          <w:szCs w:val="22"/>
-        </w:rPr>
-        <w:t xml:space="preserve"> probabilities and anomaly scores, with weights tuned on validation data. If this does not improve on the individual models, three fallbacks will be evaluated: threshold-based stacking, using the anomaly score as an additional supervised feature, and a voting ensemble. The hybrid will be compared directly against Random Forest and Isolation Forest to test whether fusion improves detection.</w:t>
+        <w:t>The hybrid model will be evaluated on the held-out test set using the same seven metrics, with threshold analysis identifying the operating point that best balances fraud capture against false alarms</w:t>
       </w:r>
     </w:p>
     <w:p>
@@ -3345,7 +4146,110 @@
           <w:sz w:val="22"/>
           <w:szCs w:val="22"/>
         </w:rPr>
+        <w:t>2.</w:t>
+      </w:r>
+      <w:r>
+        <w:rPr>
+          <w:rFonts w:asciiTheme="minorHAnsi" w:hAnsiTheme="minorHAnsi" w:cstheme="minorHAnsi"/>
+          <w:b/>
+          <w:bCs/>
+          <w:sz w:val="22"/>
+          <w:szCs w:val="22"/>
+        </w:rPr>
+        <w:t>3</w:t>
+      </w:r>
+      <w:r>
+        <w:rPr>
+          <w:rFonts w:asciiTheme="minorHAnsi" w:hAnsiTheme="minorHAnsi" w:cstheme="minorHAnsi"/>
+          <w:b/>
+          <w:bCs/>
+          <w:sz w:val="22"/>
+          <w:szCs w:val="22"/>
+        </w:rPr>
+        <w:tab/>
+      </w:r>
+      <w:r>
+        <w:rPr>
+          <w:rFonts w:asciiTheme="minorHAnsi" w:hAnsiTheme="minorHAnsi" w:cstheme="minorHAnsi"/>
+          <w:b/>
+          <w:bCs/>
+          <w:sz w:val="22"/>
+          <w:szCs w:val="22"/>
+        </w:rPr>
+        <w:t xml:space="preserve">SHAP Explainability </w:t>
+      </w:r>
+    </w:p>
+    <w:p>
+      <w:pPr>
+        <w:spacing w:after="120"/>
+        <w:jc w:val="both"/>
+      </w:pPr>
+      <w:r>
+        <w:t>SHAP (Lundberg and Lee, 2017), based on Shapley values from cooperative game theory, will be applied to the best-performing model using TreeExplainer for efficiency at scale. Both global feature importance and local explanations (waterfall and force plots) will be analysed on a stratified sample of roughly 5,000 test records. If the hybrid model is selected, SHAP will be applied to its supervised component with the anomaly score treated as an explanatory feature, addressing the third research question.</w:t>
+      </w:r>
+    </w:p>
+    <w:p>
+      <w:pPr>
+        <w:pStyle w:val="Heading2"/>
+        <w:rPr>
+          <w:rFonts w:asciiTheme="minorHAnsi" w:hAnsiTheme="minorHAnsi" w:cstheme="minorHAnsi"/>
+          <w:b/>
+          <w:bCs/>
+          <w:sz w:val="22"/>
+          <w:szCs w:val="22"/>
+        </w:rPr>
+      </w:pPr>
+      <w:r>
+        <w:rPr>
+          <w:rFonts w:asciiTheme="minorHAnsi" w:hAnsiTheme="minorHAnsi" w:cstheme="minorHAnsi"/>
+          <w:b/>
+          <w:bCs/>
+          <w:sz w:val="22"/>
+          <w:szCs w:val="22"/>
+        </w:rPr>
         <w:lastRenderedPageBreak/>
+        <w:t>2.4</w:t>
+      </w:r>
+      <w:r>
+        <w:rPr>
+          <w:rFonts w:asciiTheme="minorHAnsi" w:hAnsiTheme="minorHAnsi" w:cstheme="minorHAnsi"/>
+          <w:b/>
+          <w:bCs/>
+          <w:sz w:val="22"/>
+          <w:szCs w:val="22"/>
+        </w:rPr>
+        <w:tab/>
+        <w:t>Outstanding Challenges</w:t>
+      </w:r>
+    </w:p>
+    <w:p>
+      <w:pPr>
+        <w:spacing w:after="120"/>
+        <w:jc w:val="both"/>
+      </w:pPr>
+      <w:r>
+        <w:t>Two challenges remain. First, fusing an unsupervised anomaly score with calibrated supervised probabilities requires careful normalisation, as the outputs lie on different scales; weighted averaging with validation-tuned weights and the documented fallbacks mitigate this. Second, SHAP at one-million-row scale is computationally costly; sampling and TreeExplainer address this, with global feature importance retained as a minimum deliverable.</w:t>
+      </w:r>
+    </w:p>
+    <w:p>
+      <w:pPr>
+        <w:pStyle w:val="Heading2"/>
+        <w:rPr>
+          <w:rFonts w:asciiTheme="minorHAnsi" w:hAnsiTheme="minorHAnsi" w:cstheme="minorHAnsi"/>
+          <w:b/>
+          <w:bCs/>
+          <w:sz w:val="22"/>
+          <w:szCs w:val="22"/>
+        </w:rPr>
+      </w:pPr>
+      <w:r>
+        <w:rPr>
+          <w:rFonts w:asciiTheme="minorHAnsi" w:hAnsiTheme="minorHAnsi" w:cstheme="minorHAnsi"/>
+          <w:b/>
+          <w:bCs/>
+          <w:sz w:val="22"/>
+          <w:szCs w:val="22"/>
+        </w:rPr>
         <w:t>2.</w:t>
       </w:r>
       <w:r>
@@ -3356,7 +4260,7 @@
           <w:sz w:val="22"/>
           <w:szCs w:val="22"/>
         </w:rPr>
-        <w:t>2</w:t>
+        <w:t>5</w:t>
       </w:r>
       <w:r>
         <w:rPr>
@@ -3376,17 +4280,22 @@
           <w:sz w:val="22"/>
           <w:szCs w:val="22"/>
         </w:rPr>
-        <w:t xml:space="preserve">Final </w:t>
-      </w:r>
-      <w:r>
-        <w:rPr>
-          <w:rFonts w:asciiTheme="minorHAnsi" w:hAnsiTheme="minorHAnsi" w:cstheme="minorHAnsi"/>
-          <w:b/>
-          <w:bCs/>
-          <w:sz w:val="22"/>
-          <w:szCs w:val="22"/>
-        </w:rPr>
-        <w:t>Evaluation</w:t>
+        <w:t>Write-up and Submission</w:t>
+      </w:r>
+    </w:p>
+    <w:p>
+      <w:pPr>
+        <w:spacing w:after="120"/>
+        <w:jc w:val="both"/>
+      </w:pPr>
+      <w:r>
+        <w:t xml:space="preserve">The Final Project Report will document the complete pipeline, results, SHAP analysis, and a critical evaluation against the three research questions, accompanied by a demonstration video and a finalised repository. The work is feasible within the remaining timeline: each outstanding stage extends the implemented, version-controlled pipeline rather than requiring new infrastructure, the full </w:t>
+      </w:r>
+      <w:r>
+        <w:t>tool chain</w:t>
+      </w:r>
+      <w:r>
+        <w:t xml:space="preserve"> is already integrated, and the documented fallbacks provide defined contingencies should the fusion or full local explanation prove prohibitive.</w:t>
       </w:r>
     </w:p>
     <w:p>
@@ -3402,15 +4311,63 @@
       <w:r>
         <w:rPr>
           <w:rFonts w:cstheme="minorHAnsi"/>
-          <w:sz w:val="22"/>
-          <w:szCs w:val="22"/>
-        </w:rPr>
-        <w:t>The hybrid model will be evaluated on the held-out test set using the same seven metrics. Threshold analysis will examine performance across decision boundaries to identify the operating point that best balances fraud capture against false alarms, addressing the trade-off central to the second research question.</w:t>
-      </w:r>
-    </w:p>
-    <w:p>
-      <w:pPr>
-        <w:pStyle w:val="Heading2"/>
+          <w:b/>
+          <w:bCs/>
+          <w:sz w:val="22"/>
+          <w:szCs w:val="22"/>
+        </w:rPr>
+        <w:t xml:space="preserve">[Section </w:t>
+      </w:r>
+      <w:r>
+        <w:rPr>
+          <w:rFonts w:cstheme="minorHAnsi"/>
+          <w:b/>
+          <w:bCs/>
+          <w:sz w:val="22"/>
+          <w:szCs w:val="22"/>
+        </w:rPr>
+        <w:t>2</w:t>
+      </w:r>
+      <w:r>
+        <w:rPr>
+          <w:rFonts w:cstheme="minorHAnsi"/>
+          <w:b/>
+          <w:bCs/>
+          <w:sz w:val="22"/>
+          <w:szCs w:val="22"/>
+        </w:rPr>
+        <w:t xml:space="preserve"> Word Count: 3</w:t>
+      </w:r>
+      <w:r>
+        <w:rPr>
+          <w:rFonts w:cstheme="minorHAnsi"/>
+          <w:b/>
+          <w:bCs/>
+          <w:sz w:val="22"/>
+          <w:szCs w:val="22"/>
+        </w:rPr>
+        <w:t>23</w:t>
+      </w:r>
+      <w:r>
+        <w:rPr>
+          <w:rFonts w:cstheme="minorHAnsi"/>
+          <w:b/>
+          <w:bCs/>
+          <w:sz w:val="22"/>
+          <w:szCs w:val="22"/>
+        </w:rPr>
+        <w:t xml:space="preserve"> words]</w:t>
+      </w:r>
+    </w:p>
+    <w:p>
+      <w:pPr>
+        <w:spacing w:after="120"/>
+        <w:jc w:val="both"/>
+      </w:pPr>
+    </w:p>
+    <w:p>
+      <w:pPr>
+        <w:pStyle w:val="Heading1"/>
         <w:rPr>
           <w:rFonts w:asciiTheme="minorHAnsi" w:hAnsiTheme="minorHAnsi" w:cstheme="minorHAnsi"/>
           <w:b/>
@@ -3427,7 +4384,7 @@
           <w:sz w:val="22"/>
           <w:szCs w:val="22"/>
         </w:rPr>
-        <w:t>2.</w:t>
+        <w:t>3.0</w:t>
       </w:r>
       <w:r>
         <w:rPr>
@@ -3437,7 +4394,7 @@
           <w:sz w:val="22"/>
           <w:szCs w:val="22"/>
         </w:rPr>
-        <w:t>3</w:t>
+        <w:tab/>
       </w:r>
       <w:r>
         <w:rPr>
@@ -3447,410 +4404,7 @@
           <w:sz w:val="22"/>
           <w:szCs w:val="22"/>
         </w:rPr>
-        <w:tab/>
-      </w:r>
-      <w:r>
-        <w:rPr>
-          <w:rFonts w:asciiTheme="minorHAnsi" w:hAnsiTheme="minorHAnsi" w:cstheme="minorHAnsi"/>
-          <w:b/>
-          <w:bCs/>
-          <w:sz w:val="22"/>
-          <w:szCs w:val="22"/>
-        </w:rPr>
-        <w:t xml:space="preserve">SHAP Explainability </w:t>
-      </w:r>
-    </w:p>
-    <w:p>
-      <w:pPr>
-        <w:spacing w:line="276" w:lineRule="auto"/>
-        <w:jc w:val="both"/>
-        <w:rPr>
-          <w:rFonts w:cstheme="minorHAnsi"/>
-          <w:sz w:val="22"/>
-          <w:szCs w:val="22"/>
-        </w:rPr>
-      </w:pPr>
-      <w:r>
-        <w:rPr>
-          <w:rFonts w:cstheme="minorHAnsi"/>
-          <w:sz w:val="22"/>
-          <w:szCs w:val="22"/>
-        </w:rPr>
-        <w:t xml:space="preserve">SHAP will interpret the best-performing model using </w:t>
-      </w:r>
-      <w:proofErr w:type="spellStart"/>
-      <w:r>
-        <w:rPr>
-          <w:rFonts w:cstheme="minorHAnsi"/>
-          <w:sz w:val="22"/>
-          <w:szCs w:val="22"/>
-        </w:rPr>
-        <w:t>TreeExplainer</w:t>
-      </w:r>
-      <w:proofErr w:type="spellEnd"/>
-      <w:r>
-        <w:rPr>
-          <w:rFonts w:cstheme="minorHAnsi"/>
-          <w:sz w:val="22"/>
-          <w:szCs w:val="22"/>
-        </w:rPr>
-        <w:t>, which is efficient for tree-based models at scale. Global summary plots will rank aggregate feature influence, while waterfall and force plots will explain individual predictions. To control compute, analysis will run on a stratified sample of roughly 5,000 test records. If the hybrid model wins, SHAP</w:t>
-      </w:r>
-      <w:r>
-        <w:rPr>
-          <w:rFonts w:cstheme="minorHAnsi"/>
-          <w:sz w:val="22"/>
-          <w:szCs w:val="22"/>
-        </w:rPr>
-        <w:t xml:space="preserve"> </w:t>
-      </w:r>
-      <w:r>
-        <w:rPr>
-          <w:rFonts w:cstheme="minorHAnsi"/>
-          <w:sz w:val="22"/>
-          <w:szCs w:val="22"/>
-        </w:rPr>
-        <w:t>(Lundberg and Lee</w:t>
-      </w:r>
-      <w:r>
-        <w:rPr>
-          <w:rFonts w:cstheme="minorHAnsi"/>
-          <w:sz w:val="22"/>
-          <w:szCs w:val="22"/>
-        </w:rPr>
-        <w:t>,</w:t>
-      </w:r>
-      <w:r>
-        <w:rPr>
-          <w:rFonts w:cstheme="minorHAnsi"/>
-          <w:sz w:val="22"/>
-          <w:szCs w:val="22"/>
-        </w:rPr>
-        <w:t xml:space="preserve"> 2017)</w:t>
-      </w:r>
-      <w:r>
-        <w:rPr>
-          <w:rFonts w:cstheme="minorHAnsi"/>
-          <w:sz w:val="22"/>
-          <w:szCs w:val="22"/>
-        </w:rPr>
-        <w:t xml:space="preserve"> will be applied to its supervised component with the anomaly score treated as an explanatory feature, strengthening the interpretability narrative around the third research question.</w:t>
-      </w:r>
-    </w:p>
-    <w:p>
-      <w:pPr>
-        <w:spacing w:line="276" w:lineRule="auto"/>
-        <w:jc w:val="both"/>
-        <w:rPr>
-          <w:rFonts w:cstheme="minorHAnsi"/>
-          <w:sz w:val="22"/>
-          <w:szCs w:val="22"/>
-        </w:rPr>
-      </w:pPr>
-    </w:p>
-    <w:p>
-      <w:pPr>
-        <w:pStyle w:val="Heading2"/>
-        <w:rPr>
-          <w:rFonts w:asciiTheme="minorHAnsi" w:hAnsiTheme="minorHAnsi" w:cstheme="minorHAnsi"/>
-          <w:b/>
-          <w:bCs/>
-          <w:sz w:val="22"/>
-          <w:szCs w:val="22"/>
-        </w:rPr>
-      </w:pPr>
-      <w:r>
-        <w:rPr>
-          <w:rFonts w:asciiTheme="minorHAnsi" w:hAnsiTheme="minorHAnsi" w:cstheme="minorHAnsi"/>
-          <w:b/>
-          <w:bCs/>
-          <w:sz w:val="22"/>
-          <w:szCs w:val="22"/>
-        </w:rPr>
-        <w:t>2.</w:t>
-      </w:r>
-      <w:r>
-        <w:rPr>
-          <w:rFonts w:asciiTheme="minorHAnsi" w:hAnsiTheme="minorHAnsi" w:cstheme="minorHAnsi"/>
-          <w:b/>
-          <w:bCs/>
-          <w:sz w:val="22"/>
-          <w:szCs w:val="22"/>
-        </w:rPr>
-        <w:t>4</w:t>
-      </w:r>
-      <w:r>
-        <w:rPr>
-          <w:rFonts w:asciiTheme="minorHAnsi" w:hAnsiTheme="minorHAnsi" w:cstheme="minorHAnsi"/>
-          <w:b/>
-          <w:bCs/>
-          <w:sz w:val="22"/>
-          <w:szCs w:val="22"/>
-        </w:rPr>
-        <w:tab/>
-      </w:r>
-      <w:r>
-        <w:rPr>
-          <w:rFonts w:asciiTheme="minorHAnsi" w:hAnsiTheme="minorHAnsi" w:cstheme="minorHAnsi"/>
-          <w:b/>
-          <w:bCs/>
-          <w:sz w:val="22"/>
-          <w:szCs w:val="22"/>
-        </w:rPr>
-        <w:t>Outstanding Challenges</w:t>
-      </w:r>
-    </w:p>
-    <w:p>
-      <w:pPr>
-        <w:spacing w:line="276" w:lineRule="auto"/>
-        <w:jc w:val="both"/>
-        <w:rPr>
-          <w:rFonts w:cstheme="minorHAnsi"/>
-          <w:sz w:val="22"/>
-          <w:szCs w:val="22"/>
-        </w:rPr>
-      </w:pPr>
-      <w:r>
-        <w:rPr>
-          <w:rFonts w:cstheme="minorHAnsi"/>
-          <w:sz w:val="22"/>
-          <w:szCs w:val="22"/>
-        </w:rPr>
-        <w:t xml:space="preserve">Two challenges remain. First, fusing an unsupervised anomaly score with calibrated supervised probabilities requires careful </w:t>
-      </w:r>
-      <w:proofErr w:type="spellStart"/>
-      <w:r>
-        <w:rPr>
-          <w:rFonts w:cstheme="minorHAnsi"/>
-          <w:sz w:val="22"/>
-          <w:szCs w:val="22"/>
-        </w:rPr>
-        <w:t>normalisation</w:t>
-      </w:r>
-      <w:proofErr w:type="spellEnd"/>
-      <w:r>
-        <w:rPr>
-          <w:rFonts w:cstheme="minorHAnsi"/>
-          <w:sz w:val="22"/>
-          <w:szCs w:val="22"/>
-        </w:rPr>
-        <w:t xml:space="preserve">, as the two outputs lie on different scales; weighted averaging with validation-tuned weights and the documented fallbacks mitigate this. Second, SHAP on a one-million-row dataset is computationally costly; sampling and </w:t>
-      </w:r>
-      <w:proofErr w:type="spellStart"/>
-      <w:r>
-        <w:rPr>
-          <w:rFonts w:cstheme="minorHAnsi"/>
-          <w:sz w:val="22"/>
-          <w:szCs w:val="22"/>
-        </w:rPr>
-        <w:t>TreeExplainer</w:t>
-      </w:r>
-      <w:proofErr w:type="spellEnd"/>
-      <w:r>
-        <w:rPr>
-          <w:rFonts w:cstheme="minorHAnsi"/>
-          <w:sz w:val="22"/>
-          <w:szCs w:val="22"/>
-        </w:rPr>
-        <w:t xml:space="preserve"> address this, with global feature importance retained as a minimum deliverable should full local analysis prove prohibitive.</w:t>
-      </w:r>
-    </w:p>
-    <w:p>
-      <w:pPr>
-        <w:pStyle w:val="Heading2"/>
-        <w:rPr>
-          <w:rFonts w:asciiTheme="minorHAnsi" w:hAnsiTheme="minorHAnsi" w:cstheme="minorHAnsi"/>
-          <w:b/>
-          <w:bCs/>
-          <w:sz w:val="22"/>
-          <w:szCs w:val="22"/>
-        </w:rPr>
-      </w:pPr>
-      <w:r>
-        <w:rPr>
-          <w:rFonts w:asciiTheme="minorHAnsi" w:hAnsiTheme="minorHAnsi" w:cstheme="minorHAnsi"/>
-          <w:b/>
-          <w:bCs/>
-          <w:sz w:val="22"/>
-          <w:szCs w:val="22"/>
-        </w:rPr>
-        <w:t>2.</w:t>
-      </w:r>
-      <w:r>
-        <w:rPr>
-          <w:rFonts w:asciiTheme="minorHAnsi" w:hAnsiTheme="minorHAnsi" w:cstheme="minorHAnsi"/>
-          <w:b/>
-          <w:bCs/>
-          <w:sz w:val="22"/>
-          <w:szCs w:val="22"/>
-        </w:rPr>
-        <w:t>5</w:t>
-      </w:r>
-      <w:r>
-        <w:rPr>
-          <w:rFonts w:asciiTheme="minorHAnsi" w:hAnsiTheme="minorHAnsi" w:cstheme="minorHAnsi"/>
-          <w:b/>
-          <w:bCs/>
-          <w:sz w:val="22"/>
-          <w:szCs w:val="22"/>
-        </w:rPr>
-        <w:tab/>
-      </w:r>
-      <w:r>
-        <w:rPr>
-          <w:rFonts w:asciiTheme="minorHAnsi" w:hAnsiTheme="minorHAnsi" w:cstheme="minorHAnsi"/>
-          <w:b/>
-          <w:bCs/>
-          <w:sz w:val="22"/>
-          <w:szCs w:val="22"/>
-        </w:rPr>
-        <w:t>Write-up and Submission</w:t>
-      </w:r>
-    </w:p>
-    <w:p>
-      <w:pPr>
-        <w:spacing w:line="276" w:lineRule="auto"/>
-        <w:jc w:val="both"/>
-        <w:rPr>
-          <w:rFonts w:cstheme="minorHAnsi"/>
-          <w:sz w:val="22"/>
-          <w:szCs w:val="22"/>
-        </w:rPr>
-      </w:pPr>
-      <w:r>
-        <w:rPr>
-          <w:rFonts w:cstheme="minorHAnsi"/>
-          <w:sz w:val="22"/>
-          <w:szCs w:val="22"/>
-        </w:rPr>
-        <w:t xml:space="preserve">The Final Project Report will document the complete pipeline, results, SHAP analysis, and a critical evaluation against the three research questions in the EPP. A demonstration video will present the working models and key findings, and the repository will be </w:t>
-      </w:r>
-      <w:proofErr w:type="spellStart"/>
-      <w:r>
-        <w:rPr>
-          <w:rFonts w:cstheme="minorHAnsi"/>
-          <w:sz w:val="22"/>
-          <w:szCs w:val="22"/>
-        </w:rPr>
-        <w:t>finalised</w:t>
-      </w:r>
-      <w:proofErr w:type="spellEnd"/>
-      <w:r>
-        <w:rPr>
-          <w:rFonts w:cstheme="minorHAnsi"/>
-          <w:sz w:val="22"/>
-          <w:szCs w:val="22"/>
-        </w:rPr>
-        <w:t xml:space="preserve"> with a README, requirements file, and inline documentation. The work builds on completed preprocessing and baseline implementation, with all tools (Scikit-learn, </w:t>
-      </w:r>
-      <w:proofErr w:type="spellStart"/>
-      <w:r>
-        <w:rPr>
-          <w:rFonts w:cstheme="minorHAnsi"/>
-          <w:sz w:val="22"/>
-          <w:szCs w:val="22"/>
-        </w:rPr>
-        <w:t>XGBoost</w:t>
-      </w:r>
-      <w:proofErr w:type="spellEnd"/>
-      <w:r>
-        <w:rPr>
-          <w:rFonts w:cstheme="minorHAnsi"/>
-          <w:sz w:val="22"/>
-          <w:szCs w:val="22"/>
-        </w:rPr>
-        <w:t>, SHAP) already integrated. The 18-week timeline retains capacity for the hybrid and explainability stages, and clearly defined fallbacks exist for both should constraints arise.</w:t>
-      </w:r>
-    </w:p>
-    <w:p>
-      <w:pPr>
-        <w:spacing w:before="80" w:after="120"/>
-        <w:jc w:val="both"/>
-        <w:rPr>
-          <w:rFonts w:eastAsia="Arial" w:cstheme="minorHAnsi"/>
-          <w:sz w:val="22"/>
-          <w:szCs w:val="22"/>
-        </w:rPr>
-      </w:pPr>
-      <w:r>
-        <w:rPr>
-          <w:rFonts w:eastAsia="Arial" w:cstheme="minorHAnsi"/>
-          <w:sz w:val="22"/>
-          <w:szCs w:val="22"/>
-        </w:rPr>
-        <w:t xml:space="preserve">The planned work is feasible within the remaining timeline. The hybrid, evaluation, and explainability stages all extend the preprocessing and four-model baseline pipeline already implemented and version-controlled, rather than requiring new infrastructure, and the full toolchain (Scikit-learn, </w:t>
-      </w:r>
-      <w:proofErr w:type="spellStart"/>
-      <w:r>
-        <w:rPr>
-          <w:rFonts w:eastAsia="Arial" w:cstheme="minorHAnsi"/>
-          <w:sz w:val="22"/>
-          <w:szCs w:val="22"/>
-        </w:rPr>
-        <w:t>XGBoost</w:t>
-      </w:r>
-      <w:proofErr w:type="spellEnd"/>
-      <w:r>
-        <w:rPr>
-          <w:rFonts w:eastAsia="Arial" w:cstheme="minorHAnsi"/>
-          <w:sz w:val="22"/>
-          <w:szCs w:val="22"/>
-        </w:rPr>
-        <w:t>, and SHAP) is already integrated into the project environment. The 18-week schedule retains capacity for the outstanding stages. The fallback positions documented above, namely the three hybrid fusion strategies and global-only SHAP importance, provide defined contingencies should the weighted-averaging fusion or full local explanation prove computationally prohibitive.</w:t>
-      </w:r>
-    </w:p>
-    <w:p>
-      <w:pPr>
-        <w:spacing w:before="80" w:after="120"/>
-        <w:jc w:val="both"/>
-        <w:rPr>
-          <w:rFonts w:eastAsia="Arial" w:cstheme="minorHAnsi"/>
-          <w:sz w:val="22"/>
-          <w:szCs w:val="22"/>
-        </w:rPr>
-      </w:pPr>
-    </w:p>
-    <w:p>
-      <w:pPr>
-        <w:pStyle w:val="Heading1"/>
-        <w:rPr>
-          <w:rFonts w:asciiTheme="minorHAnsi" w:hAnsiTheme="minorHAnsi" w:cstheme="minorHAnsi"/>
-          <w:b/>
-          <w:bCs/>
-          <w:sz w:val="22"/>
-          <w:szCs w:val="22"/>
-        </w:rPr>
-      </w:pPr>
-      <w:r>
-        <w:rPr>
-          <w:rFonts w:asciiTheme="minorHAnsi" w:hAnsiTheme="minorHAnsi" w:cstheme="minorHAnsi"/>
-          <w:b/>
-          <w:bCs/>
-          <w:sz w:val="22"/>
-          <w:szCs w:val="22"/>
-        </w:rPr>
-        <w:lastRenderedPageBreak/>
-        <w:t>3.0</w:t>
-      </w:r>
-      <w:r>
-        <w:rPr>
-          <w:rFonts w:asciiTheme="minorHAnsi" w:hAnsiTheme="minorHAnsi" w:cstheme="minorHAnsi"/>
-          <w:b/>
-          <w:bCs/>
-          <w:sz w:val="22"/>
-          <w:szCs w:val="22"/>
-        </w:rPr>
-        <w:tab/>
-      </w:r>
-      <w:r>
-        <w:rPr>
-          <w:rFonts w:asciiTheme="minorHAnsi" w:hAnsiTheme="minorHAnsi" w:cstheme="minorHAnsi"/>
-          <w:b/>
-          <w:bCs/>
-          <w:sz w:val="22"/>
-          <w:szCs w:val="22"/>
-        </w:rPr>
-        <w:t>List of References</w:t>
+        <w:t>References</w:t>
       </w:r>
     </w:p>
     <w:p>
@@ -3863,36 +4417,18 @@
         <w:spacing w:line="276" w:lineRule="auto"/>
         <w:jc w:val="both"/>
         <w:rPr>
-          <w:rFonts w:cstheme="minorHAnsi"/>
-          <w:sz w:val="22"/>
-          <w:szCs w:val="22"/>
-        </w:rPr>
-      </w:pPr>
-      <w:r>
-        <w:rPr>
-          <w:rFonts w:cstheme="minorHAnsi"/>
-          <w:sz w:val="22"/>
-          <w:szCs w:val="22"/>
-        </w:rPr>
-        <w:t xml:space="preserve">Chawla, N. V., Bowyer, K. W., Hall, L. O. and </w:t>
-      </w:r>
-      <w:proofErr w:type="spellStart"/>
-      <w:r>
-        <w:rPr>
-          <w:rFonts w:cstheme="minorHAnsi"/>
-          <w:sz w:val="22"/>
-          <w:szCs w:val="22"/>
-        </w:rPr>
-        <w:t>Kegelmeyer</w:t>
-      </w:r>
-      <w:proofErr w:type="spellEnd"/>
-      <w:r>
-        <w:rPr>
-          <w:rFonts w:cstheme="minorHAnsi"/>
-          <w:sz w:val="22"/>
-          <w:szCs w:val="22"/>
-        </w:rPr>
-        <w:t xml:space="preserve">, W. P. (2002) 'SMOTE: Synthetic minority over-sampling technique', </w:t>
+          <w:rFonts w:cs="Calibri"/>
+          <w:sz w:val="22"/>
+          <w:szCs w:val="22"/>
+        </w:rPr>
+      </w:pPr>
+      <w:r>
+        <w:rPr>
+          <w:rFonts w:cstheme="minorHAnsi"/>
+          <w:sz w:val="22"/>
+          <w:szCs w:val="22"/>
+        </w:rPr>
+        <w:t xml:space="preserve">Chawla, N. V., Bowyer, K. W., Hall, L. O. and Kegelmeyer, W. P. (2002) 'SMOTE: Synthetic minority over-sampling technique', </w:t>
       </w:r>
       <w:r>
         <w:rPr>
@@ -3910,41 +4446,7 @@
           <w:sz w:val="22"/>
           <w:szCs w:val="22"/>
         </w:rPr>
-        <w:t xml:space="preserve">, 16, pp. 321-357. </w:t>
-      </w:r>
-      <w:proofErr w:type="spellStart"/>
-      <w:r>
-        <w:rPr>
-          <w:rFonts w:cstheme="minorHAnsi"/>
-          <w:sz w:val="22"/>
-          <w:szCs w:val="22"/>
-        </w:rPr>
-        <w:t>doi</w:t>
-      </w:r>
-      <w:proofErr w:type="spellEnd"/>
-      <w:r>
-        <w:rPr>
-          <w:rFonts w:cstheme="minorHAnsi"/>
-          <w:sz w:val="22"/>
-          <w:szCs w:val="22"/>
-        </w:rPr>
-        <w:t>:</w:t>
-      </w:r>
-      <w:r>
-        <w:rPr>
-          <w:rFonts w:cstheme="minorHAnsi"/>
-          <w:sz w:val="22"/>
-          <w:szCs w:val="22"/>
-        </w:rPr>
-        <w:t xml:space="preserve"> </w:t>
-      </w:r>
-      <w:r>
-        <w:rPr>
-          <w:rFonts w:cstheme="minorHAnsi"/>
-          <w:sz w:val="22"/>
-          <w:szCs w:val="22"/>
-        </w:rPr>
-        <w:t>10.1613/jair.953.</w:t>
+        <w:t>, 16, pp. 321-357. doi: 10.1613/jair.953.</w:t>
       </w:r>
     </w:p>
     <w:p>
@@ -3957,72 +4459,33 @@
         <w:spacing w:line="276" w:lineRule="auto"/>
         <w:jc w:val="both"/>
         <w:rPr>
-          <w:rFonts w:cstheme="minorHAnsi"/>
-          <w:sz w:val="22"/>
-          <w:szCs w:val="22"/>
-        </w:rPr>
-      </w:pPr>
-      <w:r>
-        <w:rPr>
-          <w:rFonts w:cstheme="minorHAnsi"/>
-          <w:sz w:val="22"/>
-          <w:szCs w:val="22"/>
-        </w:rPr>
-        <w:t xml:space="preserve">Davis, J. and </w:t>
-      </w:r>
-      <w:proofErr w:type="spellStart"/>
-      <w:r>
-        <w:rPr>
-          <w:rFonts w:cstheme="minorHAnsi"/>
-          <w:sz w:val="22"/>
-          <w:szCs w:val="22"/>
-        </w:rPr>
-        <w:t>Goadrich</w:t>
-      </w:r>
-      <w:proofErr w:type="spellEnd"/>
-      <w:r>
-        <w:rPr>
-          <w:rFonts w:cstheme="minorHAnsi"/>
-          <w:sz w:val="22"/>
-          <w:szCs w:val="22"/>
-        </w:rPr>
-        <w:t xml:space="preserve">, M. (2006) 'The relationship between precision-recall and ROC curves', </w:t>
-      </w:r>
-      <w:r>
-        <w:rPr>
-          <w:rFonts w:cstheme="minorHAnsi"/>
+          <w:rFonts w:cs="Calibri"/>
+          <w:sz w:val="22"/>
+          <w:szCs w:val="22"/>
+        </w:rPr>
+      </w:pPr>
+      <w:r>
+        <w:rPr>
+          <w:sz w:val="22"/>
+          <w:szCs w:val="22"/>
+        </w:rPr>
+        <w:t xml:space="preserve">Branco, P., Torgo, L. and Ribeiro, R. P. (2016) 'A survey of predictive modeling on imbalanced domains', </w:t>
+      </w:r>
+      <w:r>
+        <w:rPr>
           <w:i/>
           <w:iCs/>
           <w:sz w:val="22"/>
           <w:szCs w:val="22"/>
         </w:rPr>
-        <w:t>Proceedings of the 23rd International Conference on Machine Learning</w:t>
-      </w:r>
-      <w:r>
-        <w:rPr>
-          <w:rFonts w:cstheme="minorHAnsi"/>
-          <w:sz w:val="22"/>
-          <w:szCs w:val="22"/>
-        </w:rPr>
-        <w:t xml:space="preserve">, pp. 233-240. </w:t>
-      </w:r>
-      <w:proofErr w:type="spellStart"/>
-      <w:r>
-        <w:rPr>
-          <w:rFonts w:cstheme="minorHAnsi"/>
-          <w:sz w:val="22"/>
-          <w:szCs w:val="22"/>
-        </w:rPr>
-        <w:t>doi</w:t>
-      </w:r>
-      <w:proofErr w:type="spellEnd"/>
-      <w:r>
-        <w:rPr>
-          <w:rFonts w:cstheme="minorHAnsi"/>
-          <w:sz w:val="22"/>
-          <w:szCs w:val="22"/>
-        </w:rPr>
-        <w:t>: 10.1145/1143844.1143874.</w:t>
+        <w:t>ACM Computing Surveys</w:t>
+      </w:r>
+      <w:r>
+        <w:rPr>
+          <w:sz w:val="22"/>
+          <w:szCs w:val="22"/>
+        </w:rPr>
+        <w:t xml:space="preserve">, 49(2), Article 31, pp. 1-50. doi: 10.1145/2907070. </w:t>
       </w:r>
     </w:p>
     <w:p>
@@ -4046,7 +4509,7 @@
           <w:sz w:val="22"/>
           <w:szCs w:val="22"/>
         </w:rPr>
-        <w:t xml:space="preserve">Liu, F. T., Ting, K. M. and Zhou, Z. H. (2008) 'Isolation Forest', </w:t>
+        <w:t xml:space="preserve">Davis, J. and Goadrich, M. (2006) 'The relationship between precision-recall and ROC curves', </w:t>
       </w:r>
       <w:r>
         <w:rPr>
@@ -4056,33 +4519,15 @@
           <w:sz w:val="22"/>
           <w:szCs w:val="22"/>
         </w:rPr>
-        <w:t>Proceedings of the 8th IEEE International Conference on Data Mining (ICDM 2008)</w:t>
-      </w:r>
-      <w:r>
-        <w:rPr>
-          <w:rFonts w:cstheme="minorHAnsi"/>
-          <w:sz w:val="22"/>
-          <w:szCs w:val="22"/>
-        </w:rPr>
-        <w:t xml:space="preserve">. </w:t>
-      </w:r>
-      <w:proofErr w:type="spellStart"/>
-      <w:r>
-        <w:rPr>
-          <w:rFonts w:cstheme="minorHAnsi"/>
-          <w:sz w:val="22"/>
-          <w:szCs w:val="22"/>
-        </w:rPr>
-        <w:t>doi</w:t>
-      </w:r>
-      <w:proofErr w:type="spellEnd"/>
-      <w:r>
-        <w:rPr>
-          <w:rFonts w:cstheme="minorHAnsi"/>
-          <w:sz w:val="22"/>
-          <w:szCs w:val="22"/>
-        </w:rPr>
-        <w:t>: 10.1109/ICDM.2008.17.</w:t>
+        <w:t>Proceedings of the 23rd International Conference on Machine Learning</w:t>
+      </w:r>
+      <w:r>
+        <w:rPr>
+          <w:rFonts w:cstheme="minorHAnsi"/>
+          <w:sz w:val="22"/>
+          <w:szCs w:val="22"/>
+        </w:rPr>
+        <w:t>, pp. 233-240. doi: 10.1145/1143844.1143874.</w:t>
       </w:r>
     </w:p>
     <w:p>
@@ -4093,19 +4538,20 @@
           <w:numId w:val="2"/>
         </w:numPr>
         <w:spacing w:line="276" w:lineRule="auto"/>
-        <w:rPr>
-          <w:rFonts w:cstheme="minorHAnsi"/>
-          <w:sz w:val="22"/>
-          <w:szCs w:val="22"/>
-        </w:rPr>
-      </w:pPr>
-      <w:r>
-        <w:rPr>
-          <w:rFonts w:cstheme="minorHAnsi"/>
-          <w:sz w:val="22"/>
-          <w:szCs w:val="22"/>
-        </w:rPr>
-        <w:t xml:space="preserve">Lundberg, S. M. and Lee, S. I. (2017) 'A unified approach to interpreting model predictions', </w:t>
+        <w:jc w:val="both"/>
+        <w:rPr>
+          <w:rFonts w:cstheme="minorHAnsi"/>
+          <w:sz w:val="22"/>
+          <w:szCs w:val="22"/>
+        </w:rPr>
+      </w:pPr>
+      <w:r>
+        <w:rPr>
+          <w:rFonts w:cstheme="minorHAnsi"/>
+          <w:sz w:val="22"/>
+          <w:szCs w:val="22"/>
+        </w:rPr>
+        <w:t xml:space="preserve">Liu, F. T., Ting, K. M. and Zhou, Z. H. (2008) 'Isolation Forest', </w:t>
       </w:r>
       <w:r>
         <w:rPr>
@@ -4115,6 +4561,47 @@
           <w:sz w:val="22"/>
           <w:szCs w:val="22"/>
         </w:rPr>
+        <w:t>Proceedings of the 8th IEEE International Conference on Data Mining (ICDM 2008)</w:t>
+      </w:r>
+      <w:r>
+        <w:rPr>
+          <w:rFonts w:cstheme="minorHAnsi"/>
+          <w:sz w:val="22"/>
+          <w:szCs w:val="22"/>
+        </w:rPr>
+        <w:t>. doi: 10.1109/ICDM.2008.17.</w:t>
+      </w:r>
+    </w:p>
+    <w:p>
+      <w:pPr>
+        <w:pStyle w:val="ListParagraph"/>
+        <w:numPr>
+          <w:ilvl w:val="0"/>
+          <w:numId w:val="2"/>
+        </w:numPr>
+        <w:spacing w:line="276" w:lineRule="auto"/>
+        <w:rPr>
+          <w:rFonts w:cstheme="minorHAnsi"/>
+          <w:sz w:val="22"/>
+          <w:szCs w:val="22"/>
+        </w:rPr>
+      </w:pPr>
+      <w:r>
+        <w:rPr>
+          <w:rFonts w:cstheme="minorHAnsi"/>
+          <w:sz w:val="22"/>
+          <w:szCs w:val="22"/>
+        </w:rPr>
+        <w:t xml:space="preserve">Lundberg, S. M. and Lee, S. I. (2017) 'A unified approach to interpreting model predictions', </w:t>
+      </w:r>
+      <w:r>
+        <w:rPr>
+          <w:rFonts w:cstheme="minorHAnsi"/>
+          <w:i/>
+          <w:iCs/>
+          <w:sz w:val="22"/>
+          <w:szCs w:val="22"/>
+        </w:rPr>
         <w:t>Advances in Neural Information Processing Systems</w:t>
       </w:r>
       <w:r>
@@ -4125,6 +4612,57 @@
         </w:rPr>
         <w:t>, 30. Available at: https://arxiv.org/abs/1705.07874 (Accessed: 24 April 2026).</w:t>
       </w:r>
+    </w:p>
+    <w:p>
+      <w:pPr>
+        <w:pStyle w:val="ListParagraph"/>
+        <w:numPr>
+          <w:ilvl w:val="0"/>
+          <w:numId w:val="2"/>
+        </w:numPr>
+        <w:spacing w:line="276" w:lineRule="auto"/>
+        <w:rPr>
+          <w:rFonts w:cstheme="minorHAnsi"/>
+          <w:sz w:val="22"/>
+          <w:szCs w:val="22"/>
+        </w:rPr>
+      </w:pPr>
+      <w:r>
+        <w:rPr>
+          <w:rFonts w:cstheme="minorHAnsi"/>
+          <w:sz w:val="22"/>
+          <w:szCs w:val="22"/>
+        </w:rPr>
+        <w:t xml:space="preserve">Chen, T. and Guestrin, C. (2016) 'XGBoost: A scalable tree boosting system', </w:t>
+      </w:r>
+      <w:r>
+        <w:rPr>
+          <w:rFonts w:cstheme="minorHAnsi"/>
+          <w:i/>
+          <w:iCs/>
+          <w:sz w:val="22"/>
+          <w:szCs w:val="22"/>
+        </w:rPr>
+        <w:t>Proceedings of the 22nd ACM SIGKDD International Conference on Knowledge Discovery and Data Mining</w:t>
+      </w:r>
+      <w:r>
+        <w:rPr>
+          <w:rFonts w:cstheme="minorHAnsi"/>
+          <w:sz w:val="22"/>
+          <w:szCs w:val="22"/>
+        </w:rPr>
+        <w:t xml:space="preserve">, pp. 785-794. doi: 10.1145/2939672.2939785. </w:t>
+      </w:r>
+    </w:p>
+    <w:p>
+      <w:pPr>
+        <w:spacing w:line="276" w:lineRule="auto"/>
+        <w:rPr>
+          <w:rFonts w:cstheme="minorHAnsi"/>
+          <w:sz w:val="22"/>
+          <w:szCs w:val="22"/>
+        </w:rPr>
+      </w:pPr>
     </w:p>
     <w:sectPr>
       <w:pgSz w:w="12240" w:h="15840"/>
@@ -4373,11 +4911,119 @@
       </w:rPr>
     </w:lvl>
   </w:abstractNum>
+  <w:abstractNum w:abstractNumId="2" w15:restartNumberingAfterBreak="0">
+    <w:nsid w:val="6EA7C17E"/>
+    <w:multiLevelType w:val="hybridMultilevel"/>
+    <w:tmpl w:val="FFFFFFFF"/>
+    <w:lvl w:ilvl="0" w:tplc="FFFFFFFF">
+      <w:start w:val="1"/>
+      <w:numFmt w:val="bullet"/>
+      <w:lvlText w:val="•"/>
+      <w:lvlJc w:val="left"/>
+    </w:lvl>
+    <w:lvl w:ilvl="1" w:tplc="FFFFFFFF">
+      <w:numFmt w:val="decimal"/>
+      <w:lvlText w:val=""/>
+      <w:lvlJc w:val="left"/>
+    </w:lvl>
+    <w:lvl w:ilvl="2" w:tplc="FFFFFFFF">
+      <w:numFmt w:val="decimal"/>
+      <w:lvlText w:val=""/>
+      <w:lvlJc w:val="left"/>
+    </w:lvl>
+    <w:lvl w:ilvl="3" w:tplc="FFFFFFFF">
+      <w:numFmt w:val="decimal"/>
+      <w:lvlText w:val=""/>
+      <w:lvlJc w:val="left"/>
+    </w:lvl>
+    <w:lvl w:ilvl="4" w:tplc="FFFFFFFF">
+      <w:numFmt w:val="decimal"/>
+      <w:lvlText w:val=""/>
+      <w:lvlJc w:val="left"/>
+    </w:lvl>
+    <w:lvl w:ilvl="5" w:tplc="FFFFFFFF">
+      <w:numFmt w:val="decimal"/>
+      <w:lvlText w:val=""/>
+      <w:lvlJc w:val="left"/>
+    </w:lvl>
+    <w:lvl w:ilvl="6" w:tplc="FFFFFFFF">
+      <w:numFmt w:val="decimal"/>
+      <w:lvlText w:val=""/>
+      <w:lvlJc w:val="left"/>
+    </w:lvl>
+    <w:lvl w:ilvl="7" w:tplc="FFFFFFFF">
+      <w:numFmt w:val="decimal"/>
+      <w:lvlText w:val=""/>
+      <w:lvlJc w:val="left"/>
+    </w:lvl>
+    <w:lvl w:ilvl="8" w:tplc="FFFFFFFF">
+      <w:numFmt w:val="decimal"/>
+      <w:lvlText w:val=""/>
+      <w:lvlJc w:val="left"/>
+    </w:lvl>
+  </w:abstractNum>
+  <w:abstractNum w:abstractNumId="3" w15:restartNumberingAfterBreak="0">
+    <w:nsid w:val="78B1A24B"/>
+    <w:multiLevelType w:val="hybridMultilevel"/>
+    <w:tmpl w:val="FFFFFFFF"/>
+    <w:lvl w:ilvl="0" w:tplc="FFFFFFFF">
+      <w:start w:val="1"/>
+      <w:numFmt w:val="bullet"/>
+      <w:lvlText w:val="•"/>
+      <w:lvlJc w:val="left"/>
+    </w:lvl>
+    <w:lvl w:ilvl="1" w:tplc="FFFFFFFF">
+      <w:numFmt w:val="decimal"/>
+      <w:lvlText w:val=""/>
+      <w:lvlJc w:val="left"/>
+    </w:lvl>
+    <w:lvl w:ilvl="2" w:tplc="FFFFFFFF">
+      <w:numFmt w:val="decimal"/>
+      <w:lvlText w:val=""/>
+      <w:lvlJc w:val="left"/>
+    </w:lvl>
+    <w:lvl w:ilvl="3" w:tplc="FFFFFFFF">
+      <w:numFmt w:val="decimal"/>
+      <w:lvlText w:val=""/>
+      <w:lvlJc w:val="left"/>
+    </w:lvl>
+    <w:lvl w:ilvl="4" w:tplc="FFFFFFFF">
+      <w:numFmt w:val="decimal"/>
+      <w:lvlText w:val=""/>
+      <w:lvlJc w:val="left"/>
+    </w:lvl>
+    <w:lvl w:ilvl="5" w:tplc="FFFFFFFF">
+      <w:numFmt w:val="decimal"/>
+      <w:lvlText w:val=""/>
+      <w:lvlJc w:val="left"/>
+    </w:lvl>
+    <w:lvl w:ilvl="6" w:tplc="FFFFFFFF">
+      <w:numFmt w:val="decimal"/>
+      <w:lvlText w:val=""/>
+      <w:lvlJc w:val="left"/>
+    </w:lvl>
+    <w:lvl w:ilvl="7" w:tplc="FFFFFFFF">
+      <w:numFmt w:val="decimal"/>
+      <w:lvlText w:val=""/>
+      <w:lvlJc w:val="left"/>
+    </w:lvl>
+    <w:lvl w:ilvl="8" w:tplc="FFFFFFFF">
+      <w:numFmt w:val="decimal"/>
+      <w:lvlText w:val=""/>
+      <w:lvlJc w:val="left"/>
+    </w:lvl>
+  </w:abstractNum>
   <w:num w:numId="1" w16cid:durableId="697318238">
     <w:abstractNumId w:val="1"/>
   </w:num>
   <w:num w:numId="2" w16cid:durableId="1913807448">
     <w:abstractNumId w:val="0"/>
+  </w:num>
+  <w:num w:numId="3" w16cid:durableId="956326749">
+    <w:abstractNumId w:val="2"/>
+  </w:num>
+  <w:num w:numId="4" w16cid:durableId="2117406096">
+    <w:abstractNumId w:val="3"/>
   </w:num>
 </w:numbering>
 </file>
@@ -4782,7 +5428,7 @@
   <w:style w:type="paragraph" w:default="1" w:styleId="Normal">
     <w:name w:val="Normal"/>
     <w:qFormat/>
-    <w:rsid w:val="001E2A5E"/>
+    <w:rsid w:val="00B02A48"/>
   </w:style>
   <w:style w:type="paragraph" w:styleId="Heading1">
     <w:name w:val="heading 1"/>
@@ -5320,6 +5966,40 @@
       <w:shd w:val="clear" w:color="auto" w:fill="E1DFDD"/>
     </w:rPr>
   </w:style>
+  <w:style w:type="table" w:styleId="TableGrid">
+    <w:name w:val="Table Grid"/>
+    <w:basedOn w:val="TableNormal"/>
+    <w:uiPriority w:val="39"/>
+    <w:rsid w:val="009256D9"/>
+    <w:pPr>
+      <w:spacing w:after="0" w:line="240" w:lineRule="auto"/>
+    </w:pPr>
+    <w:tblPr>
+      <w:tblBorders>
+        <w:top w:val="single" w:sz="4" w:space="0" w:color="auto"/>
+        <w:left w:val="single" w:sz="4" w:space="0" w:color="auto"/>
+        <w:bottom w:val="single" w:sz="4" w:space="0" w:color="auto"/>
+        <w:right w:val="single" w:sz="4" w:space="0" w:color="auto"/>
+        <w:insideH w:val="single" w:sz="4" w:space="0" w:color="auto"/>
+        <w:insideV w:val="single" w:sz="4" w:space="0" w:color="auto"/>
+      </w:tblBorders>
+    </w:tblPr>
+  </w:style>
+  <w:style w:type="paragraph" w:customStyle="1" w:styleId="Default">
+    <w:name w:val="Default"/>
+    <w:rsid w:val="00AD7A07"/>
+    <w:pPr>
+      <w:autoSpaceDE w:val="0"/>
+      <w:autoSpaceDN w:val="0"/>
+      <w:adjustRightInd w:val="0"/>
+      <w:spacing w:after="0" w:line="240" w:lineRule="auto"/>
+    </w:pPr>
+    <w:rPr>
+      <w:rFonts w:ascii="Calibri" w:hAnsi="Calibri" w:cs="Calibri"/>
+      <w:color w:val="000000"/>
+      <w:kern w:val="0"/>
+    </w:rPr>
+  </w:style>
 </w:styles>
 </file>
 
@@ -5616,4 +6296,16 @@
     </a:ext>
   </a:extLst>
 </a:theme>
+</file>
+
+<file path=customXml/item1.xml><?xml version="1.0" encoding="utf-8"?>
+<b:Sources xmlns:b="http://schemas.openxmlformats.org/officeDocument/2006/bibliography" xmlns="http://schemas.openxmlformats.org/officeDocument/2006/bibliography" SelectedStyle="\APASixthEditionOfficeOnline.xsl" StyleName="APA" Version="6"/>
+</file>
+
+<file path=customXml/itemProps1.xml><?xml version="1.0" encoding="utf-8"?>
+<ds:datastoreItem xmlns:ds="http://schemas.openxmlformats.org/officeDocument/2006/customXml" ds:itemID="{53A5F822-CEB0-4A80-822E-A98E83BF4F0F}">
+  <ds:schemaRefs>
+    <ds:schemaRef ds:uri="http://schemas.openxmlformats.org/officeDocument/2006/bibliography"/>
+  </ds:schemaRefs>
+</ds:datastoreItem>
 </file>